--- a/downloads/teacher/ai-7-week-21.docx
+++ b/downloads/teacher/ai-7-week-21.docx
@@ -1938,6 +1938,396 @@
         <w:t>For the Reproducible AI Research Study, retain an annotated worked trace and the changed-case reasoning. Connect the claim to its records, units and assumptions so another investigator can challenge or reproduce it.</w:t>
       </w:r>
     </w:p>
+    <w:p>
+      <w:pPr>
+        <w:pStyle w:val="Heading1"/>
+      </w:pPr>
+      <w:r>
+        <w:t>07. Prepare, teach and assess</w:t>
+      </w:r>
+    </w:p>
+    <w:p>
+      <w:r>
+        <w:t>Teaching target: Explain the mechanism and terminology of predefining an analysis plan</w:t>
+      </w:r>
+    </w:p>
+    <w:p>
+      <w:r>
+        <w:t>Prepare the labelled worked-case picture, the matching workbook, fictional input cards and a place for individual responses. Check a local Python 3 environment before class; have a paper-trace version ready.</w:t>
+      </w:r>
+    </w:p>
+    <w:tbl>
+      <w:tblPr>
+        <w:tblStyle w:val="LightShading-Accent1"/>
+        <w:tblW w:type="auto" w:w="0"/>
+        <w:tblLook w:firstColumn="1" w:firstRow="1" w:lastColumn="0" w:lastRow="0" w:noHBand="0" w:noVBand="1" w:val="04A0"/>
+      </w:tblPr>
+      <w:tblGrid>
+        <w:gridCol w:w="3408"/>
+        <w:gridCol w:w="3408"/>
+        <w:gridCol w:w="3408"/>
+      </w:tblGrid>
+      <w:tr>
+        <w:trPr>
+          <w:tblHeader/>
+        </w:trPr>
+        <w:tc>
+          <w:tcPr>
+            <w:tcW w:type="dxa" w:w="3408"/>
+          </w:tcPr>
+          <w:p>
+            <w:r>
+              <w:t>Session</w:t>
+            </w:r>
+          </w:p>
+        </w:tc>
+        <w:tc>
+          <w:tcPr>
+            <w:tcW w:type="dxa" w:w="3408"/>
+          </w:tcPr>
+          <w:p>
+            <w:r>
+              <w:t>Plan</w:t>
+            </w:r>
+          </w:p>
+        </w:tc>
+        <w:tc>
+          <w:tcPr>
+            <w:tcW w:type="dxa" w:w="3408"/>
+          </w:tcPr>
+          <w:p>
+            <w:r>
+              <w:t>Resources</w:t>
+            </w:r>
+          </w:p>
+        </w:tc>
+      </w:tr>
+      <w:tr>
+        <w:tc>
+          <w:tcPr>
+            <w:tcW w:type="dxa" w:w="3408"/>
+          </w:tcPr>
+          <w:p>
+            <w:r>
+              <w:t>Session 1 · Understand · 45 min</w:t>
+            </w:r>
+          </w:p>
+        </w:tc>
+        <w:tc>
+          <w:tcPr>
+            <w:tcW w:type="dxa" w:w="3408"/>
+          </w:tcPr>
+          <w:p>
+            <w:r>
+              <w:t>0–7: recall and prerequisite; 7–15: inspect the concrete case and predict; 15–30: teacher models the worked trace; 30–40: learners explain a step using the text and visual; 40–45: check the core idea.</w:t>
+            </w:r>
+          </w:p>
+        </w:tc>
+        <w:tc>
+          <w:tcPr>
+            <w:tcW w:type="dxa" w:w="3408"/>
+          </w:tcPr>
+          <w:p>
+            <w:r>
+              <w:t>Sections 1–6; record the brief recall in the workbook.</w:t>
+            </w:r>
+          </w:p>
+        </w:tc>
+      </w:tr>
+      <w:tr>
+        <w:tc>
+          <w:tcPr>
+            <w:tcW w:type="dxa" w:w="3408"/>
+          </w:tcPr>
+          <w:p>
+            <w:r>
+              <w:t>Session 2 · Practise · 45 min</w:t>
+            </w:r>
+          </w:p>
+        </w:tc>
+        <w:tc>
+          <w:tcPr>
+            <w:tcW w:type="dxa" w:w="3408"/>
+          </w:tcPr>
+          <w:p>
+            <w:r>
+              <w:t>0–5: retrieve the procedure; 5–15: W2 completion practice; 15–23: explain and check with a partner; 23–30: each learner answers the misconception check; 30–40: targeted reteaching or a harder variation; 40–45: prepare the investigation.</w:t>
+            </w:r>
+          </w:p>
+        </w:tc>
+        <w:tc>
+          <w:tcPr>
+            <w:tcW w:type="dxa" w:w="3408"/>
+          </w:tcPr>
+          <w:p>
+            <w:r>
+              <w:t>Sections 7–10; use the matching workbook W2 and misconception check.</w:t>
+            </w:r>
+          </w:p>
+        </w:tc>
+      </w:tr>
+      <w:tr>
+        <w:tc>
+          <w:tcPr>
+            <w:tcW w:type="dxa" w:w="3408"/>
+          </w:tcPr>
+          <w:p>
+            <w:r>
+              <w:t>Session 3 · Investigate and transfer · 45 min</w:t>
+            </w:r>
+          </w:p>
+        </w:tc>
+        <w:tc>
+          <w:tcPr>
+            <w:tcW w:type="dxa" w:w="3408"/>
+          </w:tcPr>
+          <w:p>
+            <w:r>
+              <w:t>0–5: retrieve the decision rule; 5–20: investigate or trace; 20–30: start the independent case; 30–38: connect the project; 38–43: act on feedback; 43–45: plan the return check.</w:t>
+            </w:r>
+          </w:p>
+        </w:tc>
+        <w:tc>
+          <w:tcPr>
+            <w:tcW w:type="dxa" w:w="3408"/>
+          </w:tcPr>
+          <w:p>
+            <w:r>
+              <w:t>Sections 9 and 11–14. Give extra time to finish the full task set; use Section 15 when the week includes a coding lab.</w:t>
+            </w:r>
+          </w:p>
+        </w:tc>
+      </w:tr>
+    </w:tbl>
+    <w:p>
+      <w:r>
+        <w:t>Before class, solve the supported practice: Plan includes all20 cases. After results, the team removes four failed cases because they make the graph look worse. Show the intermediate steps and give the conclusion with its scope.</w:t>
+      </w:r>
+    </w:p>
+    <w:p>
+      <w:r>
+        <w:t>Reasoned practice answer: Teacher explanation: The exclusion is outcome-informed and violates the plan. Report original16/20 if16 passed, and label any revised analysis with reasons rather than hiding failures.</w:t>
+      </w:r>
+    </w:p>
+    <w:p>
+      <w:r>
+        <w:t>Check every learner before discussion: Use the worked case for Predefining an analysis plan. Proposed explanation: “The worked result establishes every future case”. Decide whether this explanation is supported. Point to the step or supplied fact that decides; explain your repair if needed.</w:t>
+      </w:r>
+    </w:p>
+    <w:p>
+      <w:r>
+        <w:t>Misconception repair: A prespecified plan can still be flawed; transparency prevents hidden changes, not invalid assumptions.</w:t>
+      </w:r>
+    </w:p>
+    <w:p>
+      <w:r>
+        <w:t>Support: read the exact case aloud, enlarge the labelled picture, supply input cards and model only the first deciding step. Accept a spoken explanation or drawing; retain the reasoning goal.</w:t>
+      </w:r>
+    </w:p>
+    <w:p>
+      <w:r>
+        <w:t>Extension: Exclude two readable cases because the new model fails them. Require a prediction and a reason before comparing. Expected result: That outcome-driven exclusion violates the recorded rule. Reason: Model failure is not the predeclared unreadable-file criterion.</w:t>
+      </w:r>
+    </w:p>
+    <w:p>
+      <w:r>
+        <w:t>Independent assessment: withhold the reserved answer until the learner has attempted the new case. Record support separately from correctness.</w:t>
+      </w:r>
+    </w:p>
+    <w:tbl>
+      <w:tblPr>
+        <w:tblStyle w:val="LightShading-Accent1"/>
+        <w:tblW w:type="auto" w:w="0"/>
+        <w:tblLook w:firstColumn="1" w:firstRow="1" w:lastColumn="0" w:lastRow="0" w:noHBand="0" w:noVBand="1" w:val="04A0"/>
+      </w:tblPr>
+      <w:tblGrid>
+        <w:gridCol w:w="2556"/>
+        <w:gridCol w:w="2556"/>
+        <w:gridCol w:w="2556"/>
+        <w:gridCol w:w="2556"/>
+      </w:tblGrid>
+      <w:tr>
+        <w:trPr>
+          <w:tblHeader/>
+        </w:trPr>
+        <w:tc>
+          <w:tcPr>
+            <w:tcW w:type="dxa" w:w="2556"/>
+          </w:tcPr>
+          <w:p>
+            <w:r>
+              <w:t>Criterion</w:t>
+            </w:r>
+          </w:p>
+        </w:tc>
+        <w:tc>
+          <w:tcPr>
+            <w:tcW w:type="dxa" w:w="2556"/>
+          </w:tcPr>
+          <w:p>
+            <w:r>
+              <w:t>Not yet</w:t>
+            </w:r>
+          </w:p>
+        </w:tc>
+        <w:tc>
+          <w:tcPr>
+            <w:tcW w:type="dxa" w:w="2556"/>
+          </w:tcPr>
+          <w:p>
+            <w:r>
+              <w:t>With support</w:t>
+            </w:r>
+          </w:p>
+        </w:tc>
+        <w:tc>
+          <w:tcPr>
+            <w:tcW w:type="dxa" w:w="2556"/>
+          </w:tcPr>
+          <w:p>
+            <w:r>
+              <w:t>Independent</w:t>
+            </w:r>
+          </w:p>
+        </w:tc>
+      </w:tr>
+      <w:tr>
+        <w:tc>
+          <w:tcPr>
+            <w:tcW w:type="dxa" w:w="2556"/>
+          </w:tcPr>
+          <w:p>
+            <w:r>
+              <w:t>Explanation</w:t>
+            </w:r>
+          </w:p>
+        </w:tc>
+        <w:tc>
+          <w:tcPr>
+            <w:tcW w:type="dxa" w:w="2556"/>
+          </w:tcPr>
+          <w:p>
+            <w:r>
+              <w:t>Names an answer without a deciding fact</w:t>
+            </w:r>
+          </w:p>
+        </w:tc>
+        <w:tc>
+          <w:tcPr>
+            <w:tcW w:type="dxa" w:w="2556"/>
+          </w:tcPr>
+          <w:p>
+            <w:r>
+              <w:t>Uses a hint to link fact and decision</w:t>
+            </w:r>
+          </w:p>
+        </w:tc>
+        <w:tc>
+          <w:tcPr>
+            <w:tcW w:type="dxa" w:w="2556"/>
+          </w:tcPr>
+          <w:p>
+            <w:r>
+              <w:t>Explains the deciding fact in own words</w:t>
+            </w:r>
+          </w:p>
+        </w:tc>
+      </w:tr>
+      <w:tr>
+        <w:tc>
+          <w:tcPr>
+            <w:tcW w:type="dxa" w:w="2556"/>
+          </w:tcPr>
+          <w:p>
+            <w:r>
+              <w:t>Trace or test</w:t>
+            </w:r>
+          </w:p>
+        </w:tc>
+        <w:tc>
+          <w:tcPr>
+            <w:tcW w:type="dxa" w:w="2556"/>
+          </w:tcPr>
+          <w:p>
+            <w:r>
+              <w:t>Cannot connect input and result</w:t>
+            </w:r>
+          </w:p>
+        </w:tc>
+        <w:tc>
+          <w:tcPr>
+            <w:tcW w:type="dxa" w:w="2556"/>
+          </w:tcPr>
+          <w:p>
+            <w:r>
+              <w:t>Completes steps with prompts</w:t>
+            </w:r>
+          </w:p>
+        </w:tc>
+        <w:tc>
+          <w:tcPr>
+            <w:tcW w:type="dxa" w:w="2556"/>
+          </w:tcPr>
+          <w:p>
+            <w:r>
+              <w:t>Traces or tests a changed case accurately</w:t>
+            </w:r>
+          </w:p>
+        </w:tc>
+      </w:tr>
+      <w:tr>
+        <w:tc>
+          <w:tcPr>
+            <w:tcW w:type="dxa" w:w="2556"/>
+          </w:tcPr>
+          <w:p>
+            <w:r>
+              <w:t>Limits and revision</w:t>
+            </w:r>
+          </w:p>
+        </w:tc>
+        <w:tc>
+          <w:tcPr>
+            <w:tcW w:type="dxa" w:w="2556"/>
+          </w:tcPr>
+          <w:p>
+            <w:r>
+              <w:t>Claims more than evidence supports</w:t>
+            </w:r>
+          </w:p>
+        </w:tc>
+        <w:tc>
+          <w:tcPr>
+            <w:tcW w:type="dxa" w:w="2556"/>
+          </w:tcPr>
+          <w:p>
+            <w:r>
+              <w:t>Names a limit after a prompt</w:t>
+            </w:r>
+          </w:p>
+        </w:tc>
+        <w:tc>
+          <w:tcPr>
+            <w:tcW w:type="dxa" w:w="2556"/>
+          </w:tcPr>
+          <w:p>
+            <w:r>
+              <w:t>States a defensible limit and useful next test</w:t>
+            </w:r>
+          </w:p>
+        </w:tc>
+      </w:tr>
+    </w:tbl>
+    <w:p>
+      <w:r>
+        <w:t>Project checkpoint: Evaluate and revise. Compare with your starting method, explain errors and record a justified revision.</w:t>
+      </w:r>
+    </w:p>
+    <w:p>
+      <w:r>
+        <w:t>Use the weekly teacher answer for topic-specific reasoning. A saved progress tick is an activity record; judge mastery from the learner’s explanation and evidence.</w:t>
+      </w:r>
+    </w:p>
     <w:sectPr>
       <w:pgSz w:w="12240" w:h="15840"/>
       <w:pgMar w:top="936" w:right="1008" w:bottom="936" w:left="1008" w:header="720" w:footer="720" w:gutter="0"/>

--- a/downloads/teacher/ai-7-week-21.docx
+++ b/downloads/teacher/ai-7-week-21.docx
@@ -2328,6 +2328,39 @@
         <w:t>Use the weekly teacher answer for topic-specific reasoning. A saved progress tick is an activity record; judge mastery from the learner’s explanation and evidence.</w:t>
       </w:r>
     </w:p>
+    <w:p>
+      <w:pPr>
+        <w:pStyle w:val="Heading1"/>
+      </w:pPr>
+      <w:r>
+        <w:t>08. Use feedback, labs and repair paths</w:t>
+      </w:r>
+    </w:p>
+    <w:p>
+      <w:r>
+        <w:t>Use the two formative questions as supported practice, not as independent mastery scores. Discuss the deciding evidence rather than accepting a guessed selection.</w:t>
+      </w:r>
+    </w:p>
+    <w:p>
+      <w:r>
+        <w:t>The feedback comes from the reviewed public worked case. Do not reveal the separately reserved independent teacher answer until the learner has attempted that case.</w:t>
+      </w:r>
+    </w:p>
+    <w:p>
+      <w:r>
+        <w:t>Ask students to predict before running code. Preserve errors and actual outputs; collect a changed test and an explanation. The branch-boundary and indexing lessons deliberately include failure cases.</w:t>
+      </w:r>
+    </w:p>
+    <w:p>
+      <w:r>
+        <w:t>Use the earlier worked-explanation links to address a specific missing building block, then return to the current question. Adapt this suggestion after observing the learner; it is not an automatic diagnosis.</w:t>
+      </w:r>
+    </w:p>
+    <w:p>
+      <w:r>
+        <w:t>Collect the completed-work portfolio as evidence. Record support separately from correctness, and assess explanation, trace/test and limitations. Progress ticks and quiz selections alone do not establish mastery.</w:t>
+      </w:r>
+    </w:p>
     <w:sectPr>
       <w:pgSz w:w="12240" w:h="15840"/>
       <w:pgMar w:top="936" w:right="1008" w:bottom="936" w:left="1008" w:header="720" w:footer="720" w:gutter="0"/>

--- a/downloads/teacher/ai-7-week-21.docx
+++ b/downloads/teacher/ai-7-week-21.docx
@@ -29,16 +29,45 @@
       </w:r>
     </w:p>
     <w:p>
-      <w:pPr>
-        <w:pStyle w:val="Heading3"/>
-      </w:pPr>
-      <w:r>
-        <w:t>Teach the learning cycle</w:t>
+      <w:r>
+        <w:t>Prepare Predefining an analysis plan: check the target, prerequisites, resources and adaptable teaching schedule.</w:t>
       </w:r>
     </w:p>
     <w:p>
-      <w:r>
-        <w:t>Primary target: Explain the mechanism and terminology of predefining an analysis plan</w:t>
+      <w:pPr>
+        <w:pStyle w:val="Heading3"/>
+      </w:pPr>
+      <w:r>
+        <w:t>Teach the learning cycle</w:t>
+      </w:r>
+    </w:p>
+    <w:p>
+      <w:pPr>
+        <w:spacing w:line="336" w:lineRule="auto" w:after="180"/>
+      </w:pPr>
+      <w:r>
+        <w:rPr>
+          <w:b w:val="0"/>
+        </w:rPr>
+        <w:t xml:space="preserve">Primary target: Explain the </w:t>
+      </w:r>
+      <w:r>
+        <w:rPr>
+          <w:b/>
+        </w:rPr>
+        <w:t>mechanism</w:t>
+      </w:r>
+      <w:r>
+        <w:rPr>
+          <w:b w:val="0"/>
+        </w:rPr>
+        <w:t xml:space="preserve"> and terminology of predefining an </w:t>
+      </w:r>
+      <w:r>
+        <w:rPr>
+          <w:b/>
+        </w:rPr>
+        <w:t>analysis plan</w:t>
       </w:r>
     </w:p>
     <w:tbl>
@@ -185,16 +214,37 @@
       </w:tr>
     </w:tbl>
     <w:p>
-      <w:r>
-        <w:t>This is a starting allocation of 135 minutes, not a validated duration. Preserve all named topics. Schedule extra time for connected examples, the full investigation, independent cases and project building. Repeated copies of a case share one recorded attempt; they are not new evidence.</w:t>
+      <w:pPr>
+        <w:spacing w:line="336" w:lineRule="auto" w:after="180"/>
+      </w:pPr>
+      <w:r>
+        <w:rPr>
+          <w:b w:val="0"/>
+        </w:rPr>
+        <w:t>This is a starting allocation of 135 minutes, not a validated duration. Preserve all named topics. Schedule extra time for connected examples, the full investigation, independent cases and project building.</w:t>
       </w:r>
     </w:p>
     <w:p>
       <w:pPr>
-        <w:pStyle w:val="Heading3"/>
-      </w:pPr>
-      <w:r>
-        <w:t>Retrieval answer guidance</w:t>
+        <w:spacing w:line="336" w:lineRule="auto" w:after="180"/>
+      </w:pPr>
+      <w:r>
+        <w:rPr>
+          <w:b w:val="0"/>
+        </w:rPr>
+        <w:t xml:space="preserve">Repeated copies of a case share one recorded attempt; they are not new </w:t>
+      </w:r>
+      <w:r>
+        <w:rPr>
+          <w:b/>
+        </w:rPr>
+        <w:t>evidence</w:t>
+      </w:r>
+      <w:r>
+        <w:rPr>
+          <w:b w:val="0"/>
+        </w:rPr>
+        <w:t>.</w:t>
       </w:r>
     </w:p>
     <w:p>
@@ -202,132 +252,339 @@
         <w:pStyle w:val="Heading3"/>
       </w:pPr>
       <w:r>
-        <w:t>Privacy and data governance</w:t>
+        <w:t>Retrieval answer guidance</w:t>
       </w:r>
     </w:p>
     <w:p>
-      <w:r>
-        <w:t>Without opening the old lesson, explain one key idea from Privacy and data governance. Give an example and a mistake that the idea helps you avoid.</w:t>
+      <w:pPr>
+        <w:pStyle w:val="Heading3"/>
+      </w:pPr>
+      <w:r>
+        <w:t>Privacy and data governance</w:t>
       </w:r>
     </w:p>
     <w:p>
-      <w:r>
-        <w:t>Look for: Explain the mechanism and terminology of privacy and data governance</w:t>
+      <w:pPr>
+        <w:spacing w:line="336" w:lineRule="auto" w:after="180"/>
+      </w:pPr>
+      <w:r>
+        <w:rPr>
+          <w:b w:val="0"/>
+        </w:rPr>
+        <w:t>Without opening the old lesson, explain one key idea from Privacy and data governance. Give an example and a mistake that the idea helps you avoid.</w:t>
       </w:r>
     </w:p>
     <w:p>
-      <w:r>
-        <w:t>Reference example, not the only acceptable wording: Teacher explanation: Data governance specifies who may use which records, for what purpose and for how long. Coded data can still be reidentifiable. For fictional records separate participant-code table from analysis values; limit access and retention. Remove unnecessary fields and small-group details before a permitted aggregate export.</w:t>
+      <w:pPr>
+        <w:spacing w:line="336" w:lineRule="auto" w:after="180"/>
+      </w:pPr>
+      <w:r>
+        <w:rPr>
+          <w:b w:val="0"/>
+        </w:rPr>
+        <w:t xml:space="preserve">Look for: Explain the </w:t>
+      </w:r>
+      <w:r>
+        <w:rPr>
+          <w:b/>
+        </w:rPr>
+        <w:t>mechanism</w:t>
+      </w:r>
+      <w:r>
+        <w:rPr>
+          <w:b w:val="0"/>
+        </w:rPr>
+        <w:t xml:space="preserve"> and terminology of privacy and data governance</w:t>
       </w:r>
     </w:p>
     <w:p>
       <w:pPr>
-        <w:pStyle w:val="Heading3"/>
-      </w:pPr>
-      <w:r>
-        <w:t>Dataset and benchmark limitations</w:t>
+        <w:spacing w:line="336" w:lineRule="auto" w:after="180"/>
+      </w:pPr>
+      <w:r>
+        <w:rPr>
+          <w:b w:val="0"/>
+        </w:rPr>
+        <w:t>Reference example, not the only acceptable wording: Teacher explanation: Data governance specifies who may use which records, for what purpose and for how long. Coded data can still be reidentifiable.</w:t>
       </w:r>
     </w:p>
     <w:p>
-      <w:r>
-        <w:t>Without opening the old lesson, explain one key idea from Dataset and benchmark limitations. Give an example and a mistake that the idea helps you avoid.</w:t>
+      <w:pPr>
+        <w:spacing w:line="336" w:lineRule="auto" w:after="180"/>
+      </w:pPr>
+      <w:r>
+        <w:rPr>
+          <w:b w:val="0"/>
+        </w:rPr>
+        <w:t>For fictional records separate participant-code table from analysis values; limit access and retention. Remove unnecessary fields and small-group details before a permitted aggregate export.</w:t>
       </w:r>
     </w:p>
     <w:p>
-      <w:r>
-        <w:t>Look for: Explain the mechanism and terminology of dataset and benchmark limitations</w:t>
+      <w:pPr>
+        <w:pStyle w:val="Heading3"/>
+      </w:pPr>
+      <w:r>
+        <w:t>Dataset and benchmark limitations</w:t>
       </w:r>
     </w:p>
     <w:p>
-      <w:r>
-        <w:t>Reference example, not the only acceptable wording: Teacher explanation: A benchmark measures performance on its particular data and labels. Duplicates, obsolete cases or poor coverage can weaken claims. Inspect eligibility, source dates, related units and label definitions before scoring. Deduplicate by declared unit identity, not merely file name; report excluded and unassessed cases.</w:t>
+      <w:pPr>
+        <w:spacing w:line="336" w:lineRule="auto" w:after="180"/>
+      </w:pPr>
+      <w:r>
+        <w:rPr>
+          <w:b w:val="0"/>
+        </w:rPr>
+        <w:t>Without opening the old lesson, explain one key idea from Dataset and benchmark limitations. Give an example and a mistake that the idea helps you avoid.</w:t>
       </w:r>
     </w:p>
     <w:p>
       <w:pPr>
-        <w:pStyle w:val="Heading3"/>
-      </w:pPr>
-      <w:r>
-        <w:t>Multiple comparisons</w:t>
+        <w:spacing w:line="336" w:lineRule="auto" w:after="180"/>
+      </w:pPr>
+      <w:r>
+        <w:rPr>
+          <w:b w:val="0"/>
+        </w:rPr>
+        <w:t xml:space="preserve">Look for: Explain the </w:t>
+      </w:r>
+      <w:r>
+        <w:rPr>
+          <w:b/>
+        </w:rPr>
+        <w:t>mechanism</w:t>
+      </w:r>
+      <w:r>
+        <w:rPr>
+          <w:b w:val="0"/>
+        </w:rPr>
+        <w:t xml:space="preserve"> and terminology of dataset and benchmark limitations</w:t>
       </w:r>
     </w:p>
     <w:p>
-      <w:r>
-        <w:t>Without opening the old lesson, explain one key idea from Multiple comparisons. Give an example and a mistake that the idea helps you avoid.</w:t>
+      <w:pPr>
+        <w:spacing w:line="336" w:lineRule="auto" w:after="180"/>
+      </w:pPr>
+      <w:r>
+        <w:rPr>
+          <w:b w:val="0"/>
+        </w:rPr>
+        <w:t>Reference example, not the only acceptable wording: Teacher explanation: A benchmark measures performance on its particular data and labels. Duplicates, obsolete cases or poor coverage can weaken claims.</w:t>
       </w:r>
     </w:p>
     <w:p>
-      <w:r>
-        <w:t>Look for: Explain the mechanism and terminology of multiple comparisons</w:t>
+      <w:pPr>
+        <w:spacing w:line="336" w:lineRule="auto" w:after="180"/>
+      </w:pPr>
+      <w:r>
+        <w:rPr>
+          <w:b w:val="0"/>
+        </w:rPr>
+        <w:t>Inspect eligibility, source dates, related units and label definitions before scoring. Deduplicate by declared unit identity, not merely file name; report excluded and unassessed cases.</w:t>
       </w:r>
     </w:p>
     <w:p>
-      <w:r>
-        <w:t>Reference example, not the only acceptable wording: Teacher explanation: Testing many hypotheses creates more chances for false discoveries. A family rule must be specified before selecting attractive p-values. For this exercise use Bonferroni:family alpha .05 divided by number of tests m; reject each test when its valid p-value is at most .05/m. This controls the family error by a bound without requiring independent tests.</w:t>
+      <w:pPr>
+        <w:pStyle w:val="Heading3"/>
+      </w:pPr>
+      <w:r>
+        <w:t>Multiple comparisons</w:t>
       </w:r>
     </w:p>
     <w:p>
-      <w:r>
-        <w:t>Two 45-minute sessions. An analysis plan records outcomes, units, exclusions, comparisons and uncertainty methods before primary results are inspected. Deviations remain visible. Use the supplied constructed scenarios to make the mechanism inspectable. Collect W4 before sharing solutions. Students should name intermediate evidence and limitations; classroom pacing and learning effectiveness remain unvalidated.</w:t>
+      <w:pPr>
+        <w:spacing w:line="336" w:lineRule="auto" w:after="180"/>
+      </w:pPr>
+      <w:r>
+        <w:rPr>
+          <w:b w:val="0"/>
+        </w:rPr>
+        <w:t>Without opening the old lesson, explain one key idea from Multiple comparisons. Give an example and a mistake that the idea helps you avoid.</w:t>
       </w:r>
     </w:p>
     <w:p>
       <w:pPr>
-        <w:pStyle w:val="Heading3"/>
-      </w:pPr>
-      <w:r>
-        <w:t>Outcomes</w:t>
+        <w:spacing w:line="336" w:lineRule="auto" w:after="180"/>
+      </w:pPr>
+      <w:r>
+        <w:rPr>
+          <w:b w:val="0"/>
+        </w:rPr>
+        <w:t xml:space="preserve">Look for: Explain the </w:t>
+      </w:r>
+      <w:r>
+        <w:rPr>
+          <w:b/>
+        </w:rPr>
+        <w:t>mechanism</w:t>
+      </w:r>
+      <w:r>
+        <w:rPr>
+          <w:b w:val="0"/>
+        </w:rPr>
+        <w:t xml:space="preserve"> and terminology of multiple comparisons</w:t>
       </w:r>
     </w:p>
     <w:p>
-      <w:r>
-        <w:t>Explain the mechanism and terminology of predefining an analysis plan</w:t>
+      <w:pPr>
+        <w:spacing w:line="336" w:lineRule="auto" w:after="180"/>
+      </w:pPr>
+      <w:r>
+        <w:rPr>
+          <w:b w:val="0"/>
+        </w:rPr>
+        <w:t>Reference example, not the only acceptable wording: Teacher explanation: Testing many hypotheses creates more chances for false discoveries. A family rule must be specified before selecting attractive p-values.</w:t>
       </w:r>
     </w:p>
     <w:p>
-      <w:r>
-        <w:t>Apply the stated procedure to a new case with a traceable result</w:t>
+      <w:pPr>
+        <w:spacing w:line="336" w:lineRule="auto" w:after="180"/>
+      </w:pPr>
+      <w:r>
+        <w:rPr>
+          <w:b w:val="0"/>
+        </w:rPr>
+        <w:t>For this exercise use Bonferroni:family alpha .05 divided by number of tests m; reject each test when its valid p-value is at most .05/m. This controls the family error by a bound without requiring independent tests.</w:t>
       </w:r>
     </w:p>
     <w:p>
-      <w:r>
-        <w:t>Identify an assumption or limitation and design a revealing follow-up</w:t>
+      <w:pPr>
+        <w:spacing w:line="336" w:lineRule="auto" w:after="180"/>
+      </w:pPr>
+      <w:r>
+        <w:rPr>
+          <w:b w:val="0"/>
+        </w:rPr>
+        <w:t xml:space="preserve">Two 45-minute sessions. An </w:t>
+      </w:r>
+      <w:r>
+        <w:rPr>
+          <w:b/>
+        </w:rPr>
+        <w:t>analysis plan</w:t>
+      </w:r>
+      <w:r>
+        <w:rPr>
+          <w:b w:val="0"/>
+        </w:rPr>
+        <w:t xml:space="preserve"> records outcomes, units, exclusions, comparisons and uncertainty methods before primary results are inspected. </w:t>
+      </w:r>
+      <w:r>
+        <w:rPr>
+          <w:b/>
+        </w:rPr>
+        <w:t>Deviation</w:t>
+      </w:r>
+      <w:r>
+        <w:rPr>
+          <w:b w:val="0"/>
+        </w:rPr>
+        <w:t>s remain visible.</w:t>
       </w:r>
     </w:p>
     <w:p>
       <w:pPr>
-        <w:pStyle w:val="Heading3"/>
-      </w:pPr>
-      <w:r>
-        <w:t>Preparation</w:t>
+        <w:spacing w:line="336" w:lineRule="auto" w:after="180"/>
+      </w:pPr>
+      <w:r>
+        <w:rPr>
+          <w:b w:val="0"/>
+        </w:rPr>
+        <w:t xml:space="preserve">Use the supplied constructed scenarios to make the </w:t>
+      </w:r>
+      <w:r>
+        <w:rPr>
+          <w:b/>
+        </w:rPr>
+        <w:t>mechanism</w:t>
+      </w:r>
+      <w:r>
+        <w:rPr>
+          <w:b w:val="0"/>
+        </w:rPr>
+        <w:t xml:space="preserve"> inspectable. Collect W4 before sharing solutions.</w:t>
       </w:r>
     </w:p>
     <w:p>
-      <w:r>
-        <w:t>Lesson and workbook; paper and pencil</w:t>
+      <w:pPr>
+        <w:spacing w:line="336" w:lineRule="auto" w:after="180"/>
+      </w:pPr>
+      <w:r>
+        <w:rPr>
+          <w:b w:val="0"/>
+        </w:rPr>
+        <w:t xml:space="preserve">Students should name intermediate </w:t>
+      </w:r>
+      <w:r>
+        <w:rPr>
+          <w:b/>
+        </w:rPr>
+        <w:t>evidence</w:t>
+      </w:r>
+      <w:r>
+        <w:rPr>
+          <w:b w:val="0"/>
+        </w:rPr>
+        <w:t xml:space="preserve"> and limitations; classroom pacing and learning effectiveness remain unvalidated.</w:t>
       </w:r>
     </w:p>
     <w:p>
-      <w:r>
-        <w:t>Calculator and optional local Python 3 for arithmetic; no live API or private data</w:t>
+      <w:pPr>
+        <w:pStyle w:val="Heading3"/>
+      </w:pPr>
+      <w:r>
+        <w:t>Outcomes</w:t>
       </w:r>
     </w:p>
     <w:p>
-      <w:r>
-        <w:t>Prepare the fresh retry separately and withhold its solution until after collection</w:t>
+      <w:pPr>
+        <w:spacing w:line="336" w:lineRule="auto" w:after="180"/>
+      </w:pPr>
+      <w:r>
+        <w:rPr>
+          <w:b w:val="0"/>
+        </w:rPr>
+        <w:t xml:space="preserve">Explain the </w:t>
+      </w:r>
+      <w:r>
+        <w:rPr>
+          <w:b/>
+        </w:rPr>
+        <w:t>mechanism</w:t>
+      </w:r>
+      <w:r>
+        <w:rPr>
+          <w:b w:val="0"/>
+        </w:rPr>
+        <w:t xml:space="preserve"> and terminology of predefining an </w:t>
+      </w:r>
+      <w:r>
+        <w:rPr>
+          <w:b/>
+        </w:rPr>
+        <w:t>analysis plan</w:t>
       </w:r>
     </w:p>
     <w:p>
       <w:pPr>
-        <w:pStyle w:val="Heading3"/>
-      </w:pPr>
-      <w:r>
-        <w:t>Prerequisite answer</w:t>
+        <w:spacing w:line="336" w:lineRule="auto" w:after="180"/>
+      </w:pPr>
+      <w:r>
+        <w:rPr>
+          <w:b w:val="0"/>
+        </w:rPr>
+        <w:t>Apply the stated procedure to a new case with a traceable result</w:t>
       </w:r>
     </w:p>
     <w:p>
-      <w:r>
-        <w:t>A result depends on the inputs, procedure and conditions that produced it. Preserve data roles and distinguish observed outcomes from predictions or unmeasured conditions. If the prior concept cannot be explained, use a short retrieval activity before this chapter.</w:t>
+      <w:pPr>
+        <w:spacing w:line="336" w:lineRule="auto" w:after="180"/>
+      </w:pPr>
+      <w:r>
+        <w:rPr>
+          <w:b w:val="0"/>
+        </w:rPr>
+        <w:t>Identify an assumption or limitation and design a revealing follow-up</w:t>
       </w:r>
     </w:p>
     <w:p>
@@ -335,45 +592,279 @@
         <w:pStyle w:val="Heading3"/>
       </w:pPr>
       <w:r>
-        <w:t>End goal for the pictorial case</w:t>
+        <w:t>Preparation</w:t>
       </w:r>
     </w:p>
     <w:p>
-      <w:r>
-        <w:t>Explain predefining an analysis plan using the records and boundaries of this fictional investigation.</w:t>
+      <w:pPr>
+        <w:spacing w:line="336" w:lineRule="auto" w:after="180"/>
+      </w:pPr>
+      <w:r>
+        <w:rPr>
+          <w:b w:val="0"/>
+        </w:rPr>
+        <w:t>Lesson and workbook; paper and pencil</w:t>
       </w:r>
     </w:p>
     <w:p>
-      <w:r>
-        <w:t>This added worked case illustrates the week’s main idea. Retain all original and connected topics; schedule its practice within the teaching cycle.</w:t>
+      <w:pPr>
+        <w:spacing w:line="336" w:lineRule="auto" w:after="180"/>
+      </w:pPr>
+      <w:r>
+        <w:rPr>
+          <w:b w:val="0"/>
+        </w:rPr>
+        <w:t>Calculator and optional local Python 3 for arithmetic; no live API or private data</w:t>
       </w:r>
     </w:p>
     <w:p>
       <w:pPr>
-        <w:pStyle w:val="Heading1"/>
-      </w:pPr>
-      <w:r>
-        <w:t>02. Explain and model the mechanism</w:t>
+        <w:spacing w:line="336" w:lineRule="auto" w:after="180"/>
+      </w:pPr>
+      <w:r>
+        <w:rPr>
+          <w:b w:val="0"/>
+        </w:rPr>
+        <w:t>Prepare the fresh retry separately and withhold its solution until after collection</w:t>
       </w:r>
     </w:p>
     <w:p>
-      <w:r>
-        <w:t>An analysis plan records outcomes, units, exclusions, comparisons and uncertainty methods before primary results are inspected. Deviations remain visible.</w:t>
+      <w:pPr>
+        <w:pStyle w:val="Heading3"/>
+      </w:pPr>
+      <w:r>
+        <w:t>Prerequisite answer</w:t>
       </w:r>
     </w:p>
     <w:p>
-      <w:r>
-        <w:t>Begin by writing the question the procedure is intended to answer. Identify the information already supplied, the information it will produce and the information still missing. These are constructed classroom examples; they do not require live accounts, private records or an external service. Do not treat a plausible explanation as a measured outcome.</w:t>
+      <w:pPr>
+        <w:spacing w:line="336" w:lineRule="auto" w:after="180"/>
+      </w:pPr>
+      <w:r>
+        <w:rPr>
+          <w:b w:val="0"/>
+        </w:rPr>
+        <w:t xml:space="preserve">A result depends on the </w:t>
+      </w:r>
+      <w:r>
+        <w:rPr>
+          <w:b/>
+        </w:rPr>
+        <w:t>input</w:t>
+      </w:r>
+      <w:r>
+        <w:rPr>
+          <w:b w:val="0"/>
+        </w:rPr>
+        <w:t xml:space="preserve">s, procedure and conditions that produced it. Preserve data roles and distinguish observed outcomes from </w:t>
+      </w:r>
+      <w:r>
+        <w:rPr>
+          <w:b/>
+        </w:rPr>
+        <w:t>prediction</w:t>
+      </w:r>
+      <w:r>
+        <w:rPr>
+          <w:b w:val="0"/>
+        </w:rPr>
+        <w:t>s or unmeasured conditions.</w:t>
       </w:r>
     </w:p>
     <w:p>
-      <w:r>
-        <w:t>Declare primary metric, eligible cases, missing handling, baseline, test assumptions and reporting. Timestamp/version the plan; label later choices exploratory.</w:t>
+      <w:pPr>
+        <w:spacing w:line="336" w:lineRule="auto" w:after="180"/>
+      </w:pPr>
+      <w:r>
+        <w:rPr>
+          <w:b w:val="0"/>
+        </w:rPr>
+        <w:t>If the prior concept cannot be explained, use a short retrieval activity before this chapter.</w:t>
       </w:r>
     </w:p>
     <w:p>
-      <w:r>
-        <w:t>Before applying the procedure, write its units, denominator or decision boundary where relevant. A partner should be able to repeat each step using the same inputs. If a required input is absent or violates the stated contract, record that condition explicitly instead of quietly replacing it with a convenient value.</w:t>
+      <w:pPr>
+        <w:pStyle w:val="Heading3"/>
+      </w:pPr>
+      <w:r>
+        <w:t>End goal for the pictorial case</w:t>
+      </w:r>
+    </w:p>
+    <w:p>
+      <w:pPr>
+        <w:spacing w:line="336" w:lineRule="auto" w:after="180"/>
+      </w:pPr>
+      <w:r>
+        <w:rPr>
+          <w:b w:val="0"/>
+        </w:rPr>
+        <w:t xml:space="preserve">Explain predefining an </w:t>
+      </w:r>
+      <w:r>
+        <w:rPr>
+          <w:b/>
+        </w:rPr>
+        <w:t>analysis plan</w:t>
+      </w:r>
+      <w:r>
+        <w:rPr>
+          <w:b w:val="0"/>
+        </w:rPr>
+        <w:t xml:space="preserve"> using the records and boundaries of this fictional investigation.</w:t>
+      </w:r>
+    </w:p>
+    <w:p>
+      <w:pPr>
+        <w:spacing w:line="336" w:lineRule="auto" w:after="180"/>
+      </w:pPr>
+      <w:r>
+        <w:rPr>
+          <w:b w:val="0"/>
+        </w:rPr>
+        <w:t>This added worked case illustrates the week’s main idea. Retain all original and connected topics; schedule its practice within the teaching cycle.</w:t>
+      </w:r>
+    </w:p>
+    <w:p>
+      <w:pPr>
+        <w:pStyle w:val="Heading1"/>
+      </w:pPr>
+      <w:r>
+        <w:t>02. Explain and model the mechanism</w:t>
+      </w:r>
+    </w:p>
+    <w:p>
+      <w:r>
+        <w:t>Model Predefining an analysis plan using the supplied case, labelled mechanism and reasoning. Make the scope of each conclusion explicit.</w:t>
+      </w:r>
+    </w:p>
+    <w:p>
+      <w:pPr>
+        <w:spacing w:line="336" w:lineRule="auto" w:after="180"/>
+      </w:pPr>
+      <w:r>
+        <w:rPr>
+          <w:b w:val="0"/>
+        </w:rPr>
+        <w:t xml:space="preserve">An </w:t>
+      </w:r>
+      <w:r>
+        <w:rPr>
+          <w:b/>
+        </w:rPr>
+        <w:t>analysis plan</w:t>
+      </w:r>
+      <w:r>
+        <w:rPr>
+          <w:b w:val="0"/>
+        </w:rPr>
+        <w:t xml:space="preserve"> records outcomes, units, exclusions, comparisons and uncertainty methods before primary results are inspected. </w:t>
+      </w:r>
+      <w:r>
+        <w:rPr>
+          <w:b/>
+        </w:rPr>
+        <w:t>Deviation</w:t>
+      </w:r>
+      <w:r>
+        <w:rPr>
+          <w:b w:val="0"/>
+        </w:rPr>
+        <w:t>s remain visible.</w:t>
+      </w:r>
+    </w:p>
+    <w:p>
+      <w:pPr>
+        <w:pStyle w:val="Heading3"/>
+      </w:pPr>
+      <w:r>
+        <w:t>Explain Predefining an analysis plan · 1</w:t>
+      </w:r>
+    </w:p>
+    <w:p>
+      <w:pPr>
+        <w:spacing w:line="336" w:lineRule="auto" w:after="180"/>
+      </w:pPr>
+      <w:r>
+        <w:rPr>
+          <w:b w:val="0"/>
+        </w:rPr>
+        <w:t>Begin by writing the question the procedure is intended to answer. Identify the information already supplied, the information it will produce and the information still missing.</w:t>
+      </w:r>
+    </w:p>
+    <w:p>
+      <w:pPr>
+        <w:spacing w:line="336" w:lineRule="auto" w:after="180"/>
+      </w:pPr>
+      <w:r>
+        <w:rPr>
+          <w:b w:val="0"/>
+        </w:rPr>
+        <w:t>These are constructed classroom examples; they do not require live accounts, private records or an external service. Do not treat a plausible explanation as a measured outcome.</w:t>
+      </w:r>
+    </w:p>
+    <w:p>
+      <w:pPr>
+        <w:spacing w:line="336" w:lineRule="auto" w:after="180"/>
+      </w:pPr>
+      <w:r>
+        <w:rPr>
+          <w:b w:val="0"/>
+        </w:rPr>
+        <w:t>Declare primary metric, eligible cases, missing handling, baseline, test assumptions and reporting. Timestamp/version the plan; label later choices exploratory.</w:t>
+      </w:r>
+    </w:p>
+    <w:p>
+      <w:pPr>
+        <w:pStyle w:val="Heading3"/>
+      </w:pPr>
+      <w:r>
+        <w:t>Explain Predefining an analysis plan · 2</w:t>
+      </w:r>
+    </w:p>
+    <w:p>
+      <w:pPr>
+        <w:spacing w:line="336" w:lineRule="auto" w:after="180"/>
+      </w:pPr>
+      <w:r>
+        <w:rPr>
+          <w:b w:val="0"/>
+        </w:rPr>
+        <w:t xml:space="preserve">Before applying the procedure, write its units, denominator or decision boundary where relevant. A partner should be able to repeat each step using the same </w:t>
+      </w:r>
+      <w:r>
+        <w:rPr>
+          <w:b/>
+        </w:rPr>
+        <w:t>input</w:t>
+      </w:r>
+      <w:r>
+        <w:rPr>
+          <w:b w:val="0"/>
+        </w:rPr>
+        <w:t>s.</w:t>
+      </w:r>
+    </w:p>
+    <w:p>
+      <w:pPr>
+        <w:spacing w:line="336" w:lineRule="auto" w:after="180"/>
+      </w:pPr>
+      <w:r>
+        <w:rPr>
+          <w:b w:val="0"/>
+        </w:rPr>
+        <w:t xml:space="preserve">If a required </w:t>
+      </w:r>
+      <w:r>
+        <w:rPr>
+          <w:b/>
+        </w:rPr>
+        <w:t>input</w:t>
+      </w:r>
+      <w:r>
+        <w:rPr>
+          <w:b w:val="0"/>
+        </w:rPr>
+        <w:t xml:space="preserve"> is absent or violates the stated contract, record that condition explicitly instead of quietly replacing it with a convenient value.</w:t>
       </w:r>
     </w:p>
     <w:tbl>
@@ -571,36 +1062,198 @@
       </w:r>
     </w:p>
     <w:p>
-      <w:r>
-        <w:t>Guided: The exclusion is outcome-informed and violates the plan. Report original16/20 if16 passed, and label any revised analysis with reasons rather than hiding failures. Qualification: A prespecified plan can still be flawed; transparency prevents hidden changes, not invalid assumptions. Exit: accept a concrete variation with its predicted outcome and a stated condition that would challenge the mechanism; reject a claim resting on unmeasured evidence.</w:t>
+      <w:pPr>
+        <w:pStyle w:val="Heading3"/>
+      </w:pPr>
+      <w:r>
+        <w:t>Explain Predefining an analysis plan · 3</w:t>
       </w:r>
     </w:p>
     <w:p>
       <w:pPr>
-        <w:pStyle w:val="Heading3"/>
-      </w:pPr>
-      <w:r>
-        <w:t>Model the reasoning aloud</w:t>
+        <w:spacing w:line="336" w:lineRule="auto" w:after="180"/>
+      </w:pPr>
+      <w:r>
+        <w:rPr>
+          <w:b w:val="0"/>
+        </w:rPr>
+        <w:t>Guided: The exclusion is outcome-informed and violates the plan. Report original16/20 if16 passed, and label any revised analysis with reasons rather than hiding failures.</w:t>
       </w:r>
     </w:p>
     <w:p>
-      <w:r>
-        <w:t>Use the complete worked example below before asking learners to complete W2. Reveal a small part, invite a prediction, then explain the deciding step. These teacher notes contain solutions; do not reveal the independent case answer during modelling.</w:t>
+      <w:pPr>
+        <w:spacing w:line="336" w:lineRule="auto" w:after="180"/>
+      </w:pPr>
+      <w:r>
+        <w:rPr>
+          <w:b w:val="0"/>
+        </w:rPr>
+        <w:t>Qualification: A prespecified plan can still be flawed; transparency prevents hidden changes, not invalid assumptions.</w:t>
       </w:r>
     </w:p>
     <w:p>
-      <w:r>
-        <w:t>Plan includes all20 cases. After results, the team removes four failed cases because they make the graph look worse.</w:t>
+      <w:pPr>
+        <w:spacing w:line="336" w:lineRule="auto" w:after="180"/>
+      </w:pPr>
+      <w:r>
+        <w:rPr>
+          <w:b w:val="0"/>
+        </w:rPr>
+        <w:t xml:space="preserve">Exit: accept a concrete variation with its predicted outcome and a stated condition that would challenge the </w:t>
+      </w:r>
+      <w:r>
+        <w:rPr>
+          <w:b/>
+        </w:rPr>
+        <w:t>mechanism</w:t>
+      </w:r>
+      <w:r>
+        <w:rPr>
+          <w:b w:val="0"/>
+        </w:rPr>
+        <w:t xml:space="preserve">; reject a claim resting on unmeasured </w:t>
+      </w:r>
+      <w:r>
+        <w:rPr>
+          <w:b/>
+        </w:rPr>
+        <w:t>evidence</w:t>
+      </w:r>
+      <w:r>
+        <w:rPr>
+          <w:b w:val="0"/>
+        </w:rPr>
+        <w:t>.</w:t>
       </w:r>
     </w:p>
     <w:p>
-      <w:r>
-        <w:t>The exclusion is outcome-informed and violates the plan. Report original16/20 if16 passed, and label any revised analysis with reasons rather than hiding failures.</w:t>
+      <w:pPr>
+        <w:pStyle w:val="Heading3"/>
+      </w:pPr>
+      <w:r>
+        <w:t>Model the reasoning aloud</w:t>
       </w:r>
     </w:p>
     <w:p>
-      <w:r>
-        <w:t>Compare the intermediate evidence with the final statement. Explain why each number or decision follows from the stated inputs. The conclusion belongs to this scenario and procedure; changing the inputs, evaluation population or authority can change what it establishes. Retain the raw record so a later revision can be compared honestly.</w:t>
+      <w:pPr>
+        <w:spacing w:line="336" w:lineRule="auto" w:after="180"/>
+      </w:pPr>
+      <w:r>
+        <w:rPr>
+          <w:b w:val="0"/>
+        </w:rPr>
+        <w:t xml:space="preserve">Use the complete worked example below before asking learners to complete W2. Reveal a small part, invite a </w:t>
+      </w:r>
+      <w:r>
+        <w:rPr>
+          <w:b/>
+        </w:rPr>
+        <w:t>prediction</w:t>
+      </w:r>
+      <w:r>
+        <w:rPr>
+          <w:b w:val="0"/>
+        </w:rPr>
+        <w:t>, then explain the deciding step.</w:t>
+      </w:r>
+    </w:p>
+    <w:p>
+      <w:pPr>
+        <w:spacing w:line="336" w:lineRule="auto" w:after="180"/>
+      </w:pPr>
+      <w:r>
+        <w:rPr>
+          <w:b w:val="0"/>
+        </w:rPr>
+        <w:t>These teacher notes contain solutions; do not reveal the independent case answer during modelling.</w:t>
+      </w:r>
+    </w:p>
+    <w:p>
+      <w:pPr>
+        <w:spacing w:line="336" w:lineRule="auto" w:after="180"/>
+      </w:pPr>
+      <w:r>
+        <w:rPr>
+          <w:b w:val="0"/>
+        </w:rPr>
+        <w:t>Plan includes all20 cases. After results, the team removes four failed cases because they make the graph look worse.</w:t>
+      </w:r>
+    </w:p>
+    <w:p>
+      <w:pPr>
+        <w:spacing w:line="336" w:lineRule="auto" w:after="180"/>
+      </w:pPr>
+      <w:r>
+        <w:rPr>
+          <w:b w:val="0"/>
+        </w:rPr>
+        <w:t>The exclusion is outcome-informed and violates the plan. Report original16/20 if16 passed, and label any revised analysis with reasons rather than hiding failures.</w:t>
+      </w:r>
+    </w:p>
+    <w:p>
+      <w:pPr>
+        <w:pStyle w:val="Heading3"/>
+      </w:pPr>
+      <w:r>
+        <w:t>Model the reasoning aloud · 4</w:t>
+      </w:r>
+    </w:p>
+    <w:p>
+      <w:pPr>
+        <w:spacing w:line="336" w:lineRule="auto" w:after="180"/>
+      </w:pPr>
+      <w:r>
+        <w:rPr>
+          <w:b w:val="0"/>
+        </w:rPr>
+        <w:t xml:space="preserve">Compare the intermediate </w:t>
+      </w:r>
+      <w:r>
+        <w:rPr>
+          <w:b/>
+        </w:rPr>
+        <w:t>evidence</w:t>
+      </w:r>
+      <w:r>
+        <w:rPr>
+          <w:b w:val="0"/>
+        </w:rPr>
+        <w:t xml:space="preserve"> with the final statement. Explain why each number or decision follows from the stated </w:t>
+      </w:r>
+      <w:r>
+        <w:rPr>
+          <w:b/>
+        </w:rPr>
+        <w:t>input</w:t>
+      </w:r>
+      <w:r>
+        <w:rPr>
+          <w:b w:val="0"/>
+        </w:rPr>
+        <w:t>s.</w:t>
+      </w:r>
+    </w:p>
+    <w:p>
+      <w:pPr>
+        <w:spacing w:line="336" w:lineRule="auto" w:after="180"/>
+      </w:pPr>
+      <w:r>
+        <w:rPr>
+          <w:b w:val="0"/>
+        </w:rPr>
+        <w:t xml:space="preserve">The conclusion belongs to this scenario and procedure; changing the </w:t>
+      </w:r>
+      <w:r>
+        <w:rPr>
+          <w:b/>
+        </w:rPr>
+        <w:t>input</w:t>
+      </w:r>
+      <w:r>
+        <w:rPr>
+          <w:b w:val="0"/>
+        </w:rPr>
+        <w:t>s, evaluation population or authority can change what it establishes. Retain the raw record so a later revision can be compared honestly.</w:t>
       </w:r>
     </w:p>
     <w:tbl>
@@ -706,7 +1359,13 @@
       </w:tr>
     </w:tbl>
     <w:p>
-      <w:r>
+      <w:pPr>
+        <w:spacing w:line="336" w:lineRule="auto" w:after="180"/>
+      </w:pPr>
+      <w:r>
+        <w:rPr>
+          <w:b w:val="0"/>
+        </w:rPr>
         <w:t>Use the diagram and verbal explanation together. Ask learners to match a sentence to a specific visual step; do not assign learners fixed visual or auditory learning styles.</w:t>
       </w:r>
     </w:p>
@@ -719,7 +1378,13 @@
       </w:r>
     </w:p>
     <w:p>
-      <w:r>
+      <w:pPr>
+        <w:spacing w:line="336" w:lineRule="auto" w:after="180"/>
+      </w:pPr>
+      <w:r>
+        <w:rPr>
+          <w:b w:val="0"/>
+        </w:rPr>
         <w:t>Freeze decisions before the result. A team records its outcome, exclusions and analysis before evaluating a reserved set.</w:t>
       </w:r>
     </w:p>
@@ -732,7 +1397,22 @@
       </w:r>
     </w:p>
     <w:p>
-      <w:r>
+      <w:pPr>
+        <w:pStyle w:val="Heading3"/>
+      </w:pPr>
+      <w:r>
+        <w:t>Supplied facts</w:t>
+      </w:r>
+    </w:p>
+    <w:p>
+      <w:pPr>
+        <w:spacing w:line="336" w:lineRule="auto" w:after="180"/>
+        <w:shd w:fill="F1F6FC"/>
+      </w:pPr>
+      <w:r>
+        <w:rPr>
+          <w:b w:val="0"/>
+        </w:rPr>
         <w:t>Plan: compare correct counts on 12 cases; exclude only unreadable files identified before scoring; report all version results.</w:t>
       </w:r>
     </w:p>
@@ -896,21 +1576,43 @@
       </w:r>
     </w:p>
     <w:p>
-      <w:r>
-        <w:t>An analysis plan limits flexibility after outcomes are known. Necessary changes can be transparent, but they should not be silently presented as the original plan.</w:t>
+      <w:pPr>
+        <w:pStyle w:val="Heading3"/>
+      </w:pPr>
+      <w:r>
+        <w:t>Why the result follows</w:t>
       </w:r>
     </w:p>
     <w:p>
       <w:pPr>
-        <w:pStyle w:val="Heading3"/>
-      </w:pPr>
-      <w:r>
-        <w:t>What this example does not establish</w:t>
+        <w:spacing w:line="336" w:lineRule="auto" w:after="180"/>
+        <w:shd w:fill="F1F6FC"/>
+      </w:pPr>
+      <w:r>
+        <w:rPr>
+          <w:b w:val="0"/>
+        </w:rPr>
+        <w:t xml:space="preserve">An </w:t>
+      </w:r>
+      <w:r>
+        <w:rPr>
+          <w:b/>
+        </w:rPr>
+        <w:t>analysis plan</w:t>
+      </w:r>
+      <w:r>
+        <w:rPr>
+          <w:b w:val="0"/>
+        </w:rPr>
+        <w:t xml:space="preserve"> limits flexibility after outcomes are known. Necessary changes can be transparent, but they should not be silently presented as the original plan.</w:t>
       </w:r>
     </w:p>
     <w:p>
-      <w:r>
-        <w:t>A plan cannot correct poor sampling or guarantee valid assumptions; it makes decisions auditable.</w:t>
+      <w:pPr>
+        <w:pStyle w:val="Heading3"/>
+      </w:pPr>
+      <w:r>
+        <w:t>What this example does not establish</w:t>
       </w:r>
     </w:p>
     <w:p>
@@ -918,43 +1620,168 @@
         <w:pStyle w:val="Heading3"/>
       </w:pPr>
       <w:r>
-        <w:t>Change one thing in the pictured case</w:t>
+        <w:t>Keep the stated limit</w:t>
       </w:r>
     </w:p>
     <w:p>
-      <w:r>
-        <w:t>Change: Exclude two readable cases because the new model fails them.</w:t>
+      <w:pPr>
+        <w:spacing w:line="336" w:lineRule="auto" w:after="180"/>
+        <w:shd w:fill="FFF5E6"/>
+      </w:pPr>
+      <w:r>
+        <w:rPr>
+          <w:b w:val="0"/>
+        </w:rPr>
+        <w:t>A plan cannot correct poor sampling or guarantee valid assumptions; it makes decisions auditable.</w:t>
       </w:r>
     </w:p>
     <w:p>
-      <w:r>
-        <w:t>Prediction: That outcome-driven exclusion violates the recorded rule.</w:t>
+      <w:pPr>
+        <w:pStyle w:val="Heading3"/>
+      </w:pPr>
+      <w:r>
+        <w:t>Change one thing in the pictured case</w:t>
       </w:r>
     </w:p>
     <w:p>
-      <w:r>
-        <w:t>Reason: Model failure is not the predeclared unreadable-file criterion.</w:t>
+      <w:pPr>
+        <w:pStyle w:val="Heading3"/>
+      </w:pPr>
+      <w:r>
+        <w:t>Change one thing</w:t>
       </w:r>
     </w:p>
     <w:p>
       <w:pPr>
-        <w:pStyle w:val="Heading3"/>
-      </w:pPr>
-      <w:r>
-        <w:t>Ask while showing the picture</w:t>
+        <w:spacing w:line="336" w:lineRule="auto" w:after="180"/>
+        <w:shd w:fill="F5F1FB"/>
+      </w:pPr>
+      <w:r>
+        <w:rPr>
+          <w:b w:val="0"/>
+        </w:rPr>
+        <w:t>Change: Exclude two readable cases because the new model fails them.</w:t>
       </w:r>
     </w:p>
     <w:p>
-      <w:r>
-        <w:t>Cover the result. Ask learners to name the inputs and predict the next step. Uncover one step, connect the icon to the actual procedure, and explain its evidence. Then change the supplied condition and compare. The picture is a representation; it does not document execution of a real AI model.</w:t>
+      <w:pPr>
+        <w:pStyle w:val="Heading3"/>
+      </w:pPr>
+      <w:r>
+        <w:t>Predicted result</w:t>
       </w:r>
     </w:p>
     <w:p>
       <w:pPr>
+        <w:spacing w:line="336" w:lineRule="auto" w:after="180"/>
+        <w:shd w:fill="F1F6FC"/>
+      </w:pPr>
+      <w:r>
+        <w:rPr>
+          <w:b/>
+        </w:rPr>
+        <w:t>Prediction</w:t>
+      </w:r>
+      <w:r>
+        <w:rPr>
+          <w:b w:val="0"/>
+        </w:rPr>
+        <w:t>: That outcome-driven exclusion violates the recorded rule.</w:t>
+      </w:r>
+    </w:p>
+    <w:p>
+      <w:pPr>
+        <w:pStyle w:val="Heading3"/>
+      </w:pPr>
+      <w:r>
+        <w:t>Why the result follows</w:t>
+      </w:r>
+    </w:p>
+    <w:p>
+      <w:pPr>
+        <w:spacing w:line="336" w:lineRule="auto" w:after="180"/>
+        <w:shd w:fill="F1F6FC"/>
+      </w:pPr>
+      <w:r>
+        <w:rPr>
+          <w:b w:val="0"/>
+        </w:rPr>
+        <w:t>Reason: Model failure is not the predeclared unreadable-file criterion.</w:t>
+      </w:r>
+    </w:p>
+    <w:p>
+      <w:pPr>
+        <w:pStyle w:val="Heading3"/>
+      </w:pPr>
+      <w:r>
+        <w:t>Ask while showing the picture</w:t>
+      </w:r>
+    </w:p>
+    <w:p>
+      <w:pPr>
+        <w:pStyle w:val="Heading3"/>
+      </w:pPr>
+      <w:r>
+        <w:t>Ask while showing the picture · 5</w:t>
+      </w:r>
+    </w:p>
+    <w:p>
+      <w:pPr>
+        <w:spacing w:line="336" w:lineRule="auto" w:after="180"/>
+      </w:pPr>
+      <w:r>
+        <w:rPr>
+          <w:b w:val="0"/>
+        </w:rPr>
+        <w:t xml:space="preserve">Cover the result. Ask learners to name the </w:t>
+      </w:r>
+      <w:r>
+        <w:rPr>
+          <w:b/>
+        </w:rPr>
+        <w:t>input</w:t>
+      </w:r>
+      <w:r>
+        <w:rPr>
+          <w:b w:val="0"/>
+        </w:rPr>
+        <w:t xml:space="preserve">s and predict the next step. Uncover one step, connect the icon to the actual procedure, and explain its </w:t>
+      </w:r>
+      <w:r>
+        <w:rPr>
+          <w:b/>
+        </w:rPr>
+        <w:t>evidence</w:t>
+      </w:r>
+      <w:r>
+        <w:rPr>
+          <w:b w:val="0"/>
+        </w:rPr>
+        <w:t>. Then change the supplied condition and compare.</w:t>
+      </w:r>
+    </w:p>
+    <w:p>
+      <w:pPr>
+        <w:spacing w:line="336" w:lineRule="auto" w:after="180"/>
+      </w:pPr>
+      <w:r>
+        <w:rPr>
+          <w:b w:val="0"/>
+        </w:rPr>
+        <w:t>The picture is a representation; it does not document execution of a real AI model.</w:t>
+      </w:r>
+    </w:p>
+    <w:p>
+      <w:pPr>
         <w:pStyle w:val="Heading1"/>
       </w:pPr>
       <w:r>
         <w:t>03. Demonstrate and guide practice</w:t>
+      </w:r>
+    </w:p>
+    <w:p>
+      <w:r>
+        <w:t>Demonstrate Predefining an analysis plan, reduce support deliberately and check individual reasoning before discussing answers.</w:t>
       </w:r>
     </w:p>
     <w:tbl>
@@ -1170,36 +1997,100 @@
       </w:tr>
     </w:tbl>
     <w:p>
-      <w:r>
-        <w:t>Use the worked example in Sections 3 and 6. Collect a prediction before revealing its result; ask the learner to point to each intermediate fact.</w:t>
+      <w:pPr>
+        <w:spacing w:line="336" w:lineRule="auto" w:after="180"/>
+      </w:pPr>
+      <w:r>
+        <w:rPr>
+          <w:b w:val="0"/>
+        </w:rPr>
+        <w:t xml:space="preserve">Use the worked example in Sections 3 and 6. Collect a </w:t>
+      </w:r>
+      <w:r>
+        <w:rPr>
+          <w:b/>
+        </w:rPr>
+        <w:t>prediction</w:t>
+      </w:r>
+      <w:r>
+        <w:rPr>
+          <w:b w:val="0"/>
+        </w:rPr>
+        <w:t xml:space="preserve"> before revealing its result; ask the learner to point to each intermediate fact.</w:t>
       </w:r>
     </w:p>
     <w:p>
-      <w:r>
-        <w:t>Provide an input/procedure/result/limit frame and a calculator when needed. Ask students to identify the first step before completing the whole trace. Extension: compare two concrete variants of this mechanism while holding unrelated conditions fixed; report both successful and unsuccessful outcomes.</w:t>
+      <w:pPr>
+        <w:spacing w:line="336" w:lineRule="auto" w:after="180"/>
+      </w:pPr>
+      <w:r>
+        <w:rPr>
+          <w:b w:val="0"/>
+        </w:rPr>
+        <w:t xml:space="preserve">Provide an </w:t>
+      </w:r>
+      <w:r>
+        <w:rPr>
+          <w:b/>
+        </w:rPr>
+        <w:t>input</w:t>
+      </w:r>
+      <w:r>
+        <w:rPr>
+          <w:b w:val="0"/>
+        </w:rPr>
+        <w:t>/procedure/result/limit frame and a calculator when needed. Ask students to identify the first step before completing the whole trace.</w:t>
       </w:r>
     </w:p>
     <w:p>
       <w:pPr>
-        <w:pStyle w:val="Heading3"/>
-      </w:pPr>
-      <w:r>
-        <w:t>Reduce help deliberately</w:t>
+        <w:spacing w:line="336" w:lineRule="auto" w:after="180"/>
+      </w:pPr>
+      <w:r>
+        <w:rPr>
+          <w:b w:val="0"/>
+        </w:rPr>
+        <w:t xml:space="preserve">Extension: compare two concrete variants of this </w:t>
+      </w:r>
+      <w:r>
+        <w:rPr>
+          <w:b/>
+        </w:rPr>
+        <w:t>mechanism</w:t>
+      </w:r>
+      <w:r>
+        <w:rPr>
+          <w:b w:val="0"/>
+        </w:rPr>
+        <w:t xml:space="preserve"> while holding unrelated conditions fixed; report both successful and unsuccessful outcomes.</w:t>
       </w:r>
     </w:p>
     <w:p>
-      <w:r>
-        <w:t>Completion task: Plan includes all20 cases. After results, the team removes four failed cases because they make the graph look worse. Show the intermediate steps and give the conclusion with its scope.</w:t>
+      <w:pPr>
+        <w:pStyle w:val="Heading3"/>
+      </w:pPr>
+      <w:r>
+        <w:t>Reduce help deliberately</w:t>
       </w:r>
     </w:p>
     <w:p>
-      <w:r>
-        <w:t>Teacher check: Teacher explanation: The exclusion is outcome-informed and violates the plan. Report original16/20 if16 passed, and label any revised analysis with reasons rather than hiding failures.</w:t>
+      <w:pPr>
+        <w:pStyle w:val="Heading3"/>
+      </w:pPr>
+      <w:r>
+        <w:t>Completion practice</w:t>
       </w:r>
     </w:p>
     <w:p>
-      <w:r>
-        <w:t>Start by identifying the given inputs together. Leave the intermediate steps blank. If needed, model one step, then withdraw that help on the next step. Move to a full trace only when the partial trace is understood. For partners, alternate explainer and checker; collect a response from every learner before discussion.</w:t>
+      <w:pPr>
+        <w:spacing w:line="336" w:lineRule="auto" w:after="180"/>
+        <w:shd w:fill="F5F1FB"/>
+      </w:pPr>
+      <w:r>
+        <w:rPr>
+          <w:b w:val="0"/>
+        </w:rPr>
+        <w:t>Completion task: Plan includes all20 cases. After results, the team removes four failed cases because they make the graph look worse. Show the intermediate steps and give the conclusion with its scope.</w:t>
       </w:r>
     </w:p>
     <w:p>
@@ -1207,22 +2098,53 @@
         <w:pStyle w:val="Heading3"/>
       </w:pPr>
       <w:r>
-        <w:t>Individual reasoning check</w:t>
+        <w:t>Reasoning to listen for</w:t>
       </w:r>
     </w:p>
     <w:p>
-      <w:r>
-        <w:t>Use the worked case for Predefining an analysis plan. Proposed explanation: “The worked result establishes every future case”. Decide whether this explanation is supported. Point to the step or supplied fact that decides; explain your repair if needed.</w:t>
+      <w:pPr>
+        <w:spacing w:line="336" w:lineRule="auto" w:after="180"/>
+        <w:shd w:fill="F1F6FC"/>
+      </w:pPr>
+      <w:r>
+        <w:rPr>
+          <w:b w:val="0"/>
+        </w:rPr>
+        <w:t>Teacher check: Teacher explanation: The exclusion is outcome-informed and violates the plan. Report original16/20 if16 passed, and label any revised analysis with reasons rather than hiding failures.</w:t>
       </w:r>
     </w:p>
     <w:p>
-      <w:r>
-        <w:t>Expected correction: A prespecified plan can still be flawed; transparency prevents hidden changes, not invalid assumptions.</w:t>
+      <w:pPr>
+        <w:spacing w:line="336" w:lineRule="auto" w:after="180"/>
+      </w:pPr>
+      <w:r>
+        <w:rPr>
+          <w:b w:val="0"/>
+        </w:rPr>
+        <w:t xml:space="preserve">Start by identifying the given </w:t>
+      </w:r>
+      <w:r>
+        <w:rPr>
+          <w:b/>
+        </w:rPr>
+        <w:t>input</w:t>
+      </w:r>
+      <w:r>
+        <w:rPr>
+          <w:b w:val="0"/>
+        </w:rPr>
+        <w:t>s together. Leave the intermediate steps blank. If needed, model one step, then withdraw that help on the next step. Move to a full trace only when the partial trace is understood.</w:t>
       </w:r>
     </w:p>
     <w:p>
-      <w:r>
-        <w:t>Collect explanations, not only yes/no votes. If a misunderstanding is common, re-model the relevant step for the class. If it affects a few learners, give a short targeted group explanation while others solve a more demanding variation.</w:t>
+      <w:pPr>
+        <w:spacing w:line="336" w:lineRule="auto" w:after="180"/>
+      </w:pPr>
+      <w:r>
+        <w:rPr>
+          <w:b w:val="0"/>
+        </w:rPr>
+        <w:t>For partners, alternate explainer and checker; collect a response from every learner before discussion.</w:t>
       </w:r>
     </w:p>
     <w:p>
@@ -1230,63 +2152,308 @@
         <w:pStyle w:val="Heading3"/>
       </w:pPr>
       <w:r>
-        <w:t>Pictorial practice question</w:t>
+        <w:t>Individual reasoning check</w:t>
       </w:r>
     </w:p>
     <w:p>
-      <w:r>
-        <w:t>Apply the recorded exclusion rule. Can two readable model failures be removed, and how must a necessary later plan change be disclosed?</w:t>
+      <w:pPr>
+        <w:spacing w:line="336" w:lineRule="auto" w:after="180"/>
+      </w:pPr>
+      <w:r>
+        <w:rPr>
+          <w:b w:val="0"/>
+        </w:rPr>
+        <w:t xml:space="preserve">Use the worked case for Predefining an </w:t>
+      </w:r>
+      <w:r>
+        <w:rPr>
+          <w:b/>
+        </w:rPr>
+        <w:t>analysis plan</w:t>
+      </w:r>
+      <w:r>
+        <w:rPr>
+          <w:b w:val="0"/>
+        </w:rPr>
+        <w:t>. Proposed explanation: “The worked result establishes every future case”. Decide whether this explanation is supported.</w:t>
       </w:r>
     </w:p>
     <w:p>
       <w:pPr>
-        <w:pStyle w:val="Heading3"/>
-      </w:pPr>
-      <w:r>
-        <w:t>Reasoned teacher answer</w:t>
+        <w:spacing w:line="336" w:lineRule="auto" w:after="180"/>
+      </w:pPr>
+      <w:r>
+        <w:rPr>
+          <w:b w:val="0"/>
+        </w:rPr>
+        <w:t>Point to the step or supplied fact that decides; explain your repair if needed.</w:t>
       </w:r>
     </w:p>
     <w:p>
-      <w:r>
-        <w:t>Record the outcome and justified unreadable-file exclusion. Do not choose exclusions from which cases each model fails. If the plan changes, mark the change and give its reason. Changed case: That outcome-driven exclusion violates the recorded rule. Model failure is not the predeclared unreadable-file criterion.</w:t>
+      <w:pPr>
+        <w:pStyle w:val="Heading3"/>
+      </w:pPr>
+      <w:r>
+        <w:t>Expected repair</w:t>
       </w:r>
     </w:p>
     <w:p>
-      <w:r>
-        <w:t>Changed-case reasoning: That outcome-driven exclusion violates the recorded rule. Model failure is not the predeclared unreadable-file criterion.</w:t>
+      <w:pPr>
+        <w:spacing w:line="336" w:lineRule="auto" w:after="180"/>
+        <w:shd w:fill="F1F6FC"/>
+      </w:pPr>
+      <w:r>
+        <w:rPr>
+          <w:b w:val="0"/>
+        </w:rPr>
+        <w:t>Expected correction: A prespecified plan can still be flawed; transparency prevents hidden changes, not invalid assumptions.</w:t>
       </w:r>
     </w:p>
     <w:p>
-      <w:r>
-        <w:t>Collect each learner’s explanation before discussion. Use the first missing connection between input, deciding step and result to choose support. This question is worked-case practice, not fresh mastery evidence.</w:t>
+      <w:pPr>
+        <w:spacing w:line="336" w:lineRule="auto" w:after="180"/>
+      </w:pPr>
+      <w:r>
+        <w:rPr>
+          <w:b w:val="0"/>
+        </w:rPr>
+        <w:t>Collect explanations, not only yes/no votes. If a misunderstanding is common, re-model the relevant step for the class.</w:t>
       </w:r>
     </w:p>
     <w:p>
       <w:pPr>
-        <w:pStyle w:val="Heading1"/>
-      </w:pPr>
-      <w:r>
-        <w:t>04. Run the investigation and diagnose misconceptions</w:t>
+        <w:spacing w:line="336" w:lineRule="auto" w:after="180"/>
+      </w:pPr>
+      <w:r>
+        <w:rPr>
+          <w:b w:val="0"/>
+        </w:rPr>
+        <w:t>If it affects a few learners, give a short targeted group explanation while others solve a more demanding variation.</w:t>
       </w:r>
     </w:p>
     <w:p>
-      <w:r>
-        <w:t>The worked result establishes every future case: A prespecified plan can still be flawed; transparency prevents hidden changes, not invalid assumptions.</w:t>
+      <w:pPr>
+        <w:pStyle w:val="Heading3"/>
+      </w:pPr>
+      <w:r>
+        <w:t>Pictorial practice question</w:t>
       </w:r>
     </w:p>
     <w:p>
-      <w:r>
-        <w:t>A missing input may be replaced without recording the change: A replacement changes the evidence or contract. Record the change and its justification; do not silently turn unknown into a measured value.</w:t>
+      <w:pPr>
+        <w:spacing w:line="336" w:lineRule="auto" w:after="180"/>
+        <w:shd w:fill="F5F1FB"/>
+      </w:pPr>
+      <w:r>
+        <w:rPr>
+          <w:b w:val="0"/>
+        </w:rPr>
+        <w:t xml:space="preserve">Apply the recorded </w:t>
+      </w:r>
+      <w:r>
+        <w:rPr>
+          <w:b/>
+        </w:rPr>
+        <w:t>exclusion rule</w:t>
+      </w:r>
+      <w:r>
+        <w:rPr>
+          <w:b w:val="0"/>
+        </w:rPr>
+        <w:t>. Can two readable model failures be removed, and how must a necessary later plan change be disclosed?</w:t>
       </w:r>
     </w:p>
     <w:p>
-      <w:r>
-        <w:t>Repeating an assessed case is new independent evidence: A replay checks consistency. An example used for feedback or revision cannot later be described as untouched final evaluation.</w:t>
+      <w:pPr>
+        <w:pStyle w:val="Heading3"/>
+      </w:pPr>
+      <w:r>
+        <w:t>Reasoned teacher answer</w:t>
       </w:r>
     </w:p>
     <w:p>
-      <w:r>
-        <w:t>Use Section 9 for the evidence ledger. Add a boundary or missing-input case and record the expected response before checking. More successful repeats of one case do not establish wider coverage.</w:t>
+      <w:pPr>
+        <w:spacing w:line="336" w:lineRule="auto" w:after="180"/>
+      </w:pPr>
+      <w:r>
+        <w:rPr>
+          <w:b w:val="0"/>
+        </w:rPr>
+        <w:t>Record the outcome and justified unreadable-file exclusion. Do not choose exclusions from which cases each model fails. If the plan changes, mark the change and give its reason.</w:t>
+      </w:r>
+    </w:p>
+    <w:p>
+      <w:pPr>
+        <w:spacing w:line="336" w:lineRule="auto" w:after="180"/>
+      </w:pPr>
+      <w:r>
+        <w:rPr>
+          <w:b w:val="0"/>
+        </w:rPr>
+        <w:t>Changed case: That outcome-driven exclusion violates the recorded rule. Model failure is not the predeclared unreadable-file criterion.</w:t>
+      </w:r>
+    </w:p>
+    <w:p>
+      <w:pPr>
+        <w:spacing w:line="336" w:lineRule="auto" w:after="180"/>
+      </w:pPr>
+      <w:r>
+        <w:rPr>
+          <w:b w:val="0"/>
+        </w:rPr>
+        <w:t>Changed-case reasoning: That outcome-driven exclusion violates the recorded rule. Model failure is not the predeclared unreadable-file criterion.</w:t>
+      </w:r>
+    </w:p>
+    <w:p>
+      <w:pPr>
+        <w:spacing w:line="336" w:lineRule="auto" w:after="180"/>
+      </w:pPr>
+      <w:r>
+        <w:rPr>
+          <w:b w:val="0"/>
+        </w:rPr>
+        <w:t xml:space="preserve">Collect each learner’s explanation before discussion. Use the first missing connection between </w:t>
+      </w:r>
+      <w:r>
+        <w:rPr>
+          <w:b/>
+        </w:rPr>
+        <w:t>input</w:t>
+      </w:r>
+      <w:r>
+        <w:rPr>
+          <w:b w:val="0"/>
+        </w:rPr>
+        <w:t xml:space="preserve">, deciding step and result to choose support. This question is worked-case practice, not fresh mastery </w:t>
+      </w:r>
+      <w:r>
+        <w:rPr>
+          <w:b/>
+        </w:rPr>
+        <w:t>evidence</w:t>
+      </w:r>
+      <w:r>
+        <w:rPr>
+          <w:b w:val="0"/>
+        </w:rPr>
+        <w:t>.</w:t>
+      </w:r>
+    </w:p>
+    <w:p>
+      <w:pPr>
+        <w:pStyle w:val="Heading1"/>
+      </w:pPr>
+      <w:r>
+        <w:t>04. Run the investigation and diagnose misconceptions</w:t>
+      </w:r>
+    </w:p>
+    <w:p>
+      <w:r>
+        <w:t>Run the Predefining an analysis plan investigation and use the first unsupported step to choose a teaching response.</w:t>
+      </w:r>
+    </w:p>
+    <w:p>
+      <w:pPr>
+        <w:spacing w:line="336" w:lineRule="auto" w:after="180"/>
+      </w:pPr>
+      <w:r>
+        <w:rPr>
+          <w:b w:val="0"/>
+        </w:rPr>
+        <w:t>The worked result establishes every future case: A prespecified plan can still be flawed; transparency prevents hidden changes, not invalid assumptions.</w:t>
+      </w:r>
+    </w:p>
+    <w:p>
+      <w:pPr>
+        <w:spacing w:line="336" w:lineRule="auto" w:after="180"/>
+      </w:pPr>
+      <w:r>
+        <w:rPr>
+          <w:b w:val="0"/>
+        </w:rPr>
+        <w:t xml:space="preserve">A missing </w:t>
+      </w:r>
+      <w:r>
+        <w:rPr>
+          <w:b/>
+        </w:rPr>
+        <w:t>input</w:t>
+      </w:r>
+      <w:r>
+        <w:rPr>
+          <w:b w:val="0"/>
+        </w:rPr>
+        <w:t xml:space="preserve"> may be replaced without recording the change: A replacement changes the </w:t>
+      </w:r>
+      <w:r>
+        <w:rPr>
+          <w:b/>
+        </w:rPr>
+        <w:t>evidence</w:t>
+      </w:r>
+      <w:r>
+        <w:rPr>
+          <w:b w:val="0"/>
+        </w:rPr>
+        <w:t xml:space="preserve"> or contract. Record the change and its justification; do not silently turn unknown into a measured value.</w:t>
+      </w:r>
+    </w:p>
+    <w:p>
+      <w:pPr>
+        <w:spacing w:line="336" w:lineRule="auto" w:after="180"/>
+      </w:pPr>
+      <w:r>
+        <w:rPr>
+          <w:b w:val="0"/>
+        </w:rPr>
+        <w:t xml:space="preserve">Repeating an assessed case is new independent </w:t>
+      </w:r>
+      <w:r>
+        <w:rPr>
+          <w:b/>
+        </w:rPr>
+        <w:t>evidence</w:t>
+      </w:r>
+      <w:r>
+        <w:rPr>
+          <w:b w:val="0"/>
+        </w:rPr>
+        <w:t>: A replay checks consistency. An example used for feedback or revision cannot later be described as untouched final evaluation.</w:t>
+      </w:r>
+    </w:p>
+    <w:p>
+      <w:pPr>
+        <w:spacing w:line="336" w:lineRule="auto" w:after="180"/>
+      </w:pPr>
+      <w:r>
+        <w:rPr>
+          <w:b w:val="0"/>
+        </w:rPr>
+        <w:t xml:space="preserve">Use Section 9 for the </w:t>
+      </w:r>
+      <w:r>
+        <w:rPr>
+          <w:b/>
+        </w:rPr>
+        <w:t>evidence</w:t>
+      </w:r>
+      <w:r>
+        <w:rPr>
+          <w:b w:val="0"/>
+        </w:rPr>
+        <w:t xml:space="preserve"> ledger. Add a boundary or missing-</w:t>
+      </w:r>
+      <w:r>
+        <w:rPr>
+          <w:b/>
+        </w:rPr>
+        <w:t>input</w:t>
+      </w:r>
+      <w:r>
+        <w:rPr>
+          <w:b w:val="0"/>
+        </w:rPr>
+        <w:t xml:space="preserve"> case and record the expected response before checking. More successful repeats of one case do not establish wider coverage.</w:t>
       </w:r>
     </w:p>
     <w:p>
@@ -1444,29 +2611,38 @@
       </w:tr>
     </w:tbl>
     <w:p>
-      <w:r>
-        <w:t>Offer an oral explanation, drawing, enlarged visual or fewer examples when that removes a reading/writing barrier. Keep the same reasoning goal. Stretch secure learners by changing a boundary or assumption and asking them to defend the effect, not simply by assigning more of the same questions.</w:t>
+      <w:pPr>
+        <w:spacing w:line="336" w:lineRule="auto" w:after="180"/>
+      </w:pPr>
+      <w:r>
+        <w:rPr>
+          <w:b w:val="0"/>
+        </w:rPr>
+        <w:t>Offer an oral explanation, drawing, enlarged visual or fewer examples when that removes a reading/writing barrier. Keep the same reasoning goal.</w:t>
       </w:r>
     </w:p>
     <w:p>
       <w:pPr>
-        <w:pStyle w:val="Heading1"/>
-      </w:pPr>
-      <w:r>
-        <w:t>05. Assess and explain the answers</w:t>
+        <w:spacing w:line="336" w:lineRule="auto" w:after="180"/>
+      </w:pPr>
+      <w:r>
+        <w:rPr>
+          <w:b w:val="0"/>
+        </w:rPr>
+        <w:t>Stretch secure learners by changing a boundary or assumption and asking them to defend the effect, not simply by assigning more of the same questions.</w:t>
       </w:r>
     </w:p>
     <w:p>
       <w:pPr>
-        <w:pStyle w:val="Heading3"/>
-      </w:pPr>
-      <w:r>
-        <w:t>Guided and exit questions</w:t>
+        <w:pStyle w:val="Heading1"/>
+      </w:pPr>
+      <w:r>
+        <w:t>05. Assess and explain the answers</w:t>
       </w:r>
     </w:p>
     <w:p>
       <w:r>
-        <w:t>Guided: The exclusion is outcome-informed and violates the plan. Report original16/20 if16 passed, and label any revised analysis with reasons rather than hiding failures. Qualification: A prespecified plan can still be flawed; transparency prevents hidden changes, not invalid assumptions. Exit: accept a concrete variation with its predicted outcome and a stated condition that would challenge the mechanism; reject a claim resting on unmeasured evidence.</w:t>
+        <w:t>Use the Predefining an analysis plan questions, teacher keys and criteria after the relevant attempts. Previously discussed cases are practice; protect the separately selected independent task.</w:t>
       </w:r>
     </w:p>
     <w:p>
@@ -1474,89 +2650,232 @@
         <w:pStyle w:val="Heading3"/>
       </w:pPr>
       <w:r>
-        <w:t>W1 Explain the mechanism</w:t>
+        <w:t>Guided and exit questions</w:t>
       </w:r>
     </w:p>
     <w:p>
-      <w:r>
-        <w:t>Explain the weekly mechanism in your own words. Use the worked scenario to name its input, decision rule and output.</w:t>
+      <w:pPr>
+        <w:spacing w:line="336" w:lineRule="auto" w:after="180"/>
+      </w:pPr>
+      <w:r>
+        <w:rPr>
+          <w:b w:val="0"/>
+        </w:rPr>
+        <w:t>Guided: The exclusion is outcome-informed and violates the plan. Report original16/20 if16 passed, and label any revised analysis with reasons rather than hiding failures.</w:t>
       </w:r>
     </w:p>
     <w:p>
-      <w:r>
-        <w:t>Teacher explanation: An analysis plan records outcomes, units, exclusions, comparisons and uncertainty methods before primary results are inspected. Deviations remain visible. Declare primary metric, eligible cases, missing handling, baseline, test assumptions and reporting. Timestamp/version the plan; label later choices exploratory.</w:t>
+      <w:pPr>
+        <w:spacing w:line="336" w:lineRule="auto" w:after="180"/>
+      </w:pPr>
+      <w:r>
+        <w:rPr>
+          <w:b w:val="0"/>
+        </w:rPr>
+        <w:t>Qualification: A prespecified plan can still be flawed; transparency prevents hidden changes, not invalid assumptions.</w:t>
       </w:r>
     </w:p>
     <w:p>
       <w:pPr>
-        <w:pStyle w:val="Heading3"/>
-      </w:pPr>
-      <w:r>
-        <w:t>W2 Trace the worked case</w:t>
+        <w:spacing w:line="336" w:lineRule="auto" w:after="180"/>
+      </w:pPr>
+      <w:r>
+        <w:rPr>
+          <w:b w:val="0"/>
+        </w:rPr>
+        <w:t xml:space="preserve">Exit: accept a concrete variation with its predicted outcome and a stated condition that would challenge the </w:t>
+      </w:r>
+      <w:r>
+        <w:rPr>
+          <w:b/>
+        </w:rPr>
+        <w:t>mechanism</w:t>
+      </w:r>
+      <w:r>
+        <w:rPr>
+          <w:b w:val="0"/>
+        </w:rPr>
+        <w:t xml:space="preserve">; reject a claim resting on unmeasured </w:t>
+      </w:r>
+      <w:r>
+        <w:rPr>
+          <w:b/>
+        </w:rPr>
+        <w:t>evidence</w:t>
+      </w:r>
+      <w:r>
+        <w:rPr>
+          <w:b w:val="0"/>
+        </w:rPr>
+        <w:t>.</w:t>
       </w:r>
     </w:p>
     <w:p>
-      <w:r>
-        <w:t>Plan includes all20 cases. After results, the team removes four failed cases because they make the graph look worse. Show the intermediate steps and give the conclusion with its scope.</w:t>
+      <w:pPr>
+        <w:pStyle w:val="Heading3"/>
+      </w:pPr>
+      <w:r>
+        <w:t>W1 Explain the mechanism</w:t>
       </w:r>
     </w:p>
     <w:p>
-      <w:r>
-        <w:t>Teacher explanation: The exclusion is outcome-informed and violates the plan. Report original16/20 if16 passed, and label any revised analysis with reasons rather than hiding failures.</w:t>
+      <w:pPr>
+        <w:pStyle w:val="Heading3"/>
+      </w:pPr>
+      <w:r>
+        <w:t>Workbook question · W1</w:t>
       </w:r>
     </w:p>
     <w:p>
       <w:pPr>
-        <w:pStyle w:val="Heading3"/>
-      </w:pPr>
-      <w:r>
-        <w:t>W3 Audit the limit</w:t>
+        <w:spacing w:line="336" w:lineRule="auto" w:after="180"/>
+        <w:shd w:fill="F5F1FB"/>
+      </w:pPr>
+      <w:r>
+        <w:rPr>
+          <w:b w:val="0"/>
+        </w:rPr>
+        <w:t xml:space="preserve">Explain the weekly </w:t>
+      </w:r>
+      <w:r>
+        <w:rPr>
+          <w:b/>
+        </w:rPr>
+        <w:t>mechanism</w:t>
+      </w:r>
+      <w:r>
+        <w:rPr>
+          <w:b w:val="0"/>
+        </w:rPr>
+        <w:t xml:space="preserve"> in your own words. Use the worked scenario to name its </w:t>
+      </w:r>
+      <w:r>
+        <w:rPr>
+          <w:b/>
+        </w:rPr>
+        <w:t>input</w:t>
+      </w:r>
+      <w:r>
+        <w:rPr>
+          <w:b w:val="0"/>
+        </w:rPr>
+        <w:t xml:space="preserve">, decision rule and </w:t>
+      </w:r>
+      <w:r>
+        <w:rPr>
+          <w:b/>
+        </w:rPr>
+        <w:t>output</w:t>
+      </w:r>
+      <w:r>
+        <w:rPr>
+          <w:b w:val="0"/>
+        </w:rPr>
+        <w:t>.</w:t>
       </w:r>
     </w:p>
     <w:p>
-      <w:r>
-        <w:t>A report omits this qualification: A prespecified plan can still be flawed; transparency prevents hidden changes, not invalid assumptions. Explain how omitting it could change a reader's interpretation, and write an accurate replacement.</w:t>
+      <w:pPr>
+        <w:pStyle w:val="Heading3"/>
+      </w:pPr>
+      <w:r>
+        <w:t>Teacher reasoning · W1</w:t>
       </w:r>
     </w:p>
     <w:p>
-      <w:r>
-        <w:t>Teacher explanation: A prespecified plan can still be flawed; transparency prevents hidden changes, not invalid assumptions. State the observed result separately from the unverified or out-of-scope claim; preserve the original evidence rather than inventing a missing fact.</w:t>
+      <w:pPr>
+        <w:spacing w:line="336" w:lineRule="auto" w:after="180"/>
+        <w:shd w:fill="F1F6FC"/>
+      </w:pPr>
+      <w:r>
+        <w:rPr>
+          <w:b w:val="0"/>
+        </w:rPr>
+        <w:t xml:space="preserve">Teacher explanation: An </w:t>
+      </w:r>
+      <w:r>
+        <w:rPr>
+          <w:b/>
+        </w:rPr>
+        <w:t>analysis plan</w:t>
+      </w:r>
+      <w:r>
+        <w:rPr>
+          <w:b w:val="0"/>
+        </w:rPr>
+        <w:t xml:space="preserve"> records outcomes, units, exclusions, comparisons and uncertainty methods before primary results are inspected. </w:t>
+      </w:r>
+      <w:r>
+        <w:rPr>
+          <w:b/>
+        </w:rPr>
+        <w:t>Deviation</w:t>
+      </w:r>
+      <w:r>
+        <w:rPr>
+          <w:b w:val="0"/>
+        </w:rPr>
+        <w:t>s remain visible.</w:t>
       </w:r>
     </w:p>
     <w:p>
       <w:pPr>
-        <w:pStyle w:val="Heading3"/>
-      </w:pPr>
-      <w:r>
-        <w:t>W4 Apply a new case independently</w:t>
+        <w:spacing w:line="336" w:lineRule="auto" w:after="180"/>
+        <w:shd w:fill="F1F6FC"/>
+      </w:pPr>
+      <w:r>
+        <w:rPr>
+          <w:b w:val="0"/>
+        </w:rPr>
+        <w:t>Declare primary metric, eligible cases, missing handling, baseline, test assumptions and reporting. Timestamp/version the plan; label later choices exploratory.</w:t>
       </w:r>
     </w:p>
     <w:p>
-      <w:r>
-        <w:t>Plan excludes malformed inputs by a rule fixed beforehand. Three of15 are malformed; 9 of12 eligible pass. Report.</w:t>
+      <w:pPr>
+        <w:pStyle w:val="Heading3"/>
+      </w:pPr>
+      <w:r>
+        <w:t>W2 Trace the worked case</w:t>
       </w:r>
     </w:p>
     <w:p>
-      <w:r>
-        <w:t>Teacher explanation: Eligible pass9/12=75%; coverage12/15 after three prespecified exclusions. Preserve excluded IDs and rule; do not call9/15 the same metric.</w:t>
+      <w:pPr>
+        <w:pStyle w:val="Heading3"/>
+      </w:pPr>
+      <w:r>
+        <w:t>Workbook question · W2</w:t>
       </w:r>
     </w:p>
     <w:p>
       <w:pPr>
-        <w:pStyle w:val="Heading3"/>
-      </w:pPr>
-      <w:r>
-        <w:t>W5 Design a revealing follow-up</w:t>
+        <w:spacing w:line="336" w:lineRule="auto" w:after="180"/>
+        <w:shd w:fill="F5F1FB"/>
+      </w:pPr>
+      <w:r>
+        <w:rPr>
+          <w:b w:val="0"/>
+        </w:rPr>
+        <w:t>Plan includes all20 cases. After results, the team removes four failed cases because they make the graph look worse. Show the intermediate steps and give the conclusion with its scope.</w:t>
       </w:r>
     </w:p>
     <w:p>
-      <w:r>
-        <w:t>For the worked scenario, propose one additional case that could reveal a failure, describe its expected outcome before running it, and explain what would need to remain fixed for a fair comparison. Do not reuse W4 as a new final test after receiving feedback.</w:t>
+      <w:pPr>
+        <w:pStyle w:val="Heading3"/>
+      </w:pPr>
+      <w:r>
+        <w:t>Teacher reasoning · W2</w:t>
       </w:r>
     </w:p>
     <w:p>
-      <w:r>
-        <w:t>Teacher explanation: Accept a concrete variant of the worked input or a missing/conflicting/boundary condition, with an expectation derived from the declared procedure. Require preserved settings, original outputs and data roles. A prespecified plan can still be flawed; transparency prevents hidden changes, not invalid assumptions. The new case should test this particular mechanism rather than merely restate the original result.</w:t>
+      <w:pPr>
+        <w:spacing w:line="336" w:lineRule="auto" w:after="180"/>
+        <w:shd w:fill="F1F6FC"/>
+      </w:pPr>
+      <w:r>
+        <w:rPr>
+          <w:b w:val="0"/>
+        </w:rPr>
+        <w:t>Teacher explanation: The exclusion is outcome-informed and violates the plan. Report original16/20 if16 passed, and label any revised analysis with reasons rather than hiding failures.</w:t>
       </w:r>
     </w:p>
     <w:p>
@@ -1564,25 +2883,39 @@
         <w:pStyle w:val="Heading3"/>
       </w:pPr>
       <w:r>
-        <w:t>Independent assessment and fresh retry</w:t>
+        <w:t>W3 Audit the limit</w:t>
       </w:r>
     </w:p>
     <w:p>
-      <w:r>
-        <w:t>W4: Eligible pass9/12=75%; coverage12/15 after three prespecified exclusions. Preserve excluded IDs and rule; do not call9/15 the same metric. Require intermediate reasoning and the stated scope. Fresh retry: Ten eligible, eight completed, six pass; plan reports completed rate and missing count. Expected reasoning: 6/8=75% completed; two missing explicit. Preserve the planned denominator policy. If students need support, record it and reassess with another new case rather than awarding independence to a copied answer.</w:t>
+      <w:pPr>
+        <w:pStyle w:val="Heading3"/>
+      </w:pPr>
+      <w:r>
+        <w:t>Workbook question · W3</w:t>
       </w:r>
     </w:p>
     <w:p>
       <w:pPr>
-        <w:pStyle w:val="Heading3"/>
-      </w:pPr>
-      <w:r>
-        <w:t>Assess independent transfer</w:t>
+        <w:spacing w:line="336" w:lineRule="auto" w:after="180"/>
+        <w:shd w:fill="F5F1FB"/>
+      </w:pPr>
+      <w:r>
+        <w:rPr>
+          <w:b w:val="0"/>
+        </w:rPr>
+        <w:t>A report omits this qualification: A prespecified plan can still be flawed; transparency prevents hidden changes, not invalid assumptions.</w:t>
       </w:r>
     </w:p>
     <w:p>
-      <w:r>
-        <w:t>Selected case: Plan excludes malformed inputs by a rule fixed beforehand. Three of15 are malformed; 9 of12 eligible pass. Report.</w:t>
+      <w:pPr>
+        <w:spacing w:line="336" w:lineRule="auto" w:after="180"/>
+        <w:shd w:fill="F5F1FB"/>
+      </w:pPr>
+      <w:r>
+        <w:rPr>
+          <w:b w:val="0"/>
+        </w:rPr>
+        <w:t>Explain how omitting it could change a reader's interpretation, and write an accurate replacement.</w:t>
       </w:r>
     </w:p>
     <w:p>
@@ -1590,11 +2923,342 @@
         <w:pStyle w:val="Heading3"/>
       </w:pPr>
       <w:r>
-        <w:t>Selected case answer</w:t>
+        <w:t>Teacher reasoning · W3</w:t>
       </w:r>
     </w:p>
     <w:p>
-      <w:r>
+      <w:pPr>
+        <w:spacing w:line="336" w:lineRule="auto" w:after="180"/>
+        <w:shd w:fill="F1F6FC"/>
+      </w:pPr>
+      <w:r>
+        <w:rPr>
+          <w:b w:val="0"/>
+        </w:rPr>
+        <w:t>Teacher explanation: A prespecified plan can still be flawed; transparency prevents hidden changes, not invalid assumptions.</w:t>
+      </w:r>
+    </w:p>
+    <w:p>
+      <w:pPr>
+        <w:spacing w:line="336" w:lineRule="auto" w:after="180"/>
+        <w:shd w:fill="F1F6FC"/>
+      </w:pPr>
+      <w:r>
+        <w:rPr>
+          <w:b w:val="0"/>
+        </w:rPr>
+        <w:t xml:space="preserve">State the observed result separately from the unverified or out-of-scope claim; preserve the original </w:t>
+      </w:r>
+      <w:r>
+        <w:rPr>
+          <w:b/>
+        </w:rPr>
+        <w:t>evidence</w:t>
+      </w:r>
+      <w:r>
+        <w:rPr>
+          <w:b w:val="0"/>
+        </w:rPr>
+        <w:t xml:space="preserve"> rather than inventing a missing fact.</w:t>
+      </w:r>
+    </w:p>
+    <w:p>
+      <w:pPr>
+        <w:pStyle w:val="Heading3"/>
+      </w:pPr>
+      <w:r>
+        <w:t>W4 Apply a new case independently</w:t>
+      </w:r>
+    </w:p>
+    <w:p>
+      <w:pPr>
+        <w:pStyle w:val="Heading3"/>
+      </w:pPr>
+      <w:r>
+        <w:t>Workbook question · W4</w:t>
+      </w:r>
+    </w:p>
+    <w:p>
+      <w:pPr>
+        <w:spacing w:line="336" w:lineRule="auto" w:after="180"/>
+        <w:shd w:fill="F5F1FB"/>
+      </w:pPr>
+      <w:r>
+        <w:rPr>
+          <w:b w:val="0"/>
+        </w:rPr>
+        <w:t xml:space="preserve">Plan excludes malformed </w:t>
+      </w:r>
+      <w:r>
+        <w:rPr>
+          <w:b/>
+        </w:rPr>
+        <w:t>input</w:t>
+      </w:r>
+      <w:r>
+        <w:rPr>
+          <w:b w:val="0"/>
+        </w:rPr>
+        <w:t>s by a rule fixed beforehand. Three of15 are malformed; 9 of12 eligible pass. Report.</w:t>
+      </w:r>
+    </w:p>
+    <w:p>
+      <w:pPr>
+        <w:pStyle w:val="Heading3"/>
+      </w:pPr>
+      <w:r>
+        <w:t>Teacher reasoning · W4</w:t>
+      </w:r>
+    </w:p>
+    <w:p>
+      <w:pPr>
+        <w:spacing w:line="336" w:lineRule="auto" w:after="180"/>
+        <w:shd w:fill="F1F6FC"/>
+      </w:pPr>
+      <w:r>
+        <w:rPr>
+          <w:b w:val="0"/>
+        </w:rPr>
+        <w:t>Teacher explanation: Eligible pass9/12=75%; coverage12/15 after three prespecified exclusions. Preserve excluded IDs and rule; do not call9/15 the same metric.</w:t>
+      </w:r>
+    </w:p>
+    <w:p>
+      <w:pPr>
+        <w:pStyle w:val="Heading3"/>
+      </w:pPr>
+      <w:r>
+        <w:t>W5 Design a revealing follow-up</w:t>
+      </w:r>
+    </w:p>
+    <w:p>
+      <w:pPr>
+        <w:pStyle w:val="Heading3"/>
+      </w:pPr>
+      <w:r>
+        <w:t>Workbook question · W5</w:t>
+      </w:r>
+    </w:p>
+    <w:p>
+      <w:pPr>
+        <w:spacing w:line="336" w:lineRule="auto" w:after="180"/>
+        <w:shd w:fill="F5F1FB"/>
+      </w:pPr>
+      <w:r>
+        <w:rPr>
+          <w:b w:val="0"/>
+        </w:rPr>
+        <w:t>For the worked scenario, propose one additional case that could reveal a failure, describe its expected outcome before running it, and explain what would need to remain fixed for a fair comparison.</w:t>
+      </w:r>
+    </w:p>
+    <w:p>
+      <w:pPr>
+        <w:spacing w:line="336" w:lineRule="auto" w:after="180"/>
+        <w:shd w:fill="F5F1FB"/>
+      </w:pPr>
+      <w:r>
+        <w:rPr>
+          <w:b w:val="0"/>
+        </w:rPr>
+        <w:t>Do not reuse W4 as a new final test after receiving feedback.</w:t>
+      </w:r>
+    </w:p>
+    <w:p>
+      <w:pPr>
+        <w:pStyle w:val="Heading3"/>
+      </w:pPr>
+      <w:r>
+        <w:t>Teacher reasoning · W5</w:t>
+      </w:r>
+    </w:p>
+    <w:p>
+      <w:pPr>
+        <w:spacing w:line="336" w:lineRule="auto" w:after="180"/>
+        <w:shd w:fill="F1F6FC"/>
+      </w:pPr>
+      <w:r>
+        <w:rPr>
+          <w:b w:val="0"/>
+        </w:rPr>
+        <w:t xml:space="preserve">Teacher explanation: Accept a concrete variant of the worked </w:t>
+      </w:r>
+      <w:r>
+        <w:rPr>
+          <w:b/>
+        </w:rPr>
+        <w:t>input</w:t>
+      </w:r>
+      <w:r>
+        <w:rPr>
+          <w:b w:val="0"/>
+        </w:rPr>
+        <w:t xml:space="preserve"> or a missing/conflicting/boundary condition, with an expectation derived from the declared procedure.</w:t>
+      </w:r>
+    </w:p>
+    <w:p>
+      <w:pPr>
+        <w:spacing w:line="336" w:lineRule="auto" w:after="180"/>
+        <w:shd w:fill="F1F6FC"/>
+      </w:pPr>
+      <w:r>
+        <w:rPr>
+          <w:b w:val="0"/>
+        </w:rPr>
+        <w:t xml:space="preserve">Require preserved settings, original </w:t>
+      </w:r>
+      <w:r>
+        <w:rPr>
+          <w:b/>
+        </w:rPr>
+        <w:t>output</w:t>
+      </w:r>
+      <w:r>
+        <w:rPr>
+          <w:b w:val="0"/>
+        </w:rPr>
+        <w:t>s and data roles. A prespecified plan can still be flawed; transparency prevents hidden changes, not invalid assumptions.</w:t>
+      </w:r>
+    </w:p>
+    <w:p>
+      <w:pPr>
+        <w:spacing w:line="336" w:lineRule="auto" w:after="180"/>
+        <w:shd w:fill="F1F6FC"/>
+      </w:pPr>
+      <w:r>
+        <w:rPr>
+          <w:b w:val="0"/>
+        </w:rPr>
+        <w:t xml:space="preserve">The new case should test this particular </w:t>
+      </w:r>
+      <w:r>
+        <w:rPr>
+          <w:b/>
+        </w:rPr>
+        <w:t>mechanism</w:t>
+      </w:r>
+      <w:r>
+        <w:rPr>
+          <w:b w:val="0"/>
+        </w:rPr>
+        <w:t xml:space="preserve"> rather than merely restate the original result.</w:t>
+      </w:r>
+    </w:p>
+    <w:p>
+      <w:pPr>
+        <w:pStyle w:val="Heading3"/>
+      </w:pPr>
+      <w:r>
+        <w:t>Independent assessment and fresh retry</w:t>
+      </w:r>
+    </w:p>
+    <w:p>
+      <w:pPr>
+        <w:pStyle w:val="Heading3"/>
+      </w:pPr>
+      <w:r>
+        <w:t>Teacher key · Independent assessment and fresh retry</w:t>
+      </w:r>
+    </w:p>
+    <w:p>
+      <w:pPr>
+        <w:spacing w:line="336" w:lineRule="auto" w:after="180"/>
+        <w:shd w:fill="F1F6FC"/>
+      </w:pPr>
+      <w:r>
+        <w:rPr>
+          <w:b w:val="0"/>
+        </w:rPr>
+        <w:t>W4: Eligible pass9/12=75%; coverage12/15 after three prespecified exclusions. Preserve excluded IDs and rule; do not call9/15 the same metric. Require intermediate reasoning and the stated scope.</w:t>
+      </w:r>
+    </w:p>
+    <w:p>
+      <w:pPr>
+        <w:spacing w:line="336" w:lineRule="auto" w:after="180"/>
+        <w:shd w:fill="F1F6FC"/>
+      </w:pPr>
+      <w:r>
+        <w:rPr>
+          <w:b w:val="0"/>
+        </w:rPr>
+        <w:t>Fresh retry: Ten eligible, eight completed, six pass; plan reports completed rate and missing count. Expected reasoning: 6/8=75% completed; two missing explicit. Preserve the planned denominator policy.</w:t>
+      </w:r>
+    </w:p>
+    <w:p>
+      <w:pPr>
+        <w:spacing w:line="336" w:lineRule="auto" w:after="180"/>
+        <w:shd w:fill="F1F6FC"/>
+      </w:pPr>
+      <w:r>
+        <w:rPr>
+          <w:b w:val="0"/>
+        </w:rPr>
+        <w:t>If students need support, record it and reassess with another new case rather than awarding independence to a copied answer.</w:t>
+      </w:r>
+    </w:p>
+    <w:p>
+      <w:pPr>
+        <w:pStyle w:val="Heading3"/>
+      </w:pPr>
+      <w:r>
+        <w:t>Assess independent transfer</w:t>
+      </w:r>
+    </w:p>
+    <w:p>
+      <w:pPr>
+        <w:pStyle w:val="Heading3"/>
+      </w:pPr>
+      <w:r>
+        <w:t>Independent question · withhold the key</w:t>
+      </w:r>
+    </w:p>
+    <w:p>
+      <w:pPr>
+        <w:spacing w:line="336" w:lineRule="auto" w:after="180"/>
+        <w:shd w:fill="F5F1FB"/>
+      </w:pPr>
+      <w:r>
+        <w:rPr>
+          <w:b w:val="0"/>
+        </w:rPr>
+        <w:t xml:space="preserve">Selected case: Plan excludes malformed </w:t>
+      </w:r>
+      <w:r>
+        <w:rPr>
+          <w:b/>
+        </w:rPr>
+        <w:t>input</w:t>
+      </w:r>
+      <w:r>
+        <w:rPr>
+          <w:b w:val="0"/>
+        </w:rPr>
+        <w:t>s by a rule fixed beforehand. Three of15 are malformed; 9 of12 eligible pass. Report.</w:t>
+      </w:r>
+    </w:p>
+    <w:p>
+      <w:pPr>
+        <w:pStyle w:val="Heading3"/>
+      </w:pPr>
+      <w:r>
+        <w:t>Selected case answer</w:t>
+      </w:r>
+    </w:p>
+    <w:p>
+      <w:pPr>
+        <w:pStyle w:val="Heading3"/>
+      </w:pPr>
+      <w:r>
+        <w:t>Teacher key · Selected case answer</w:t>
+      </w:r>
+    </w:p>
+    <w:p>
+      <w:pPr>
+        <w:spacing w:line="336" w:lineRule="auto" w:after="180"/>
+        <w:shd w:fill="F1F6FC"/>
+      </w:pPr>
+      <w:r>
+        <w:rPr>
+          <w:b w:val="0"/>
+        </w:rPr>
         <w:t>Teacher explanation: Eligible pass9/12=75%; coverage12/15 after three prespecified exclusions. Preserve excluded IDs and rule; do not call9/15 the same metric.</w:t>
       </w:r>
     </w:p>
@@ -1701,67 +3365,305 @@
       </w:tr>
     </w:tbl>
     <w:p>
-      <w:r>
-        <w:t>Record each dimension as not yet, with support, or independent. Accept a valid alternative procedure with a defensible trace. Do not penalise an honestly recorded model failure if the learner correctly explains its evidence and limits.</w:t>
+      <w:pPr>
+        <w:pStyle w:val="Heading3"/>
+      </w:pPr>
+      <w:r>
+        <w:t>Teacher key · Selected case answer</w:t>
       </w:r>
     </w:p>
     <w:p>
       <w:pPr>
-        <w:pStyle w:val="Heading3"/>
-      </w:pPr>
-      <w:r>
-        <w:t>Feedback that the learner uses</w:t>
+        <w:spacing w:line="336" w:lineRule="auto" w:after="180"/>
+        <w:shd w:fill="F1F6FC"/>
+      </w:pPr>
+      <w:r>
+        <w:rPr>
+          <w:b w:val="0"/>
+        </w:rPr>
+        <w:t>Record each dimension as not yet, with support, or independent. Accept a valid alternative procedure with a defensible trace.</w:t>
       </w:r>
     </w:p>
     <w:p>
-      <w:r>
-        <w:t>Name the earliest unsupported step and give one action to repair it. Have the learner make that repair now and explain why. Then assess the relevant skill on a fresh, fully specified case. Confirm it was not previously practised with feedback; solve and check the new case before assigning it. A follow-up design prompt is a starting brief, not automatically an equivalent test.</w:t>
+      <w:pPr>
+        <w:spacing w:line="336" w:lineRule="auto" w:after="180"/>
+        <w:shd w:fill="F1F6FC"/>
+      </w:pPr>
+      <w:r>
+        <w:rPr>
+          <w:b w:val="0"/>
+        </w:rPr>
+        <w:t xml:space="preserve">Do not penalise an honestly recorded model failure if the learner correctly explains its </w:t>
+      </w:r>
+      <w:r>
+        <w:rPr>
+          <w:b/>
+        </w:rPr>
+        <w:t>evidence</w:t>
+      </w:r>
+      <w:r>
+        <w:rPr>
+          <w:b w:val="0"/>
+        </w:rPr>
+        <w:t xml:space="preserve"> and limits.</w:t>
       </w:r>
     </w:p>
     <w:p>
       <w:pPr>
-        <w:pStyle w:val="Heading1"/>
-      </w:pPr>
-      <w:r>
-        <w:t>06. Connect the project, support and next lesson</w:t>
+        <w:pStyle w:val="Heading3"/>
+      </w:pPr>
+      <w:r>
+        <w:t>Feedback that the learner uses</w:t>
       </w:r>
     </w:p>
     <w:p>
-      <w:r>
-        <w:t>Add a labelled predefining an analysis plan evidence sheet to Reproducible AI Research Study. Show how you can explain the mechanism and terminology of predefining an analysis plan. Use the supplied fictional case and keep its inputs, intermediate steps, calculation or prediction, and limitation. Connect this record to last week’s record; a matching answer without a trace is insufficient.</w:t>
+      <w:pPr>
+        <w:spacing w:line="336" w:lineRule="auto" w:after="180"/>
+      </w:pPr>
+      <w:r>
+        <w:rPr>
+          <w:b w:val="0"/>
+        </w:rPr>
+        <w:t>Name the earliest unsupported step and give one action to repair it. Have the learner make that repair now and explain why. Then assess the relevant skill on a fresh, fully specified case.</w:t>
       </w:r>
     </w:p>
     <w:p>
-      <w:r>
-        <w:t>Provide an input/procedure/result/limit frame and a calculator when needed. Ask students to identify the first step before completing the whole trace. Extension: compare two concrete variants of this mechanism while holding unrelated conditions fixed; report both successful and unsuccessful outcomes.</w:t>
+      <w:pPr>
+        <w:spacing w:line="336" w:lineRule="auto" w:after="180"/>
+      </w:pPr>
+      <w:r>
+        <w:rPr>
+          <w:b w:val="0"/>
+        </w:rPr>
+        <w:t>Confirm it was not previously practised with feedback; solve and check the new case before assigning it. A follow-up design prompt is a starting brief, not automatically an equivalent test.</w:t>
       </w:r>
     </w:p>
     <w:p>
-      <w:r>
-        <w:t>Next connection: Pilot experiments. Preserve the current case record and retrieve its evidence boundary before moving on.</w:t>
+      <w:pPr>
+        <w:pStyle w:val="Heading1"/>
+      </w:pPr>
+      <w:r>
+        <w:t>06. Connect the project, support and next lesson</w:t>
       </w:r>
     </w:p>
     <w:p>
       <w:r>
-        <w:t>Retain the project ledger and assess a changed case after support. Check the relevant prerequisite before carrying this component forward.</w:t>
+        <w:t>Connect Predefining an analysis plan to Reproducible AI Research Study, adapt support and plan a later changed-case check.</w:t>
       </w:r>
     </w:p>
     <w:p>
       <w:pPr>
-        <w:pStyle w:val="Heading3"/>
-      </w:pPr>
-      <w:r>
-        <w:t>Plan the delayed return</w:t>
+        <w:spacing w:line="336" w:lineRule="auto" w:after="180"/>
+      </w:pPr>
+      <w:r>
+        <w:rPr>
+          <w:b w:val="0"/>
+        </w:rPr>
+        <w:t xml:space="preserve">Add a labelled predefining an </w:t>
+      </w:r>
+      <w:r>
+        <w:rPr>
+          <w:b/>
+        </w:rPr>
+        <w:t>analysis plan</w:t>
+      </w:r>
+      <w:r>
+        <w:rPr>
+          <w:b w:val="0"/>
+        </w:rPr>
+        <w:t xml:space="preserve"> </w:t>
+      </w:r>
+      <w:r>
+        <w:rPr>
+          <w:b/>
+        </w:rPr>
+        <w:t>evidence</w:t>
+      </w:r>
+      <w:r>
+        <w:rPr>
+          <w:b w:val="0"/>
+        </w:rPr>
+        <w:t xml:space="preserve"> sheet to Reproducible AI Research Study. Show how you can explain the </w:t>
+      </w:r>
+      <w:r>
+        <w:rPr>
+          <w:b/>
+        </w:rPr>
+        <w:t>mechanism</w:t>
+      </w:r>
+      <w:r>
+        <w:rPr>
+          <w:b w:val="0"/>
+        </w:rPr>
+        <w:t xml:space="preserve"> and terminology of predefining an </w:t>
+      </w:r>
+      <w:r>
+        <w:rPr>
+          <w:b/>
+        </w:rPr>
+        <w:t>analysis plan</w:t>
+      </w:r>
+      <w:r>
+        <w:rPr>
+          <w:b w:val="0"/>
+        </w:rPr>
+        <w:t>.</w:t>
       </w:r>
     </w:p>
     <w:p>
-      <w:r>
-        <w:t>Suggested return points in this level: ai-7/22, ai-7/24, ai-7/27. Use actual classroom dates, adjusting for holidays and gaps. One, three and six teaching weeks are scheduling choices, not a claimed optimal spacing.</w:t>
+      <w:pPr>
+        <w:spacing w:line="336" w:lineRule="auto" w:after="180"/>
+      </w:pPr>
+      <w:r>
+        <w:rPr>
+          <w:b w:val="0"/>
+        </w:rPr>
+        <w:t xml:space="preserve">Use the supplied fictional case and keep its </w:t>
+      </w:r>
+      <w:r>
+        <w:rPr>
+          <w:b/>
+        </w:rPr>
+        <w:t>input</w:t>
+      </w:r>
+      <w:r>
+        <w:rPr>
+          <w:b w:val="0"/>
+        </w:rPr>
+        <w:t xml:space="preserve">s, intermediate steps, calculation or </w:t>
+      </w:r>
+      <w:r>
+        <w:rPr>
+          <w:b/>
+        </w:rPr>
+        <w:t>prediction</w:t>
+      </w:r>
+      <w:r>
+        <w:rPr>
+          <w:b w:val="0"/>
+        </w:rPr>
+        <w:t>, and limitation. Connect this record to last week’s record; a matching answer without a trace is insufficient.</w:t>
       </w:r>
     </w:p>
     <w:p>
-      <w:r>
-        <w:t>At a delayed check, ask for the idea from memory and a changed application. Compare with the earlier independent response and record support used. For a new level, revisit the previous capstone before checking the new prerequisites.</w:t>
+      <w:pPr>
+        <w:spacing w:line="336" w:lineRule="auto" w:after="180"/>
+      </w:pPr>
+      <w:r>
+        <w:rPr>
+          <w:b w:val="0"/>
+        </w:rPr>
+        <w:t xml:space="preserve">Provide an </w:t>
+      </w:r>
+      <w:r>
+        <w:rPr>
+          <w:b/>
+        </w:rPr>
+        <w:t>input</w:t>
+      </w:r>
+      <w:r>
+        <w:rPr>
+          <w:b w:val="0"/>
+        </w:rPr>
+        <w:t>/procedure/result/limit frame and a calculator when needed. Ask students to identify the first step before completing the whole trace.</w:t>
+      </w:r>
+    </w:p>
+    <w:p>
+      <w:pPr>
+        <w:spacing w:line="336" w:lineRule="auto" w:after="180"/>
+      </w:pPr>
+      <w:r>
+        <w:rPr>
+          <w:b w:val="0"/>
+        </w:rPr>
+        <w:t xml:space="preserve">Extension: compare two concrete variants of this </w:t>
+      </w:r>
+      <w:r>
+        <w:rPr>
+          <w:b/>
+        </w:rPr>
+        <w:t>mechanism</w:t>
+      </w:r>
+      <w:r>
+        <w:rPr>
+          <w:b w:val="0"/>
+        </w:rPr>
+        <w:t xml:space="preserve"> while holding unrelated conditions fixed; report both successful and unsuccessful outcomes.</w:t>
+      </w:r>
+    </w:p>
+    <w:p>
+      <w:pPr>
+        <w:spacing w:line="336" w:lineRule="auto" w:after="180"/>
+      </w:pPr>
+      <w:r>
+        <w:rPr>
+          <w:b w:val="0"/>
+        </w:rPr>
+        <w:t xml:space="preserve">Next connection: Pilot experiments. Preserve the current case record and retrieve its </w:t>
+      </w:r>
+      <w:r>
+        <w:rPr>
+          <w:b/>
+        </w:rPr>
+        <w:t>evidence</w:t>
+      </w:r>
+      <w:r>
+        <w:rPr>
+          <w:b w:val="0"/>
+        </w:rPr>
+        <w:t xml:space="preserve"> boundary before moving on.</w:t>
+      </w:r>
+    </w:p>
+    <w:p>
+      <w:pPr>
+        <w:spacing w:line="336" w:lineRule="auto" w:after="180"/>
+      </w:pPr>
+      <w:r>
+        <w:rPr>
+          <w:b w:val="0"/>
+        </w:rPr>
+        <w:t>Retain the project ledger and assess a changed case after support. Check the relevant prerequisite before carrying this component forward.</w:t>
+      </w:r>
+    </w:p>
+    <w:p>
+      <w:pPr>
+        <w:pStyle w:val="Heading3"/>
+      </w:pPr>
+      <w:r>
+        <w:t>Plan the delayed return</w:t>
+      </w:r>
+    </w:p>
+    <w:p>
+      <w:pPr>
+        <w:spacing w:line="336" w:lineRule="auto" w:after="180"/>
+      </w:pPr>
+      <w:r>
+        <w:rPr>
+          <w:b w:val="0"/>
+        </w:rPr>
+        <w:t>Suggested return points in this level: ai-7/22, ai-7/24, ai-7/27. Use actual classroom dates, adjusting for holidays and gaps. One, three and six teaching weeks are scheduling choices, not a claimed optimal spacing.</w:t>
+      </w:r>
+    </w:p>
+    <w:p>
+      <w:pPr>
+        <w:spacing w:line="336" w:lineRule="auto" w:after="180"/>
+      </w:pPr>
+      <w:r>
+        <w:rPr>
+          <w:b w:val="0"/>
+        </w:rPr>
+        <w:t>At a delayed check, ask for the idea from memory and a changed application. Compare with the earlier independent response and record support used.</w:t>
+      </w:r>
+    </w:p>
+    <w:p>
+      <w:pPr>
+        <w:spacing w:line="336" w:lineRule="auto" w:after="180"/>
+      </w:pPr>
+      <w:r>
+        <w:rPr>
+          <w:b w:val="0"/>
+        </w:rPr>
+        <w:t>For a new level, revisit the previous capstone before checking the new prerequisites.</w:t>
       </w:r>
     </w:p>
     <w:tbl>
@@ -1921,8 +3823,26 @@
       </w:tr>
     </w:tbl>
     <w:p>
-      <w:r>
-        <w:t>Use the evidence to choose reteaching or the next step. A completed page, confidence rating or attractive project does not by itself demonstrate understanding.</w:t>
+      <w:pPr>
+        <w:spacing w:line="336" w:lineRule="auto" w:after="180"/>
+      </w:pPr>
+      <w:r>
+        <w:rPr>
+          <w:b w:val="0"/>
+        </w:rPr>
+        <w:t xml:space="preserve">Use the </w:t>
+      </w:r>
+      <w:r>
+        <w:rPr>
+          <w:b/>
+        </w:rPr>
+        <w:t>evidence</w:t>
+      </w:r>
+      <w:r>
+        <w:rPr>
+          <w:b w:val="0"/>
+        </w:rPr>
+        <w:t xml:space="preserve"> to choose reteaching or the next step. A completed page, confidence rating or attractive project does not by itself demonstrate understanding.</w:t>
       </w:r>
     </w:p>
     <w:p>
@@ -1934,7 +3854,13 @@
       </w:r>
     </w:p>
     <w:p>
-      <w:r>
+      <w:pPr>
+        <w:spacing w:line="336" w:lineRule="auto" w:after="180"/>
+      </w:pPr>
+      <w:r>
+        <w:rPr>
+          <w:b w:val="0"/>
+        </w:rPr>
         <w:t>For the Reproducible AI Research Study, retain an annotated worked trace and the changed-case reasoning. Connect the claim to its records, units and assumptions so another investigator can challenge or reproduce it.</w:t>
       </w:r>
     </w:p>
@@ -1948,12 +3874,68 @@
     </w:p>
     <w:p>
       <w:r>
-        <w:t>Teaching target: Explain the mechanism and terminology of predefining an analysis plan</w:t>
+        <w:t>Use this preparation summary alongside the detailed Predefining an analysis plan lesson; it is a checklist rather than a replacement for the full sequence.</w:t>
       </w:r>
     </w:p>
     <w:p>
-      <w:r>
-        <w:t>Prepare the labelled worked-case picture, the matching workbook, fictional input cards and a place for individual responses. Check a local Python 3 environment before class; have a paper-trace version ready.</w:t>
+      <w:pPr>
+        <w:pStyle w:val="Heading3"/>
+      </w:pPr>
+      <w:r>
+        <w:t>Teaching target</w:t>
+      </w:r>
+    </w:p>
+    <w:p>
+      <w:pPr>
+        <w:spacing w:line="336" w:lineRule="auto" w:after="180"/>
+        <w:shd w:fill="EDF7F3"/>
+      </w:pPr>
+      <w:r>
+        <w:rPr>
+          <w:b w:val="0"/>
+        </w:rPr>
+        <w:t xml:space="preserve">Teaching target: Explain the </w:t>
+      </w:r>
+      <w:r>
+        <w:rPr>
+          <w:b/>
+        </w:rPr>
+        <w:t>mechanism</w:t>
+      </w:r>
+      <w:r>
+        <w:rPr>
+          <w:b w:val="0"/>
+        </w:rPr>
+        <w:t xml:space="preserve"> and terminology of predefining an </w:t>
+      </w:r>
+      <w:r>
+        <w:rPr>
+          <w:b/>
+        </w:rPr>
+        <w:t>analysis plan</w:t>
+      </w:r>
+    </w:p>
+    <w:p>
+      <w:pPr>
+        <w:spacing w:line="336" w:lineRule="auto" w:after="180"/>
+      </w:pPr>
+      <w:r>
+        <w:rPr>
+          <w:b w:val="0"/>
+        </w:rPr>
+        <w:t xml:space="preserve">Prepare the labelled worked-case picture, the matching workbook, fictional </w:t>
+      </w:r>
+      <w:r>
+        <w:rPr>
+          <w:b/>
+        </w:rPr>
+        <w:t>input</w:t>
+      </w:r>
+      <w:r>
+        <w:rPr>
+          <w:b w:val="0"/>
+        </w:rPr>
+        <w:t xml:space="preserve"> cards and a place for individual responses. Check a local Python 3 environment before class; have a paper-trace version ready.</w:t>
       </w:r>
     </w:p>
     <w:tbl>
@@ -2100,37 +4082,194 @@
       </w:tr>
     </w:tbl>
     <w:p>
-      <w:r>
-        <w:t>Before class, solve the supported practice: Plan includes all20 cases. After results, the team removes four failed cases because they make the graph look worse. Show the intermediate steps and give the conclusion with its scope.</w:t>
+      <w:pPr>
+        <w:spacing w:line="336" w:lineRule="auto" w:after="180"/>
+      </w:pPr>
+      <w:r>
+        <w:rPr>
+          <w:b w:val="0"/>
+        </w:rPr>
+        <w:t>Before class, solve the supported practice: Plan includes all20 cases. After results, the team removes four failed cases because they make the graph look worse.</w:t>
       </w:r>
     </w:p>
     <w:p>
-      <w:r>
-        <w:t>Reasoned practice answer: Teacher explanation: The exclusion is outcome-informed and violates the plan. Report original16/20 if16 passed, and label any revised analysis with reasons rather than hiding failures.</w:t>
+      <w:pPr>
+        <w:spacing w:line="336" w:lineRule="auto" w:after="180"/>
+      </w:pPr>
+      <w:r>
+        <w:rPr>
+          <w:b w:val="0"/>
+        </w:rPr>
+        <w:t>Show the intermediate steps and give the conclusion with its scope.</w:t>
       </w:r>
     </w:p>
     <w:p>
-      <w:r>
-        <w:t>Check every learner before discussion: Use the worked case for Predefining an analysis plan. Proposed explanation: “The worked result establishes every future case”. Decide whether this explanation is supported. Point to the step or supplied fact that decides; explain your repair if needed.</w:t>
+      <w:pPr>
+        <w:pStyle w:val="Heading3"/>
+      </w:pPr>
+      <w:r>
+        <w:t>Supported practice answer</w:t>
       </w:r>
     </w:p>
     <w:p>
-      <w:r>
-        <w:t>Misconception repair: A prespecified plan can still be flawed; transparency prevents hidden changes, not invalid assumptions.</w:t>
+      <w:pPr>
+        <w:spacing w:line="336" w:lineRule="auto" w:after="180"/>
+        <w:shd w:fill="F1F6FC"/>
+      </w:pPr>
+      <w:r>
+        <w:rPr>
+          <w:b w:val="0"/>
+        </w:rPr>
+        <w:t>Reasoned practice answer: Teacher explanation: The exclusion is outcome-informed and violates the plan. Report original16/20 if16 passed, and label any revised analysis with reasons rather than hiding failures.</w:t>
       </w:r>
     </w:p>
     <w:p>
-      <w:r>
-        <w:t>Support: read the exact case aloud, enlarge the labelled picture, supply input cards and model only the first deciding step. Accept a spoken explanation or drawing; retain the reasoning goal.</w:t>
+      <w:pPr>
+        <w:spacing w:line="336" w:lineRule="auto" w:after="180"/>
+      </w:pPr>
+      <w:r>
+        <w:rPr>
+          <w:b w:val="0"/>
+        </w:rPr>
+        <w:t xml:space="preserve">Check every learner before discussion: Use the worked case for Predefining an </w:t>
+      </w:r>
+      <w:r>
+        <w:rPr>
+          <w:b/>
+        </w:rPr>
+        <w:t>analysis plan</w:t>
+      </w:r>
+      <w:r>
+        <w:rPr>
+          <w:b w:val="0"/>
+        </w:rPr>
+        <w:t>. Proposed explanation: “The worked result establishes every future case”. Decide whether this explanation is supported.</w:t>
       </w:r>
     </w:p>
     <w:p>
-      <w:r>
-        <w:t>Extension: Exclude two readable cases because the new model fails them. Require a prediction and a reason before comparing. Expected result: That outcome-driven exclusion violates the recorded rule. Reason: Model failure is not the predeclared unreadable-file criterion.</w:t>
+      <w:pPr>
+        <w:spacing w:line="336" w:lineRule="auto" w:after="180"/>
+      </w:pPr>
+      <w:r>
+        <w:rPr>
+          <w:b w:val="0"/>
+        </w:rPr>
+        <w:t>Point to the step or supplied fact that decides; explain your repair if needed.</w:t>
       </w:r>
     </w:p>
     <w:p>
-      <w:r>
+      <w:pPr>
+        <w:pStyle w:val="Heading3"/>
+      </w:pPr>
+      <w:r>
+        <w:t>Repair the misconception</w:t>
+      </w:r>
+    </w:p>
+    <w:p>
+      <w:pPr>
+        <w:spacing w:line="336" w:lineRule="auto" w:after="180"/>
+        <w:shd w:fill="FFF5E6"/>
+      </w:pPr>
+      <w:r>
+        <w:rPr>
+          <w:b w:val="0"/>
+        </w:rPr>
+        <w:t>Misconception repair: A prespecified plan can still be flawed; transparency prevents hidden changes, not invalid assumptions.</w:t>
+      </w:r>
+    </w:p>
+    <w:p>
+      <w:pPr>
+        <w:pStyle w:val="Heading3"/>
+      </w:pPr>
+      <w:r>
+        <w:t>Support without giving away the answer</w:t>
+      </w:r>
+    </w:p>
+    <w:p>
+      <w:pPr>
+        <w:spacing w:line="336" w:lineRule="auto" w:after="180"/>
+        <w:shd w:fill="F1F6F8"/>
+      </w:pPr>
+      <w:r>
+        <w:rPr>
+          <w:b w:val="0"/>
+        </w:rPr>
+        <w:t xml:space="preserve">Support: read the exact case aloud, enlarge the labelled picture, supply </w:t>
+      </w:r>
+      <w:r>
+        <w:rPr>
+          <w:b/>
+        </w:rPr>
+        <w:t>input</w:t>
+      </w:r>
+      <w:r>
+        <w:rPr>
+          <w:b w:val="0"/>
+        </w:rPr>
+        <w:t xml:space="preserve"> cards and model only the first deciding step. Accept a spoken explanation or drawing; retain the reasoning goal.</w:t>
+      </w:r>
+    </w:p>
+    <w:p>
+      <w:pPr>
+        <w:pStyle w:val="Heading3"/>
+      </w:pPr>
+      <w:r>
+        <w:t>Extend the reasoning</w:t>
+      </w:r>
+    </w:p>
+    <w:p>
+      <w:pPr>
+        <w:spacing w:line="336" w:lineRule="auto" w:after="180"/>
+        <w:shd w:fill="F5F1FB"/>
+      </w:pPr>
+      <w:r>
+        <w:rPr>
+          <w:b w:val="0"/>
+        </w:rPr>
+        <w:t xml:space="preserve">Extension: Exclude two readable cases because the new model fails them. Require a </w:t>
+      </w:r>
+      <w:r>
+        <w:rPr>
+          <w:b/>
+        </w:rPr>
+        <w:t>prediction</w:t>
+      </w:r>
+      <w:r>
+        <w:rPr>
+          <w:b w:val="0"/>
+        </w:rPr>
+        <w:t xml:space="preserve"> and a reason before comparing. Expected result: That outcome-driven exclusion violates the recorded rule.</w:t>
+      </w:r>
+    </w:p>
+    <w:p>
+      <w:pPr>
+        <w:spacing w:line="336" w:lineRule="auto" w:after="180"/>
+        <w:shd w:fill="F5F1FB"/>
+      </w:pPr>
+      <w:r>
+        <w:rPr>
+          <w:b w:val="0"/>
+        </w:rPr>
+        <w:t>Reason: Model failure is not the predeclared unreadable-file criterion.</w:t>
+      </w:r>
+    </w:p>
+    <w:p>
+      <w:pPr>
+        <w:pStyle w:val="Heading3"/>
+      </w:pPr>
+      <w:r>
+        <w:t>Protect the independent attempt</w:t>
+      </w:r>
+    </w:p>
+    <w:p>
+      <w:pPr>
+        <w:spacing w:line="336" w:lineRule="auto" w:after="180"/>
+        <w:shd w:fill="FFF5E6"/>
+      </w:pPr>
+      <w:r>
+        <w:rPr>
+          <w:b w:val="0"/>
+        </w:rPr>
         <w:t>Independent assessment: withhold the reserved answer until the learner has attempted the new case. Record support separately from correctness.</w:t>
       </w:r>
     </w:p>
@@ -2319,46 +4458,956 @@
       </w:tr>
     </w:tbl>
     <w:p>
-      <w:r>
-        <w:t>Project checkpoint: Evaluate and revise. Compare with your starting method, explain errors and record a justified revision.</w:t>
+      <w:pPr>
+        <w:pStyle w:val="Heading3"/>
+      </w:pPr>
+      <w:r>
+        <w:t>Project checkpoint</w:t>
       </w:r>
     </w:p>
     <w:p>
-      <w:r>
-        <w:t>Use the weekly teacher answer for topic-specific reasoning. A saved progress tick is an activity record; judge mastery from the learner’s explanation and evidence.</w:t>
+      <w:pPr>
+        <w:spacing w:line="336" w:lineRule="auto" w:after="180"/>
+        <w:shd w:fill="EDF7F3"/>
+      </w:pPr>
+      <w:r>
+        <w:rPr>
+          <w:b w:val="0"/>
+        </w:rPr>
+        <w:t>Project checkpoint: Evaluate and revise. Compare with your starting method, explain errors and record a justified revision.</w:t>
       </w:r>
     </w:p>
     <w:p>
       <w:pPr>
-        <w:pStyle w:val="Heading1"/>
-      </w:pPr>
-      <w:r>
-        <w:t>08. Use feedback, labs and repair paths</w:t>
+        <w:spacing w:line="336" w:lineRule="auto" w:after="180"/>
+      </w:pPr>
+      <w:r>
+        <w:rPr>
+          <w:b w:val="0"/>
+        </w:rPr>
+        <w:t xml:space="preserve">Use the weekly teacher answer for topic-specific reasoning. A saved progress tick is an activity record; judge mastery from the learner’s explanation and </w:t>
+      </w:r>
+      <w:r>
+        <w:rPr>
+          <w:b/>
+        </w:rPr>
+        <w:t>evidence</w:t>
+      </w:r>
+      <w:r>
+        <w:rPr>
+          <w:b w:val="0"/>
+        </w:rPr>
+        <w:t>.</w:t>
       </w:r>
     </w:p>
     <w:p>
-      <w:r>
-        <w:t>Use the two formative questions as supported practice, not as independent mastery scores. Discuss the deciding evidence rather than accepting a guessed selection.</w:t>
+      <w:pPr>
+        <w:pStyle w:val="Heading1"/>
+      </w:pPr>
+      <w:r>
+        <w:t>08. Use feedback, labs and repair paths</w:t>
       </w:r>
     </w:p>
     <w:p>
       <w:r>
-        <w:t>The feedback comes from the reviewed public worked case. Do not reveal the separately reserved independent teacher answer until the learner has attempted that case.</w:t>
+        <w:t>Use feedback, earlier review and portfolios purposefully. Apply the coding routine only when this lesson has an executable lab.</w:t>
       </w:r>
     </w:p>
     <w:p>
-      <w:r>
-        <w:t>Ask students to predict before running code. Preserve errors and actual outputs; collect a changed test and an explanation. The branch-boundary and indexing lessons deliberately include failure cases.</w:t>
+      <w:pPr>
+        <w:spacing w:line="336" w:lineRule="auto" w:after="180"/>
+      </w:pPr>
+      <w:r>
+        <w:rPr>
+          <w:b w:val="0"/>
+        </w:rPr>
+        <w:t xml:space="preserve">Use the two formative questions as supported practice, not as independent mastery scores. Discuss the deciding </w:t>
+      </w:r>
+      <w:r>
+        <w:rPr>
+          <w:b/>
+        </w:rPr>
+        <w:t>evidence</w:t>
+      </w:r>
+      <w:r>
+        <w:rPr>
+          <w:b w:val="0"/>
+        </w:rPr>
+        <w:t xml:space="preserve"> rather than accepting a guessed selection.</w:t>
       </w:r>
     </w:p>
     <w:p>
-      <w:r>
-        <w:t>Use the earlier worked-explanation links to address a specific missing building block, then return to the current question. Adapt this suggestion after observing the learner; it is not an automatic diagnosis.</w:t>
+      <w:pPr>
+        <w:spacing w:line="336" w:lineRule="auto" w:after="180"/>
+      </w:pPr>
+      <w:r>
+        <w:rPr>
+          <w:b w:val="0"/>
+        </w:rPr>
+        <w:t>The feedback comes from the reviewed public worked case. Do not reveal the separately reserved independent teacher answer until the learner has attempted that case.</w:t>
       </w:r>
     </w:p>
     <w:p>
-      <w:r>
-        <w:t>Collect the completed-work portfolio as evidence. Record support separately from correctness, and assess explanation, trace/test and limitations. Progress ticks and quiz selections alone do not establish mastery.</w:t>
+      <w:pPr>
+        <w:pStyle w:val="Heading3"/>
+      </w:pPr>
+      <w:r>
+        <w:t>For later coding lessons</w:t>
+      </w:r>
+    </w:p>
+    <w:p>
+      <w:r>
+        <w:t>This week has no code block. Use this routine when a later lesson includes an executable lab.</w:t>
+      </w:r>
+    </w:p>
+    <w:p>
+      <w:pPr>
+        <w:spacing w:line="336" w:lineRule="auto" w:after="180"/>
+        <w:shd w:fill="F1F6F8"/>
+      </w:pPr>
+      <w:r>
+        <w:rPr>
+          <w:b w:val="0"/>
+        </w:rPr>
+        <w:t xml:space="preserve">Ask students to predict before running code. Preserve errors and actual </w:t>
+      </w:r>
+      <w:r>
+        <w:rPr>
+          <w:b/>
+        </w:rPr>
+        <w:t>output</w:t>
+      </w:r>
+      <w:r>
+        <w:rPr>
+          <w:b w:val="0"/>
+        </w:rPr>
+        <w:t>s; collect a changed test and an explanation. The branch-boundary and indexing lessons deliberately include failure cases.</w:t>
+      </w:r>
+    </w:p>
+    <w:p>
+      <w:pPr>
+        <w:spacing w:line="336" w:lineRule="auto" w:after="180"/>
+      </w:pPr>
+      <w:r>
+        <w:rPr>
+          <w:b w:val="0"/>
+        </w:rPr>
+        <w:t>Use the earlier worked-explanation links to address a specific missing building block, then return to the current question. Adapt this suggestion after observing the learner; it is not an automatic diagnosis.</w:t>
+      </w:r>
+    </w:p>
+    <w:p>
+      <w:pPr>
+        <w:spacing w:line="336" w:lineRule="auto" w:after="180"/>
+      </w:pPr>
+      <w:r>
+        <w:rPr>
+          <w:b w:val="0"/>
+        </w:rPr>
+        <w:t xml:space="preserve">Collect the completed-work portfolio as </w:t>
+      </w:r>
+      <w:r>
+        <w:rPr>
+          <w:b/>
+        </w:rPr>
+        <w:t>evidence</w:t>
+      </w:r>
+      <w:r>
+        <w:rPr>
+          <w:b w:val="0"/>
+        </w:rPr>
+        <w:t>. Record support separately from correctness, and assess explanation, trace/test and limitations. Progress ticks and quiz selections alone do not establish mastery.</w:t>
+      </w:r>
+    </w:p>
+    <w:p>
+      <w:pPr>
+        <w:pStyle w:val="Heading1"/>
+      </w:pPr>
+      <w:r>
+        <w:t>09. Visual concept journey</w:t>
+      </w:r>
+    </w:p>
+    <w:p>
+      <w:r>
+        <w:t>Show one Predefining an analysis plan graphic at a time, request a prediction and discuss its trace before the independent assessment.</w:t>
+      </w:r>
+    </w:p>
+    <w:p>
+      <w:pPr>
+        <w:spacing w:line="336" w:lineRule="auto" w:after="180"/>
+      </w:pPr>
+      <w:r>
+        <w:rPr>
+          <w:b w:val="0"/>
+        </w:rPr>
+        <w:t xml:space="preserve">Use one picture at a time. Hide a worked result before asking for a </w:t>
+      </w:r>
+      <w:r>
+        <w:rPr>
+          <w:b/>
+        </w:rPr>
+        <w:t>prediction</w:t>
+      </w:r>
+      <w:r>
+        <w:rPr>
+          <w:b w:val="0"/>
+        </w:rPr>
+        <w:t>, then reveal it for feedback. These are supported teaching cases; retain the separate independent assessment for a fresh first attempt.</w:t>
+      </w:r>
+    </w:p>
+    <w:p>
+      <w:pPr>
+        <w:pStyle w:val="Heading3"/>
+      </w:pPr>
+      <w:r>
+        <w:t>01. Predefining an analysis plan: the case</w:t>
+      </w:r>
+    </w:p>
+    <w:p>
+      <w:r>
+        <w:drawing>
+          <wp:inline xmlns:a="http://schemas.openxmlformats.org/drawingml/2006/main" xmlns:pic="http://schemas.openxmlformats.org/drawingml/2006/picture">
+            <wp:extent cx="5486400" cy="2834640"/>
+            <wp:docPr id="2" name="Picture 2" descr="Freeze decisions before the result. A team records its outcome, exclusions and analysis before evaluating a reserved set. Supplied facts: Plan: compare correct counts on 12 cases; exclude only unreadable files identified before scoring; report all version results."/>
+            <wp:cNvGraphicFramePr>
+              <a:graphicFrameLocks noChangeAspect="1"/>
+            </wp:cNvGraphicFramePr>
+            <a:graphic>
+              <a:graphicData uri="http://schemas.openxmlformats.org/drawingml/2006/picture">
+                <pic:pic>
+                  <pic:nvPicPr>
+                    <pic:cNvPr id="0" name="academy-story-ai-7-21-01.png"/>
+                    <pic:cNvPicPr/>
+                  </pic:nvPicPr>
+                  <pic:blipFill>
+                    <a:blip r:embed="rId10"/>
+                    <a:stretch>
+                      <a:fillRect/>
+                    </a:stretch>
+                  </pic:blipFill>
+                  <pic:spPr>
+                    <a:xfrm>
+                      <a:off x="0" y="0"/>
+                      <a:ext cx="5486400" cy="2834640"/>
+                    </a:xfrm>
+                    <a:prstGeom prst="rect"/>
+                  </pic:spPr>
+                </pic:pic>
+              </a:graphicData>
+            </a:graphic>
+          </wp:inline>
+        </w:drawing>
+      </w:r>
+    </w:p>
+    <w:p>
+      <w:pPr>
+        <w:spacing w:line="336" w:lineRule="auto" w:after="180"/>
+      </w:pPr>
+      <w:r>
+        <w:rPr>
+          <w:b w:val="0"/>
+        </w:rPr>
+        <w:t>Freeze decisions before the result. A team records its outcome, exclusions and analysis before evaluating a reserved set.</w:t>
+      </w:r>
+    </w:p>
+    <w:p>
+      <w:pPr>
+        <w:spacing w:line="336" w:lineRule="auto" w:after="180"/>
+      </w:pPr>
+      <w:r>
+        <w:rPr>
+          <w:b w:val="0"/>
+        </w:rPr>
+        <w:t>Supplied facts: Plan: compare correct counts on 12 cases; exclude only unreadable files identified before scoring; report all version results.</w:t>
+      </w:r>
+    </w:p>
+    <w:p>
+      <w:pPr>
+        <w:spacing w:line="336" w:lineRule="auto" w:after="180"/>
+        <w:shd w:fill="F5F1FB"/>
+      </w:pPr>
+      <w:r>
+        <w:rPr>
+          <w:b w:val="0"/>
+        </w:rPr>
+        <w:t>Point to the given fact that matters most. Explain why it matters.</w:t>
+      </w:r>
+    </w:p>
+    <w:p>
+      <w:pPr>
+        <w:pStyle w:val="Heading3"/>
+      </w:pPr>
+      <w:r>
+        <w:t>Discuss while showing the picture</w:t>
+      </w:r>
+    </w:p>
+    <w:p>
+      <w:pPr>
+        <w:spacing w:line="336" w:lineRule="auto" w:after="180"/>
+        <w:shd w:fill="F1F6F8"/>
+      </w:pPr>
+      <w:r>
+        <w:rPr>
+          <w:b w:val="0"/>
+        </w:rPr>
+        <w:t>Teacher prompt: Point to the given fact that matters most. Explain why it matters. Ask learners to describe one label or arrow in ordinary words. Use the adjacent transcript if the image is difficult to see.</w:t>
+      </w:r>
+    </w:p>
+    <w:p>
+      <w:pPr>
+        <w:pStyle w:val="Heading3"/>
+      </w:pPr>
+      <w:r>
+        <w:t>02. Follow the deciding steps</w:t>
+      </w:r>
+    </w:p>
+    <w:p>
+      <w:r>
+        <w:drawing>
+          <wp:inline xmlns:a="http://schemas.openxmlformats.org/drawingml/2006/main" xmlns:pic="http://schemas.openxmlformats.org/drawingml/2006/picture">
+            <wp:extent cx="5486400" cy="3182112"/>
+            <wp:docPr id="3" name="Picture 3" descr="Write the rule first: Record the outcome and justified unreadable-file exclusion. → Protect the reserved set: Do not choose exclusions from which cases each model fails. → Report deviations: If the plan changes, mark the change and give its reason."/>
+            <wp:cNvGraphicFramePr>
+              <a:graphicFrameLocks noChangeAspect="1"/>
+            </wp:cNvGraphicFramePr>
+            <a:graphic>
+              <a:graphicData uri="http://schemas.openxmlformats.org/drawingml/2006/picture">
+                <pic:pic>
+                  <pic:nvPicPr>
+                    <pic:cNvPr id="0" name="academy-story-ai-7-21-02.png"/>
+                    <pic:cNvPicPr/>
+                  </pic:nvPicPr>
+                  <pic:blipFill>
+                    <a:blip r:embed="rId11"/>
+                    <a:stretch>
+                      <a:fillRect/>
+                    </a:stretch>
+                  </pic:blipFill>
+                  <pic:spPr>
+                    <a:xfrm>
+                      <a:off x="0" y="0"/>
+                      <a:ext cx="5486400" cy="3182112"/>
+                    </a:xfrm>
+                    <a:prstGeom prst="rect"/>
+                  </pic:spPr>
+                </pic:pic>
+              </a:graphicData>
+            </a:graphic>
+          </wp:inline>
+        </w:drawing>
+      </w:r>
+    </w:p>
+    <w:p>
+      <w:pPr>
+        <w:spacing w:line="336" w:lineRule="auto" w:after="180"/>
+      </w:pPr>
+      <w:r>
+        <w:rPr>
+          <w:b w:val="0"/>
+        </w:rPr>
+        <w:t xml:space="preserve">Write the rule first: Record the outcome and justified unreadable-file exclusion. → Protect the reserved set: Do not choose exclusions from which cases each model fails. → Report </w:t>
+      </w:r>
+      <w:r>
+        <w:rPr>
+          <w:b/>
+        </w:rPr>
+        <w:t>deviation</w:t>
+      </w:r>
+      <w:r>
+        <w:rPr>
+          <w:b w:val="0"/>
+        </w:rPr>
+        <w:t>s: If the plan changes, mark the change and give its reason.</w:t>
+      </w:r>
+    </w:p>
+    <w:p>
+      <w:pPr>
+        <w:spacing w:line="336" w:lineRule="auto" w:after="180"/>
+        <w:shd w:fill="F5F1FB"/>
+      </w:pPr>
+      <w:r>
+        <w:rPr>
+          <w:b w:val="0"/>
+        </w:rPr>
+        <w:t xml:space="preserve">Point to each numbered stage and explain which recorded </w:t>
+      </w:r>
+      <w:r>
+        <w:rPr>
+          <w:b/>
+        </w:rPr>
+        <w:t>input</w:t>
+      </w:r>
+      <w:r>
+        <w:rPr>
+          <w:b w:val="0"/>
+        </w:rPr>
+        <w:t xml:space="preserve"> it uses.</w:t>
+      </w:r>
+    </w:p>
+    <w:p>
+      <w:pPr>
+        <w:pStyle w:val="Heading3"/>
+      </w:pPr>
+      <w:r>
+        <w:t>Discuss while showing the picture</w:t>
+      </w:r>
+    </w:p>
+    <w:p>
+      <w:pPr>
+        <w:spacing w:line="336" w:lineRule="auto" w:after="180"/>
+        <w:shd w:fill="F1F6F8"/>
+      </w:pPr>
+      <w:r>
+        <w:rPr>
+          <w:b w:val="0"/>
+        </w:rPr>
+        <w:t xml:space="preserve">Teacher prompt: Point to each numbered stage and explain which recorded </w:t>
+      </w:r>
+      <w:r>
+        <w:rPr>
+          <w:b/>
+        </w:rPr>
+        <w:t>input</w:t>
+      </w:r>
+      <w:r>
+        <w:rPr>
+          <w:b w:val="0"/>
+        </w:rPr>
+        <w:t xml:space="preserve"> it uses. Ask learners to describe one label or arrow in ordinary words. Use the adjacent transcript if the image is difficult to see.</w:t>
+      </w:r>
+    </w:p>
+    <w:p>
+      <w:pPr>
+        <w:pStyle w:val="Heading3"/>
+      </w:pPr>
+      <w:r>
+        <w:t>03. Predefining an analysis plan — evidence trace</w:t>
+      </w:r>
+    </w:p>
+    <w:p>
+      <w:r>
+        <w:drawing>
+          <wp:inline xmlns:a="http://schemas.openxmlformats.org/drawingml/2006/main" xmlns:pic="http://schemas.openxmlformats.org/drawingml/2006/picture">
+            <wp:extent cx="5486400" cy="2843784"/>
+            <wp:docPr id="4" name="Picture 4" descr="Predefining an analysis plan — evidence trace. Plan includes all20 cases. After results, the team removes four failed cases because they make the graph look worse. | Declare primary metric, eligible cases, missing handling, baseline, test assumptions and reporting. Timestamp/version the plan; label later choices exploratory. | The exclusion is outcome-informed and violates the plan. Report original16/20 if16 passed, and label any revised analysis with reasons rather than hiding failures."/>
+            <wp:cNvGraphicFramePr>
+              <a:graphicFrameLocks noChangeAspect="1"/>
+            </wp:cNvGraphicFramePr>
+            <a:graphic>
+              <a:graphicData uri="http://schemas.openxmlformats.org/drawingml/2006/picture">
+                <pic:pic>
+                  <pic:nvPicPr>
+                    <pic:cNvPr id="0" name="academy-story-ai-7-21-03.png"/>
+                    <pic:cNvPicPr/>
+                  </pic:nvPicPr>
+                  <pic:blipFill>
+                    <a:blip r:embed="rId12"/>
+                    <a:stretch>
+                      <a:fillRect/>
+                    </a:stretch>
+                  </pic:blipFill>
+                  <pic:spPr>
+                    <a:xfrm>
+                      <a:off x="0" y="0"/>
+                      <a:ext cx="5486400" cy="2843784"/>
+                    </a:xfrm>
+                    <a:prstGeom prst="rect"/>
+                  </pic:spPr>
+                </pic:pic>
+              </a:graphicData>
+            </a:graphic>
+          </wp:inline>
+        </w:drawing>
+      </w:r>
+    </w:p>
+    <w:p>
+      <w:pPr>
+        <w:spacing w:line="336" w:lineRule="auto" w:after="180"/>
+      </w:pPr>
+      <w:r>
+        <w:rPr>
+          <w:b w:val="0"/>
+        </w:rPr>
+        <w:t xml:space="preserve">Predefining an </w:t>
+      </w:r>
+      <w:r>
+        <w:rPr>
+          <w:b/>
+        </w:rPr>
+        <w:t>analysis plan</w:t>
+      </w:r>
+      <w:r>
+        <w:rPr>
+          <w:b w:val="0"/>
+        </w:rPr>
+        <w:t xml:space="preserve"> — </w:t>
+      </w:r>
+      <w:r>
+        <w:rPr>
+          <w:b/>
+        </w:rPr>
+        <w:t>evidence</w:t>
+      </w:r>
+      <w:r>
+        <w:rPr>
+          <w:b w:val="0"/>
+        </w:rPr>
+        <w:t xml:space="preserve"> trace. Plan includes all20 cases.</w:t>
+      </w:r>
+    </w:p>
+    <w:p>
+      <w:pPr>
+        <w:spacing w:line="336" w:lineRule="auto" w:after="180"/>
+      </w:pPr>
+      <w:r>
+        <w:rPr>
+          <w:b w:val="0"/>
+        </w:rPr>
+        <w:t>After results, the team removes four failed cases because they make the graph look worse. | Declare primary metric, eligible cases, missing handling, baseline, test assumptions and reporting.</w:t>
+      </w:r>
+    </w:p>
+    <w:p>
+      <w:pPr>
+        <w:spacing w:line="336" w:lineRule="auto" w:after="180"/>
+      </w:pPr>
+      <w:r>
+        <w:rPr>
+          <w:b w:val="0"/>
+        </w:rPr>
+        <w:t>Timestamp/version the plan; label later choices exploratory. | The exclusion is outcome-informed and violates the plan. Report original16/20 if16 passed, and label any revised analysis with reasons rather than hiding failures.</w:t>
+      </w:r>
+    </w:p>
+    <w:p>
+      <w:pPr>
+        <w:spacing w:line="336" w:lineRule="auto" w:after="180"/>
+        <w:shd w:fill="F5F1FB"/>
+      </w:pPr>
+      <w:r>
+        <w:rPr>
+          <w:b w:val="0"/>
+        </w:rPr>
+        <w:t>Read the labels and values. Explain the relationship the model shows.</w:t>
+      </w:r>
+    </w:p>
+    <w:p>
+      <w:pPr>
+        <w:pStyle w:val="Heading3"/>
+      </w:pPr>
+      <w:r>
+        <w:t>Discuss while showing the picture</w:t>
+      </w:r>
+    </w:p>
+    <w:p>
+      <w:pPr>
+        <w:spacing w:line="336" w:lineRule="auto" w:after="180"/>
+        <w:shd w:fill="F1F6F8"/>
+      </w:pPr>
+      <w:r>
+        <w:rPr>
+          <w:b w:val="0"/>
+        </w:rPr>
+        <w:t>Teacher prompt: Read the labels and values. Explain the relationship the model shows. Ask learners to describe one label or arrow in ordinary words. Use the adjacent transcript if the image is difficult to see.</w:t>
+      </w:r>
+    </w:p>
+    <w:p>
+      <w:pPr>
+        <w:pStyle w:val="Heading3"/>
+      </w:pPr>
+      <w:r>
+        <w:t>04. Change one thing. Trace what follows.</w:t>
+      </w:r>
+    </w:p>
+    <w:p>
+      <w:r>
+        <w:drawing>
+          <wp:inline xmlns:a="http://schemas.openxmlformats.org/drawingml/2006/main" xmlns:pic="http://schemas.openxmlformats.org/drawingml/2006/picture">
+            <wp:extent cx="5486400" cy="3026664"/>
+            <wp:docPr id="5" name="Picture 5" descr="Original case: If the plan changes, mark the change and give its reason. Changed condition: Exclude two readable cases because the new model fails them. Expected result: That outcome-driven exclusion violates the recorded rule. Reason: Model failure is not the predeclared unreadable-file criterion."/>
+            <wp:cNvGraphicFramePr>
+              <a:graphicFrameLocks noChangeAspect="1"/>
+            </wp:cNvGraphicFramePr>
+            <a:graphic>
+              <a:graphicData uri="http://schemas.openxmlformats.org/drawingml/2006/picture">
+                <pic:pic>
+                  <pic:nvPicPr>
+                    <pic:cNvPr id="0" name="academy-story-ai-7-21-04.png"/>
+                    <pic:cNvPicPr/>
+                  </pic:nvPicPr>
+                  <pic:blipFill>
+                    <a:blip r:embed="rId13"/>
+                    <a:stretch>
+                      <a:fillRect/>
+                    </a:stretch>
+                  </pic:blipFill>
+                  <pic:spPr>
+                    <a:xfrm>
+                      <a:off x="0" y="0"/>
+                      <a:ext cx="5486400" cy="3026664"/>
+                    </a:xfrm>
+                    <a:prstGeom prst="rect"/>
+                  </pic:spPr>
+                </pic:pic>
+              </a:graphicData>
+            </a:graphic>
+          </wp:inline>
+        </w:drawing>
+      </w:r>
+    </w:p>
+    <w:p>
+      <w:pPr>
+        <w:spacing w:line="336" w:lineRule="auto" w:after="180"/>
+      </w:pPr>
+      <w:r>
+        <w:rPr>
+          <w:b w:val="0"/>
+        </w:rPr>
+        <w:t>Original case: If the plan changes, mark the change and give its reason. Changed condition: Exclude two readable cases because the new model fails them.</w:t>
+      </w:r>
+    </w:p>
+    <w:p>
+      <w:pPr>
+        <w:spacing w:line="336" w:lineRule="auto" w:after="180"/>
+      </w:pPr>
+      <w:r>
+        <w:rPr>
+          <w:b w:val="0"/>
+        </w:rPr>
+        <w:t>Expected result: That outcome-driven exclusion violates the recorded rule. Reason: Model failure is not the predeclared unreadable-file criterion.</w:t>
+      </w:r>
+    </w:p>
+    <w:p>
+      <w:pPr>
+        <w:spacing w:line="336" w:lineRule="auto" w:after="180"/>
+        <w:shd w:fill="F5F1FB"/>
+      </w:pPr>
+      <w:r>
+        <w:rPr>
+          <w:b w:val="0"/>
+        </w:rPr>
+        <w:t>Predict before checking the worked changed-case result. Name what changed and what the supplied facts allow you to conclude.</w:t>
+      </w:r>
+    </w:p>
+    <w:p>
+      <w:pPr>
+        <w:pStyle w:val="Heading3"/>
+      </w:pPr>
+      <w:r>
+        <w:t>Discuss while showing the picture</w:t>
+      </w:r>
+    </w:p>
+    <w:p>
+      <w:pPr>
+        <w:spacing w:line="336" w:lineRule="auto" w:after="180"/>
+        <w:shd w:fill="F1F6F8"/>
+      </w:pPr>
+      <w:r>
+        <w:rPr>
+          <w:b w:val="0"/>
+        </w:rPr>
+        <w:t>Teacher prompt: Predict before checking the worked changed-case result. Name what changed and what the supplied facts allow you to conclude. Ask learners to describe one label or arrow in ordinary words.</w:t>
+      </w:r>
+    </w:p>
+    <w:p>
+      <w:pPr>
+        <w:spacing w:line="336" w:lineRule="auto" w:after="180"/>
+        <w:shd w:fill="F1F6F8"/>
+      </w:pPr>
+      <w:r>
+        <w:rPr>
+          <w:b w:val="0"/>
+        </w:rPr>
+        <w:t>Use the adjacent transcript if the image is difficult to see. Changed-case reasoning: Model failure is not the predeclared unreadable-file criterion.</w:t>
+      </w:r>
+    </w:p>
+    <w:p>
+      <w:pPr>
+        <w:pStyle w:val="Heading3"/>
+      </w:pPr>
+      <w:r>
+        <w:t>05. Connect the explanation to its limit</w:t>
+      </w:r>
+    </w:p>
+    <w:p>
+      <w:r>
+        <w:drawing>
+          <wp:inline xmlns:a="http://schemas.openxmlformats.org/drawingml/2006/main" xmlns:pic="http://schemas.openxmlformats.org/drawingml/2006/picture">
+            <wp:extent cx="5486400" cy="2834640"/>
+            <wp:docPr id="6" name="Picture 6" descr="An analysis plan limits flexibility after outcomes are known. Necessary changes can be transparent, but they should not be silently presented as the original plan. Limit: A plan cannot correct poor sampling or guarantee valid assumptions; it makes decisions auditable."/>
+            <wp:cNvGraphicFramePr>
+              <a:graphicFrameLocks noChangeAspect="1"/>
+            </wp:cNvGraphicFramePr>
+            <a:graphic>
+              <a:graphicData uri="http://schemas.openxmlformats.org/drawingml/2006/picture">
+                <pic:pic>
+                  <pic:nvPicPr>
+                    <pic:cNvPr id="0" name="academy-story-ai-7-21-05.png"/>
+                    <pic:cNvPicPr/>
+                  </pic:nvPicPr>
+                  <pic:blipFill>
+                    <a:blip r:embed="rId14"/>
+                    <a:stretch>
+                      <a:fillRect/>
+                    </a:stretch>
+                  </pic:blipFill>
+                  <pic:spPr>
+                    <a:xfrm>
+                      <a:off x="0" y="0"/>
+                      <a:ext cx="5486400" cy="2834640"/>
+                    </a:xfrm>
+                    <a:prstGeom prst="rect"/>
+                  </pic:spPr>
+                </pic:pic>
+              </a:graphicData>
+            </a:graphic>
+          </wp:inline>
+        </w:drawing>
+      </w:r>
+    </w:p>
+    <w:p>
+      <w:pPr>
+        <w:spacing w:line="336" w:lineRule="auto" w:after="180"/>
+      </w:pPr>
+      <w:r>
+        <w:rPr>
+          <w:b w:val="0"/>
+        </w:rPr>
+        <w:t xml:space="preserve">An </w:t>
+      </w:r>
+      <w:r>
+        <w:rPr>
+          <w:b/>
+        </w:rPr>
+        <w:t>analysis plan</w:t>
+      </w:r>
+      <w:r>
+        <w:rPr>
+          <w:b w:val="0"/>
+        </w:rPr>
+        <w:t xml:space="preserve"> limits flexibility after outcomes are known. Necessary changes can be transparent, but they should not be silently presented as the original plan.</w:t>
+      </w:r>
+    </w:p>
+    <w:p>
+      <w:pPr>
+        <w:spacing w:line="336" w:lineRule="auto" w:after="180"/>
+      </w:pPr>
+      <w:r>
+        <w:rPr>
+          <w:b w:val="0"/>
+        </w:rPr>
+        <w:t>Limit: A plan cannot correct poor sampling or guarantee valid assumptions; it makes decisions auditable.</w:t>
+      </w:r>
+    </w:p>
+    <w:p>
+      <w:pPr>
+        <w:spacing w:line="336" w:lineRule="auto" w:after="180"/>
+        <w:shd w:fill="F5F1FB"/>
+      </w:pPr>
+      <w:r>
+        <w:rPr>
+          <w:b w:val="0"/>
+        </w:rPr>
+        <w:t>Explain the case, then point to a limit on the claim.</w:t>
+      </w:r>
+    </w:p>
+    <w:p>
+      <w:pPr>
+        <w:pStyle w:val="Heading3"/>
+      </w:pPr>
+      <w:r>
+        <w:t>Discuss while showing the picture</w:t>
+      </w:r>
+    </w:p>
+    <w:p>
+      <w:pPr>
+        <w:spacing w:line="336" w:lineRule="auto" w:after="180"/>
+        <w:shd w:fill="F1F6F8"/>
+      </w:pPr>
+      <w:r>
+        <w:rPr>
+          <w:b w:val="0"/>
+        </w:rPr>
+        <w:t>Teacher prompt: Explain the case, then point to a limit on the claim. Ask learners to describe one label or arrow in ordinary words. Use the adjacent transcript if the image is difficult to see.</w:t>
+      </w:r>
+    </w:p>
+    <w:p>
+      <w:pPr>
+        <w:spacing w:line="336" w:lineRule="auto" w:after="180"/>
+        <w:shd w:fill="F1F6F8"/>
+      </w:pPr>
+      <w:r>
+        <w:rPr>
+          <w:b w:val="0"/>
+        </w:rPr>
+        <w:t>Keep the stated scope: A plan cannot correct poor sampling or guarantee valid assumptions; it makes decisions auditable.</w:t>
+      </w:r>
+    </w:p>
+    <w:p>
+      <w:pPr>
+        <w:pStyle w:val="Heading3"/>
+      </w:pPr>
+      <w:r>
+        <w:t>06. Make the idea visible in your project</w:t>
+      </w:r>
+    </w:p>
+    <w:p>
+      <w:r>
+        <w:drawing>
+          <wp:inline xmlns:a="http://schemas.openxmlformats.org/drawingml/2006/main" xmlns:pic="http://schemas.openxmlformats.org/drawingml/2006/picture">
+            <wp:extent cx="5486400" cy="3681984"/>
+            <wp:docPr id="7" name="Picture 7" descr="For the Reproducible AI Research Study, retain an annotated worked trace and the changed-case reasoning. Connect the claim to its records, units and assumptions so another investigator can challenge or reproduce it. Draw your input, deciding step, result and limit. Supported question: Apply the recorded exclusion rule. Can two readable model failures be removed, and how must a necessary later plan change be disclosed?"/>
+            <wp:cNvGraphicFramePr>
+              <a:graphicFrameLocks noChangeAspect="1"/>
+            </wp:cNvGraphicFramePr>
+            <a:graphic>
+              <a:graphicData uri="http://schemas.openxmlformats.org/drawingml/2006/picture">
+                <pic:pic>
+                  <pic:nvPicPr>
+                    <pic:cNvPr id="0" name="academy-story-ai-7-21-06.png"/>
+                    <pic:cNvPicPr/>
+                  </pic:nvPicPr>
+                  <pic:blipFill>
+                    <a:blip r:embed="rId15"/>
+                    <a:stretch>
+                      <a:fillRect/>
+                    </a:stretch>
+                  </pic:blipFill>
+                  <pic:spPr>
+                    <a:xfrm>
+                      <a:off x="0" y="0"/>
+                      <a:ext cx="5486400" cy="3681984"/>
+                    </a:xfrm>
+                    <a:prstGeom prst="rect"/>
+                  </pic:spPr>
+                </pic:pic>
+              </a:graphicData>
+            </a:graphic>
+          </wp:inline>
+        </w:drawing>
+      </w:r>
+    </w:p>
+    <w:p>
+      <w:pPr>
+        <w:spacing w:line="336" w:lineRule="auto" w:after="180"/>
+      </w:pPr>
+      <w:r>
+        <w:rPr>
+          <w:b w:val="0"/>
+        </w:rPr>
+        <w:t>For the Reproducible AI Research Study, retain an annotated worked trace and the changed-case reasoning. Connect the claim to its records, units and assumptions so another investigator can challenge or reproduce it.</w:t>
+      </w:r>
+    </w:p>
+    <w:p>
+      <w:pPr>
+        <w:spacing w:line="336" w:lineRule="auto" w:after="180"/>
+      </w:pPr>
+      <w:r>
+        <w:rPr>
+          <w:b w:val="0"/>
+        </w:rPr>
+        <w:t xml:space="preserve">Draw your </w:t>
+      </w:r>
+      <w:r>
+        <w:rPr>
+          <w:b/>
+        </w:rPr>
+        <w:t>input</w:t>
+      </w:r>
+      <w:r>
+        <w:rPr>
+          <w:b w:val="0"/>
+        </w:rPr>
+        <w:t xml:space="preserve">, deciding step, result and limit. Supported question: Apply the recorded </w:t>
+      </w:r>
+      <w:r>
+        <w:rPr>
+          <w:b/>
+        </w:rPr>
+        <w:t>exclusion rule</w:t>
+      </w:r>
+      <w:r>
+        <w:rPr>
+          <w:b w:val="0"/>
+        </w:rPr>
+        <w:t>. Can two readable model failures be removed, and how must a necessary later plan change be disclosed?</w:t>
+      </w:r>
+    </w:p>
+    <w:p>
+      <w:pPr>
+        <w:spacing w:line="336" w:lineRule="auto" w:after="180"/>
+        <w:shd w:fill="F5F1FB"/>
+      </w:pPr>
+      <w:r>
+        <w:rPr>
+          <w:b w:val="0"/>
+        </w:rPr>
+        <w:t xml:space="preserve">Draw your project trace and justify the deciding step using </w:t>
+      </w:r>
+      <w:r>
+        <w:rPr>
+          <w:b/>
+        </w:rPr>
+        <w:t>evidence</w:t>
+      </w:r>
+      <w:r>
+        <w:rPr>
+          <w:b w:val="0"/>
+        </w:rPr>
+        <w:t>.</w:t>
+      </w:r>
+    </w:p>
+    <w:p>
+      <w:pPr>
+        <w:pStyle w:val="Heading3"/>
+      </w:pPr>
+      <w:r>
+        <w:t>Discuss while showing the picture</w:t>
+      </w:r>
+    </w:p>
+    <w:p>
+      <w:pPr>
+        <w:spacing w:line="336" w:lineRule="auto" w:after="180"/>
+        <w:shd w:fill="F1F6F8"/>
+      </w:pPr>
+      <w:r>
+        <w:rPr>
+          <w:b w:val="0"/>
+        </w:rPr>
+        <w:t xml:space="preserve">Teacher prompt: Draw your project trace and justify the deciding step using </w:t>
+      </w:r>
+      <w:r>
+        <w:rPr>
+          <w:b/>
+        </w:rPr>
+        <w:t>evidence</w:t>
+      </w:r>
+      <w:r>
+        <w:rPr>
+          <w:b w:val="0"/>
+        </w:rPr>
+        <w:t>. Ask learners to describe one label or arrow in ordinary words. Use the adjacent transcript if the image is difficult to see.</w:t>
+      </w:r>
+    </w:p>
+    <w:p>
+      <w:pPr>
+        <w:spacing w:line="336" w:lineRule="auto" w:after="180"/>
+        <w:shd w:fill="F1F6F8"/>
+      </w:pPr>
+      <w:r>
+        <w:rPr>
+          <w:b w:val="0"/>
+        </w:rPr>
+        <w:t>Supported practice key: Record the outcome and justified unreadable-file exclusion. Do not choose exclusions from which cases each model fails. If the plan changes, mark the change and give its reason.</w:t>
+      </w:r>
+    </w:p>
+    <w:p>
+      <w:pPr>
+        <w:spacing w:line="336" w:lineRule="auto" w:after="180"/>
+        <w:shd w:fill="F1F6F8"/>
+      </w:pPr>
+      <w:r>
+        <w:rPr>
+          <w:b w:val="0"/>
+        </w:rPr>
+        <w:t>Changed case: That outcome-driven exclusion violates the recorded rule. Model failure is not the predeclared unreadable-file criterion.</w:t>
       </w:r>
     </w:p>
     <w:sectPr>

--- a/downloads/teacher/ai-7-week-21.docx
+++ b/downloads/teacher/ai-7-week-21.docx
@@ -143,7 +143,7 @@
           </w:tcPr>
           <w:p>
             <w:r>
-              <w:t>Sections 1–6; record the brief recall in the workbook.</w:t>
+              <w:t>Use Your mission, Notice the evidence, See how it works, Words that unlock the idea and Follow a worked example; record the brief recall in the workbook.</w:t>
             </w:r>
           </w:p>
         </w:tc>
@@ -175,7 +175,7 @@
           </w:tcPr>
           <w:p>
             <w:r>
-              <w:t>Sections 7–10; use the matching workbook W2 and misconception check.</w:t>
+              <w:t>Use Find and repair a mistake, Practise together and Run the investigation, with workbook W2 and Individual reasoning check.</w:t>
             </w:r>
           </w:p>
         </w:tc>
@@ -207,7 +207,7 @@
           </w:tcPr>
           <w:p>
             <w:r>
-              <w:t>Sections 9 and 11–14. Give extra time to finish the full task set; use Section 15 when the week includes a coding lab.</w:t>
+              <w:t>Use Run the investigation, Build your understanding, Connect your project and Show what you know. Reserve further time for the full task set. Use a code example only where one is actually supplied.</w:t>
             </w:r>
           </w:p>
         </w:tc>
@@ -455,7 +455,7 @@
         <w:rPr>
           <w:b w:val="0"/>
         </w:rPr>
-        <w:t xml:space="preserve">Two 45-minute sessions. An </w:t>
+        <w:t xml:space="preserve">Compact alternative: two 45-minute sessions for the core explanation and W1–W5 only. The main plan uses three sessions; schedule further time for the complete investigation, project, visual journey and any code examples. An </w:t>
       </w:r>
       <w:r>
         <w:rPr>
@@ -1050,7 +1050,7 @@
           </w:tcPr>
           <w:p>
             <w:r>
-              <w:t>The exclusion is outcome-informed and violates the plan. Report original16/20 if16 passed, and label any revised analysis with reasons rather than hiding failures.</w:t>
+              <w:t>The exclusion is outcome-informed and violates the plan. If the other 16 cases all passed, report the original 16/20; otherwise use the actual pass count out of 20, and label any revised analysis with reasons rather than hiding failures.</w:t>
             </w:r>
           </w:p>
         </w:tc>
@@ -1077,7 +1077,7 @@
         <w:rPr>
           <w:b w:val="0"/>
         </w:rPr>
-        <w:t>Guided: The exclusion is outcome-informed and violates the plan. Report original16/20 if16 passed, and label any revised analysis with reasons rather than hiding failures.</w:t>
+        <w:t>Guided: The exclusion is outcome-informed and violates the plan. If the other 16 cases all passed, report the original 16/20; otherwise use the actual pass count out of 20, and label any revised analysis with reasons rather than hiding failures.</w:t>
       </w:r>
     </w:p>
     <w:p>
@@ -1187,7 +1187,7 @@
         <w:rPr>
           <w:b w:val="0"/>
         </w:rPr>
-        <w:t>The exclusion is outcome-informed and violates the plan. Report original16/20 if16 passed, and label any revised analysis with reasons rather than hiding failures.</w:t>
+        <w:t>The exclusion is outcome-informed and violates the plan. If the other 16 cases all passed, report the original 16/20; otherwise use the actual pass count out of 20, and label any revised analysis with reasons rather than hiding failures.</w:t>
       </w:r>
     </w:p>
     <w:p>
@@ -1858,7 +1858,7 @@
           </w:tcPr>
           <w:p>
             <w:r>
-              <w:t>Explain section 1 and vocabulary. Complete W1 with a mechanism-based explanation.</w:t>
+              <w:t>Explain See how it works and Words that unlock the idea. Complete W1 with a mechanism-based explanation.</w:t>
             </w:r>
           </w:p>
         </w:tc>
@@ -2110,7 +2110,7 @@
         <w:rPr>
           <w:b w:val="0"/>
         </w:rPr>
-        <w:t>Teacher check: Teacher explanation: The exclusion is outcome-informed and violates the plan. Report original16/20 if16 passed, and label any revised analysis with reasons rather than hiding failures.</w:t>
+        <w:t>Teacher check: Teacher explanation: The exclusion is outcome-informed and violates the plan. If the other 16 cases all passed, report the original 16/20; otherwise use the actual pass count out of 20, and label any revised analysis with reasons rather than hiding failures.</w:t>
       </w:r>
     </w:p>
     <w:p>
@@ -2661,7 +2661,7 @@
         <w:rPr>
           <w:b w:val="0"/>
         </w:rPr>
-        <w:t>Guided: The exclusion is outcome-informed and violates the plan. Report original16/20 if16 passed, and label any revised analysis with reasons rather than hiding failures.</w:t>
+        <w:t>Guided: The exclusion is outcome-informed and violates the plan. If the other 16 cases all passed, report the original 16/20; otherwise use the actual pass count out of 20, and label any revised analysis with reasons rather than hiding failures.</w:t>
       </w:r>
     </w:p>
     <w:p>
@@ -2875,7 +2875,7 @@
         <w:rPr>
           <w:b w:val="0"/>
         </w:rPr>
-        <w:t>Teacher explanation: The exclusion is outcome-informed and violates the plan. Report original16/20 if16 passed, and label any revised analysis with reasons rather than hiding failures.</w:t>
+        <w:t>Teacher explanation: The exclusion is outcome-informed and violates the plan. If the other 16 cases all passed, report the original 16/20; otherwise use the actual pass count out of 20, and label any revised analysis with reasons rather than hiding failures.</w:t>
       </w:r>
     </w:p>
     <w:p>
@@ -4011,7 +4011,7 @@
           </w:tcPr>
           <w:p>
             <w:r>
-              <w:t>Sections 1–6; record the brief recall in the workbook.</w:t>
+              <w:t>Use Your mission, Notice the evidence, See how it works, Words that unlock the idea and Follow a worked example; record the brief recall in the workbook.</w:t>
             </w:r>
           </w:p>
         </w:tc>
@@ -4043,7 +4043,7 @@
           </w:tcPr>
           <w:p>
             <w:r>
-              <w:t>Sections 7–10; use the matching workbook W2 and misconception check.</w:t>
+              <w:t>Use Find and repair a mistake, Practise together and Run the investigation, with workbook W2 and Individual reasoning check.</w:t>
             </w:r>
           </w:p>
         </w:tc>
@@ -4075,7 +4075,7 @@
           </w:tcPr>
           <w:p>
             <w:r>
-              <w:t>Sections 9 and 11–14. Give extra time to finish the full task set; use Section 15 when the week includes a coding lab.</w:t>
+              <w:t>Use Run the investigation, Build your understanding, Connect your project and Show what you know. Reserve further time for the full task set. Use a code example only where one is actually supplied.</w:t>
             </w:r>
           </w:p>
         </w:tc>
@@ -4120,7 +4120,7 @@
         <w:rPr>
           <w:b w:val="0"/>
         </w:rPr>
-        <w:t>Reasoned practice answer: Teacher explanation: The exclusion is outcome-informed and violates the plan. Report original16/20 if16 passed, and label any revised analysis with reasons rather than hiding failures.</w:t>
+        <w:t>Reasoned practice answer: Teacher explanation: The exclusion is outcome-informed and violates the plan. If the other 16 cases all passed, report the original 16/20; otherwise use the actual pass count out of 20, and label any revised analysis with reasons rather than hiding failures.</w:t>
       </w:r>
     </w:p>
     <w:p>
@@ -4887,8 +4887,8 @@
       <w:r>
         <w:drawing>
           <wp:inline xmlns:a="http://schemas.openxmlformats.org/drawingml/2006/main" xmlns:pic="http://schemas.openxmlformats.org/drawingml/2006/picture">
-            <wp:extent cx="5486400" cy="2843784"/>
-            <wp:docPr id="4" name="Picture 4" descr="Predefining an analysis plan — evidence trace. Plan includes all20 cases. After results, the team removes four failed cases because they make the graph look worse. | Declare primary metric, eligible cases, missing handling, baseline, test assumptions and reporting. Timestamp/version the plan; label later choices exploratory. | The exclusion is outcome-informed and violates the plan. Report original16/20 if16 passed, and label any revised analysis with reasons rather than hiding failures."/>
+            <wp:extent cx="5486400" cy="3297936"/>
+            <wp:docPr id="4" name="Picture 4" descr="Predefining an analysis plan — evidence trace. Plan includes all20 cases. After results, the team removes four failed cases because they make the graph look worse. | Declare primary metric, eligible cases, missing handling, baseline, test assumptions and reporting. Timestamp/version the plan; label later choices exploratory. | The exclusion is outcome-informed and violates the plan. If the other 16 cases all passed, report the original 16/20; otherwise use the actual pass count out of 20, and label any revised analysis with reasons rather than hiding failures."/>
             <wp:cNvGraphicFramePr>
               <a:graphicFrameLocks noChangeAspect="1"/>
             </wp:cNvGraphicFramePr>
@@ -4908,7 +4908,7 @@
                   <pic:spPr>
                     <a:xfrm>
                       <a:off x="0" y="0"/>
-                      <a:ext cx="5486400" cy="2843784"/>
+                      <a:ext cx="5486400" cy="3297936"/>
                     </a:xfrm>
                     <a:prstGeom prst="rect"/>
                   </pic:spPr>
@@ -4973,7 +4973,7 @@
         <w:rPr>
           <w:b w:val="0"/>
         </w:rPr>
-        <w:t>Timestamp/version the plan; label later choices exploratory. | The exclusion is outcome-informed and violates the plan. Report original16/20 if16 passed, and label any revised analysis with reasons rather than hiding failures.</w:t>
+        <w:t>Timestamp/version the plan; label later choices exploratory. | The exclusion is outcome-informed and violates the plan. If the other 16 cases all passed, report the original 16/20; otherwise use the actual pass count out of 20, and label any revised analysis with reasons rather than hiding failures.</w:t>
       </w:r>
     </w:p>
     <w:p>

--- a/downloads/teacher/ai-7-week-21.docx
+++ b/downloads/teacher/ai-7-week-21.docx
@@ -25,20 +25,38 @@
         <w:pStyle w:val="Heading1"/>
       </w:pPr>
       <w:r>
-        <w:t>01. Prepare the purpose, prerequisites and materials</w:t>
+        <w:t>Teach the evidence-to-conclusion chain for Predefining an analysis plan</w:t>
       </w:r>
     </w:p>
     <w:p>
       <w:r>
-        <w:t>Prepare Predefining an analysis plan: check the target, prerequisites, resources and adaptable teaching schedule.</w:t>
+        <w:t>Preserve the original plan, denominator and visible reasons for later changes.</w:t>
       </w:r>
     </w:p>
     <w:p>
-      <w:pPr>
-        <w:pStyle w:val="Heading3"/>
-      </w:pPr>
-      <w:r>
-        <w:t>Teach the learning cycle</w:t>
+      <w:r>
+        <w:t>Model the main case → reveal the picture gradually → probe limits → assess independent reasoning → plan a changed-case return.</w:t>
+      </w:r>
+    </w:p>
+    <w:p>
+      <w:pPr>
+        <w:pStyle w:val="Heading1"/>
+      </w:pPr>
+      <w:r>
+        <w:t>01. Prepare the connected research investigation</w:t>
+      </w:r>
+    </w:p>
+    <w:p>
+      <w:r>
+        <w:t>Keep modelling, shared practice and independent evidence distinct.</w:t>
+      </w:r>
+    </w:p>
+    <w:p>
+      <w:pPr>
+        <w:pStyle w:val="Heading2"/>
+      </w:pPr>
+      <w:r>
+        <w:t>Target and main teaching plan</w:t>
       </w:r>
     </w:p>
     <w:p>
@@ -249,18 +267,21 @@
     </w:p>
     <w:p>
       <w:pPr>
-        <w:pStyle w:val="Heading3"/>
-      </w:pPr>
-      <w:r>
-        <w:t>Retrieval answer guidance</w:t>
+        <w:pStyle w:val="Heading2"/>
+      </w:pPr>
+      <w:r>
+        <w:t>Preparation and prerequisite</w:t>
       </w:r>
     </w:p>
     <w:p>
       <w:pPr>
-        <w:pStyle w:val="Heading3"/>
-      </w:pPr>
-      <w:r>
-        <w:t>Privacy and data governance</w:t>
+        <w:spacing w:line="336" w:lineRule="auto" w:after="180"/>
+      </w:pPr>
+      <w:r>
+        <w:rPr>
+          <w:b w:val="0"/>
+        </w:rPr>
+        <w:t>Lesson and workbook; paper and pencil</w:t>
       </w:r>
     </w:p>
     <w:p>
@@ -271,7 +292,7 @@
         <w:rPr>
           <w:b w:val="0"/>
         </w:rPr>
-        <w:t>Without opening the old lesson, explain one key idea from Privacy and data governance. Give an example and a mistake that the idea helps you avoid.</w:t>
+        <w:t>Calculator and optional local Python 3 for arithmetic; no live API or private data</w:t>
       </w:r>
     </w:p>
     <w:p>
@@ -282,19 +303,7 @@
         <w:rPr>
           <w:b w:val="0"/>
         </w:rPr>
-        <w:t xml:space="preserve">Look for: Explain the </w:t>
-      </w:r>
-      <w:r>
-        <w:rPr>
-          <w:b/>
-        </w:rPr>
-        <w:t>mechanism</w:t>
-      </w:r>
-      <w:r>
-        <w:rPr>
-          <w:b w:val="0"/>
-        </w:rPr>
-        <w:t xml:space="preserve"> and terminology of privacy and data governance</w:t>
+        <w:t>Prepare the fresh retry separately and withhold its solution until after collection</w:t>
       </w:r>
     </w:p>
     <w:p>
@@ -305,7 +314,31 @@
         <w:rPr>
           <w:b w:val="0"/>
         </w:rPr>
-        <w:t>Reference example, not the only acceptable wording: Teacher explanation: Data governance specifies who may use which records, for what purpose and for how long. Coded data can still be reidentifiable.</w:t>
+        <w:t xml:space="preserve">A result depends on the </w:t>
+      </w:r>
+      <w:r>
+        <w:rPr>
+          <w:b/>
+        </w:rPr>
+        <w:t>input</w:t>
+      </w:r>
+      <w:r>
+        <w:rPr>
+          <w:b w:val="0"/>
+        </w:rPr>
+        <w:t xml:space="preserve">s, procedure and conditions that produced it. Preserve data roles and distinguish observed outcomes from </w:t>
+      </w:r>
+      <w:r>
+        <w:rPr>
+          <w:b/>
+        </w:rPr>
+        <w:t>prediction</w:t>
+      </w:r>
+      <w:r>
+        <w:rPr>
+          <w:b w:val="0"/>
+        </w:rPr>
+        <w:t>s or unmeasured conditions.</w:t>
       </w:r>
     </w:p>
     <w:p>
@@ -316,15 +349,15 @@
         <w:rPr>
           <w:b w:val="0"/>
         </w:rPr>
-        <w:t>For fictional records separate participant-code table from analysis values; limit access and retention. Remove unnecessary fields and small-group details before a permitted aggregate export.</w:t>
+        <w:t>If the prior concept cannot be explained, use a short retrieval activity before this chapter.</w:t>
       </w:r>
     </w:p>
     <w:p>
       <w:pPr>
-        <w:pStyle w:val="Heading3"/>
-      </w:pPr>
-      <w:r>
-        <w:t>Dataset and benchmark limitations</w:t>
+        <w:pStyle w:val="Heading2"/>
+      </w:pPr>
+      <w:r>
+        <w:t>Opening retrieval</w:t>
       </w:r>
     </w:p>
     <w:p>
@@ -335,7 +368,7 @@
         <w:rPr>
           <w:b w:val="0"/>
         </w:rPr>
-        <w:t>Without opening the old lesson, explain one key idea from Dataset and benchmark limitations. Give an example and a mistake that the idea helps you avoid.</w:t>
+        <w:t>Without opening the old lesson, explain one key idea from Privacy and data governance. Give an example and a mistake that the idea helps you avoid.</w:t>
       </w:r>
     </w:p>
     <w:p>
@@ -358,7 +391,7 @@
         <w:rPr>
           <w:b w:val="0"/>
         </w:rPr>
-        <w:t xml:space="preserve"> and terminology of dataset and benchmark limitations</w:t>
+        <w:t xml:space="preserve"> and terminology of privacy and data governance</w:t>
       </w:r>
     </w:p>
     <w:p>
@@ -369,7 +402,7 @@
         <w:rPr>
           <w:b w:val="0"/>
         </w:rPr>
-        <w:t>Reference example, not the only acceptable wording: Teacher explanation: A benchmark measures performance on its particular data and labels. Duplicates, obsolete cases or poor coverage can weaken claims.</w:t>
+        <w:t>Reference example, not the only acceptable wording: Teacher explanation: Data governance specifies who may use which records, for what purpose and for how long. Coded data can still be reidentifiable.</w:t>
       </w:r>
     </w:p>
     <w:p>
@@ -380,15 +413,18 @@
         <w:rPr>
           <w:b w:val="0"/>
         </w:rPr>
-        <w:t>Inspect eligibility, source dates, related units and label definitions before scoring. Deduplicate by declared unit identity, not merely file name; report excluded and unassessed cases.</w:t>
+        <w:t>For fictional records separate participant-code table from analysis values; limit access and retention. Remove unnecessary fields and small-group details before a permitted aggregate export.</w:t>
       </w:r>
     </w:p>
     <w:p>
       <w:pPr>
-        <w:pStyle w:val="Heading3"/>
-      </w:pPr>
-      <w:r>
-        <w:t>Multiple comparisons</w:t>
+        <w:spacing w:line="336" w:lineRule="auto" w:after="180"/>
+      </w:pPr>
+      <w:r>
+        <w:rPr>
+          <w:b w:val="0"/>
+        </w:rPr>
+        <w:t>Without opening the old lesson, explain one key idea from Dataset and benchmark limitations. Give an example and a mistake that the idea helps you avoid.</w:t>
       </w:r>
     </w:p>
     <w:p>
@@ -399,7 +435,19 @@
         <w:rPr>
           <w:b w:val="0"/>
         </w:rPr>
-        <w:t>Without opening the old lesson, explain one key idea from Multiple comparisons. Give an example and a mistake that the idea helps you avoid.</w:t>
+        <w:t xml:space="preserve">Look for: Explain the </w:t>
+      </w:r>
+      <w:r>
+        <w:rPr>
+          <w:b/>
+        </w:rPr>
+        <w:t>mechanism</w:t>
+      </w:r>
+      <w:r>
+        <w:rPr>
+          <w:b w:val="0"/>
+        </w:rPr>
+        <w:t xml:space="preserve"> and terminology of dataset and benchmark limitations</w:t>
       </w:r>
     </w:p>
     <w:p>
@@ -410,19 +458,7 @@
         <w:rPr>
           <w:b w:val="0"/>
         </w:rPr>
-        <w:t xml:space="preserve">Look for: Explain the </w:t>
-      </w:r>
-      <w:r>
-        <w:rPr>
-          <w:b/>
-        </w:rPr>
-        <w:t>mechanism</w:t>
-      </w:r>
-      <w:r>
-        <w:rPr>
-          <w:b w:val="0"/>
-        </w:rPr>
-        <w:t xml:space="preserve"> and terminology of multiple comparisons</w:t>
+        <w:t>Reference example, not the only acceptable wording: Teacher explanation: A benchmark measures performance on its particular data and labels. Duplicates, obsolete cases or poor coverage can weaken claims.</w:t>
       </w:r>
     </w:p>
     <w:p>
@@ -433,7 +469,7 @@
         <w:rPr>
           <w:b w:val="0"/>
         </w:rPr>
-        <w:t>Reference example, not the only acceptable wording: Teacher explanation: Testing many hypotheses creates more chances for false discoveries. A family rule must be specified before selecting attractive p-values.</w:t>
+        <w:t>Inspect eligibility, source dates, related units and label definitions before scoring. Deduplicate by declared unit identity, not merely file name; report excluded and unassessed cases.</w:t>
       </w:r>
     </w:p>
     <w:p>
@@ -444,7 +480,7 @@
         <w:rPr>
           <w:b w:val="0"/>
         </w:rPr>
-        <w:t>For this exercise use Bonferroni:family alpha .05 divided by number of tests m; reject each test when its valid p-value is at most .05/m. This controls the family error by a bound without requiring independent tests.</w:t>
+        <w:t>Without opening the old lesson, explain one key idea from Multiple comparisons. Give an example and a mistake that the idea helps you avoid.</w:t>
       </w:r>
     </w:p>
     <w:p>
@@ -455,31 +491,19 @@
         <w:rPr>
           <w:b w:val="0"/>
         </w:rPr>
-        <w:t xml:space="preserve">Compact alternative: two 45-minute sessions for the core explanation and W1–W5 only. The main plan uses three sessions; schedule further time for the complete investigation, project, visual journey and any code examples. An </w:t>
+        <w:t xml:space="preserve">Look for: Explain the </w:t>
       </w:r>
       <w:r>
         <w:rPr>
           <w:b/>
         </w:rPr>
-        <w:t>analysis plan</w:t>
+        <w:t>mechanism</w:t>
       </w:r>
       <w:r>
         <w:rPr>
           <w:b w:val="0"/>
         </w:rPr>
-        <w:t xml:space="preserve"> records outcomes, units, exclusions, comparisons and uncertainty methods before primary results are inspected. </w:t>
-      </w:r>
-      <w:r>
-        <w:rPr>
-          <w:b/>
-        </w:rPr>
-        <w:t>Deviation</w:t>
-      </w:r>
-      <w:r>
-        <w:rPr>
-          <w:b w:val="0"/>
-        </w:rPr>
-        <w:t>s remain visible.</w:t>
+        <w:t xml:space="preserve"> and terminology of multiple comparisons</w:t>
       </w:r>
     </w:p>
     <w:p>
@@ -490,19 +514,7 @@
         <w:rPr>
           <w:b w:val="0"/>
         </w:rPr>
-        <w:t xml:space="preserve">Use the supplied constructed scenarios to make the </w:t>
-      </w:r>
-      <w:r>
-        <w:rPr>
-          <w:b/>
-        </w:rPr>
-        <w:t>mechanism</w:t>
-      </w:r>
-      <w:r>
-        <w:rPr>
-          <w:b w:val="0"/>
-        </w:rPr>
-        <w:t xml:space="preserve"> inspectable. Collect W4 before sharing solutions.</w:t>
+        <w:t>Reference example, not the only acceptable wording: Teacher explanation: Testing many hypotheses creates more chances for false discoveries. A family rule must be specified before selecting attractive p-values.</w:t>
       </w:r>
     </w:p>
     <w:p>
@@ -513,27 +525,15 @@
         <w:rPr>
           <w:b w:val="0"/>
         </w:rPr>
-        <w:t xml:space="preserve">Students should name intermediate </w:t>
-      </w:r>
-      <w:r>
-        <w:rPr>
-          <w:b/>
-        </w:rPr>
-        <w:t>evidence</w:t>
-      </w:r>
-      <w:r>
-        <w:rPr>
-          <w:b w:val="0"/>
-        </w:rPr>
-        <w:t xml:space="preserve"> and limitations; classroom pacing and learning effectiveness remain unvalidated.</w:t>
+        <w:t>For this exercise use Bonferroni:family alpha .05 divided by number of tests m; reject each test when its valid p-value is at most .05/m. This controls the family error by a bound without requiring independent tests.</w:t>
       </w:r>
     </w:p>
     <w:p>
       <w:pPr>
-        <w:pStyle w:val="Heading3"/>
-      </w:pPr>
-      <w:r>
-        <w:t>Outcomes</w:t>
+        <w:pStyle w:val="Heading2"/>
+      </w:pPr>
+      <w:r>
+        <w:t>Pictured end goal</w:t>
       </w:r>
     </w:p>
     <w:p>
@@ -544,47 +544,35 @@
         <w:rPr>
           <w:b w:val="0"/>
         </w:rPr>
-        <w:t xml:space="preserve">Explain the </w:t>
+        <w:t xml:space="preserve">Explain predefining an </w:t>
       </w:r>
       <w:r>
         <w:rPr>
           <w:b/>
         </w:rPr>
-        <w:t>mechanism</w:t>
+        <w:t>analysis plan</w:t>
       </w:r>
       <w:r>
         <w:rPr>
           <w:b w:val="0"/>
         </w:rPr>
-        <w:t xml:space="preserve"> and terminology of predefining an </w:t>
-      </w:r>
-      <w:r>
-        <w:rPr>
-          <w:b/>
-        </w:rPr>
-        <w:t>analysis plan</w:t>
+        <w:t xml:space="preserve"> using the records and boundaries of this fictional investigation.</w:t>
       </w:r>
     </w:p>
     <w:p>
       <w:pPr>
-        <w:spacing w:line="336" w:lineRule="auto" w:after="180"/>
-      </w:pPr>
-      <w:r>
-        <w:rPr>
-          <w:b w:val="0"/>
-        </w:rPr>
-        <w:t>Apply the stated procedure to a new case with a traceable result</w:t>
+        <w:pStyle w:val="Heading2"/>
+      </w:pPr>
+      <w:r>
+        <w:t>Earlier wording, alternatives and picture transcripts · reference / check after trying</w:t>
       </w:r>
     </w:p>
     <w:p>
       <w:pPr>
-        <w:spacing w:line="336" w:lineRule="auto" w:after="180"/>
-      </w:pPr>
-      <w:r>
-        <w:rPr>
-          <w:b w:val="0"/>
-        </w:rPr>
-        <w:t>Identify an assumption or limitation and design a revealing follow-up</w:t>
+        <w:pStyle w:val="Heading3"/>
+      </w:pPr>
+      <w:r>
+        <w:t>Teach the learning cycle</w:t>
       </w:r>
     </w:p>
     <w:p>
@@ -592,48 +580,66 @@
         <w:pStyle w:val="Heading3"/>
       </w:pPr>
       <w:r>
-        <w:t>Preparation</w:t>
+        <w:t>Retrieval answer guidance</w:t>
       </w:r>
     </w:p>
     <w:p>
       <w:pPr>
-        <w:spacing w:line="336" w:lineRule="auto" w:after="180"/>
-      </w:pPr>
-      <w:r>
-        <w:rPr>
-          <w:b w:val="0"/>
-        </w:rPr>
-        <w:t>Lesson and workbook; paper and pencil</w:t>
+        <w:pStyle w:val="Heading3"/>
+      </w:pPr>
+      <w:r>
+        <w:t>Privacy and data governance</w:t>
       </w:r>
     </w:p>
     <w:p>
       <w:pPr>
-        <w:spacing w:line="336" w:lineRule="auto" w:after="180"/>
-      </w:pPr>
-      <w:r>
-        <w:rPr>
-          <w:b w:val="0"/>
-        </w:rPr>
-        <w:t>Calculator and optional local Python 3 for arithmetic; no live API or private data</w:t>
+        <w:pStyle w:val="Heading3"/>
+      </w:pPr>
+      <w:r>
+        <w:t>Dataset and benchmark limitations</w:t>
       </w:r>
     </w:p>
     <w:p>
       <w:pPr>
-        <w:spacing w:line="336" w:lineRule="auto" w:after="180"/>
-      </w:pPr>
-      <w:r>
-        <w:rPr>
-          <w:b w:val="0"/>
-        </w:rPr>
-        <w:t>Prepare the fresh retry separately and withhold its solution until after collection</w:t>
+        <w:pStyle w:val="Heading3"/>
+      </w:pPr>
+      <w:r>
+        <w:t>Multiple comparisons</w:t>
       </w:r>
     </w:p>
     <w:p>
       <w:pPr>
-        <w:pStyle w:val="Heading3"/>
-      </w:pPr>
-      <w:r>
-        <w:t>Prerequisite answer</w:t>
+        <w:spacing w:line="336" w:lineRule="auto" w:after="180"/>
+      </w:pPr>
+      <w:r>
+        <w:rPr>
+          <w:b w:val="0"/>
+        </w:rPr>
+        <w:t xml:space="preserve">Compact alternative: two 45-minute sessions for the core explanation and W1–W5 only. The main plan uses three sessions; schedule further time for the complete investigation, project, visual journey and any code examples. An </w:t>
+      </w:r>
+      <w:r>
+        <w:rPr>
+          <w:b/>
+        </w:rPr>
+        <w:t>analysis plan</w:t>
+      </w:r>
+      <w:r>
+        <w:rPr>
+          <w:b w:val="0"/>
+        </w:rPr>
+        <w:t xml:space="preserve"> records outcomes, units, exclusions, comparisons and uncertainty methods before primary results are inspected. </w:t>
+      </w:r>
+      <w:r>
+        <w:rPr>
+          <w:b/>
+        </w:rPr>
+        <w:t>Deviation</w:t>
+      </w:r>
+      <w:r>
+        <w:rPr>
+          <w:b w:val="0"/>
+        </w:rPr>
+        <w:t>s remain visible.</w:t>
       </w:r>
     </w:p>
     <w:p>
@@ -644,31 +650,19 @@
         <w:rPr>
           <w:b w:val="0"/>
         </w:rPr>
-        <w:t xml:space="preserve">A result depends on the </w:t>
+        <w:t xml:space="preserve">Use the supplied constructed scenarios to make the </w:t>
       </w:r>
       <w:r>
         <w:rPr>
           <w:b/>
         </w:rPr>
-        <w:t>input</w:t>
+        <w:t>mechanism</w:t>
       </w:r>
       <w:r>
         <w:rPr>
           <w:b w:val="0"/>
         </w:rPr>
-        <w:t xml:space="preserve">s, procedure and conditions that produced it. Preserve data roles and distinguish observed outcomes from </w:t>
-      </w:r>
-      <w:r>
-        <w:rPr>
-          <w:b/>
-        </w:rPr>
-        <w:t>prediction</w:t>
-      </w:r>
-      <w:r>
-        <w:rPr>
-          <w:b w:val="0"/>
-        </w:rPr>
-        <w:t>s or unmeasured conditions.</w:t>
+        <w:t xml:space="preserve"> inspectable. Collect W4 before sharing solutions.</w:t>
       </w:r>
     </w:p>
     <w:p>
@@ -679,7 +673,19 @@
         <w:rPr>
           <w:b w:val="0"/>
         </w:rPr>
-        <w:t>If the prior concept cannot be explained, use a short retrieval activity before this chapter.</w:t>
+        <w:t xml:space="preserve">Students should name intermediate </w:t>
+      </w:r>
+      <w:r>
+        <w:rPr>
+          <w:b/>
+        </w:rPr>
+        <w:t>evidence</w:t>
+      </w:r>
+      <w:r>
+        <w:rPr>
+          <w:b w:val="0"/>
+        </w:rPr>
+        <w:t xml:space="preserve"> and limitations; classroom pacing and learning effectiveness remain unvalidated.</w:t>
       </w:r>
     </w:p>
     <w:p>
@@ -687,7 +693,7 @@
         <w:pStyle w:val="Heading3"/>
       </w:pPr>
       <w:r>
-        <w:t>End goal for the pictorial case</w:t>
+        <w:t>Outcomes</w:t>
       </w:r>
     </w:p>
     <w:p>
@@ -698,19 +704,25 @@
         <w:rPr>
           <w:b w:val="0"/>
         </w:rPr>
-        <w:t xml:space="preserve">Explain predefining an </w:t>
+        <w:t xml:space="preserve">Explain the </w:t>
       </w:r>
       <w:r>
         <w:rPr>
           <w:b/>
         </w:rPr>
+        <w:t>mechanism</w:t>
+      </w:r>
+      <w:r>
+        <w:rPr>
+          <w:b w:val="0"/>
+        </w:rPr>
+        <w:t xml:space="preserve"> and terminology of predefining an </w:t>
+      </w:r>
+      <w:r>
+        <w:rPr>
+          <w:b/>
+        </w:rPr>
         <w:t>analysis plan</w:t>
-      </w:r>
-      <w:r>
-        <w:rPr>
-          <w:b w:val="0"/>
-        </w:rPr>
-        <w:t xml:space="preserve"> using the records and boundaries of this fictional investigation.</w:t>
       </w:r>
     </w:p>
     <w:p>
@@ -721,55 +733,34 @@
         <w:rPr>
           <w:b w:val="0"/>
         </w:rPr>
-        <w:t>This added worked case illustrates the week’s main idea. Retain all original and connected topics; schedule its practice within the teaching cycle.</w:t>
+        <w:t>Apply the stated procedure to a new case with a traceable result</w:t>
       </w:r>
     </w:p>
     <w:p>
       <w:pPr>
-        <w:pStyle w:val="Heading1"/>
-      </w:pPr>
-      <w:r>
-        <w:t>02. Explain and model the mechanism</w:t>
+        <w:spacing w:line="336" w:lineRule="auto" w:after="180"/>
+      </w:pPr>
+      <w:r>
+        <w:rPr>
+          <w:b w:val="0"/>
+        </w:rPr>
+        <w:t>Identify an assumption or limitation and design a revealing follow-up</w:t>
       </w:r>
     </w:p>
     <w:p>
-      <w:r>
-        <w:t>Model Predefining an analysis plan using the supplied case, labelled mechanism and reasoning. Make the scope of each conclusion explicit.</w:t>
+      <w:pPr>
+        <w:pStyle w:val="Heading3"/>
+      </w:pPr>
+      <w:r>
+        <w:t>Preparation</w:t>
       </w:r>
     </w:p>
     <w:p>
       <w:pPr>
-        <w:spacing w:line="336" w:lineRule="auto" w:after="180"/>
-      </w:pPr>
-      <w:r>
-        <w:rPr>
-          <w:b w:val="0"/>
-        </w:rPr>
-        <w:t xml:space="preserve">An </w:t>
-      </w:r>
-      <w:r>
-        <w:rPr>
-          <w:b/>
-        </w:rPr>
-        <w:t>analysis plan</w:t>
-      </w:r>
-      <w:r>
-        <w:rPr>
-          <w:b w:val="0"/>
-        </w:rPr>
-        <w:t xml:space="preserve"> records outcomes, units, exclusions, comparisons and uncertainty methods before primary results are inspected. </w:t>
-      </w:r>
-      <w:r>
-        <w:rPr>
-          <w:b/>
-        </w:rPr>
-        <w:t>Deviation</w:t>
-      </w:r>
-      <w:r>
-        <w:rPr>
-          <w:b w:val="0"/>
-        </w:rPr>
-        <w:t>s remain visible.</w:t>
+        <w:pStyle w:val="Heading3"/>
+      </w:pPr>
+      <w:r>
+        <w:t>Prerequisite answer</w:t>
       </w:r>
     </w:p>
     <w:p>
@@ -777,7 +768,7 @@
         <w:pStyle w:val="Heading3"/>
       </w:pPr>
       <w:r>
-        <w:t>Explain Predefining an analysis plan · 1</w:t>
+        <w:t>End goal for the pictorial case</w:t>
       </w:r>
     </w:p>
     <w:p>
@@ -788,37 +779,1478 @@
         <w:rPr>
           <w:b w:val="0"/>
         </w:rPr>
-        <w:t>Begin by writing the question the procedure is intended to answer. Identify the information already supplied, the information it will produce and the information still missing.</w:t>
+        <w:t>This added worked case illustrates the week’s main idea. Retain all original and connected topics; schedule its practice within the teaching cycle.</w:t>
       </w:r>
     </w:p>
     <w:p>
       <w:pPr>
-        <w:spacing w:line="336" w:lineRule="auto" w:after="180"/>
-      </w:pPr>
-      <w:r>
-        <w:rPr>
-          <w:b w:val="0"/>
-        </w:rPr>
-        <w:t>These are constructed classroom examples; they do not require live accounts, private records or an external service. Do not treat a plausible explanation as a measured outcome.</w:t>
+        <w:pStyle w:val="Heading1"/>
+      </w:pPr>
+      <w:r>
+        <w:t>02. Model the whole case and check each inference</w:t>
       </w:r>
     </w:p>
     <w:p>
-      <w:pPr>
-        <w:spacing w:line="336" w:lineRule="auto" w:after="180"/>
-      </w:pPr>
-      <w:r>
-        <w:rPr>
-          <w:b w:val="0"/>
-        </w:rPr>
-        <w:t>Declare primary metric, eligible cases, missing handling, baseline, test assumptions and reporting. Timestamp/version the plan; label later choices exploratory.</w:t>
+      <w:r>
+        <w:t>Keep the independent answer private until after the first attempt.</w:t>
       </w:r>
     </w:p>
     <w:p>
       <w:pPr>
+        <w:pStyle w:val="Heading2"/>
+      </w:pPr>
+      <w:r>
+        <w:t>Definitions and complete contract</w:t>
+      </w:r>
+    </w:p>
+    <w:p>
+      <w:pPr>
+        <w:spacing w:line="336" w:lineRule="auto" w:after="180"/>
+      </w:pPr>
+      <w:r>
+        <w:rPr>
+          <w:b w:val="0"/>
+        </w:rPr>
+        <w:t xml:space="preserve">An </w:t>
+      </w:r>
+      <w:r>
+        <w:rPr>
+          <w:b/>
+        </w:rPr>
+        <w:t>analysis plan</w:t>
+      </w:r>
+      <w:r>
+        <w:rPr>
+          <w:b w:val="0"/>
+        </w:rPr>
+        <w:t xml:space="preserve"> records outcomes, units, exclusions, comparisons and uncertainty methods before primary results are inspected. </w:t>
+      </w:r>
+      <w:r>
+        <w:rPr>
+          <w:b/>
+        </w:rPr>
+        <w:t>Deviation</w:t>
+      </w:r>
+      <w:r>
+        <w:rPr>
+          <w:b w:val="0"/>
+        </w:rPr>
+        <w:t>s remain visible.</w:t>
+      </w:r>
+    </w:p>
+    <w:p>
+      <w:pPr>
+        <w:spacing w:line="336" w:lineRule="auto" w:after="180"/>
+      </w:pPr>
+      <w:r>
+        <w:rPr>
+          <w:b w:val="0"/>
+        </w:rPr>
+        <w:t>Declare primary metric, eligible cases, missing handling, baseline, test assumptions and reporting. Timestamp/version the plan; label later choices exploratory.</w:t>
+      </w:r>
+    </w:p>
+    <w:tbl>
+      <w:tblPr>
+        <w:tblStyle w:val="LightShading-Accent1"/>
+        <w:tblW w:type="auto" w:w="0"/>
+        <w:tblLook w:firstColumn="1" w:firstRow="1" w:lastColumn="0" w:lastRow="0" w:noHBand="0" w:noVBand="1" w:val="04A0"/>
+      </w:tblPr>
+      <w:tblGrid>
+        <w:gridCol w:w="5112"/>
+        <w:gridCol w:w="5112"/>
+      </w:tblGrid>
+      <w:tr>
+        <w:trPr>
+          <w:tblHeader/>
+        </w:trPr>
+        <w:tc>
+          <w:tcPr>
+            <w:tcW w:type="dxa" w:w="5112"/>
+          </w:tcPr>
+          <w:p>
+            <w:r>
+              <w:t>Plan item</w:t>
+            </w:r>
+          </w:p>
+        </w:tc>
+        <w:tc>
+          <w:tcPr>
+            <w:tcW w:type="dxa" w:w="5112"/>
+          </w:tcPr>
+          <w:p>
+            <w:r>
+              <w:t>Complete supplied exercise contract</w:t>
+            </w:r>
+          </w:p>
+        </w:tc>
+      </w:tr>
+      <w:tr>
+        <w:tc>
+          <w:tcPr>
+            <w:tcW w:type="dxa" w:w="5112"/>
+          </w:tcPr>
+          <w:p>
+            <w:r>
+              <w:t>Main population of cases</w:t>
+            </w:r>
+          </w:p>
+        </w:tc>
+        <w:tc>
+          <w:tcPr>
+            <w:tcW w:type="dxa" w:w="5112"/>
+          </w:tcPr>
+          <w:p>
+            <w:r>
+              <w:t>All twenty included by the original plan</w:t>
+            </w:r>
+          </w:p>
+        </w:tc>
+      </w:tr>
+      <w:tr>
+        <w:tc>
+          <w:tcPr>
+            <w:tcW w:type="dxa" w:w="5112"/>
+          </w:tcPr>
+          <w:p>
+            <w:r>
+              <w:t>Later proposed change</w:t>
+            </w:r>
+          </w:p>
+        </w:tc>
+        <w:tc>
+          <w:tcPr>
+            <w:tcW w:type="dxa" w:w="5112"/>
+          </w:tcPr>
+          <w:p>
+            <w:r>
+              <w:t>Drop four failed cases because they make the graph look worse</w:t>
+            </w:r>
+          </w:p>
+        </w:tc>
+      </w:tr>
+      <w:tr>
+        <w:tc>
+          <w:tcPr>
+            <w:tcW w:type="dxa" w:w="5112"/>
+          </w:tcPr>
+          <w:p>
+            <w:r>
+              <w:t>Known outcomes</w:t>
+            </w:r>
+          </w:p>
+        </w:tc>
+        <w:tc>
+          <w:tcPr>
+            <w:tcW w:type="dxa" w:w="5112"/>
+          </w:tcPr>
+          <w:p>
+            <w:r>
+              <w:t>Four proposed exclusions are failures; outcomes of the other sixteen are not supplied</w:t>
+            </w:r>
+          </w:p>
+        </w:tc>
+      </w:tr>
+      <w:tr>
+        <w:tc>
+          <w:tcPr>
+            <w:tcW w:type="dxa" w:w="5112"/>
+          </w:tcPr>
+          <w:p>
+            <w:r>
+              <w:t>Original denominator</w:t>
+            </w:r>
+          </w:p>
+        </w:tc>
+        <w:tc>
+          <w:tcPr>
+            <w:tcW w:type="dxa" w:w="5112"/>
+          </w:tcPr>
+          <w:p>
+            <w:r>
+              <w:t>Twenty; use actual pass count, not an invented sixteen passes</w:t>
+            </w:r>
+          </w:p>
+        </w:tc>
+      </w:tr>
+      <w:tr>
+        <w:tc>
+          <w:tcPr>
+            <w:tcW w:type="dxa" w:w="5112"/>
+          </w:tcPr>
+          <w:p>
+            <w:r>
+              <w:t>Picture rule</w:t>
+            </w:r>
+          </w:p>
+        </w:tc>
+        <w:tc>
+          <w:tcPr>
+            <w:tcW w:type="dxa" w:w="5112"/>
+          </w:tcPr>
+          <w:p>
+            <w:r>
+              <w:t>Twelve cases; exclude only unreadable files identified before scoring; report all versions</w:t>
+            </w:r>
+          </w:p>
+        </w:tc>
+      </w:tr>
+      <w:tr>
+        <w:tc>
+          <w:tcPr>
+            <w:tcW w:type="dxa" w:w="5112"/>
+          </w:tcPr>
+          <w:p>
+            <w:r>
+              <w:t>Picture change</w:t>
+            </w:r>
+          </w:p>
+        </w:tc>
+        <w:tc>
+          <w:tcPr>
+            <w:tcW w:type="dxa" w:w="5112"/>
+          </w:tcPr>
+          <w:p>
+            <w:r>
+              <w:t>Two readable model failures proposed for exclusion</w:t>
+            </w:r>
+          </w:p>
+        </w:tc>
+      </w:tr>
+      <w:tr>
+        <w:tc>
+          <w:tcPr>
+            <w:tcW w:type="dxa" w:w="5112"/>
+          </w:tcPr>
+          <w:p>
+            <w:r>
+              <w:t>Scope</w:t>
+            </w:r>
+          </w:p>
+        </w:tc>
+        <w:tc>
+          <w:tcPr>
+            <w:tcW w:type="dxa" w:w="5112"/>
+          </w:tcPr>
+          <w:p>
+            <w:r>
+              <w:t>Fictional audit; no actual timestamp, preregistration or experiment is created</w:t>
+            </w:r>
+          </w:p>
+        </w:tc>
+      </w:tr>
+    </w:tbl>
+    <w:p>
+      <w:pPr>
+        <w:pStyle w:val="Heading2"/>
+      </w:pPr>
+      <w:r>
+        <w:t>Main evidence ledger and checked key</w:t>
+      </w:r>
+    </w:p>
+    <w:tbl>
+      <w:tblPr>
+        <w:tblStyle w:val="LightShading-Accent1"/>
+        <w:tblW w:type="auto" w:w="0"/>
+        <w:tblLook w:firstColumn="1" w:firstRow="1" w:lastColumn="0" w:lastRow="0" w:noHBand="0" w:noVBand="1" w:val="04A0"/>
+      </w:tblPr>
+      <w:tblGrid>
+        <w:gridCol w:w="3408"/>
+        <w:gridCol w:w="3408"/>
+        <w:gridCol w:w="3408"/>
+      </w:tblGrid>
+      <w:tr>
+        <w:trPr>
+          <w:tblHeader/>
+        </w:trPr>
+        <w:tc>
+          <w:tcPr>
+            <w:tcW w:type="dxa" w:w="3408"/>
+          </w:tcPr>
+          <w:p>
+            <w:r>
+              <w:t>Main record</w:t>
+            </w:r>
+          </w:p>
+        </w:tc>
+        <w:tc>
+          <w:tcPr>
+            <w:tcW w:type="dxa" w:w="3408"/>
+          </w:tcPr>
+          <w:p>
+            <w:r>
+              <w:t>Supported statement</w:t>
+            </w:r>
+          </w:p>
+        </w:tc>
+        <w:tc>
+          <w:tcPr>
+            <w:tcW w:type="dxa" w:w="3408"/>
+          </w:tcPr>
+          <w:p>
+            <w:r>
+              <w:t>Unsupported shortcut</w:t>
+            </w:r>
+          </w:p>
+        </w:tc>
+      </w:tr>
+      <w:tr>
+        <w:tc>
+          <w:tcPr>
+            <w:tcW w:type="dxa" w:w="3408"/>
+          </w:tcPr>
+          <w:p>
+            <w:r>
+              <w:t>Original plan</w:t>
+            </w:r>
+          </w:p>
+        </w:tc>
+        <w:tc>
+          <w:tcPr>
+            <w:tcW w:type="dxa" w:w="3408"/>
+          </w:tcPr>
+          <w:p>
+            <w:r>
+              <w:t>All twenty cases included</w:t>
+            </w:r>
+          </w:p>
+        </w:tc>
+        <w:tc>
+          <w:tcPr>
+            <w:tcW w:type="dxa" w:w="3408"/>
+          </w:tcPr>
+          <w:p>
+            <w:r>
+              <w:t>Reconstruct eligibility after seeing outcomes</w:t>
+            </w:r>
+          </w:p>
+        </w:tc>
+      </w:tr>
+      <w:tr>
+        <w:tc>
+          <w:tcPr>
+            <w:tcW w:type="dxa" w:w="3408"/>
+          </w:tcPr>
+          <w:p>
+            <w:r>
+              <w:t>Four cases fail</w:t>
+            </w:r>
+          </w:p>
+        </w:tc>
+        <w:tc>
+          <w:tcPr>
+            <w:tcW w:type="dxa" w:w="3408"/>
+          </w:tcPr>
+          <w:p>
+            <w:r>
+              <w:t>Failure is known for those four</w:t>
+            </w:r>
+          </w:p>
+        </w:tc>
+        <w:tc>
+          <w:tcPr>
+            <w:tcW w:type="dxa" w:w="3408"/>
+          </w:tcPr>
+          <w:p>
+            <w:r>
+              <w:t>Assume every remaining case passed</w:t>
+            </w:r>
+          </w:p>
+        </w:tc>
+      </w:tr>
+      <w:tr>
+        <w:tc>
+          <w:tcPr>
+            <w:tcW w:type="dxa" w:w="3408"/>
+          </w:tcPr>
+          <w:p>
+            <w:r>
+              <w:t>Remove because graph looks worse</w:t>
+            </w:r>
+          </w:p>
+        </w:tc>
+        <w:tc>
+          <w:tcPr>
+            <w:tcW w:type="dxa" w:w="3408"/>
+          </w:tcPr>
+          <w:p>
+            <w:r>
+              <w:t>Outcome-informed exclusion violates original plan</w:t>
+            </w:r>
+          </w:p>
+        </w:tc>
+        <w:tc>
+          <w:tcPr>
+            <w:tcW w:type="dxa" w:w="3408"/>
+          </w:tcPr>
+          <w:p>
+            <w:r>
+              <w:t>Call it a predeclared eligibility rule</w:t>
+            </w:r>
+          </w:p>
+        </w:tc>
+      </w:tr>
+      <w:tr>
+        <w:tc>
+          <w:tcPr>
+            <w:tcW w:type="dxa" w:w="3408"/>
+          </w:tcPr>
+          <w:p>
+            <w:r>
+              <w:t>Original report</w:t>
+            </w:r>
+          </w:p>
+        </w:tc>
+        <w:tc>
+          <w:tcPr>
+            <w:tcW w:type="dxa" w:w="3408"/>
+          </w:tcPr>
+          <w:p>
+            <w:r>
+              <w:t>Actual passes / 20; numerator not supplied</w:t>
+            </w:r>
+          </w:p>
+        </w:tc>
+        <w:tc>
+          <w:tcPr>
+            <w:tcW w:type="dxa" w:w="3408"/>
+          </w:tcPr>
+          <w:p>
+            <w:r>
+              <w:t>Report 16/20 as an observed result</w:t>
+            </w:r>
+          </w:p>
+        </w:tc>
+      </w:tr>
+      <w:tr>
+        <w:tc>
+          <w:tcPr>
+            <w:tcW w:type="dxa" w:w="3408"/>
+          </w:tcPr>
+          <w:p>
+            <w:r>
+              <w:t>Conditional illustration</w:t>
+            </w:r>
+          </w:p>
+        </w:tc>
+        <w:tc>
+          <w:tcPr>
+            <w:tcW w:type="dxa" w:w="3408"/>
+          </w:tcPr>
+          <w:p>
+            <w:r>
+              <w:t>If all other sixteen passed, 16/20 = 80%</w:t>
+            </w:r>
+          </w:p>
+        </w:tc>
+        <w:tc>
+          <w:tcPr>
+            <w:tcW w:type="dxa" w:w="3408"/>
+          </w:tcPr>
+          <w:p>
+            <w:r>
+              <w:t>Treat the if-clause as evidence</w:t>
+            </w:r>
+          </w:p>
+        </w:tc>
+      </w:tr>
+      <w:tr>
+        <w:tc>
+          <w:tcPr>
+            <w:tcW w:type="dxa" w:w="3408"/>
+          </w:tcPr>
+          <w:p>
+            <w:r>
+              <w:t>Necessary revision</w:t>
+            </w:r>
+          </w:p>
+        </w:tc>
+        <w:tc>
+          <w:tcPr>
+            <w:tcW w:type="dxa" w:w="3408"/>
+          </w:tcPr>
+          <w:p>
+            <w:r>
+              <w:t>Retain original record and disclose revision/reason/timing</w:t>
+            </w:r>
+          </w:p>
+        </w:tc>
+        <w:tc>
+          <w:tcPr>
+            <w:tcW w:type="dxa" w:w="3408"/>
+          </w:tcPr>
+          <w:p>
+            <w:r>
+              <w:t>Erase old plan or present revised analysis as original</w:t>
+            </w:r>
+          </w:p>
+        </w:tc>
+      </w:tr>
+    </w:tbl>
+    <w:p>
+      <w:pPr>
+        <w:spacing w:line="336" w:lineRule="auto" w:after="180"/>
+      </w:pPr>
+      <w:r>
+        <w:rPr>
+          <w:b w:val="0"/>
+        </w:rPr>
+        <w:t>Main: exclusion of four failed cases because the graph looks worse is outcome-informed. Original denominator remains twenty; the other sixteen outcomes are unknown, so 16/20 is justified only conditionally if all sixteen passed. Picture: readable model failures do not meet the predeclared unreadable-file rule; keep original results and disclose any later deviation.</w:t>
+      </w:r>
+    </w:p>
+    <w:p>
+      <w:pPr>
+        <w:spacing w:line="336" w:lineRule="auto" w:after="180"/>
+      </w:pPr>
+      <w:r>
+        <w:rPr>
+          <w:b w:val="0"/>
+        </w:rPr>
+        <w:t>Independent case: fifteen inputs, three predeclared malformed exclusions, twelve eligible and nine passes gives 9/12 = 75% eligible pass rate and coverage 12/15 = 80%. The 9/15 = 60% all-input rate is a different metric. Keep excluded IDs/rule. No actual preregistration or valid-assumption guarantee follows.</w:t>
+      </w:r>
+    </w:p>
+    <w:p>
+      <w:pPr>
         <w:pStyle w:val="Heading3"/>
       </w:pPr>
       <w:r>
-        <w:t>Explain Predefining an analysis plan · 2</w:t>
+        <w:t>Predefining an analysis plan — evidence trace</w:t>
+      </w:r>
+    </w:p>
+    <w:tbl>
+      <w:tblPr>
+        <w:tblStyle w:val="LightShading-Accent1"/>
+        <w:tblW w:type="auto" w:w="0"/>
+        <w:tblLook w:firstColumn="1" w:firstRow="1" w:lastColumn="0" w:lastRow="0" w:noHBand="0" w:noVBand="1" w:val="04A0"/>
+      </w:tblPr>
+      <w:tblGrid>
+        <w:gridCol w:w="3408"/>
+        <w:gridCol w:w="3408"/>
+        <w:gridCol w:w="3408"/>
+      </w:tblGrid>
+      <w:tr>
+        <w:trPr>
+          <w:tblHeader/>
+        </w:trPr>
+        <w:tc>
+          <w:tcPr>
+            <w:tcW w:type="dxa" w:w="3408"/>
+          </w:tcPr>
+          <w:p>
+            <w:r>
+              <w:t>Input and scope</w:t>
+            </w:r>
+          </w:p>
+        </w:tc>
+        <w:tc>
+          <w:tcPr>
+            <w:tcW w:type="dxa" w:w="3408"/>
+          </w:tcPr>
+          <w:p>
+            <w:r>
+              <w:t>Check or calculation</w:t>
+            </w:r>
+          </w:p>
+        </w:tc>
+        <w:tc>
+          <w:tcPr>
+            <w:tcW w:type="dxa" w:w="3408"/>
+          </w:tcPr>
+          <w:p>
+            <w:r>
+              <w:t>Conclusion and limit</w:t>
+            </w:r>
+          </w:p>
+        </w:tc>
+      </w:tr>
+      <w:tr>
+        <w:tc>
+          <w:tcPr>
+            <w:tcW w:type="dxa" w:w="3408"/>
+          </w:tcPr>
+          <w:p>
+            <w:r>
+              <w:t>Plan includes all 20 cases. After results, the team removes four failed cases because they make the graph look worse.</w:t>
+            </w:r>
+          </w:p>
+        </w:tc>
+        <w:tc>
+          <w:tcPr>
+            <w:tcW w:type="dxa" w:w="3408"/>
+          </w:tcPr>
+          <w:p>
+            <w:r>
+              <w:t>Declare primary metric, eligible cases, missing handling, baseline, test assumptions and reporting. Timestamp/version the plan; label later choices exploratory.</w:t>
+            </w:r>
+          </w:p>
+        </w:tc>
+        <w:tc>
+          <w:tcPr>
+            <w:tcW w:type="dxa" w:w="3408"/>
+          </w:tcPr>
+          <w:p>
+            <w:r>
+              <w:t>The exclusion is outcome-informed and violates the plan. If the other 16 cases all passed, report the original 16/20; otherwise use the actual pass count out of 20, and label any revised analysis with reasons rather than hiding failures.</w:t>
+            </w:r>
+          </w:p>
+        </w:tc>
+      </w:tr>
+    </w:tbl>
+    <w:p>
+      <w:r>
+        <w:t>The figure connects this chapter's worked input, declared procedure and result. Read the complete worked reasoning for qualifiers and intermediate steps; the abbreviated labels do not replace that reasoning.</w:t>
+      </w:r>
+    </w:p>
+    <w:p>
+      <w:pPr>
+        <w:spacing w:line="336" w:lineRule="auto" w:after="180"/>
+      </w:pPr>
+      <w:r>
+        <w:rPr>
+          <w:b w:val="0"/>
+        </w:rPr>
+        <w:t>Guided: The exclusion is outcome-informed and violates the plan. If the other 16 cases all passed, report the original 16/20; otherwise use the actual pass count out of 20, and label any revised analysis with reasons rather than hiding failures.</w:t>
+      </w:r>
+    </w:p>
+    <w:p>
+      <w:pPr>
+        <w:spacing w:line="336" w:lineRule="auto" w:after="180"/>
+      </w:pPr>
+      <w:r>
+        <w:rPr>
+          <w:b w:val="0"/>
+        </w:rPr>
+        <w:t>Qualification: A prespecified plan can still be flawed; transparency prevents hidden changes, not invalid assumptions.</w:t>
+      </w:r>
+    </w:p>
+    <w:p>
+      <w:pPr>
+        <w:spacing w:line="336" w:lineRule="auto" w:after="180"/>
+      </w:pPr>
+      <w:r>
+        <w:rPr>
+          <w:b w:val="0"/>
+        </w:rPr>
+        <w:t xml:space="preserve">Exit: accept a concrete variation with its predicted outcome and a stated condition that would challenge the </w:t>
+      </w:r>
+      <w:r>
+        <w:rPr>
+          <w:b/>
+        </w:rPr>
+        <w:t>mechanism</w:t>
+      </w:r>
+      <w:r>
+        <w:rPr>
+          <w:b w:val="0"/>
+        </w:rPr>
+        <w:t xml:space="preserve">; reject a claim resting on unmeasured </w:t>
+      </w:r>
+      <w:r>
+        <w:rPr>
+          <w:b/>
+        </w:rPr>
+        <w:t>evidence</w:t>
+      </w:r>
+      <w:r>
+        <w:rPr>
+          <w:b w:val="0"/>
+        </w:rPr>
+        <w:t>.</w:t>
+      </w:r>
+    </w:p>
+    <w:p>
+      <w:pPr>
+        <w:spacing w:line="336" w:lineRule="auto" w:after="180"/>
+      </w:pPr>
+      <w:r>
+        <w:rPr>
+          <w:b w:val="0"/>
+        </w:rPr>
+        <w:t>Plan includes all 20 cases. After results, the team removes four failed cases because they make the graph look worse.</w:t>
+      </w:r>
+    </w:p>
+    <w:p>
+      <w:pPr>
+        <w:spacing w:line="336" w:lineRule="auto" w:after="180"/>
+      </w:pPr>
+      <w:r>
+        <w:rPr>
+          <w:b w:val="0"/>
+        </w:rPr>
+        <w:t>The exclusion is outcome-informed and violates the plan. If the other 16 cases all passed, report the original 16/20; otherwise use the actual pass count out of 20, and label any revised analysis with reasons rather than hiding failures.</w:t>
+      </w:r>
+    </w:p>
+    <w:p>
+      <w:pPr>
+        <w:spacing w:line="336" w:lineRule="auto" w:after="180"/>
+      </w:pPr>
+      <w:r>
+        <w:rPr>
+          <w:b w:val="0"/>
+        </w:rPr>
+        <w:t xml:space="preserve">Compare the intermediate </w:t>
+      </w:r>
+      <w:r>
+        <w:rPr>
+          <w:b/>
+        </w:rPr>
+        <w:t>evidence</w:t>
+      </w:r>
+      <w:r>
+        <w:rPr>
+          <w:b w:val="0"/>
+        </w:rPr>
+        <w:t xml:space="preserve"> with the final statement. Explain why each number or decision follows from the stated </w:t>
+      </w:r>
+      <w:r>
+        <w:rPr>
+          <w:b/>
+        </w:rPr>
+        <w:t>input</w:t>
+      </w:r>
+      <w:r>
+        <w:rPr>
+          <w:b w:val="0"/>
+        </w:rPr>
+        <w:t>s.</w:t>
+      </w:r>
+    </w:p>
+    <w:p>
+      <w:pPr>
+        <w:spacing w:line="336" w:lineRule="auto" w:after="180"/>
+      </w:pPr>
+      <w:r>
+        <w:rPr>
+          <w:b w:val="0"/>
+        </w:rPr>
+        <w:t xml:space="preserve">The conclusion belongs to this scenario and procedure; changing the </w:t>
+      </w:r>
+      <w:r>
+        <w:rPr>
+          <w:b/>
+        </w:rPr>
+        <w:t>input</w:t>
+      </w:r>
+      <w:r>
+        <w:rPr>
+          <w:b w:val="0"/>
+        </w:rPr>
+        <w:t>s, evaluation population or authority can change what it establishes. Retain the raw record so a later revision can be compared honestly.</w:t>
+      </w:r>
+    </w:p>
+    <w:p>
+      <w:pPr>
+        <w:pStyle w:val="Heading2"/>
+      </w:pPr>
+      <w:r>
+        <w:t>Boundary and misconception probes</w:t>
+      </w:r>
+    </w:p>
+    <w:tbl>
+      <w:tblPr>
+        <w:tblStyle w:val="LightShading-Accent1"/>
+        <w:tblW w:type="auto" w:w="0"/>
+        <w:tblLook w:firstColumn="1" w:firstRow="1" w:lastColumn="0" w:lastRow="0" w:noHBand="0" w:noVBand="1" w:val="04A0"/>
+      </w:tblPr>
+      <w:tblGrid>
+        <w:gridCol w:w="5112"/>
+        <w:gridCol w:w="5112"/>
+      </w:tblGrid>
+      <w:tr>
+        <w:trPr>
+          <w:tblHeader/>
+        </w:trPr>
+        <w:tc>
+          <w:tcPr>
+            <w:tcW w:type="dxa" w:w="5112"/>
+          </w:tcPr>
+          <w:p>
+            <w:r>
+              <w:t>Plan audit</w:t>
+            </w:r>
+          </w:p>
+        </w:tc>
+        <w:tc>
+          <w:tcPr>
+            <w:tcW w:type="dxa" w:w="5112"/>
+          </w:tcPr>
+          <w:p>
+            <w:r>
+              <w:t>Checked interpretation</w:t>
+            </w:r>
+          </w:p>
+        </w:tc>
+      </w:tr>
+      <w:tr>
+        <w:tc>
+          <w:tcPr>
+            <w:tcW w:type="dxa" w:w="5112"/>
+          </w:tcPr>
+          <w:p>
+            <w:r>
+              <w:t>All twenty cases planned</w:t>
+            </w:r>
+          </w:p>
+        </w:tc>
+        <w:tc>
+          <w:tcPr>
+            <w:tcW w:type="dxa" w:w="5112"/>
+          </w:tcPr>
+          <w:p>
+            <w:r>
+              <w:t>Four unattractive failures stay in original analysis</w:t>
+            </w:r>
+          </w:p>
+        </w:tc>
+      </w:tr>
+      <w:tr>
+        <w:tc>
+          <w:tcPr>
+            <w:tcW w:type="dxa" w:w="5112"/>
+          </w:tcPr>
+          <w:p>
+            <w:r>
+              <w:t>Sixteen other cases remain</w:t>
+            </w:r>
+          </w:p>
+        </w:tc>
+        <w:tc>
+          <w:tcPr>
+            <w:tcW w:type="dxa" w:w="5112"/>
+          </w:tcPr>
+          <w:p>
+            <w:r>
+              <w:t>Their pass/fail outcomes are unknown</w:t>
+            </w:r>
+          </w:p>
+        </w:tc>
+      </w:tr>
+      <w:tr>
+        <w:tc>
+          <w:tcPr>
+            <w:tcW w:type="dxa" w:w="5112"/>
+          </w:tcPr>
+          <w:p>
+            <w:r>
+              <w:t>Change disclosed</w:t>
+            </w:r>
+          </w:p>
+        </w:tc>
+        <w:tc>
+          <w:tcPr>
+            <w:tcW w:type="dxa" w:w="5112"/>
+          </w:tcPr>
+          <w:p>
+            <w:r>
+              <w:t>Makes change visible; does not remove all resulting bias</w:t>
+            </w:r>
+          </w:p>
+        </w:tc>
+      </w:tr>
+      <w:tr>
+        <w:tc>
+          <w:tcPr>
+            <w:tcW w:type="dxa" w:w="5112"/>
+          </w:tcPr>
+          <w:p>
+            <w:r>
+              <w:t>Version label or timestamp</w:t>
+            </w:r>
+          </w:p>
+        </w:tc>
+        <w:tc>
+          <w:tcPr>
+            <w:tcW w:type="dxa" w:w="5112"/>
+          </w:tcPr>
+          <w:p>
+            <w:r>
+              <w:t>Metadata alone does not prove chronology</w:t>
+            </w:r>
+          </w:p>
+        </w:tc>
+      </w:tr>
+      <w:tr>
+        <w:tc>
+          <w:tcPr>
+            <w:tcW w:type="dxa" w:w="5112"/>
+          </w:tcPr>
+          <w:p>
+            <w:r>
+              <w:t>Predeclared exclusion truly met</w:t>
+            </w:r>
+          </w:p>
+        </w:tc>
+        <w:tc>
+          <w:tcPr>
+            <w:tcW w:type="dxa" w:w="5112"/>
+          </w:tcPr>
+          <w:p>
+            <w:r>
+              <w:t>Report excluded IDs, rule and coverage</w:t>
+            </w:r>
+          </w:p>
+        </w:tc>
+      </w:tr>
+      <w:tr>
+        <w:tc>
+          <w:tcPr>
+            <w:tcW w:type="dxa" w:w="5112"/>
+          </w:tcPr>
+          <w:p>
+            <w:r>
+              <w:t>Failures are readable</w:t>
+            </w:r>
+          </w:p>
+        </w:tc>
+        <w:tc>
+          <w:tcPr>
+            <w:tcW w:type="dxa" w:w="5112"/>
+          </w:tcPr>
+          <w:p>
+            <w:r>
+              <w:t>Not eligible under unreadable-file rule</w:t>
+            </w:r>
+          </w:p>
+        </w:tc>
+      </w:tr>
+      <w:tr>
+        <w:tc>
+          <w:tcPr>
+            <w:tcW w:type="dxa" w:w="5112"/>
+          </w:tcPr>
+          <w:p>
+            <w:r>
+              <w:t>Analysis plan exists</w:t>
+            </w:r>
+          </w:p>
+        </w:tc>
+        <w:tc>
+          <w:tcPr>
+            <w:tcW w:type="dxa" w:w="5112"/>
+          </w:tcPr>
+          <w:p>
+            <w:r>
+              <w:t>Sampling and test assumptions still require justification</w:t>
+            </w:r>
+          </w:p>
+        </w:tc>
+      </w:tr>
+    </w:tbl>
+    <w:p>
+      <w:pPr>
+        <w:pStyle w:val="Heading2"/>
+      </w:pPr>
+      <w:r>
+        <w:t>Separate pictured facts and full reasoning</w:t>
+      </w:r>
+    </w:p>
+    <w:p>
+      <w:pPr>
+        <w:spacing w:line="336" w:lineRule="auto" w:after="180"/>
+      </w:pPr>
+      <w:r>
+        <w:rPr>
+          <w:b w:val="0"/>
+        </w:rPr>
+        <w:t>Freeze decisions before the result. A team records its outcome, exclusions and analysis before evaluating a reserved set.</w:t>
+      </w:r>
+    </w:p>
+    <w:p>
+      <w:pPr>
+        <w:spacing w:line="336" w:lineRule="auto" w:after="180"/>
+      </w:pPr>
+      <w:r>
+        <w:rPr>
+          <w:b w:val="0"/>
+        </w:rPr>
+        <w:t>Plan: compare correct counts on 12 cases; exclude only unreadable files identified before scoring; report all version results.</w:t>
+      </w:r>
+    </w:p>
+    <w:p>
+      <w:pPr>
+        <w:spacing w:line="336" w:lineRule="auto" w:after="180"/>
+      </w:pPr>
+      <w:r>
+        <w:rPr>
+          <w:b w:val="0"/>
+        </w:rPr>
+        <w:t>The separate picture records a twelve-case plan before scoring. Only unreadable files identified before scoring are eligible for exclusion; all version results are reported. A readable case on which the model fails is not unreadable. Removing two such cases after seeing failures violates this rule.</w:t>
+      </w:r>
+    </w:p>
+    <w:p>
+      <w:pPr>
+        <w:spacing w:line="336" w:lineRule="auto" w:after="180"/>
+      </w:pPr>
+      <w:r>
+        <w:rPr>
+          <w:b w:val="0"/>
+        </w:rPr>
+        <w:t>The picture supplies no actual unreadable-file count or pass count, so no twelve-case performance rate can be calculated. A later necessary correction must preserve the original plan and analysis and be identified as a deviation, with reasons and timing. This fictional account does not prove a real plan was fixed before outcomes.</w:t>
+      </w:r>
+    </w:p>
+    <w:tbl>
+      <w:tblPr>
+        <w:tblStyle w:val="LightShading-Accent1"/>
+        <w:tblW w:type="auto" w:w="0"/>
+        <w:tblLook w:firstColumn="1" w:firstRow="1" w:lastColumn="0" w:lastRow="0" w:noHBand="0" w:noVBand="1" w:val="04A0"/>
+      </w:tblPr>
+      <w:tblGrid>
+        <w:gridCol w:w="5112"/>
+        <w:gridCol w:w="5112"/>
+      </w:tblGrid>
+      <w:tr>
+        <w:trPr>
+          <w:tblHeader/>
+        </w:trPr>
+        <w:tc>
+          <w:tcPr>
+            <w:tcW w:type="dxa" w:w="5112"/>
+          </w:tcPr>
+          <w:p>
+            <w:r>
+              <w:t>Picture evidence</w:t>
+            </w:r>
+          </w:p>
+        </w:tc>
+        <w:tc>
+          <w:tcPr>
+            <w:tcW w:type="dxa" w:w="5112"/>
+          </w:tcPr>
+          <w:p>
+            <w:r>
+              <w:t>Rule application</w:t>
+            </w:r>
+          </w:p>
+        </w:tc>
+      </w:tr>
+      <w:tr>
+        <w:tc>
+          <w:tcPr>
+            <w:tcW w:type="dxa" w:w="5112"/>
+          </w:tcPr>
+          <w:p>
+            <w:r>
+              <w:t>Twelve planned cases</w:t>
+            </w:r>
+          </w:p>
+        </w:tc>
+        <w:tc>
+          <w:tcPr>
+            <w:tcW w:type="dxa" w:w="5112"/>
+          </w:tcPr>
+          <w:p>
+            <w:r>
+              <w:t>Starting set, not a supplied twelve-case pass count</w:t>
+            </w:r>
+          </w:p>
+        </w:tc>
+      </w:tr>
+      <w:tr>
+        <w:tc>
+          <w:tcPr>
+            <w:tcW w:type="dxa" w:w="5112"/>
+          </w:tcPr>
+          <w:p>
+            <w:r>
+              <w:t>Unreadable before scoring</w:t>
+            </w:r>
+          </w:p>
+        </w:tc>
+        <w:tc>
+          <w:tcPr>
+            <w:tcW w:type="dxa" w:w="5112"/>
+          </w:tcPr>
+          <w:p>
+            <w:r>
+              <w:t>Exclusion allowed by this stated rule</w:t>
+            </w:r>
+          </w:p>
+        </w:tc>
+      </w:tr>
+      <w:tr>
+        <w:tc>
+          <w:tcPr>
+            <w:tcW w:type="dxa" w:w="5112"/>
+          </w:tcPr>
+          <w:p>
+            <w:r>
+              <w:t>Readable model failure</w:t>
+            </w:r>
+          </w:p>
+        </w:tc>
+        <w:tc>
+          <w:tcPr>
+            <w:tcW w:type="dxa" w:w="5112"/>
+          </w:tcPr>
+          <w:p>
+            <w:r>
+              <w:t>Does not meet unreadable-file exclusion</w:t>
+            </w:r>
+          </w:p>
+        </w:tc>
+      </w:tr>
+      <w:tr>
+        <w:tc>
+          <w:tcPr>
+            <w:tcW w:type="dxa" w:w="5112"/>
+          </w:tcPr>
+          <w:p>
+            <w:r>
+              <w:t>Two readable failures removed</w:t>
+            </w:r>
+          </w:p>
+        </w:tc>
+        <w:tc>
+          <w:tcPr>
+            <w:tcW w:type="dxa" w:w="5112"/>
+          </w:tcPr>
+          <w:p>
+            <w:r>
+              <w:t>Outcome-informed deviation; retain original analysis</w:t>
+            </w:r>
+          </w:p>
+        </w:tc>
+      </w:tr>
+      <w:tr>
+        <w:tc>
+          <w:tcPr>
+            <w:tcW w:type="dxa" w:w="5112"/>
+          </w:tcPr>
+          <w:p>
+            <w:r>
+              <w:t>Actual unreadable count / actual passes</w:t>
+            </w:r>
+          </w:p>
+        </w:tc>
+        <w:tc>
+          <w:tcPr>
+            <w:tcW w:type="dxa" w:w="5112"/>
+          </w:tcPr>
+          <w:p>
+            <w:r>
+              <w:t>Not supplied; no invented rate</w:t>
+            </w:r>
+          </w:p>
+        </w:tc>
+      </w:tr>
+      <w:tr>
+        <w:tc>
+          <w:tcPr>
+            <w:tcW w:type="dxa" w:w="5112"/>
+          </w:tcPr>
+          <w:p>
+            <w:r>
+              <w:t>Documented revision</w:t>
+            </w:r>
+          </w:p>
+        </w:tc>
+        <w:tc>
+          <w:tcPr>
+            <w:tcW w:type="dxa" w:w="5112"/>
+          </w:tcPr>
+          <w:p>
+            <w:r>
+              <w:t>Transparent change, not proof the original design was valid</w:t>
+            </w:r>
+          </w:p>
+        </w:tc>
+      </w:tr>
+    </w:tbl>
+    <w:p>
+      <w:r>
+        <w:drawing>
+          <wp:inline xmlns:a="http://schemas.openxmlformats.org/drawingml/2006/main" xmlns:pic="http://schemas.openxmlformats.org/drawingml/2006/picture">
+            <wp:extent cx="5486400" cy="3029913"/>
+            <wp:docPr id="1" name="Picture 1" descr="Original plan includes twenty cases before results. After results, four failures are proposed for removal because the graph looks worse. Honest reporting retains the twenty-case denominator and discloses revisions separately. The other sixteen outcomes are unknown; do not assume they all passed."/>
+            <wp:cNvGraphicFramePr>
+              <a:graphicFrameLocks noChangeAspect="1"/>
+            </wp:cNvGraphicFramePr>
+            <a:graphic>
+              <a:graphicData uri="http://schemas.openxmlformats.org/drawingml/2006/picture">
+                <pic:pic>
+                  <pic:nvPicPr>
+                    <pic:cNvPr id="0" name="ai-7-21-plan-timeline.png"/>
+                    <pic:cNvPicPr/>
+                  </pic:nvPicPr>
+                  <pic:blipFill>
+                    <a:blip r:embed="rId9"/>
+                    <a:stretch>
+                      <a:fillRect/>
+                    </a:stretch>
+                  </pic:blipFill>
+                  <pic:spPr>
+                    <a:xfrm>
+                      <a:off x="0" y="0"/>
+                      <a:ext cx="5486400" cy="3029913"/>
+                    </a:xfrm>
+                    <a:prstGeom prst="rect"/>
+                  </pic:spPr>
+                </pic:pic>
+              </a:graphicData>
+            </a:graphic>
+          </wp:inline>
+        </w:drawing>
+      </w:r>
+    </w:p>
+    <w:p>
+      <w:pPr>
+        <w:pStyle w:val="Heading2"/>
+      </w:pPr>
+      <w:r>
+        <w:t>Picture trace and changed-condition key</w:t>
+      </w:r>
+    </w:p>
+    <w:p>
+      <w:r>
+        <w:drawing>
+          <wp:inline xmlns:a="http://schemas.openxmlformats.org/drawingml/2006/main" xmlns:pic="http://schemas.openxmlformats.org/drawingml/2006/picture">
+            <wp:extent cx="5486400" cy="3182112"/>
+            <wp:docPr id="2" name="Picture 2" descr="Write the rule first: Record the outcome and justified unreadable-file exclusion. → Protect the reserved set: Do not choose exclusions from which cases each model fails. → Report deviations: If the plan changes, mark the change and give its reason."/>
+            <wp:cNvGraphicFramePr>
+              <a:graphicFrameLocks noChangeAspect="1"/>
+            </wp:cNvGraphicFramePr>
+            <a:graphic>
+              <a:graphicData uri="http://schemas.openxmlformats.org/drawingml/2006/picture">
+                <pic:pic>
+                  <pic:nvPicPr>
+                    <pic:cNvPr id="0" name="academy-story-ai-7-21-02.png"/>
+                    <pic:cNvPicPr/>
+                  </pic:nvPicPr>
+                  <pic:blipFill>
+                    <a:blip r:embed="rId10"/>
+                    <a:stretch>
+                      <a:fillRect/>
+                    </a:stretch>
+                  </pic:blipFill>
+                  <pic:spPr>
+                    <a:xfrm>
+                      <a:off x="0" y="0"/>
+                      <a:ext cx="5486400" cy="3182112"/>
+                    </a:xfrm>
+                    <a:prstGeom prst="rect"/>
+                  </pic:spPr>
+                </pic:pic>
+              </a:graphicData>
+            </a:graphic>
+          </wp:inline>
+        </w:drawing>
+      </w:r>
+    </w:p>
+    <w:p>
+      <w:pPr>
+        <w:pStyle w:val="Heading3"/>
+      </w:pPr>
+      <w:r>
+        <w:t>Read the picture one step at a time</w:t>
+      </w:r>
+    </w:p>
+    <w:tbl>
+      <w:tblPr>
+        <w:tblStyle w:val="LightShading-Accent1"/>
+        <w:tblW w:type="auto" w:w="0"/>
+        <w:tblLook w:firstColumn="1" w:firstRow="1" w:lastColumn="0" w:lastRow="0" w:noHBand="0" w:noVBand="1" w:val="04A0"/>
+      </w:tblPr>
+      <w:tblGrid>
+        <w:gridCol w:w="5112"/>
+        <w:gridCol w:w="5112"/>
+      </w:tblGrid>
+      <w:tr>
+        <w:trPr>
+          <w:tblHeader/>
+        </w:trPr>
+        <w:tc>
+          <w:tcPr>
+            <w:tcW w:type="dxa" w:w="5112"/>
+          </w:tcPr>
+          <w:p>
+            <w:r>
+              <w:t>Step</w:t>
+            </w:r>
+          </w:p>
+        </w:tc>
+        <w:tc>
+          <w:tcPr>
+            <w:tcW w:type="dxa" w:w="5112"/>
+          </w:tcPr>
+          <w:p>
+            <w:r>
+              <w:t>What happens and why</w:t>
+            </w:r>
+          </w:p>
+        </w:tc>
+      </w:tr>
+      <w:tr>
+        <w:tc>
+          <w:tcPr>
+            <w:tcW w:type="dxa" w:w="5112"/>
+          </w:tcPr>
+          <w:p>
+            <w:r>
+              <w:t>1. Write the rule first</w:t>
+            </w:r>
+          </w:p>
+        </w:tc>
+        <w:tc>
+          <w:tcPr>
+            <w:tcW w:type="dxa" w:w="5112"/>
+          </w:tcPr>
+          <w:p>
+            <w:r>
+              <w:t>Record the outcome and justified unreadable-file exclusion.</w:t>
+            </w:r>
+          </w:p>
+        </w:tc>
+      </w:tr>
+      <w:tr>
+        <w:tc>
+          <w:tcPr>
+            <w:tcW w:type="dxa" w:w="5112"/>
+          </w:tcPr>
+          <w:p>
+            <w:r>
+              <w:t>2. Protect the reserved set</w:t>
+            </w:r>
+          </w:p>
+        </w:tc>
+        <w:tc>
+          <w:tcPr>
+            <w:tcW w:type="dxa" w:w="5112"/>
+          </w:tcPr>
+          <w:p>
+            <w:r>
+              <w:t>Do not choose exclusions from which cases each model fails.</w:t>
+            </w:r>
+          </w:p>
+        </w:tc>
+      </w:tr>
+      <w:tr>
+        <w:tc>
+          <w:tcPr>
+            <w:tcW w:type="dxa" w:w="5112"/>
+          </w:tcPr>
+          <w:p>
+            <w:r>
+              <w:t>3. Report deviations</w:t>
+            </w:r>
+          </w:p>
+        </w:tc>
+        <w:tc>
+          <w:tcPr>
+            <w:tcW w:type="dxa" w:w="5112"/>
+          </w:tcPr>
+          <w:p>
+            <w:r>
+              <w:t>If the plan changes, mark the change and give its reason.</w:t>
+            </w:r>
+          </w:p>
+        </w:tc>
+      </w:tr>
+    </w:tbl>
+    <w:p>
+      <w:r>
+        <w:t>Match each pictured step to the supplied facts. This is a worked teaching case, not an independent assessment.</w:t>
+      </w:r>
+    </w:p>
+    <w:p>
+      <w:pPr>
+        <w:spacing w:line="336" w:lineRule="auto" w:after="180"/>
+      </w:pPr>
+      <w:r>
+        <w:rPr>
+          <w:b w:val="0"/>
+        </w:rPr>
+        <w:t xml:space="preserve">An </w:t>
+      </w:r>
+      <w:r>
+        <w:rPr>
+          <w:b/>
+        </w:rPr>
+        <w:t>analysis plan</w:t>
+      </w:r>
+      <w:r>
+        <w:rPr>
+          <w:b w:val="0"/>
+        </w:rPr>
+        <w:t xml:space="preserve"> limits flexibility after outcomes are known. Necessary changes can be transparent, but they should not be silently presented as the original plan.</w:t>
+      </w:r>
+    </w:p>
+    <w:p>
+      <w:pPr>
+        <w:spacing w:line="336" w:lineRule="auto" w:after="180"/>
+      </w:pPr>
+      <w:r>
+        <w:rPr>
+          <w:b w:val="0"/>
+        </w:rPr>
+        <w:t>A plan cannot correct poor sampling or guarantee valid assumptions; it makes decisions auditable.</w:t>
+      </w:r>
+    </w:p>
+    <w:p>
+      <w:pPr>
+        <w:spacing w:line="336" w:lineRule="auto" w:after="180"/>
+      </w:pPr>
+      <w:r>
+        <w:rPr>
+          <w:b w:val="0"/>
+        </w:rPr>
+        <w:t>Change: Exclude two readable cases because the new model fails them.</w:t>
+      </w:r>
+    </w:p>
+    <w:p>
+      <w:pPr>
+        <w:spacing w:line="336" w:lineRule="auto" w:after="180"/>
+      </w:pPr>
+      <w:r>
+        <w:rPr>
+          <w:b/>
+        </w:rPr>
+        <w:t>Prediction</w:t>
+      </w:r>
+      <w:r>
+        <w:rPr>
+          <w:b w:val="0"/>
+        </w:rPr>
+        <w:t>: That outcome-driven exclusion violates the recorded rule.</w:t>
+      </w:r>
+    </w:p>
+    <w:p>
+      <w:pPr>
+        <w:spacing w:line="336" w:lineRule="auto" w:after="180"/>
+      </w:pPr>
+      <w:r>
+        <w:rPr>
+          <w:b w:val="0"/>
+        </w:rPr>
+        <w:t>Reason: Model failure is not the predeclared unreadable-file criterion.</w:t>
+      </w:r>
+    </w:p>
+    <w:p>
+      <w:pPr>
+        <w:pStyle w:val="Heading2"/>
+      </w:pPr>
+      <w:r>
+        <w:t>Earlier wording, alternatives and picture transcripts · reference / check after trying</w:t>
+      </w:r>
+    </w:p>
+    <w:p>
+      <w:pPr>
+        <w:spacing w:line="336" w:lineRule="auto" w:after="180"/>
+      </w:pPr>
+      <w:r>
+        <w:rPr>
+          <w:b w:val="0"/>
+        </w:rPr>
+        <w:t>Begin by writing the question the procedure is intended to answer. Identify the information already supplied, the information it will produce and the information still missing.</w:t>
+      </w:r>
+    </w:p>
+    <w:p>
+      <w:pPr>
+        <w:spacing w:line="336" w:lineRule="auto" w:after="180"/>
+      </w:pPr>
+      <w:r>
+        <w:rPr>
+          <w:b w:val="0"/>
+        </w:rPr>
+        <w:t>These are constructed classroom examples; they do not require live accounts, private records or an external service. Do not treat a plausible explanation as a measured outcome.</w:t>
       </w:r>
     </w:p>
     <w:p>
@@ -974,99 +2406,30 @@
         <w:pStyle w:val="Heading3"/>
       </w:pPr>
       <w:r>
-        <w:t>Predefining an analysis plan — evidence trace</w:t>
-      </w:r>
-    </w:p>
-    <w:tbl>
-      <w:tblPr>
-        <w:tblStyle w:val="LightShading-Accent1"/>
-        <w:tblW w:type="auto" w:w="0"/>
-        <w:tblLook w:firstColumn="1" w:firstRow="1" w:lastColumn="0" w:lastRow="0" w:noHBand="0" w:noVBand="1" w:val="04A0"/>
-      </w:tblPr>
-      <w:tblGrid>
-        <w:gridCol w:w="3408"/>
-        <w:gridCol w:w="3408"/>
-        <w:gridCol w:w="3408"/>
-      </w:tblGrid>
-      <w:tr>
-        <w:trPr>
-          <w:tblHeader/>
-        </w:trPr>
-        <w:tc>
-          <w:tcPr>
-            <w:tcW w:type="dxa" w:w="3408"/>
-          </w:tcPr>
-          <w:p>
-            <w:r>
-              <w:t>Input and scope</w:t>
-            </w:r>
-          </w:p>
-        </w:tc>
-        <w:tc>
-          <w:tcPr>
-            <w:tcW w:type="dxa" w:w="3408"/>
-          </w:tcPr>
-          <w:p>
-            <w:r>
-              <w:t>Check or calculation</w:t>
-            </w:r>
-          </w:p>
-        </w:tc>
-        <w:tc>
-          <w:tcPr>
-            <w:tcW w:type="dxa" w:w="3408"/>
-          </w:tcPr>
-          <w:p>
-            <w:r>
-              <w:t>Conclusion and limit</w:t>
-            </w:r>
-          </w:p>
-        </w:tc>
-      </w:tr>
-      <w:tr>
-        <w:tc>
-          <w:tcPr>
-            <w:tcW w:type="dxa" w:w="3408"/>
-          </w:tcPr>
-          <w:p>
-            <w:r>
-              <w:t>Plan includes all20 cases. After results, the team removes four failed cases because they make the graph look worse.</w:t>
-            </w:r>
-          </w:p>
-        </w:tc>
-        <w:tc>
-          <w:tcPr>
-            <w:tcW w:type="dxa" w:w="3408"/>
-          </w:tcPr>
-          <w:p>
-            <w:r>
-              <w:t>Declare primary metric, eligible cases, missing handling, baseline, test assumptions and reporting. Timestamp/version the plan; label later choices exploratory.</w:t>
-            </w:r>
-          </w:p>
-        </w:tc>
-        <w:tc>
-          <w:tcPr>
-            <w:tcW w:type="dxa" w:w="3408"/>
-          </w:tcPr>
-          <w:p>
-            <w:r>
-              <w:t>The exclusion is outcome-informed and violates the plan. If the other 16 cases all passed, report the original 16/20; otherwise use the actual pass count out of 20, and label any revised analysis with reasons rather than hiding failures.</w:t>
-            </w:r>
-          </w:p>
-        </w:tc>
-      </w:tr>
-    </w:tbl>
-    <w:p>
-      <w:r>
-        <w:t>The figure connects this chapter's worked input, declared procedure and result. Read the complete worked reasoning for qualifiers and intermediate steps; the abbreviated labels do not replace that reasoning.</w:t>
+        <w:t>Model the reasoning aloud</w:t>
       </w:r>
     </w:p>
     <w:p>
       <w:pPr>
-        <w:pStyle w:val="Heading3"/>
-      </w:pPr>
-      <w:r>
-        <w:t>Explain Predefining an analysis plan · 3</w:t>
+        <w:spacing w:line="336" w:lineRule="auto" w:after="180"/>
+      </w:pPr>
+      <w:r>
+        <w:rPr>
+          <w:b w:val="0"/>
+        </w:rPr>
+        <w:t xml:space="preserve">Use the complete worked example below before asking learners to complete W2. Reveal a small part, invite a </w:t>
+      </w:r>
+      <w:r>
+        <w:rPr>
+          <w:b/>
+        </w:rPr>
+        <w:t>prediction</w:t>
+      </w:r>
+      <w:r>
+        <w:rPr>
+          <w:b w:val="0"/>
+        </w:rPr>
+        <w:t>, then explain the deciding step.</w:t>
       </w:r>
     </w:p>
     <w:p>
@@ -1077,183 +2440,7 @@
         <w:rPr>
           <w:b w:val="0"/>
         </w:rPr>
-        <w:t>Guided: The exclusion is outcome-informed and violates the plan. If the other 16 cases all passed, report the original 16/20; otherwise use the actual pass count out of 20, and label any revised analysis with reasons rather than hiding failures.</w:t>
-      </w:r>
-    </w:p>
-    <w:p>
-      <w:pPr>
-        <w:spacing w:line="336" w:lineRule="auto" w:after="180"/>
-      </w:pPr>
-      <w:r>
-        <w:rPr>
-          <w:b w:val="0"/>
-        </w:rPr>
-        <w:t>Qualification: A prespecified plan can still be flawed; transparency prevents hidden changes, not invalid assumptions.</w:t>
-      </w:r>
-    </w:p>
-    <w:p>
-      <w:pPr>
-        <w:spacing w:line="336" w:lineRule="auto" w:after="180"/>
-      </w:pPr>
-      <w:r>
-        <w:rPr>
-          <w:b w:val="0"/>
-        </w:rPr>
-        <w:t xml:space="preserve">Exit: accept a concrete variation with its predicted outcome and a stated condition that would challenge the </w:t>
-      </w:r>
-      <w:r>
-        <w:rPr>
-          <w:b/>
-        </w:rPr>
-        <w:t>mechanism</w:t>
-      </w:r>
-      <w:r>
-        <w:rPr>
-          <w:b w:val="0"/>
-        </w:rPr>
-        <w:t xml:space="preserve">; reject a claim resting on unmeasured </w:t>
-      </w:r>
-      <w:r>
-        <w:rPr>
-          <w:b/>
-        </w:rPr>
-        <w:t>evidence</w:t>
-      </w:r>
-      <w:r>
-        <w:rPr>
-          <w:b w:val="0"/>
-        </w:rPr>
-        <w:t>.</w:t>
-      </w:r>
-    </w:p>
-    <w:p>
-      <w:pPr>
-        <w:pStyle w:val="Heading3"/>
-      </w:pPr>
-      <w:r>
-        <w:t>Model the reasoning aloud</w:t>
-      </w:r>
-    </w:p>
-    <w:p>
-      <w:pPr>
-        <w:spacing w:line="336" w:lineRule="auto" w:after="180"/>
-      </w:pPr>
-      <w:r>
-        <w:rPr>
-          <w:b w:val="0"/>
-        </w:rPr>
-        <w:t xml:space="preserve">Use the complete worked example below before asking learners to complete W2. Reveal a small part, invite a </w:t>
-      </w:r>
-      <w:r>
-        <w:rPr>
-          <w:b/>
-        </w:rPr>
-        <w:t>prediction</w:t>
-      </w:r>
-      <w:r>
-        <w:rPr>
-          <w:b w:val="0"/>
-        </w:rPr>
-        <w:t>, then explain the deciding step.</w:t>
-      </w:r>
-    </w:p>
-    <w:p>
-      <w:pPr>
-        <w:spacing w:line="336" w:lineRule="auto" w:after="180"/>
-      </w:pPr>
-      <w:r>
-        <w:rPr>
-          <w:b w:val="0"/>
-        </w:rPr>
         <w:t>These teacher notes contain solutions; do not reveal the independent case answer during modelling.</w:t>
-      </w:r>
-    </w:p>
-    <w:p>
-      <w:pPr>
-        <w:spacing w:line="336" w:lineRule="auto" w:after="180"/>
-      </w:pPr>
-      <w:r>
-        <w:rPr>
-          <w:b w:val="0"/>
-        </w:rPr>
-        <w:t>Plan includes all20 cases. After results, the team removes four failed cases because they make the graph look worse.</w:t>
-      </w:r>
-    </w:p>
-    <w:p>
-      <w:pPr>
-        <w:spacing w:line="336" w:lineRule="auto" w:after="180"/>
-      </w:pPr>
-      <w:r>
-        <w:rPr>
-          <w:b w:val="0"/>
-        </w:rPr>
-        <w:t>The exclusion is outcome-informed and violates the plan. If the other 16 cases all passed, report the original 16/20; otherwise use the actual pass count out of 20, and label any revised analysis with reasons rather than hiding failures.</w:t>
-      </w:r>
-    </w:p>
-    <w:p>
-      <w:pPr>
-        <w:pStyle w:val="Heading3"/>
-      </w:pPr>
-      <w:r>
-        <w:t>Model the reasoning aloud · 4</w:t>
-      </w:r>
-    </w:p>
-    <w:p>
-      <w:pPr>
-        <w:spacing w:line="336" w:lineRule="auto" w:after="180"/>
-      </w:pPr>
-      <w:r>
-        <w:rPr>
-          <w:b w:val="0"/>
-        </w:rPr>
-        <w:t xml:space="preserve">Compare the intermediate </w:t>
-      </w:r>
-      <w:r>
-        <w:rPr>
-          <w:b/>
-        </w:rPr>
-        <w:t>evidence</w:t>
-      </w:r>
-      <w:r>
-        <w:rPr>
-          <w:b w:val="0"/>
-        </w:rPr>
-        <w:t xml:space="preserve"> with the final statement. Explain why each number or decision follows from the stated </w:t>
-      </w:r>
-      <w:r>
-        <w:rPr>
-          <w:b/>
-        </w:rPr>
-        <w:t>input</w:t>
-      </w:r>
-      <w:r>
-        <w:rPr>
-          <w:b w:val="0"/>
-        </w:rPr>
-        <w:t>s.</w:t>
-      </w:r>
-    </w:p>
-    <w:p>
-      <w:pPr>
-        <w:spacing w:line="336" w:lineRule="auto" w:after="180"/>
-      </w:pPr>
-      <w:r>
-        <w:rPr>
-          <w:b w:val="0"/>
-        </w:rPr>
-        <w:t xml:space="preserve">The conclusion belongs to this scenario and procedure; changing the </w:t>
-      </w:r>
-      <w:r>
-        <w:rPr>
-          <w:b/>
-        </w:rPr>
-        <w:t>input</w:t>
-      </w:r>
-      <w:r>
-        <w:rPr>
-          <w:b w:val="0"/>
-        </w:rPr>
-        <w:t>s, evaluation population or authority can change what it establishes. Retain the raw record so a later revision can be compared honestly.</w:t>
       </w:r>
     </w:p>
     <w:tbl>
@@ -1379,41 +2566,10 @@
     </w:p>
     <w:p>
       <w:pPr>
-        <w:spacing w:line="336" w:lineRule="auto" w:after="180"/>
-      </w:pPr>
-      <w:r>
-        <w:rPr>
-          <w:b w:val="0"/>
-        </w:rPr>
-        <w:t>Freeze decisions before the result. A team records its outcome, exclusions and analysis before evaluating a reserved set.</w:t>
-      </w:r>
-    </w:p>
-    <w:p>
-      <w:pPr>
         <w:pStyle w:val="Heading3"/>
       </w:pPr>
       <w:r>
         <w:t>The facts we will use</w:t>
-      </w:r>
-    </w:p>
-    <w:p>
-      <w:pPr>
-        <w:pStyle w:val="Heading3"/>
-      </w:pPr>
-      <w:r>
-        <w:t>Supplied facts</w:t>
-      </w:r>
-    </w:p>
-    <w:p>
-      <w:pPr>
-        <w:spacing w:line="336" w:lineRule="auto" w:after="180"/>
-        <w:shd w:fill="F1F6FC"/>
-      </w:pPr>
-      <w:r>
-        <w:rPr>
-          <w:b w:val="0"/>
-        </w:rPr>
-        <w:t>Plan: compare correct counts on 12 cases; exclude only unreadable files identified before scoring; report all version results.</w:t>
       </w:r>
     </w:p>
     <w:p>
@@ -1421,7 +2577,7 @@
         <w:drawing>
           <wp:inline xmlns:a="http://schemas.openxmlformats.org/drawingml/2006/main" xmlns:pic="http://schemas.openxmlformats.org/drawingml/2006/picture">
             <wp:extent cx="5486400" cy="5225143"/>
-            <wp:docPr id="1" name="Picture 1" descr="Predefining an analysis plan. Write the rule first: Record the outcome and justified unreadable-file exclusion.. Protect the reserved set: Do not choose exclusions from which cases each model fails.. Report deviations: If the plan changes, mark the change and give its reason."/>
+            <wp:docPr id="3" name="Picture 3" descr="Predefining an analysis plan. Write the rule first: Record the outcome and justified unreadable-file exclusion.. Protect the reserved set: Do not choose exclusions from which cases each model fails.. Report deviations: If the plan changes, mark the change and give its reason."/>
             <wp:cNvGraphicFramePr>
               <a:graphicFrameLocks noChangeAspect="1"/>
             </wp:cNvGraphicFramePr>
@@ -1433,7 +2589,7 @@
                     <pic:cNvPicPr/>
                   </pic:nvPicPr>
                   <pic:blipFill>
-                    <a:blip r:embed="rId9"/>
+                    <a:blip r:embed="rId11"/>
                     <a:stretch>
                       <a:fillRect/>
                     </a:stretch>
@@ -1457,114 +2613,7 @@
         <w:pStyle w:val="Heading3"/>
       </w:pPr>
       <w:r>
-        <w:t>Read the picture one step at a time</w:t>
-      </w:r>
-    </w:p>
-    <w:tbl>
-      <w:tblPr>
-        <w:tblStyle w:val="LightShading-Accent1"/>
-        <w:tblW w:type="auto" w:w="0"/>
-        <w:tblLook w:firstColumn="1" w:firstRow="1" w:lastColumn="0" w:lastRow="0" w:noHBand="0" w:noVBand="1" w:val="04A0"/>
-      </w:tblPr>
-      <w:tblGrid>
-        <w:gridCol w:w="5112"/>
-        <w:gridCol w:w="5112"/>
-      </w:tblGrid>
-      <w:tr>
-        <w:trPr>
-          <w:tblHeader/>
-        </w:trPr>
-        <w:tc>
-          <w:tcPr>
-            <w:tcW w:type="dxa" w:w="5112"/>
-          </w:tcPr>
-          <w:p>
-            <w:r>
-              <w:t>Step</w:t>
-            </w:r>
-          </w:p>
-        </w:tc>
-        <w:tc>
-          <w:tcPr>
-            <w:tcW w:type="dxa" w:w="5112"/>
-          </w:tcPr>
-          <w:p>
-            <w:r>
-              <w:t>What happens and why</w:t>
-            </w:r>
-          </w:p>
-        </w:tc>
-      </w:tr>
-      <w:tr>
-        <w:tc>
-          <w:tcPr>
-            <w:tcW w:type="dxa" w:w="5112"/>
-          </w:tcPr>
-          <w:p>
-            <w:r>
-              <w:t>1. Write the rule first</w:t>
-            </w:r>
-          </w:p>
-        </w:tc>
-        <w:tc>
-          <w:tcPr>
-            <w:tcW w:type="dxa" w:w="5112"/>
-          </w:tcPr>
-          <w:p>
-            <w:r>
-              <w:t>Record the outcome and justified unreadable-file exclusion.</w:t>
-            </w:r>
-          </w:p>
-        </w:tc>
-      </w:tr>
-      <w:tr>
-        <w:tc>
-          <w:tcPr>
-            <w:tcW w:type="dxa" w:w="5112"/>
-          </w:tcPr>
-          <w:p>
-            <w:r>
-              <w:t>2. Protect the reserved set</w:t>
-            </w:r>
-          </w:p>
-        </w:tc>
-        <w:tc>
-          <w:tcPr>
-            <w:tcW w:type="dxa" w:w="5112"/>
-          </w:tcPr>
-          <w:p>
-            <w:r>
-              <w:t>Do not choose exclusions from which cases each model fails.</w:t>
-            </w:r>
-          </w:p>
-        </w:tc>
-      </w:tr>
-      <w:tr>
-        <w:tc>
-          <w:tcPr>
-            <w:tcW w:type="dxa" w:w="5112"/>
-          </w:tcPr>
-          <w:p>
-            <w:r>
-              <w:t>3. Report deviations</w:t>
-            </w:r>
-          </w:p>
-        </w:tc>
-        <w:tc>
-          <w:tcPr>
-            <w:tcW w:type="dxa" w:w="5112"/>
-          </w:tcPr>
-          <w:p>
-            <w:r>
-              <w:t>If the plan changes, mark the change and give its reason.</w:t>
-            </w:r>
-          </w:p>
-        </w:tc>
-      </w:tr>
-    </w:tbl>
-    <w:p>
-      <w:r>
-        <w:t>Match each pictured step to the supplied facts. This is a worked teaching case, not an independent assessment.</w:t>
+        <w:t>Why this result follows</w:t>
       </w:r>
     </w:p>
     <w:p>
@@ -1572,7 +2621,7 @@
         <w:pStyle w:val="Heading3"/>
       </w:pPr>
       <w:r>
-        <w:t>Why this result follows</w:t>
+        <w:t>What this example does not establish</w:t>
       </w:r>
     </w:p>
     <w:p>
@@ -1580,149 +2629,180 @@
         <w:pStyle w:val="Heading3"/>
       </w:pPr>
       <w:r>
-        <w:t>Why the result follows</w:t>
+        <w:t>Change one thing in the pictured case</w:t>
       </w:r>
     </w:p>
     <w:p>
       <w:pPr>
-        <w:spacing w:line="336" w:lineRule="auto" w:after="180"/>
-        <w:shd w:fill="F1F6FC"/>
-      </w:pPr>
-      <w:r>
-        <w:rPr>
-          <w:b w:val="0"/>
-        </w:rPr>
-        <w:t xml:space="preserve">An </w:t>
-      </w:r>
-      <w:r>
-        <w:rPr>
-          <w:b/>
-        </w:rPr>
-        <w:t>analysis plan</w:t>
-      </w:r>
-      <w:r>
-        <w:rPr>
-          <w:b w:val="0"/>
-        </w:rPr>
-        <w:t xml:space="preserve"> limits flexibility after outcomes are known. Necessary changes can be transparent, but they should not be silently presented as the original plan.</w:t>
+        <w:pStyle w:val="Heading3"/>
+      </w:pPr>
+      <w:r>
+        <w:t>Ask while showing the picture</w:t>
       </w:r>
     </w:p>
     <w:p>
       <w:pPr>
-        <w:pStyle w:val="Heading3"/>
-      </w:pPr>
-      <w:r>
-        <w:t>What this example does not establish</w:t>
+        <w:spacing w:line="336" w:lineRule="auto" w:after="180"/>
+      </w:pPr>
+      <w:r>
+        <w:rPr>
+          <w:b w:val="0"/>
+        </w:rPr>
+        <w:t xml:space="preserve">Cover the result. Ask learners to name the </w:t>
+      </w:r>
+      <w:r>
+        <w:rPr>
+          <w:b/>
+        </w:rPr>
+        <w:t>input</w:t>
+      </w:r>
+      <w:r>
+        <w:rPr>
+          <w:b w:val="0"/>
+        </w:rPr>
+        <w:t xml:space="preserve">s and predict the next step. Uncover one step, connect the icon to the actual procedure, and explain its </w:t>
+      </w:r>
+      <w:r>
+        <w:rPr>
+          <w:b/>
+        </w:rPr>
+        <w:t>evidence</w:t>
+      </w:r>
+      <w:r>
+        <w:rPr>
+          <w:b w:val="0"/>
+        </w:rPr>
+        <w:t>. Then change the supplied condition and compare.</w:t>
       </w:r>
     </w:p>
     <w:p>
       <w:pPr>
-        <w:pStyle w:val="Heading3"/>
-      </w:pPr>
-      <w:r>
-        <w:t>Keep the stated limit</w:t>
+        <w:spacing w:line="336" w:lineRule="auto" w:after="180"/>
+      </w:pPr>
+      <w:r>
+        <w:rPr>
+          <w:b w:val="0"/>
+        </w:rPr>
+        <w:t>The picture is a representation; it does not document execution of a real AI model.</w:t>
       </w:r>
     </w:p>
     <w:p>
       <w:pPr>
-        <w:spacing w:line="336" w:lineRule="auto" w:after="180"/>
-        <w:shd w:fill="FFF5E6"/>
-      </w:pPr>
-      <w:r>
-        <w:rPr>
-          <w:b w:val="0"/>
-        </w:rPr>
-        <w:t>A plan cannot correct poor sampling or guarantee valid assumptions; it makes decisions auditable.</w:t>
+        <w:pStyle w:val="Heading1"/>
+      </w:pPr>
+      <w:r>
+        <w:t>03. Model a step,then remove help</w:t>
       </w:r>
     </w:p>
     <w:p>
-      <w:pPr>
-        <w:pStyle w:val="Heading3"/>
-      </w:pPr>
-      <w:r>
-        <w:t>Change one thing in the pictured case</w:t>
+      <w:r>
+        <w:t>Collect each learner’s reasoning before showing a key.</w:t>
       </w:r>
     </w:p>
     <w:p>
       <w:pPr>
-        <w:pStyle w:val="Heading3"/>
-      </w:pPr>
-      <w:r>
-        <w:t>Change one thing</w:t>
+        <w:pStyle w:val="Heading2"/>
+      </w:pPr>
+      <w:r>
+        <w:t>Current completion task and checked reasoning</w:t>
       </w:r>
     </w:p>
     <w:p>
       <w:pPr>
         <w:spacing w:line="336" w:lineRule="auto" w:after="180"/>
-        <w:shd w:fill="F5F1FB"/>
       </w:pPr>
       <w:r>
         <w:rPr>
           <w:b w:val="0"/>
         </w:rPr>
-        <w:t>Change: Exclude two readable cases because the new model fails them.</w:t>
+        <w:t>Completion task: Plan includes all 20 cases. After results, the team removes four failed cases because they make the graph look worse. Show the intermediate steps and give the conclusion with its scope.</w:t>
       </w:r>
     </w:p>
     <w:p>
       <w:pPr>
-        <w:pStyle w:val="Heading3"/>
-      </w:pPr>
-      <w:r>
-        <w:t>Predicted result</w:t>
+        <w:spacing w:line="336" w:lineRule="auto" w:after="180"/>
+      </w:pPr>
+      <w:r>
+        <w:rPr>
+          <w:b w:val="0"/>
+        </w:rPr>
+        <w:t>Teacher check: Teacher explanation: The exclusion is outcome-informed and violates the plan. If the other 16 cases all passed, report the original 16/20; otherwise use the actual pass count out of 20, and label any revised analysis with reasons rather than hiding failures.</w:t>
       </w:r>
     </w:p>
     <w:p>
       <w:pPr>
         <w:spacing w:line="336" w:lineRule="auto" w:after="180"/>
-        <w:shd w:fill="F1F6FC"/>
-      </w:pPr>
+      </w:pPr>
+      <w:r>
+        <w:rPr>
+          <w:b w:val="0"/>
+        </w:rPr>
+        <w:t xml:space="preserve">Start by identifying the given </w:t>
+      </w:r>
       <w:r>
         <w:rPr>
           <w:b/>
         </w:rPr>
-        <w:t>Prediction</w:t>
+        <w:t>input</w:t>
       </w:r>
       <w:r>
         <w:rPr>
           <w:b w:val="0"/>
         </w:rPr>
-        <w:t>: That outcome-driven exclusion violates the recorded rule.</w:t>
+        <w:t>s together. Leave the intermediate steps blank. If needed, model one step, then withdraw that help on the next step. Move to a full trace only when the partial trace is understood.</w:t>
       </w:r>
     </w:p>
     <w:p>
       <w:pPr>
-        <w:pStyle w:val="Heading3"/>
-      </w:pPr>
-      <w:r>
-        <w:t>Why the result follows</w:t>
+        <w:spacing w:line="336" w:lineRule="auto" w:after="180"/>
+      </w:pPr>
+      <w:r>
+        <w:rPr>
+          <w:b w:val="0"/>
+        </w:rPr>
+        <w:t>For partners, alternate explainer and checker; collect a response from every learner before discussion.</w:t>
       </w:r>
     </w:p>
     <w:p>
       <w:pPr>
-        <w:spacing w:line="336" w:lineRule="auto" w:after="180"/>
-        <w:shd w:fill="F1F6FC"/>
-      </w:pPr>
-      <w:r>
-        <w:rPr>
-          <w:b w:val="0"/>
-        </w:rPr>
-        <w:t>Reason: Model failure is not the predeclared unreadable-file criterion.</w:t>
+        <w:pStyle w:val="Heading2"/>
+      </w:pPr>
+      <w:r>
+        <w:t>Individual misconception check</w:t>
       </w:r>
     </w:p>
     <w:p>
       <w:pPr>
-        <w:pStyle w:val="Heading3"/>
-      </w:pPr>
-      <w:r>
-        <w:t>Ask while showing the picture</w:t>
+        <w:spacing w:line="336" w:lineRule="auto" w:after="180"/>
+      </w:pPr>
+      <w:r>
+        <w:rPr>
+          <w:b w:val="0"/>
+        </w:rPr>
+        <w:t xml:space="preserve">Use the worked case for Predefining an </w:t>
+      </w:r>
+      <w:r>
+        <w:rPr>
+          <w:b/>
+        </w:rPr>
+        <w:t>analysis plan</w:t>
+      </w:r>
+      <w:r>
+        <w:rPr>
+          <w:b w:val="0"/>
+        </w:rPr>
+        <w:t>. Proposed explanation: “The worked result establishes every future case”. Decide whether this explanation is supported.</w:t>
       </w:r>
     </w:p>
     <w:p>
       <w:pPr>
-        <w:pStyle w:val="Heading3"/>
-      </w:pPr>
-      <w:r>
-        <w:t>Ask while showing the picture · 5</w:t>
+        <w:spacing w:line="336" w:lineRule="auto" w:after="180"/>
+      </w:pPr>
+      <w:r>
+        <w:rPr>
+          <w:b w:val="0"/>
+        </w:rPr>
+        <w:t>Point to the step or supplied fact that decides; explain your repair if needed.</w:t>
       </w:r>
     </w:p>
     <w:p>
@@ -1733,31 +2813,7 @@
         <w:rPr>
           <w:b w:val="0"/>
         </w:rPr>
-        <w:t xml:space="preserve">Cover the result. Ask learners to name the </w:t>
-      </w:r>
-      <w:r>
-        <w:rPr>
-          <w:b/>
-        </w:rPr>
-        <w:t>input</w:t>
-      </w:r>
-      <w:r>
-        <w:rPr>
-          <w:b w:val="0"/>
-        </w:rPr>
-        <w:t xml:space="preserve">s and predict the next step. Uncover one step, connect the icon to the actual procedure, and explain its </w:t>
-      </w:r>
-      <w:r>
-        <w:rPr>
-          <w:b/>
-        </w:rPr>
-        <w:t>evidence</w:t>
-      </w:r>
-      <w:r>
-        <w:rPr>
-          <w:b w:val="0"/>
-        </w:rPr>
-        <w:t>. Then change the supplied condition and compare.</w:t>
+        <w:t>Expected correction: A prespecified plan can still be flawed; transparency prevents hidden changes, not invalid assumptions.</w:t>
       </w:r>
     </w:p>
     <w:p>
@@ -1768,20 +2824,202 @@
         <w:rPr>
           <w:b w:val="0"/>
         </w:rPr>
-        <w:t>The picture is a representation; it does not document execution of a real AI model.</w:t>
+        <w:t>Collect explanations, not only yes/no votes. If a misunderstanding is common, re-model the relevant step for the class.</w:t>
       </w:r>
     </w:p>
     <w:p>
       <w:pPr>
-        <w:pStyle w:val="Heading1"/>
-      </w:pPr>
-      <w:r>
-        <w:t>03. Demonstrate and guide practice</w:t>
+        <w:spacing w:line="336" w:lineRule="auto" w:after="180"/>
+      </w:pPr>
+      <w:r>
+        <w:rPr>
+          <w:b w:val="0"/>
+        </w:rPr>
+        <w:t>If it affects a few learners, give a short targeted group explanation while others solve a more demanding variation.</w:t>
       </w:r>
     </w:p>
     <w:p>
-      <w:r>
-        <w:t>Demonstrate Predefining an analysis plan, reduce support deliberately and check individual reasoning before discussing answers.</w:t>
+      <w:pPr>
+        <w:pStyle w:val="Heading2"/>
+      </w:pPr>
+      <w:r>
+        <w:t>Pictured reasoning and changed case</w:t>
+      </w:r>
+    </w:p>
+    <w:p>
+      <w:pPr>
+        <w:spacing w:line="336" w:lineRule="auto" w:after="180"/>
+      </w:pPr>
+      <w:r>
+        <w:rPr>
+          <w:b w:val="0"/>
+        </w:rPr>
+        <w:t xml:space="preserve">Apply the recorded </w:t>
+      </w:r>
+      <w:r>
+        <w:rPr>
+          <w:b/>
+        </w:rPr>
+        <w:t>exclusion rule</w:t>
+      </w:r>
+      <w:r>
+        <w:rPr>
+          <w:b w:val="0"/>
+        </w:rPr>
+        <w:t>. Can two readable model failures be removed, and how must a necessary later plan change be disclosed?</w:t>
+      </w:r>
+    </w:p>
+    <w:p>
+      <w:pPr>
+        <w:spacing w:line="336" w:lineRule="auto" w:after="180"/>
+      </w:pPr>
+      <w:r>
+        <w:rPr>
+          <w:b w:val="0"/>
+        </w:rPr>
+        <w:t>Record the outcome and justified unreadable-file exclusion. Do not choose exclusions from which cases each model fails. If the plan changes, mark the change and give its reason.</w:t>
+      </w:r>
+    </w:p>
+    <w:p>
+      <w:pPr>
+        <w:spacing w:line="336" w:lineRule="auto" w:after="180"/>
+      </w:pPr>
+      <w:r>
+        <w:rPr>
+          <w:b w:val="0"/>
+        </w:rPr>
+        <w:t>Changed case: That outcome-driven exclusion violates the recorded rule. Model failure is not the predeclared unreadable-file criterion.</w:t>
+      </w:r>
+    </w:p>
+    <w:p>
+      <w:pPr>
+        <w:spacing w:line="336" w:lineRule="auto" w:after="180"/>
+      </w:pPr>
+      <w:r>
+        <w:rPr>
+          <w:b w:val="0"/>
+        </w:rPr>
+        <w:t>Changed-case reasoning: That outcome-driven exclusion violates the recorded rule. Model failure is not the predeclared unreadable-file criterion.</w:t>
+      </w:r>
+    </w:p>
+    <w:p>
+      <w:pPr>
+        <w:spacing w:line="336" w:lineRule="auto" w:after="180"/>
+      </w:pPr>
+      <w:r>
+        <w:rPr>
+          <w:b w:val="0"/>
+        </w:rPr>
+        <w:t xml:space="preserve">Collect each learner’s explanation before discussion. Use the first missing connection between </w:t>
+      </w:r>
+      <w:r>
+        <w:rPr>
+          <w:b/>
+        </w:rPr>
+        <w:t>input</w:t>
+      </w:r>
+      <w:r>
+        <w:rPr>
+          <w:b w:val="0"/>
+        </w:rPr>
+        <w:t xml:space="preserve">, deciding step and result to choose support. This question is worked-case practice, not fresh mastery </w:t>
+      </w:r>
+      <w:r>
+        <w:rPr>
+          <w:b/>
+        </w:rPr>
+        <w:t>evidence</w:t>
+      </w:r>
+      <w:r>
+        <w:rPr>
+          <w:b w:val="0"/>
+        </w:rPr>
+        <w:t>.</w:t>
+      </w:r>
+    </w:p>
+    <w:p>
+      <w:pPr>
+        <w:pStyle w:val="Heading2"/>
+      </w:pPr>
+      <w:r>
+        <w:t>Accessible support and extension</w:t>
+      </w:r>
+    </w:p>
+    <w:p>
+      <w:pPr>
+        <w:spacing w:line="336" w:lineRule="auto" w:after="180"/>
+      </w:pPr>
+      <w:r>
+        <w:rPr>
+          <w:b w:val="0"/>
+        </w:rPr>
+        <w:t xml:space="preserve">Use the worked example in Sections 3 and 6. Collect a </w:t>
+      </w:r>
+      <w:r>
+        <w:rPr>
+          <w:b/>
+        </w:rPr>
+        <w:t>prediction</w:t>
+      </w:r>
+      <w:r>
+        <w:rPr>
+          <w:b w:val="0"/>
+        </w:rPr>
+        <w:t xml:space="preserve"> before revealing its result; ask the learner to point to each intermediate fact.</w:t>
+      </w:r>
+    </w:p>
+    <w:p>
+      <w:pPr>
+        <w:spacing w:line="336" w:lineRule="auto" w:after="180"/>
+      </w:pPr>
+      <w:r>
+        <w:rPr>
+          <w:b w:val="0"/>
+        </w:rPr>
+        <w:t xml:space="preserve">Provide an </w:t>
+      </w:r>
+      <w:r>
+        <w:rPr>
+          <w:b/>
+        </w:rPr>
+        <w:t>input</w:t>
+      </w:r>
+      <w:r>
+        <w:rPr>
+          <w:b w:val="0"/>
+        </w:rPr>
+        <w:t>/procedure/result/limit frame and a calculator when needed. Ask students to identify the first step before completing the whole trace.</w:t>
+      </w:r>
+    </w:p>
+    <w:p>
+      <w:pPr>
+        <w:spacing w:line="336" w:lineRule="auto" w:after="180"/>
+      </w:pPr>
+      <w:r>
+        <w:rPr>
+          <w:b w:val="0"/>
+        </w:rPr>
+        <w:t xml:space="preserve">Extension: compare two concrete variants of this </w:t>
+      </w:r>
+      <w:r>
+        <w:rPr>
+          <w:b/>
+        </w:rPr>
+        <w:t>mechanism</w:t>
+      </w:r>
+      <w:r>
+        <w:rPr>
+          <w:b w:val="0"/>
+        </w:rPr>
+        <w:t xml:space="preserve"> while holding unrelated conditions fixed; report both successful and unsuccessful outcomes.</w:t>
+      </w:r>
+    </w:p>
+    <w:p>
+      <w:pPr>
+        <w:pStyle w:val="Heading2"/>
+      </w:pPr>
+      <w:r>
+        <w:t>Earlier wording, alternatives and picture transcripts · reference / check after trying</w:t>
       </w:r>
     </w:p>
     <w:tbl>
@@ -1998,71 +3236,26 @@
     </w:tbl>
     <w:p>
       <w:pPr>
-        <w:spacing w:line="336" w:lineRule="auto" w:after="180"/>
-      </w:pPr>
-      <w:r>
-        <w:rPr>
-          <w:b w:val="0"/>
-        </w:rPr>
-        <w:t xml:space="preserve">Use the worked example in Sections 3 and 6. Collect a </w:t>
-      </w:r>
-      <w:r>
-        <w:rPr>
-          <w:b/>
-        </w:rPr>
-        <w:t>prediction</w:t>
-      </w:r>
-      <w:r>
-        <w:rPr>
-          <w:b w:val="0"/>
-        </w:rPr>
-        <w:t xml:space="preserve"> before revealing its result; ask the learner to point to each intermediate fact.</w:t>
+        <w:pStyle w:val="Heading3"/>
+      </w:pPr>
+      <w:r>
+        <w:t>Reduce help deliberately</w:t>
       </w:r>
     </w:p>
     <w:p>
       <w:pPr>
-        <w:spacing w:line="336" w:lineRule="auto" w:after="180"/>
-      </w:pPr>
-      <w:r>
-        <w:rPr>
-          <w:b w:val="0"/>
-        </w:rPr>
-        <w:t xml:space="preserve">Provide an </w:t>
-      </w:r>
-      <w:r>
-        <w:rPr>
-          <w:b/>
-        </w:rPr>
-        <w:t>input</w:t>
-      </w:r>
-      <w:r>
-        <w:rPr>
-          <w:b w:val="0"/>
-        </w:rPr>
-        <w:t>/procedure/result/limit frame and a calculator when needed. Ask students to identify the first step before completing the whole trace.</w:t>
+        <w:pStyle w:val="Heading3"/>
+      </w:pPr>
+      <w:r>
+        <w:t>Individual reasoning check</w:t>
       </w:r>
     </w:p>
     <w:p>
       <w:pPr>
-        <w:spacing w:line="336" w:lineRule="auto" w:after="180"/>
-      </w:pPr>
-      <w:r>
-        <w:rPr>
-          <w:b w:val="0"/>
-        </w:rPr>
-        <w:t xml:space="preserve">Extension: compare two concrete variants of this </w:t>
-      </w:r>
-      <w:r>
-        <w:rPr>
-          <w:b/>
-        </w:rPr>
-        <w:t>mechanism</w:t>
-      </w:r>
-      <w:r>
-        <w:rPr>
-          <w:b w:val="0"/>
-        </w:rPr>
-        <w:t xml:space="preserve"> while holding unrelated conditions fixed; report both successful and unsuccessful outcomes.</w:t>
+        <w:pStyle w:val="Heading3"/>
+      </w:pPr>
+      <w:r>
+        <w:t>Pictorial practice question</w:t>
       </w:r>
     </w:p>
     <w:p>
@@ -2070,47 +3263,39 @@
         <w:pStyle w:val="Heading3"/>
       </w:pPr>
       <w:r>
-        <w:t>Reduce help deliberately</w:t>
+        <w:t>Reasoned teacher answer</w:t>
       </w:r>
     </w:p>
     <w:p>
       <w:pPr>
-        <w:pStyle w:val="Heading3"/>
-      </w:pPr>
-      <w:r>
-        <w:t>Completion practice</w:t>
+        <w:pStyle w:val="Heading1"/>
+      </w:pPr>
+      <w:r>
+        <w:t>04. Run the complete supplied investigation</w:t>
       </w:r>
     </w:p>
     <w:p>
-      <w:pPr>
-        <w:spacing w:line="336" w:lineRule="auto" w:after="180"/>
-        <w:shd w:fill="F5F1FB"/>
-      </w:pPr>
-      <w:r>
-        <w:rPr>
-          <w:b w:val="0"/>
-        </w:rPr>
-        <w:t>Completion task: Plan includes all20 cases. After results, the team removes four failed cases because they make the graph look worse. Show the intermediate steps and give the conclusion with its scope.</w:t>
+      <w:r>
+        <w:t>Separate predictions,actual runs and paper traces.</w:t>
       </w:r>
     </w:p>
     <w:p>
       <w:pPr>
-        <w:pStyle w:val="Heading3"/>
-      </w:pPr>
-      <w:r>
-        <w:t>Reasoning to listen for</w:t>
+        <w:pStyle w:val="Heading2"/>
+      </w:pPr>
+      <w:r>
+        <w:t>Complete inputs,expected results and limits</w:t>
       </w:r>
     </w:p>
     <w:p>
       <w:pPr>
         <w:spacing w:line="336" w:lineRule="auto" w:after="180"/>
-        <w:shd w:fill="F1F6FC"/>
       </w:pPr>
       <w:r>
         <w:rPr>
           <w:b w:val="0"/>
         </w:rPr>
-        <w:t>Teacher check: Teacher explanation: The exclusion is outcome-informed and violates the plan. If the other 16 cases all passed, report the original 16/20; otherwise use the actual pass count out of 20, and label any revised analysis with reasons rather than hiding failures.</w:t>
+        <w:t>Main: exclusion of four failed cases because the graph looks worse is outcome-informed. Original denominator remains twenty; the other sixteen outcomes are unknown, so 16/20 is justified only conditionally if all sixteen passed. Picture: readable model failures do not meet the predeclared unreadable-file rule; keep original results and disclose any later deviation.</w:t>
       </w:r>
     </w:p>
     <w:p>
@@ -2121,38 +3306,26 @@
         <w:rPr>
           <w:b w:val="0"/>
         </w:rPr>
-        <w:t xml:space="preserve">Start by identifying the given </w:t>
-      </w:r>
-      <w:r>
-        <w:rPr>
-          <w:b/>
-        </w:rPr>
-        <w:t>input</w:t>
-      </w:r>
-      <w:r>
-        <w:rPr>
-          <w:b w:val="0"/>
-        </w:rPr>
-        <w:t>s together. Leave the intermediate steps blank. If needed, model one step, then withdraw that help on the next step. Move to a full trace only when the partial trace is understood.</w:t>
+        <w:t>Independent case: fifteen inputs, three predeclared malformed exclusions, twelve eligible and nine passes gives 9/12 = 75% eligible pass rate and coverage 12/15 = 80%. The 9/15 = 60% all-input rate is a different metric. Keep excluded IDs/rule. No actual preregistration or valid-assumption guarantee follows.</w:t>
       </w:r>
     </w:p>
     <w:p>
       <w:pPr>
-        <w:spacing w:line="336" w:lineRule="auto" w:after="180"/>
-      </w:pPr>
-      <w:r>
-        <w:rPr>
-          <w:b w:val="0"/>
-        </w:rPr>
-        <w:t>For partners, alternate explainer and checker; collect a response from every learner before discussion.</w:t>
+        <w:pStyle w:val="Heading2"/>
+      </w:pPr>
+      <w:r>
+        <w:t>Diagnose the current misconceptions</w:t>
       </w:r>
     </w:p>
     <w:p>
       <w:pPr>
-        <w:pStyle w:val="Heading3"/>
-      </w:pPr>
-      <w:r>
-        <w:t>Individual reasoning check</w:t>
+        <w:spacing w:line="336" w:lineRule="auto" w:after="180"/>
+      </w:pPr>
+      <w:r>
+        <w:rPr>
+          <w:b w:val="0"/>
+        </w:rPr>
+        <w:t>The worked result establishes every future case: A prespecified plan can still be flawed; transparency prevents hidden changes, not invalid assumptions.</w:t>
       </w:r>
     </w:p>
     <w:p>
@@ -2163,19 +3336,31 @@
         <w:rPr>
           <w:b w:val="0"/>
         </w:rPr>
-        <w:t xml:space="preserve">Use the worked case for Predefining an </w:t>
+        <w:t xml:space="preserve">A missing </w:t>
       </w:r>
       <w:r>
         <w:rPr>
           <w:b/>
         </w:rPr>
-        <w:t>analysis plan</w:t>
+        <w:t>input</w:t>
       </w:r>
       <w:r>
         <w:rPr>
           <w:b w:val="0"/>
         </w:rPr>
-        <w:t>. Proposed explanation: “The worked result establishes every future case”. Decide whether this explanation is supported.</w:t>
+        <w:t xml:space="preserve"> may be replaced without recording the change: A replacement changes the </w:t>
+      </w:r>
+      <w:r>
+        <w:rPr>
+          <w:b/>
+        </w:rPr>
+        <w:t>evidence</w:t>
+      </w:r>
+      <w:r>
+        <w:rPr>
+          <w:b w:val="0"/>
+        </w:rPr>
+        <w:t xml:space="preserve"> or contract. Record the change and its justification; do not silently turn unknown into a measured value.</w:t>
       </w:r>
     </w:p>
     <w:p>
@@ -2186,282 +3371,62 @@
         <w:rPr>
           <w:b w:val="0"/>
         </w:rPr>
-        <w:t>Point to the step or supplied fact that decides; explain your repair if needed.</w:t>
+        <w:t xml:space="preserve">Repeating an assessed case is new independent </w:t>
+      </w:r>
+      <w:r>
+        <w:rPr>
+          <w:b/>
+        </w:rPr>
+        <w:t>evidence</w:t>
+      </w:r>
+      <w:r>
+        <w:rPr>
+          <w:b w:val="0"/>
+        </w:rPr>
+        <w:t>: A replay checks consistency. An example used for feedback or revision cannot later be described as untouched final evaluation.</w:t>
       </w:r>
     </w:p>
     <w:p>
       <w:pPr>
-        <w:pStyle w:val="Heading3"/>
-      </w:pPr>
-      <w:r>
-        <w:t>Expected repair</w:t>
+        <w:spacing w:line="336" w:lineRule="auto" w:after="180"/>
+      </w:pPr>
+      <w:r>
+        <w:rPr>
+          <w:b w:val="0"/>
+        </w:rPr>
+        <w:t xml:space="preserve">Use Section 9 for the </w:t>
+      </w:r>
+      <w:r>
+        <w:rPr>
+          <w:b/>
+        </w:rPr>
+        <w:t>evidence</w:t>
+      </w:r>
+      <w:r>
+        <w:rPr>
+          <w:b w:val="0"/>
+        </w:rPr>
+        <w:t xml:space="preserve"> ledger. Add a boundary or missing-</w:t>
+      </w:r>
+      <w:r>
+        <w:rPr>
+          <w:b/>
+        </w:rPr>
+        <w:t>input</w:t>
+      </w:r>
+      <w:r>
+        <w:rPr>
+          <w:b w:val="0"/>
+        </w:rPr>
+        <w:t xml:space="preserve"> case and record the expected response before checking. More successful repeats of one case do not establish wider coverage.</w:t>
       </w:r>
     </w:p>
     <w:p>
       <w:pPr>
-        <w:spacing w:line="336" w:lineRule="auto" w:after="180"/>
-        <w:shd w:fill="F1F6FC"/>
-      </w:pPr>
-      <w:r>
-        <w:rPr>
-          <w:b w:val="0"/>
-        </w:rPr>
-        <w:t>Expected correction: A prespecified plan can still be flawed; transparency prevents hidden changes, not invalid assumptions.</w:t>
-      </w:r>
-    </w:p>
-    <w:p>
-      <w:pPr>
-        <w:spacing w:line="336" w:lineRule="auto" w:after="180"/>
-      </w:pPr>
-      <w:r>
-        <w:rPr>
-          <w:b w:val="0"/>
-        </w:rPr>
-        <w:t>Collect explanations, not only yes/no votes. If a misunderstanding is common, re-model the relevant step for the class.</w:t>
-      </w:r>
-    </w:p>
-    <w:p>
-      <w:pPr>
-        <w:spacing w:line="336" w:lineRule="auto" w:after="180"/>
-      </w:pPr>
-      <w:r>
-        <w:rPr>
-          <w:b w:val="0"/>
-        </w:rPr>
-        <w:t>If it affects a few learners, give a short targeted group explanation while others solve a more demanding variation.</w:t>
-      </w:r>
-    </w:p>
-    <w:p>
-      <w:pPr>
-        <w:pStyle w:val="Heading3"/>
-      </w:pPr>
-      <w:r>
-        <w:t>Pictorial practice question</w:t>
-      </w:r>
-    </w:p>
-    <w:p>
-      <w:pPr>
-        <w:spacing w:line="336" w:lineRule="auto" w:after="180"/>
-        <w:shd w:fill="F5F1FB"/>
-      </w:pPr>
-      <w:r>
-        <w:rPr>
-          <w:b w:val="0"/>
-        </w:rPr>
-        <w:t xml:space="preserve">Apply the recorded </w:t>
-      </w:r>
-      <w:r>
-        <w:rPr>
-          <w:b/>
-        </w:rPr>
-        <w:t>exclusion rule</w:t>
-      </w:r>
-      <w:r>
-        <w:rPr>
-          <w:b w:val="0"/>
-        </w:rPr>
-        <w:t>. Can two readable model failures be removed, and how must a necessary later plan change be disclosed?</w:t>
-      </w:r>
-    </w:p>
-    <w:p>
-      <w:pPr>
-        <w:pStyle w:val="Heading3"/>
-      </w:pPr>
-      <w:r>
-        <w:t>Reasoned teacher answer</w:t>
-      </w:r>
-    </w:p>
-    <w:p>
-      <w:pPr>
-        <w:spacing w:line="336" w:lineRule="auto" w:after="180"/>
-      </w:pPr>
-      <w:r>
-        <w:rPr>
-          <w:b w:val="0"/>
-        </w:rPr>
-        <w:t>Record the outcome and justified unreadable-file exclusion. Do not choose exclusions from which cases each model fails. If the plan changes, mark the change and give its reason.</w:t>
-      </w:r>
-    </w:p>
-    <w:p>
-      <w:pPr>
-        <w:spacing w:line="336" w:lineRule="auto" w:after="180"/>
-      </w:pPr>
-      <w:r>
-        <w:rPr>
-          <w:b w:val="0"/>
-        </w:rPr>
-        <w:t>Changed case: That outcome-driven exclusion violates the recorded rule. Model failure is not the predeclared unreadable-file criterion.</w:t>
-      </w:r>
-    </w:p>
-    <w:p>
-      <w:pPr>
-        <w:spacing w:line="336" w:lineRule="auto" w:after="180"/>
-      </w:pPr>
-      <w:r>
-        <w:rPr>
-          <w:b w:val="0"/>
-        </w:rPr>
-        <w:t>Changed-case reasoning: That outcome-driven exclusion violates the recorded rule. Model failure is not the predeclared unreadable-file criterion.</w:t>
-      </w:r>
-    </w:p>
-    <w:p>
-      <w:pPr>
-        <w:spacing w:line="336" w:lineRule="auto" w:after="180"/>
-      </w:pPr>
-      <w:r>
-        <w:rPr>
-          <w:b w:val="0"/>
-        </w:rPr>
-        <w:t xml:space="preserve">Collect each learner’s explanation before discussion. Use the first missing connection between </w:t>
-      </w:r>
-      <w:r>
-        <w:rPr>
-          <w:b/>
-        </w:rPr>
-        <w:t>input</w:t>
-      </w:r>
-      <w:r>
-        <w:rPr>
-          <w:b w:val="0"/>
-        </w:rPr>
-        <w:t xml:space="preserve">, deciding step and result to choose support. This question is worked-case practice, not fresh mastery </w:t>
-      </w:r>
-      <w:r>
-        <w:rPr>
-          <w:b/>
-        </w:rPr>
-        <w:t>evidence</w:t>
-      </w:r>
-      <w:r>
-        <w:rPr>
-          <w:b w:val="0"/>
-        </w:rPr>
-        <w:t>.</w:t>
-      </w:r>
-    </w:p>
-    <w:p>
-      <w:pPr>
-        <w:pStyle w:val="Heading1"/>
-      </w:pPr>
-      <w:r>
-        <w:t>04. Run the investigation and diagnose misconceptions</w:t>
-      </w:r>
-    </w:p>
-    <w:p>
-      <w:r>
-        <w:t>Run the Predefining an analysis plan investigation and use the first unsupported step to choose a teaching response.</w:t>
-      </w:r>
-    </w:p>
-    <w:p>
-      <w:pPr>
-        <w:spacing w:line="336" w:lineRule="auto" w:after="180"/>
-      </w:pPr>
-      <w:r>
-        <w:rPr>
-          <w:b w:val="0"/>
-        </w:rPr>
-        <w:t>The worked result establishes every future case: A prespecified plan can still be flawed; transparency prevents hidden changes, not invalid assumptions.</w:t>
-      </w:r>
-    </w:p>
-    <w:p>
-      <w:pPr>
-        <w:spacing w:line="336" w:lineRule="auto" w:after="180"/>
-      </w:pPr>
-      <w:r>
-        <w:rPr>
-          <w:b w:val="0"/>
-        </w:rPr>
-        <w:t xml:space="preserve">A missing </w:t>
-      </w:r>
-      <w:r>
-        <w:rPr>
-          <w:b/>
-        </w:rPr>
-        <w:t>input</w:t>
-      </w:r>
-      <w:r>
-        <w:rPr>
-          <w:b w:val="0"/>
-        </w:rPr>
-        <w:t xml:space="preserve"> may be replaced without recording the change: A replacement changes the </w:t>
-      </w:r>
-      <w:r>
-        <w:rPr>
-          <w:b/>
-        </w:rPr>
-        <w:t>evidence</w:t>
-      </w:r>
-      <w:r>
-        <w:rPr>
-          <w:b w:val="0"/>
-        </w:rPr>
-        <w:t xml:space="preserve"> or contract. Record the change and its justification; do not silently turn unknown into a measured value.</w:t>
-      </w:r>
-    </w:p>
-    <w:p>
-      <w:pPr>
-        <w:spacing w:line="336" w:lineRule="auto" w:after="180"/>
-      </w:pPr>
-      <w:r>
-        <w:rPr>
-          <w:b w:val="0"/>
-        </w:rPr>
-        <w:t xml:space="preserve">Repeating an assessed case is new independent </w:t>
-      </w:r>
-      <w:r>
-        <w:rPr>
-          <w:b/>
-        </w:rPr>
-        <w:t>evidence</w:t>
-      </w:r>
-      <w:r>
-        <w:rPr>
-          <w:b w:val="0"/>
-        </w:rPr>
-        <w:t>: A replay checks consistency. An example used for feedback or revision cannot later be described as untouched final evaluation.</w:t>
-      </w:r>
-    </w:p>
-    <w:p>
-      <w:pPr>
-        <w:spacing w:line="336" w:lineRule="auto" w:after="180"/>
-      </w:pPr>
-      <w:r>
-        <w:rPr>
-          <w:b w:val="0"/>
-        </w:rPr>
-        <w:t xml:space="preserve">Use Section 9 for the </w:t>
-      </w:r>
-      <w:r>
-        <w:rPr>
-          <w:b/>
-        </w:rPr>
-        <w:t>evidence</w:t>
-      </w:r>
-      <w:r>
-        <w:rPr>
-          <w:b w:val="0"/>
-        </w:rPr>
-        <w:t xml:space="preserve"> ledger. Add a boundary or missing-</w:t>
-      </w:r>
-      <w:r>
-        <w:rPr>
-          <w:b/>
-        </w:rPr>
-        <w:t>input</w:t>
-      </w:r>
-      <w:r>
-        <w:rPr>
-          <w:b w:val="0"/>
-        </w:rPr>
-        <w:t xml:space="preserve"> case and record the expected response before checking. More successful repeats of one case do not establish wider coverage.</w:t>
-      </w:r>
-    </w:p>
-    <w:p>
-      <w:pPr>
-        <w:pStyle w:val="Heading3"/>
-      </w:pPr>
-      <w:r>
-        <w:t>Match the support to the first error</w:t>
+        <w:pStyle w:val="Heading2"/>
+      </w:pPr>
+      <w:r>
+        <w:t>Choose accessible support</w:t>
       </w:r>
     </w:p>
     <w:tbl>
@@ -2634,45 +3599,39 @@
     </w:p>
     <w:p>
       <w:pPr>
-        <w:pStyle w:val="Heading1"/>
-      </w:pPr>
-      <w:r>
-        <w:t>05. Assess and explain the answers</w:t>
+        <w:pStyle w:val="Heading2"/>
+      </w:pPr>
+      <w:r>
+        <w:t>Earlier wording, alternatives and picture transcripts · reference / check after trying</w:t>
       </w:r>
     </w:p>
     <w:p>
-      <w:r>
-        <w:t>Use the Predefining an analysis plan questions, teacher keys and criteria after the relevant attempts. Previously discussed cases are practice; protect the separately selected independent task.</w:t>
+      <w:pPr>
+        <w:pStyle w:val="Heading3"/>
+      </w:pPr>
+      <w:r>
+        <w:t>Match the support to the first error</w:t>
       </w:r>
     </w:p>
     <w:p>
       <w:pPr>
-        <w:pStyle w:val="Heading3"/>
-      </w:pPr>
-      <w:r>
-        <w:t>Guided and exit questions</w:t>
+        <w:pStyle w:val="Heading1"/>
+      </w:pPr>
+      <w:r>
+        <w:t>05. Assess the new research scenario</w:t>
       </w:r>
     </w:p>
     <w:p>
-      <w:pPr>
-        <w:spacing w:line="336" w:lineRule="auto" w:after="180"/>
-      </w:pPr>
-      <w:r>
-        <w:rPr>
-          <w:b w:val="0"/>
-        </w:rPr>
-        <w:t>Guided: The exclusion is outcome-informed and violates the plan. If the other 16 cases all passed, report the original 16/20; otherwise use the actual pass count out of 20, and label any revised analysis with reasons rather than hiding failures.</w:t>
+      <w:r>
+        <w:t>Keep the selected answer private until after a first attempt.</w:t>
       </w:r>
     </w:p>
     <w:p>
       <w:pPr>
-        <w:spacing w:line="336" w:lineRule="auto" w:after="180"/>
-      </w:pPr>
-      <w:r>
-        <w:rPr>
-          <w:b w:val="0"/>
-        </w:rPr>
-        <w:t>Qualification: A prespecified plan can still be flawed; transparency prevents hidden changes, not invalid assumptions.</w:t>
+        <w:pStyle w:val="Heading2"/>
+      </w:pPr>
+      <w:r>
+        <w:t>Selected independent task and checked answer</w:t>
       </w:r>
     </w:p>
     <w:p>
@@ -2683,583 +3642,38 @@
         <w:rPr>
           <w:b w:val="0"/>
         </w:rPr>
-        <w:t xml:space="preserve">Exit: accept a concrete variation with its predicted outcome and a stated condition that would challenge the </w:t>
+        <w:t xml:space="preserve">Selected case: Plan excludes malformed </w:t>
       </w:r>
       <w:r>
         <w:rPr>
           <w:b/>
         </w:rPr>
-        <w:t>mechanism</w:t>
+        <w:t>input</w:t>
       </w:r>
       <w:r>
         <w:rPr>
           <w:b w:val="0"/>
         </w:rPr>
-        <w:t xml:space="preserve">; reject a claim resting on unmeasured </w:t>
-      </w:r>
-      <w:r>
-        <w:rPr>
-          <w:b/>
-        </w:rPr>
-        <w:t>evidence</w:t>
-      </w:r>
-      <w:r>
-        <w:rPr>
-          <w:b w:val="0"/>
-        </w:rPr>
-        <w:t>.</w:t>
+        <w:t>s by a rule fixed beforehand. Three of 15 are malformed; 9 of 12 eligible pass. Report.</w:t>
       </w:r>
     </w:p>
     <w:p>
       <w:pPr>
-        <w:pStyle w:val="Heading3"/>
-      </w:pPr>
-      <w:r>
-        <w:t>W1 Explain the mechanism</w:t>
+        <w:spacing w:line="336" w:lineRule="auto" w:after="180"/>
+      </w:pPr>
+      <w:r>
+        <w:rPr>
+          <w:b w:val="0"/>
+        </w:rPr>
+        <w:t>Teacher explanation: Eligible pass 9/12=75%; coverage 12/15 after three prespecified exclusions. Preserve excluded IDs and rule; do not call 9/15 the same metric.</w:t>
       </w:r>
     </w:p>
     <w:p>
       <w:pPr>
-        <w:pStyle w:val="Heading3"/>
-      </w:pPr>
-      <w:r>
-        <w:t>Workbook question · W1</w:t>
-      </w:r>
-    </w:p>
-    <w:p>
-      <w:pPr>
-        <w:spacing w:line="336" w:lineRule="auto" w:after="180"/>
-        <w:shd w:fill="F5F1FB"/>
-      </w:pPr>
-      <w:r>
-        <w:rPr>
-          <w:b w:val="0"/>
-        </w:rPr>
-        <w:t xml:space="preserve">Explain the weekly </w:t>
-      </w:r>
-      <w:r>
-        <w:rPr>
-          <w:b/>
-        </w:rPr>
-        <w:t>mechanism</w:t>
-      </w:r>
-      <w:r>
-        <w:rPr>
-          <w:b w:val="0"/>
-        </w:rPr>
-        <w:t xml:space="preserve"> in your own words. Use the worked scenario to name its </w:t>
-      </w:r>
-      <w:r>
-        <w:rPr>
-          <w:b/>
-        </w:rPr>
-        <w:t>input</w:t>
-      </w:r>
-      <w:r>
-        <w:rPr>
-          <w:b w:val="0"/>
-        </w:rPr>
-        <w:t xml:space="preserve">, decision rule and </w:t>
-      </w:r>
-      <w:r>
-        <w:rPr>
-          <w:b/>
-        </w:rPr>
-        <w:t>output</w:t>
-      </w:r>
-      <w:r>
-        <w:rPr>
-          <w:b w:val="0"/>
-        </w:rPr>
-        <w:t>.</w:t>
-      </w:r>
-    </w:p>
-    <w:p>
-      <w:pPr>
-        <w:pStyle w:val="Heading3"/>
-      </w:pPr>
-      <w:r>
-        <w:t>Teacher reasoning · W1</w:t>
-      </w:r>
-    </w:p>
-    <w:p>
-      <w:pPr>
-        <w:spacing w:line="336" w:lineRule="auto" w:after="180"/>
-        <w:shd w:fill="F1F6FC"/>
-      </w:pPr>
-      <w:r>
-        <w:rPr>
-          <w:b w:val="0"/>
-        </w:rPr>
-        <w:t xml:space="preserve">Teacher explanation: An </w:t>
-      </w:r>
-      <w:r>
-        <w:rPr>
-          <w:b/>
-        </w:rPr>
-        <w:t>analysis plan</w:t>
-      </w:r>
-      <w:r>
-        <w:rPr>
-          <w:b w:val="0"/>
-        </w:rPr>
-        <w:t xml:space="preserve"> records outcomes, units, exclusions, comparisons and uncertainty methods before primary results are inspected. </w:t>
-      </w:r>
-      <w:r>
-        <w:rPr>
-          <w:b/>
-        </w:rPr>
-        <w:t>Deviation</w:t>
-      </w:r>
-      <w:r>
-        <w:rPr>
-          <w:b w:val="0"/>
-        </w:rPr>
-        <w:t>s remain visible.</w:t>
-      </w:r>
-    </w:p>
-    <w:p>
-      <w:pPr>
-        <w:spacing w:line="336" w:lineRule="auto" w:after="180"/>
-        <w:shd w:fill="F1F6FC"/>
-      </w:pPr>
-      <w:r>
-        <w:rPr>
-          <w:b w:val="0"/>
-        </w:rPr>
-        <w:t>Declare primary metric, eligible cases, missing handling, baseline, test assumptions and reporting. Timestamp/version the plan; label later choices exploratory.</w:t>
-      </w:r>
-    </w:p>
-    <w:p>
-      <w:pPr>
-        <w:pStyle w:val="Heading3"/>
-      </w:pPr>
-      <w:r>
-        <w:t>W2 Trace the worked case</w:t>
-      </w:r>
-    </w:p>
-    <w:p>
-      <w:pPr>
-        <w:pStyle w:val="Heading3"/>
-      </w:pPr>
-      <w:r>
-        <w:t>Workbook question · W2</w:t>
-      </w:r>
-    </w:p>
-    <w:p>
-      <w:pPr>
-        <w:spacing w:line="336" w:lineRule="auto" w:after="180"/>
-        <w:shd w:fill="F5F1FB"/>
-      </w:pPr>
-      <w:r>
-        <w:rPr>
-          <w:b w:val="0"/>
-        </w:rPr>
-        <w:t>Plan includes all20 cases. After results, the team removes four failed cases because they make the graph look worse. Show the intermediate steps and give the conclusion with its scope.</w:t>
-      </w:r>
-    </w:p>
-    <w:p>
-      <w:pPr>
-        <w:pStyle w:val="Heading3"/>
-      </w:pPr>
-      <w:r>
-        <w:t>Teacher reasoning · W2</w:t>
-      </w:r>
-    </w:p>
-    <w:p>
-      <w:pPr>
-        <w:spacing w:line="336" w:lineRule="auto" w:after="180"/>
-        <w:shd w:fill="F1F6FC"/>
-      </w:pPr>
-      <w:r>
-        <w:rPr>
-          <w:b w:val="0"/>
-        </w:rPr>
-        <w:t>Teacher explanation: The exclusion is outcome-informed and violates the plan. If the other 16 cases all passed, report the original 16/20; otherwise use the actual pass count out of 20, and label any revised analysis with reasons rather than hiding failures.</w:t>
-      </w:r>
-    </w:p>
-    <w:p>
-      <w:pPr>
-        <w:pStyle w:val="Heading3"/>
-      </w:pPr>
-      <w:r>
-        <w:t>W3 Audit the limit</w:t>
-      </w:r>
-    </w:p>
-    <w:p>
-      <w:pPr>
-        <w:pStyle w:val="Heading3"/>
-      </w:pPr>
-      <w:r>
-        <w:t>Workbook question · W3</w:t>
-      </w:r>
-    </w:p>
-    <w:p>
-      <w:pPr>
-        <w:spacing w:line="336" w:lineRule="auto" w:after="180"/>
-        <w:shd w:fill="F5F1FB"/>
-      </w:pPr>
-      <w:r>
-        <w:rPr>
-          <w:b w:val="0"/>
-        </w:rPr>
-        <w:t>A report omits this qualification: A prespecified plan can still be flawed; transparency prevents hidden changes, not invalid assumptions.</w:t>
-      </w:r>
-    </w:p>
-    <w:p>
-      <w:pPr>
-        <w:spacing w:line="336" w:lineRule="auto" w:after="180"/>
-        <w:shd w:fill="F5F1FB"/>
-      </w:pPr>
-      <w:r>
-        <w:rPr>
-          <w:b w:val="0"/>
-        </w:rPr>
-        <w:t>Explain how omitting it could change a reader's interpretation, and write an accurate replacement.</w:t>
-      </w:r>
-    </w:p>
-    <w:p>
-      <w:pPr>
-        <w:pStyle w:val="Heading3"/>
-      </w:pPr>
-      <w:r>
-        <w:t>Teacher reasoning · W3</w:t>
-      </w:r>
-    </w:p>
-    <w:p>
-      <w:pPr>
-        <w:spacing w:line="336" w:lineRule="auto" w:after="180"/>
-        <w:shd w:fill="F1F6FC"/>
-      </w:pPr>
-      <w:r>
-        <w:rPr>
-          <w:b w:val="0"/>
-        </w:rPr>
-        <w:t>Teacher explanation: A prespecified plan can still be flawed; transparency prevents hidden changes, not invalid assumptions.</w:t>
-      </w:r>
-    </w:p>
-    <w:p>
-      <w:pPr>
-        <w:spacing w:line="336" w:lineRule="auto" w:after="180"/>
-        <w:shd w:fill="F1F6FC"/>
-      </w:pPr>
-      <w:r>
-        <w:rPr>
-          <w:b w:val="0"/>
-        </w:rPr>
-        <w:t xml:space="preserve">State the observed result separately from the unverified or out-of-scope claim; preserve the original </w:t>
-      </w:r>
-      <w:r>
-        <w:rPr>
-          <w:b/>
-        </w:rPr>
-        <w:t>evidence</w:t>
-      </w:r>
-      <w:r>
-        <w:rPr>
-          <w:b w:val="0"/>
-        </w:rPr>
-        <w:t xml:space="preserve"> rather than inventing a missing fact.</w:t>
-      </w:r>
-    </w:p>
-    <w:p>
-      <w:pPr>
-        <w:pStyle w:val="Heading3"/>
-      </w:pPr>
-      <w:r>
-        <w:t>W4 Apply a new case independently</w:t>
-      </w:r>
-    </w:p>
-    <w:p>
-      <w:pPr>
-        <w:pStyle w:val="Heading3"/>
-      </w:pPr>
-      <w:r>
-        <w:t>Workbook question · W4</w:t>
-      </w:r>
-    </w:p>
-    <w:p>
-      <w:pPr>
-        <w:spacing w:line="336" w:lineRule="auto" w:after="180"/>
-        <w:shd w:fill="F5F1FB"/>
-      </w:pPr>
-      <w:r>
-        <w:rPr>
-          <w:b w:val="0"/>
-        </w:rPr>
-        <w:t xml:space="preserve">Plan excludes malformed </w:t>
-      </w:r>
-      <w:r>
-        <w:rPr>
-          <w:b/>
-        </w:rPr>
-        <w:t>input</w:t>
-      </w:r>
-      <w:r>
-        <w:rPr>
-          <w:b w:val="0"/>
-        </w:rPr>
-        <w:t>s by a rule fixed beforehand. Three of15 are malformed; 9 of12 eligible pass. Report.</w:t>
-      </w:r>
-    </w:p>
-    <w:p>
-      <w:pPr>
-        <w:pStyle w:val="Heading3"/>
-      </w:pPr>
-      <w:r>
-        <w:t>Teacher reasoning · W4</w:t>
-      </w:r>
-    </w:p>
-    <w:p>
-      <w:pPr>
-        <w:spacing w:line="336" w:lineRule="auto" w:after="180"/>
-        <w:shd w:fill="F1F6FC"/>
-      </w:pPr>
-      <w:r>
-        <w:rPr>
-          <w:b w:val="0"/>
-        </w:rPr>
-        <w:t>Teacher explanation: Eligible pass9/12=75%; coverage12/15 after three prespecified exclusions. Preserve excluded IDs and rule; do not call9/15 the same metric.</w:t>
-      </w:r>
-    </w:p>
-    <w:p>
-      <w:pPr>
-        <w:pStyle w:val="Heading3"/>
-      </w:pPr>
-      <w:r>
-        <w:t>W5 Design a revealing follow-up</w:t>
-      </w:r>
-    </w:p>
-    <w:p>
-      <w:pPr>
-        <w:pStyle w:val="Heading3"/>
-      </w:pPr>
-      <w:r>
-        <w:t>Workbook question · W5</w:t>
-      </w:r>
-    </w:p>
-    <w:p>
-      <w:pPr>
-        <w:spacing w:line="336" w:lineRule="auto" w:after="180"/>
-        <w:shd w:fill="F5F1FB"/>
-      </w:pPr>
-      <w:r>
-        <w:rPr>
-          <w:b w:val="0"/>
-        </w:rPr>
-        <w:t>For the worked scenario, propose one additional case that could reveal a failure, describe its expected outcome before running it, and explain what would need to remain fixed for a fair comparison.</w:t>
-      </w:r>
-    </w:p>
-    <w:p>
-      <w:pPr>
-        <w:spacing w:line="336" w:lineRule="auto" w:after="180"/>
-        <w:shd w:fill="F5F1FB"/>
-      </w:pPr>
-      <w:r>
-        <w:rPr>
-          <w:b w:val="0"/>
-        </w:rPr>
-        <w:t>Do not reuse W4 as a new final test after receiving feedback.</w:t>
-      </w:r>
-    </w:p>
-    <w:p>
-      <w:pPr>
-        <w:pStyle w:val="Heading3"/>
-      </w:pPr>
-      <w:r>
-        <w:t>Teacher reasoning · W5</w:t>
-      </w:r>
-    </w:p>
-    <w:p>
-      <w:pPr>
-        <w:spacing w:line="336" w:lineRule="auto" w:after="180"/>
-        <w:shd w:fill="F1F6FC"/>
-      </w:pPr>
-      <w:r>
-        <w:rPr>
-          <w:b w:val="0"/>
-        </w:rPr>
-        <w:t xml:space="preserve">Teacher explanation: Accept a concrete variant of the worked </w:t>
-      </w:r>
-      <w:r>
-        <w:rPr>
-          <w:b/>
-        </w:rPr>
-        <w:t>input</w:t>
-      </w:r>
-      <w:r>
-        <w:rPr>
-          <w:b w:val="0"/>
-        </w:rPr>
-        <w:t xml:space="preserve"> or a missing/conflicting/boundary condition, with an expectation derived from the declared procedure.</w:t>
-      </w:r>
-    </w:p>
-    <w:p>
-      <w:pPr>
-        <w:spacing w:line="336" w:lineRule="auto" w:after="180"/>
-        <w:shd w:fill="F1F6FC"/>
-      </w:pPr>
-      <w:r>
-        <w:rPr>
-          <w:b w:val="0"/>
-        </w:rPr>
-        <w:t xml:space="preserve">Require preserved settings, original </w:t>
-      </w:r>
-      <w:r>
-        <w:rPr>
-          <w:b/>
-        </w:rPr>
-        <w:t>output</w:t>
-      </w:r>
-      <w:r>
-        <w:rPr>
-          <w:b w:val="0"/>
-        </w:rPr>
-        <w:t>s and data roles. A prespecified plan can still be flawed; transparency prevents hidden changes, not invalid assumptions.</w:t>
-      </w:r>
-    </w:p>
-    <w:p>
-      <w:pPr>
-        <w:spacing w:line="336" w:lineRule="auto" w:after="180"/>
-        <w:shd w:fill="F1F6FC"/>
-      </w:pPr>
-      <w:r>
-        <w:rPr>
-          <w:b w:val="0"/>
-        </w:rPr>
-        <w:t xml:space="preserve">The new case should test this particular </w:t>
-      </w:r>
-      <w:r>
-        <w:rPr>
-          <w:b/>
-        </w:rPr>
-        <w:t>mechanism</w:t>
-      </w:r>
-      <w:r>
-        <w:rPr>
-          <w:b w:val="0"/>
-        </w:rPr>
-        <w:t xml:space="preserve"> rather than merely restate the original result.</w:t>
-      </w:r>
-    </w:p>
-    <w:p>
-      <w:pPr>
-        <w:pStyle w:val="Heading3"/>
-      </w:pPr>
-      <w:r>
-        <w:t>Independent assessment and fresh retry</w:t>
-      </w:r>
-    </w:p>
-    <w:p>
-      <w:pPr>
-        <w:pStyle w:val="Heading3"/>
-      </w:pPr>
-      <w:r>
-        <w:t>Teacher key · Independent assessment and fresh retry</w:t>
-      </w:r>
-    </w:p>
-    <w:p>
-      <w:pPr>
-        <w:spacing w:line="336" w:lineRule="auto" w:after="180"/>
-        <w:shd w:fill="F1F6FC"/>
-      </w:pPr>
-      <w:r>
-        <w:rPr>
-          <w:b w:val="0"/>
-        </w:rPr>
-        <w:t>W4: Eligible pass9/12=75%; coverage12/15 after three prespecified exclusions. Preserve excluded IDs and rule; do not call9/15 the same metric. Require intermediate reasoning and the stated scope.</w:t>
-      </w:r>
-    </w:p>
-    <w:p>
-      <w:pPr>
-        <w:spacing w:line="336" w:lineRule="auto" w:after="180"/>
-        <w:shd w:fill="F1F6FC"/>
-      </w:pPr>
-      <w:r>
-        <w:rPr>
-          <w:b w:val="0"/>
-        </w:rPr>
-        <w:t>Fresh retry: Ten eligible, eight completed, six pass; plan reports completed rate and missing count. Expected reasoning: 6/8=75% completed; two missing explicit. Preserve the planned denominator policy.</w:t>
-      </w:r>
-    </w:p>
-    <w:p>
-      <w:pPr>
-        <w:spacing w:line="336" w:lineRule="auto" w:after="180"/>
-        <w:shd w:fill="F1F6FC"/>
-      </w:pPr>
-      <w:r>
-        <w:rPr>
-          <w:b w:val="0"/>
-        </w:rPr>
-        <w:t>If students need support, record it and reassess with another new case rather than awarding independence to a copied answer.</w:t>
-      </w:r>
-    </w:p>
-    <w:p>
-      <w:pPr>
-        <w:pStyle w:val="Heading3"/>
-      </w:pPr>
-      <w:r>
-        <w:t>Assess independent transfer</w:t>
-      </w:r>
-    </w:p>
-    <w:p>
-      <w:pPr>
-        <w:pStyle w:val="Heading3"/>
-      </w:pPr>
-      <w:r>
-        <w:t>Independent question · withhold the key</w:t>
-      </w:r>
-    </w:p>
-    <w:p>
-      <w:pPr>
-        <w:spacing w:line="336" w:lineRule="auto" w:after="180"/>
-        <w:shd w:fill="F5F1FB"/>
-      </w:pPr>
-      <w:r>
-        <w:rPr>
-          <w:b w:val="0"/>
-        </w:rPr>
-        <w:t xml:space="preserve">Selected case: Plan excludes malformed </w:t>
-      </w:r>
-      <w:r>
-        <w:rPr>
-          <w:b/>
-        </w:rPr>
-        <w:t>input</w:t>
-      </w:r>
-      <w:r>
-        <w:rPr>
-          <w:b w:val="0"/>
-        </w:rPr>
-        <w:t>s by a rule fixed beforehand. Three of15 are malformed; 9 of12 eligible pass. Report.</w:t>
-      </w:r>
-    </w:p>
-    <w:p>
-      <w:pPr>
-        <w:pStyle w:val="Heading3"/>
-      </w:pPr>
-      <w:r>
-        <w:t>Selected case answer</w:t>
-      </w:r>
-    </w:p>
-    <w:p>
-      <w:pPr>
-        <w:pStyle w:val="Heading3"/>
-      </w:pPr>
-      <w:r>
-        <w:t>Teacher key · Selected case answer</w:t>
-      </w:r>
-    </w:p>
-    <w:p>
-      <w:pPr>
-        <w:spacing w:line="336" w:lineRule="auto" w:after="180"/>
-        <w:shd w:fill="F1F6FC"/>
-      </w:pPr>
-      <w:r>
-        <w:rPr>
-          <w:b w:val="0"/>
-        </w:rPr>
-        <w:t>Teacher explanation: Eligible pass9/12=75%; coverage12/15 after three prespecified exclusions. Preserve excluded IDs and rule; do not call9/15 the same metric.</w:t>
+        <w:pStyle w:val="Heading2"/>
+      </w:pPr>
+      <w:r>
+        <w:t>Judge explanation,trace and limits</w:t>
       </w:r>
     </w:p>
     <w:tbl>
@@ -3366,54 +3780,55 @@
     </w:tbl>
     <w:p>
       <w:pPr>
-        <w:pStyle w:val="Heading3"/>
-      </w:pPr>
-      <w:r>
-        <w:t>Teacher key · Selected case answer</w:t>
+        <w:spacing w:line="336" w:lineRule="auto" w:after="180"/>
+      </w:pPr>
+      <w:r>
+        <w:rPr>
+          <w:b w:val="0"/>
+        </w:rPr>
+        <w:t>Record each dimension as not yet, with support, or independent. Accept a valid alternative procedure with a defensible trace.</w:t>
       </w:r>
     </w:p>
     <w:p>
       <w:pPr>
         <w:spacing w:line="336" w:lineRule="auto" w:after="180"/>
-        <w:shd w:fill="F1F6FC"/>
       </w:pPr>
       <w:r>
         <w:rPr>
           <w:b w:val="0"/>
         </w:rPr>
-        <w:t>Record each dimension as not yet, with support, or independent. Accept a valid alternative procedure with a defensible trace.</w:t>
+        <w:t xml:space="preserve">Do not penalise an honestly recorded model failure if the learner correctly explains its </w:t>
+      </w:r>
+      <w:r>
+        <w:rPr>
+          <w:b/>
+        </w:rPr>
+        <w:t>evidence</w:t>
+      </w:r>
+      <w:r>
+        <w:rPr>
+          <w:b w:val="0"/>
+        </w:rPr>
+        <w:t xml:space="preserve"> and limits.</w:t>
       </w:r>
     </w:p>
     <w:p>
       <w:pPr>
-        <w:spacing w:line="336" w:lineRule="auto" w:after="180"/>
-        <w:shd w:fill="F1F6FC"/>
-      </w:pPr>
-      <w:r>
-        <w:rPr>
-          <w:b w:val="0"/>
-        </w:rPr>
-        <w:t xml:space="preserve">Do not penalise an honestly recorded model failure if the learner correctly explains its </w:t>
-      </w:r>
-      <w:r>
-        <w:rPr>
-          <w:b/>
-        </w:rPr>
-        <w:t>evidence</w:t>
-      </w:r>
-      <w:r>
-        <w:rPr>
-          <w:b w:val="0"/>
-        </w:rPr>
-        <w:t xml:space="preserve"> and limits.</w:t>
+        <w:pStyle w:val="Heading2"/>
+      </w:pPr>
+      <w:r>
+        <w:t>Give one usable repair</w:t>
       </w:r>
     </w:p>
     <w:p>
       <w:pPr>
-        <w:pStyle w:val="Heading3"/>
-      </w:pPr>
-      <w:r>
-        <w:t>Feedback that the learner uses</w:t>
+        <w:spacing w:line="336" w:lineRule="auto" w:after="180"/>
+      </w:pPr>
+      <w:r>
+        <w:rPr>
+          <w:b w:val="0"/>
+        </w:rPr>
+        <w:t>Name the earliest unsupported step and give one action to repair it. Have the learner make that repair now and explain why. Then assess the relevant skill on a fresh, fully specified case.</w:t>
       </w:r>
     </w:p>
     <w:p>
@@ -3424,31 +3839,97 @@
         <w:rPr>
           <w:b w:val="0"/>
         </w:rPr>
-        <w:t>Name the earliest unsupported step and give one action to repair it. Have the learner make that repair now and explain why. Then assess the relevant skill on a fresh, fully specified case.</w:t>
+        <w:t>Confirm it was not previously practised with feedback; solve and check the new case before assigning it. A follow-up design prompt is a starting brief, not automatically an equivalent test.</w:t>
       </w:r>
     </w:p>
     <w:p>
       <w:pPr>
-        <w:spacing w:line="336" w:lineRule="auto" w:after="180"/>
-      </w:pPr>
-      <w:r>
-        <w:rPr>
-          <w:b w:val="0"/>
-        </w:rPr>
-        <w:t>Confirm it was not previously practised with feedback; solve and check the new case before assigning it. A follow-up design prompt is a starting brief, not automatically an equivalent test.</w:t>
+        <w:pStyle w:val="Heading2"/>
+      </w:pPr>
+      <w:r>
+        <w:t>W1 Explain the mechanism</w:t>
       </w:r>
     </w:p>
     <w:p>
       <w:pPr>
-        <w:pStyle w:val="Heading1"/>
-      </w:pPr>
-      <w:r>
-        <w:t>06. Connect the project, support and next lesson</w:t>
+        <w:spacing w:line="336" w:lineRule="auto" w:after="180"/>
+      </w:pPr>
+      <w:r>
+        <w:rPr>
+          <w:b w:val="0"/>
+        </w:rPr>
+        <w:t xml:space="preserve">Explain the weekly </w:t>
+      </w:r>
+      <w:r>
+        <w:rPr>
+          <w:b/>
+        </w:rPr>
+        <w:t>mechanism</w:t>
+      </w:r>
+      <w:r>
+        <w:rPr>
+          <w:b w:val="0"/>
+        </w:rPr>
+        <w:t xml:space="preserve"> in your own words. Use the worked scenario to name its </w:t>
+      </w:r>
+      <w:r>
+        <w:rPr>
+          <w:b/>
+        </w:rPr>
+        <w:t>input</w:t>
+      </w:r>
+      <w:r>
+        <w:rPr>
+          <w:b w:val="0"/>
+        </w:rPr>
+        <w:t xml:space="preserve">, decision rule and </w:t>
+      </w:r>
+      <w:r>
+        <w:rPr>
+          <w:b/>
+        </w:rPr>
+        <w:t>output</w:t>
+      </w:r>
+      <w:r>
+        <w:rPr>
+          <w:b w:val="0"/>
+        </w:rPr>
+        <w:t>.</w:t>
       </w:r>
     </w:p>
     <w:p>
-      <w:r>
-        <w:t>Connect Predefining an analysis plan to Reproducible AI Research Study, adapt support and plan a later changed-case check.</w:t>
+      <w:pPr>
+        <w:spacing w:line="336" w:lineRule="auto" w:after="180"/>
+      </w:pPr>
+      <w:r>
+        <w:rPr>
+          <w:b w:val="0"/>
+        </w:rPr>
+        <w:t xml:space="preserve">Teacher explanation: An </w:t>
+      </w:r>
+      <w:r>
+        <w:rPr>
+          <w:b/>
+        </w:rPr>
+        <w:t>analysis plan</w:t>
+      </w:r>
+      <w:r>
+        <w:rPr>
+          <w:b w:val="0"/>
+        </w:rPr>
+        <w:t xml:space="preserve"> records outcomes, units, exclusions, comparisons and uncertainty methods before primary results are inspected. </w:t>
+      </w:r>
+      <w:r>
+        <w:rPr>
+          <w:b/>
+        </w:rPr>
+        <w:t>Deviation</w:t>
+      </w:r>
+      <w:r>
+        <w:rPr>
+          <w:b w:val="0"/>
+        </w:rPr>
+        <w:t>s remain visible.</w:t>
       </w:r>
     </w:p>
     <w:p>
@@ -3459,90 +3940,15 @@
         <w:rPr>
           <w:b w:val="0"/>
         </w:rPr>
-        <w:t xml:space="preserve">Add a labelled predefining an </w:t>
-      </w:r>
-      <w:r>
-        <w:rPr>
-          <w:b/>
-        </w:rPr>
-        <w:t>analysis plan</w:t>
-      </w:r>
-      <w:r>
-        <w:rPr>
-          <w:b w:val="0"/>
-        </w:rPr>
-        <w:t xml:space="preserve"> </w:t>
-      </w:r>
-      <w:r>
-        <w:rPr>
-          <w:b/>
-        </w:rPr>
-        <w:t>evidence</w:t>
-      </w:r>
-      <w:r>
-        <w:rPr>
-          <w:b w:val="0"/>
-        </w:rPr>
-        <w:t xml:space="preserve"> sheet to Reproducible AI Research Study. Show how you can explain the </w:t>
-      </w:r>
-      <w:r>
-        <w:rPr>
-          <w:b/>
-        </w:rPr>
-        <w:t>mechanism</w:t>
-      </w:r>
-      <w:r>
-        <w:rPr>
-          <w:b w:val="0"/>
-        </w:rPr>
-        <w:t xml:space="preserve"> and terminology of predefining an </w:t>
-      </w:r>
-      <w:r>
-        <w:rPr>
-          <w:b/>
-        </w:rPr>
-        <w:t>analysis plan</w:t>
-      </w:r>
-      <w:r>
-        <w:rPr>
-          <w:b w:val="0"/>
-        </w:rPr>
-        <w:t>.</w:t>
+        <w:t>Declare primary metric, eligible cases, missing handling, baseline, test assumptions and reporting. Timestamp/version the plan; label later choices exploratory.</w:t>
       </w:r>
     </w:p>
     <w:p>
       <w:pPr>
-        <w:spacing w:line="336" w:lineRule="auto" w:after="180"/>
-      </w:pPr>
-      <w:r>
-        <w:rPr>
-          <w:b w:val="0"/>
-        </w:rPr>
-        <w:t xml:space="preserve">Use the supplied fictional case and keep its </w:t>
-      </w:r>
-      <w:r>
-        <w:rPr>
-          <w:b/>
-        </w:rPr>
-        <w:t>input</w:t>
-      </w:r>
-      <w:r>
-        <w:rPr>
-          <w:b w:val="0"/>
-        </w:rPr>
-        <w:t xml:space="preserve">s, intermediate steps, calculation or </w:t>
-      </w:r>
-      <w:r>
-        <w:rPr>
-          <w:b/>
-        </w:rPr>
-        <w:t>prediction</w:t>
-      </w:r>
-      <w:r>
-        <w:rPr>
-          <w:b w:val="0"/>
-        </w:rPr>
-        <w:t>, and limitation. Connect this record to last week’s record; a matching answer without a trace is insufficient.</w:t>
+        <w:pStyle w:val="Heading2"/>
+      </w:pPr>
+      <w:r>
+        <w:t>W2 Trace the worked case</w:t>
       </w:r>
     </w:p>
     <w:p>
@@ -3553,19 +3959,7 @@
         <w:rPr>
           <w:b w:val="0"/>
         </w:rPr>
-        <w:t xml:space="preserve">Provide an </w:t>
-      </w:r>
-      <w:r>
-        <w:rPr>
-          <w:b/>
-        </w:rPr>
-        <w:t>input</w:t>
-      </w:r>
-      <w:r>
-        <w:rPr>
-          <w:b w:val="0"/>
-        </w:rPr>
-        <w:t>/procedure/result/limit frame and a calculator when needed. Ask students to identify the first step before completing the whole trace.</w:t>
+        <w:t>Plan includes all 20 cases. After results, the team removes four failed cases because they make the graph look worse. Show the intermediate steps and give the conclusion with its scope.</w:t>
       </w:r>
     </w:p>
     <w:p>
@@ -3576,42 +3970,15 @@
         <w:rPr>
           <w:b w:val="0"/>
         </w:rPr>
-        <w:t xml:space="preserve">Extension: compare two concrete variants of this </w:t>
-      </w:r>
-      <w:r>
-        <w:rPr>
-          <w:b/>
-        </w:rPr>
-        <w:t>mechanism</w:t>
-      </w:r>
-      <w:r>
-        <w:rPr>
-          <w:b w:val="0"/>
-        </w:rPr>
-        <w:t xml:space="preserve"> while holding unrelated conditions fixed; report both successful and unsuccessful outcomes.</w:t>
+        <w:t>Teacher explanation: The exclusion is outcome-informed and violates the plan. If the other 16 cases all passed, report the original 16/20; otherwise use the actual pass count out of 20, and label any revised analysis with reasons rather than hiding failures.</w:t>
       </w:r>
     </w:p>
     <w:p>
       <w:pPr>
-        <w:spacing w:line="336" w:lineRule="auto" w:after="180"/>
-      </w:pPr>
-      <w:r>
-        <w:rPr>
-          <w:b w:val="0"/>
-        </w:rPr>
-        <w:t xml:space="preserve">Next connection: Pilot experiments. Preserve the current case record and retrieve its </w:t>
-      </w:r>
-      <w:r>
-        <w:rPr>
-          <w:b/>
-        </w:rPr>
-        <w:t>evidence</w:t>
-      </w:r>
-      <w:r>
-        <w:rPr>
-          <w:b w:val="0"/>
-        </w:rPr>
-        <w:t xml:space="preserve"> boundary before moving on.</w:t>
+        <w:pStyle w:val="Heading2"/>
+      </w:pPr>
+      <w:r>
+        <w:t>W3 Audit the limit</w:t>
       </w:r>
     </w:p>
     <w:p>
@@ -3622,15 +3989,555 @@
         <w:rPr>
           <w:b w:val="0"/>
         </w:rPr>
-        <w:t>Retain the project ledger and assess a changed case after support. Check the relevant prerequisite before carrying this component forward.</w:t>
+        <w:t>A report omits this qualification: A prespecified plan can still be flawed; transparency prevents hidden changes, not invalid assumptions.</w:t>
       </w:r>
     </w:p>
     <w:p>
       <w:pPr>
+        <w:spacing w:line="336" w:lineRule="auto" w:after="180"/>
+      </w:pPr>
+      <w:r>
+        <w:rPr>
+          <w:b w:val="0"/>
+        </w:rPr>
+        <w:t>Explain how omitting it could change a reader's interpretation, and write an accurate replacement.</w:t>
+      </w:r>
+    </w:p>
+    <w:p>
+      <w:pPr>
+        <w:spacing w:line="336" w:lineRule="auto" w:after="180"/>
+      </w:pPr>
+      <w:r>
+        <w:rPr>
+          <w:b w:val="0"/>
+        </w:rPr>
+        <w:t>Teacher explanation: A prespecified plan can still be flawed; transparency prevents hidden changes, not invalid assumptions.</w:t>
+      </w:r>
+    </w:p>
+    <w:p>
+      <w:pPr>
+        <w:spacing w:line="336" w:lineRule="auto" w:after="180"/>
+      </w:pPr>
+      <w:r>
+        <w:rPr>
+          <w:b w:val="0"/>
+        </w:rPr>
+        <w:t xml:space="preserve">State the observed result separately from the unverified or out-of-scope claim; preserve the original </w:t>
+      </w:r>
+      <w:r>
+        <w:rPr>
+          <w:b/>
+        </w:rPr>
+        <w:t>evidence</w:t>
+      </w:r>
+      <w:r>
+        <w:rPr>
+          <w:b w:val="0"/>
+        </w:rPr>
+        <w:t xml:space="preserve"> rather than inventing a missing fact.</w:t>
+      </w:r>
+    </w:p>
+    <w:p>
+      <w:pPr>
+        <w:pStyle w:val="Heading2"/>
+      </w:pPr>
+      <w:r>
+        <w:t>W5 Design a revealing follow-up</w:t>
+      </w:r>
+    </w:p>
+    <w:p>
+      <w:pPr>
+        <w:spacing w:line="336" w:lineRule="auto" w:after="180"/>
+      </w:pPr>
+      <w:r>
+        <w:rPr>
+          <w:b w:val="0"/>
+        </w:rPr>
+        <w:t>For the worked scenario, propose one additional case that could reveal a failure, describe its expected outcome before running it, and explain what would need to remain fixed for a fair comparison.</w:t>
+      </w:r>
+    </w:p>
+    <w:p>
+      <w:pPr>
+        <w:spacing w:line="336" w:lineRule="auto" w:after="180"/>
+      </w:pPr>
+      <w:r>
+        <w:rPr>
+          <w:b w:val="0"/>
+        </w:rPr>
+        <w:t>Do not reuse W4 as a new final test after receiving feedback.</w:t>
+      </w:r>
+    </w:p>
+    <w:p>
+      <w:pPr>
+        <w:spacing w:line="336" w:lineRule="auto" w:after="180"/>
+      </w:pPr>
+      <w:r>
+        <w:rPr>
+          <w:b w:val="0"/>
+        </w:rPr>
+        <w:t xml:space="preserve">Teacher explanation: Accept a concrete variant of the worked </w:t>
+      </w:r>
+      <w:r>
+        <w:rPr>
+          <w:b/>
+        </w:rPr>
+        <w:t>input</w:t>
+      </w:r>
+      <w:r>
+        <w:rPr>
+          <w:b w:val="0"/>
+        </w:rPr>
+        <w:t xml:space="preserve"> or a missing/conflicting/boundary condition, with an expectation derived from the declared procedure.</w:t>
+      </w:r>
+    </w:p>
+    <w:p>
+      <w:pPr>
+        <w:spacing w:line="336" w:lineRule="auto" w:after="180"/>
+      </w:pPr>
+      <w:r>
+        <w:rPr>
+          <w:b w:val="0"/>
+        </w:rPr>
+        <w:t xml:space="preserve">Require preserved settings, original </w:t>
+      </w:r>
+      <w:r>
+        <w:rPr>
+          <w:b/>
+        </w:rPr>
+        <w:t>output</w:t>
+      </w:r>
+      <w:r>
+        <w:rPr>
+          <w:b w:val="0"/>
+        </w:rPr>
+        <w:t>s and data roles. A prespecified plan can still be flawed; transparency prevents hidden changes, not invalid assumptions.</w:t>
+      </w:r>
+    </w:p>
+    <w:p>
+      <w:pPr>
+        <w:spacing w:line="336" w:lineRule="auto" w:after="180"/>
+      </w:pPr>
+      <w:r>
+        <w:rPr>
+          <w:b w:val="0"/>
+        </w:rPr>
+        <w:t xml:space="preserve">The new case should test this particular </w:t>
+      </w:r>
+      <w:r>
+        <w:rPr>
+          <w:b/>
+        </w:rPr>
+        <w:t>mechanism</w:t>
+      </w:r>
+      <w:r>
+        <w:rPr>
+          <w:b w:val="0"/>
+        </w:rPr>
+        <w:t xml:space="preserve"> rather than merely restate the original result.</w:t>
+      </w:r>
+    </w:p>
+    <w:p>
+      <w:pPr>
+        <w:pStyle w:val="Heading2"/>
+      </w:pPr>
+      <w:r>
+        <w:t>Earlier wording, alternatives and picture transcripts · reference / check after trying</w:t>
+      </w:r>
+    </w:p>
+    <w:p>
+      <w:pPr>
         <w:pStyle w:val="Heading3"/>
       </w:pPr>
       <w:r>
-        <w:t>Plan the delayed return</w:t>
+        <w:t>Guided and exit questions</w:t>
+      </w:r>
+    </w:p>
+    <w:p>
+      <w:pPr>
+        <w:spacing w:line="336" w:lineRule="auto" w:after="180"/>
+      </w:pPr>
+      <w:r>
+        <w:rPr>
+          <w:b w:val="0"/>
+        </w:rPr>
+        <w:t>Guided: The exclusion is outcome-informed and violates the plan. If the other 16 cases all passed, report the original 16/20; otherwise use the actual pass count out of 20, and label any revised analysis with reasons rather than hiding failures.</w:t>
+      </w:r>
+    </w:p>
+    <w:p>
+      <w:pPr>
+        <w:spacing w:line="336" w:lineRule="auto" w:after="180"/>
+      </w:pPr>
+      <w:r>
+        <w:rPr>
+          <w:b w:val="0"/>
+        </w:rPr>
+        <w:t>Qualification: A prespecified plan can still be flawed; transparency prevents hidden changes, not invalid assumptions.</w:t>
+      </w:r>
+    </w:p>
+    <w:p>
+      <w:pPr>
+        <w:spacing w:line="336" w:lineRule="auto" w:after="180"/>
+      </w:pPr>
+      <w:r>
+        <w:rPr>
+          <w:b w:val="0"/>
+        </w:rPr>
+        <w:t xml:space="preserve">Exit: accept a concrete variation with its predicted outcome and a stated condition that would challenge the </w:t>
+      </w:r>
+      <w:r>
+        <w:rPr>
+          <w:b/>
+        </w:rPr>
+        <w:t>mechanism</w:t>
+      </w:r>
+      <w:r>
+        <w:rPr>
+          <w:b w:val="0"/>
+        </w:rPr>
+        <w:t xml:space="preserve">; reject a claim resting on unmeasured </w:t>
+      </w:r>
+      <w:r>
+        <w:rPr>
+          <w:b/>
+        </w:rPr>
+        <w:t>evidence</w:t>
+      </w:r>
+      <w:r>
+        <w:rPr>
+          <w:b w:val="0"/>
+        </w:rPr>
+        <w:t>.</w:t>
+      </w:r>
+    </w:p>
+    <w:p>
+      <w:pPr>
+        <w:pStyle w:val="Heading3"/>
+      </w:pPr>
+      <w:r>
+        <w:t>W1 Explain the mechanism</w:t>
+      </w:r>
+    </w:p>
+    <w:p>
+      <w:pPr>
+        <w:pStyle w:val="Heading3"/>
+      </w:pPr>
+      <w:r>
+        <w:t>W2 Trace the worked case</w:t>
+      </w:r>
+    </w:p>
+    <w:p>
+      <w:pPr>
+        <w:pStyle w:val="Heading3"/>
+      </w:pPr>
+      <w:r>
+        <w:t>W3 Audit the limit</w:t>
+      </w:r>
+    </w:p>
+    <w:p>
+      <w:pPr>
+        <w:pStyle w:val="Heading3"/>
+      </w:pPr>
+      <w:r>
+        <w:t>W4 Apply a new case independently</w:t>
+      </w:r>
+    </w:p>
+    <w:p>
+      <w:pPr>
+        <w:spacing w:line="336" w:lineRule="auto" w:after="180"/>
+      </w:pPr>
+      <w:r>
+        <w:rPr>
+          <w:b w:val="0"/>
+        </w:rPr>
+        <w:t xml:space="preserve">Plan excludes malformed </w:t>
+      </w:r>
+      <w:r>
+        <w:rPr>
+          <w:b/>
+        </w:rPr>
+        <w:t>input</w:t>
+      </w:r>
+      <w:r>
+        <w:rPr>
+          <w:b w:val="0"/>
+        </w:rPr>
+        <w:t>s by a rule fixed beforehand. Three of 15 are malformed; 9 of 12 eligible pass. Report.</w:t>
+      </w:r>
+    </w:p>
+    <w:p>
+      <w:pPr>
+        <w:spacing w:line="336" w:lineRule="auto" w:after="180"/>
+      </w:pPr>
+      <w:r>
+        <w:rPr>
+          <w:b w:val="0"/>
+        </w:rPr>
+        <w:t>Teacher explanation: Eligible pass 9/12=75%; coverage 12/15 after three prespecified exclusions. Preserve excluded IDs and rule; do not call 9/15 the same metric.</w:t>
+      </w:r>
+    </w:p>
+    <w:p>
+      <w:pPr>
+        <w:pStyle w:val="Heading3"/>
+      </w:pPr>
+      <w:r>
+        <w:t>W5 Design a revealing follow-up</w:t>
+      </w:r>
+    </w:p>
+    <w:p>
+      <w:pPr>
+        <w:pStyle w:val="Heading3"/>
+      </w:pPr>
+      <w:r>
+        <w:t>Independent assessment and fresh retry</w:t>
+      </w:r>
+    </w:p>
+    <w:p>
+      <w:pPr>
+        <w:spacing w:line="336" w:lineRule="auto" w:after="180"/>
+      </w:pPr>
+      <w:r>
+        <w:rPr>
+          <w:b w:val="0"/>
+        </w:rPr>
+        <w:t>W4: Eligible pass 9/12=75%; coverage 12/15 after three prespecified exclusions. Preserve excluded IDs and rule; do not call 9/15 the same metric. Require intermediate reasoning and the stated scope. Fresh retry: Ten eligible, eight completed, six pass; plan reports completed rate and missing count. Expected reasoning: 6/8=75% completed; two missing explicit. Preserve the planned denominator policy. If students need support, record it and reassess with another new case rather than awarding independence to a copied answer.</w:t>
+      </w:r>
+    </w:p>
+    <w:p>
+      <w:pPr>
+        <w:pStyle w:val="Heading3"/>
+      </w:pPr>
+      <w:r>
+        <w:t>Assess independent transfer</w:t>
+      </w:r>
+    </w:p>
+    <w:p>
+      <w:pPr>
+        <w:pStyle w:val="Heading3"/>
+      </w:pPr>
+      <w:r>
+        <w:t>Selected case answer</w:t>
+      </w:r>
+    </w:p>
+    <w:p>
+      <w:pPr>
+        <w:pStyle w:val="Heading3"/>
+      </w:pPr>
+      <w:r>
+        <w:t>Feedback that the learner uses</w:t>
+      </w:r>
+    </w:p>
+    <w:p>
+      <w:pPr>
+        <w:pStyle w:val="Heading1"/>
+      </w:pPr>
+      <w:r>
+        <w:t>06. Connect, support and revisit research reasoning</w:t>
+      </w:r>
+    </w:p>
+    <w:p>
+      <w:r>
+        <w:t>Use saved evidence and assumptions to choose the next question.</w:t>
+      </w:r>
+    </w:p>
+    <w:p>
+      <w:pPr>
+        <w:pStyle w:val="Heading2"/>
+      </w:pPr>
+      <w:r>
+        <w:t>Project and next-week bridge</w:t>
+      </w:r>
+    </w:p>
+    <w:p>
+      <w:pPr>
+        <w:spacing w:line="336" w:lineRule="auto" w:after="180"/>
+      </w:pPr>
+      <w:r>
+        <w:rPr>
+          <w:b w:val="0"/>
+        </w:rPr>
+        <w:t xml:space="preserve">Add a labelled predefining an </w:t>
+      </w:r>
+      <w:r>
+        <w:rPr>
+          <w:b/>
+        </w:rPr>
+        <w:t>analysis plan</w:t>
+      </w:r>
+      <w:r>
+        <w:rPr>
+          <w:b w:val="0"/>
+        </w:rPr>
+        <w:t xml:space="preserve"> </w:t>
+      </w:r>
+      <w:r>
+        <w:rPr>
+          <w:b/>
+        </w:rPr>
+        <w:t>evidence</w:t>
+      </w:r>
+      <w:r>
+        <w:rPr>
+          <w:b w:val="0"/>
+        </w:rPr>
+        <w:t xml:space="preserve"> sheet to Reproducible AI Research Study. Show how you can explain the </w:t>
+      </w:r>
+      <w:r>
+        <w:rPr>
+          <w:b/>
+        </w:rPr>
+        <w:t>mechanism</w:t>
+      </w:r>
+      <w:r>
+        <w:rPr>
+          <w:b w:val="0"/>
+        </w:rPr>
+        <w:t xml:space="preserve"> and terminology of predefining an </w:t>
+      </w:r>
+      <w:r>
+        <w:rPr>
+          <w:b/>
+        </w:rPr>
+        <w:t>analysis plan</w:t>
+      </w:r>
+      <w:r>
+        <w:rPr>
+          <w:b w:val="0"/>
+        </w:rPr>
+        <w:t>.</w:t>
+      </w:r>
+    </w:p>
+    <w:p>
+      <w:pPr>
+        <w:spacing w:line="336" w:lineRule="auto" w:after="180"/>
+      </w:pPr>
+      <w:r>
+        <w:rPr>
+          <w:b w:val="0"/>
+        </w:rPr>
+        <w:t xml:space="preserve">Use the supplied fictional case and keep its </w:t>
+      </w:r>
+      <w:r>
+        <w:rPr>
+          <w:b/>
+        </w:rPr>
+        <w:t>input</w:t>
+      </w:r>
+      <w:r>
+        <w:rPr>
+          <w:b w:val="0"/>
+        </w:rPr>
+        <w:t xml:space="preserve">s, intermediate steps, calculation or </w:t>
+      </w:r>
+      <w:r>
+        <w:rPr>
+          <w:b/>
+        </w:rPr>
+        <w:t>prediction</w:t>
+      </w:r>
+      <w:r>
+        <w:rPr>
+          <w:b w:val="0"/>
+        </w:rPr>
+        <w:t>, and limitation. Connect this record to last week’s record; a matching answer without a trace is insufficient.</w:t>
+      </w:r>
+    </w:p>
+    <w:p>
+      <w:pPr>
+        <w:spacing w:line="336" w:lineRule="auto" w:after="180"/>
+      </w:pPr>
+      <w:r>
+        <w:rPr>
+          <w:b w:val="0"/>
+        </w:rPr>
+        <w:t xml:space="preserve">Provide an </w:t>
+      </w:r>
+      <w:r>
+        <w:rPr>
+          <w:b/>
+        </w:rPr>
+        <w:t>input</w:t>
+      </w:r>
+      <w:r>
+        <w:rPr>
+          <w:b w:val="0"/>
+        </w:rPr>
+        <w:t>/procedure/result/limit frame and a calculator when needed. Ask students to identify the first step before completing the whole trace.</w:t>
+      </w:r>
+    </w:p>
+    <w:p>
+      <w:pPr>
+        <w:spacing w:line="336" w:lineRule="auto" w:after="180"/>
+      </w:pPr>
+      <w:r>
+        <w:rPr>
+          <w:b w:val="0"/>
+        </w:rPr>
+        <w:t xml:space="preserve">Extension: compare two concrete variants of this </w:t>
+      </w:r>
+      <w:r>
+        <w:rPr>
+          <w:b/>
+        </w:rPr>
+        <w:t>mechanism</w:t>
+      </w:r>
+      <w:r>
+        <w:rPr>
+          <w:b w:val="0"/>
+        </w:rPr>
+        <w:t xml:space="preserve"> while holding unrelated conditions fixed; report both successful and unsuccessful outcomes.</w:t>
+      </w:r>
+    </w:p>
+    <w:p>
+      <w:pPr>
+        <w:spacing w:line="336" w:lineRule="auto" w:after="180"/>
+      </w:pPr>
+      <w:r>
+        <w:rPr>
+          <w:b w:val="0"/>
+        </w:rPr>
+        <w:t xml:space="preserve">Next connection: Pilot experiments. Preserve the current case record and retrieve its </w:t>
+      </w:r>
+      <w:r>
+        <w:rPr>
+          <w:b/>
+        </w:rPr>
+        <w:t>evidence</w:t>
+      </w:r>
+      <w:r>
+        <w:rPr>
+          <w:b w:val="0"/>
+        </w:rPr>
+        <w:t xml:space="preserve"> boundary before moving on.</w:t>
+      </w:r>
+    </w:p>
+    <w:p>
+      <w:pPr>
+        <w:spacing w:line="336" w:lineRule="auto" w:after="180"/>
+      </w:pPr>
+      <w:r>
+        <w:rPr>
+          <w:b w:val="0"/>
+        </w:rPr>
+        <w:t>Retain the project ledger and assess a changed case after support. Check the relevant prerequisite before carrying this component forward.</w:t>
+      </w:r>
+    </w:p>
+    <w:p>
+      <w:pPr>
+        <w:spacing w:line="336" w:lineRule="auto" w:after="180"/>
+      </w:pPr>
+      <w:r>
+        <w:rPr>
+          <w:b w:val="0"/>
+        </w:rPr>
+        <w:t>For the Reproducible AI Research Study, retain an annotated worked trace and the changed-case reasoning. Connect the claim to its records, units and assumptions so another investigator can challenge or reproduce it.</w:t>
+      </w:r>
+    </w:p>
+    <w:p>
+      <w:pPr>
+        <w:pStyle w:val="Heading2"/>
+      </w:pPr>
+      <w:r>
+        <w:t>Delayed return and support record</w:t>
       </w:r>
     </w:p>
     <w:p>
@@ -3847,48 +4754,60 @@
     </w:p>
     <w:p>
       <w:pPr>
-        <w:pStyle w:val="Heading3"/>
-      </w:pPr>
-      <w:r>
-        <w:t>Project evidence from this case</w:t>
+        <w:pStyle w:val="Heading2"/>
+      </w:pPr>
+      <w:r>
+        <w:t>Earlier wording, alternatives and picture transcripts · reference / check after trying</w:t>
       </w:r>
     </w:p>
     <w:p>
       <w:pPr>
-        <w:spacing w:line="336" w:lineRule="auto" w:after="180"/>
-      </w:pPr>
-      <w:r>
-        <w:rPr>
-          <w:b w:val="0"/>
-        </w:rPr>
-        <w:t>For the Reproducible AI Research Study, retain an annotated worked trace and the changed-case reasoning. Connect the claim to its records, units and assumptions so another investigator can challenge or reproduce it.</w:t>
+        <w:pStyle w:val="Heading3"/>
+      </w:pPr>
+      <w:r>
+        <w:t>Plan the delayed return</w:t>
       </w:r>
     </w:p>
     <w:p>
       <w:pPr>
-        <w:pStyle w:val="Heading1"/>
-      </w:pPr>
-      <w:r>
-        <w:t>07. Prepare, teach and assess</w:t>
+        <w:pStyle w:val="Heading3"/>
+      </w:pPr>
+      <w:r>
+        <w:t>Project evidence from this case</w:t>
       </w:r>
     </w:p>
     <w:p>
-      <w:r>
-        <w:t>Use this preparation summary alongside the detailed Predefining an analysis plan lesson; it is a checklist rather than a replacement for the full sequence.</w:t>
+      <w:pPr>
+        <w:pStyle w:val="Heading1"/>
+      </w:pPr>
+      <w:r>
+        <w:t>Reference bank and extra practice</w:t>
       </w:r>
     </w:p>
     <w:p>
       <w:pPr>
-        <w:pStyle w:val="Heading3"/>
-      </w:pPr>
-      <w:r>
-        <w:t>Teaching target</w:t>
+        <w:pStyle w:val="Heading1"/>
+      </w:pPr>
+      <w:r>
+        <w:t>07. Reference · Alternative planning checklist</w:t>
       </w:r>
     </w:p>
     <w:p>
+      <w:r>
+        <w:t>Use alongside the main route when helpful.</w:t>
+      </w:r>
+    </w:p>
+    <w:p>
+      <w:pPr>
+        <w:pStyle w:val="Heading2"/>
+      </w:pPr>
+      <w:r>
+        <w:t>Planning,assessment and project reminders</w:t>
+      </w:r>
+    </w:p>
+    <w:p>
       <w:pPr>
         <w:spacing w:line="336" w:lineRule="auto" w:after="180"/>
-        <w:shd w:fill="EDF7F3"/>
       </w:pPr>
       <w:r>
         <w:rPr>
@@ -4089,7 +5008,7 @@
         <w:rPr>
           <w:b w:val="0"/>
         </w:rPr>
-        <w:t>Before class, solve the supported practice: Plan includes all20 cases. After results, the team removes four failed cases because they make the graph look worse.</w:t>
+        <w:t>Before class, solve the supported practice: Plan includes all 20 cases. After results, the team removes four failed cases because they make the graph look worse. Show the intermediate steps and give the conclusion with its scope.</w:t>
       </w:r>
     </w:p>
     <w:p>
@@ -4100,27 +5019,41 @@
         <w:rPr>
           <w:b w:val="0"/>
         </w:rPr>
-        <w:t>Show the intermediate steps and give the conclusion with its scope.</w:t>
+        <w:t>Reasoned practice answer: Teacher explanation: The exclusion is outcome-informed and violates the plan. If the other 16 cases all passed, report the original 16/20; otherwise use the actual pass count out of 20, and label any revised analysis with reasons rather than hiding failures.</w:t>
       </w:r>
     </w:p>
     <w:p>
       <w:pPr>
-        <w:pStyle w:val="Heading3"/>
-      </w:pPr>
-      <w:r>
-        <w:t>Supported practice answer</w:t>
+        <w:spacing w:line="336" w:lineRule="auto" w:after="180"/>
+      </w:pPr>
+      <w:r>
+        <w:rPr>
+          <w:b w:val="0"/>
+        </w:rPr>
+        <w:t xml:space="preserve">Check every learner before discussion: Use the worked case for Predefining an </w:t>
+      </w:r>
+      <w:r>
+        <w:rPr>
+          <w:b/>
+        </w:rPr>
+        <w:t>analysis plan</w:t>
+      </w:r>
+      <w:r>
+        <w:rPr>
+          <w:b w:val="0"/>
+        </w:rPr>
+        <w:t>. Proposed explanation: “The worked result establishes every future case”. Decide whether this explanation is supported.</w:t>
       </w:r>
     </w:p>
     <w:p>
       <w:pPr>
         <w:spacing w:line="336" w:lineRule="auto" w:after="180"/>
-        <w:shd w:fill="F1F6FC"/>
       </w:pPr>
       <w:r>
         <w:rPr>
           <w:b w:val="0"/>
         </w:rPr>
-        <w:t>Reasoned practice answer: Teacher explanation: The exclusion is outcome-informed and violates the plan. If the other 16 cases all passed, report the original 16/20; otherwise use the actual pass count out of 20, and label any revised analysis with reasons rather than hiding failures.</w:t>
+        <w:t>Point to the step or supplied fact that decides; explain your repair if needed.</w:t>
       </w:r>
     </w:p>
     <w:p>
@@ -4131,19 +5064,7 @@
         <w:rPr>
           <w:b w:val="0"/>
         </w:rPr>
-        <w:t xml:space="preserve">Check every learner before discussion: Use the worked case for Predefining an </w:t>
-      </w:r>
-      <w:r>
-        <w:rPr>
-          <w:b/>
-        </w:rPr>
-        <w:t>analysis plan</w:t>
-      </w:r>
-      <w:r>
-        <w:rPr>
-          <w:b w:val="0"/>
-        </w:rPr>
-        <w:t>. Proposed explanation: “The worked result establishes every future case”. Decide whether this explanation is supported.</w:t>
+        <w:t>Misconception repair: A prespecified plan can still be flawed; transparency prevents hidden changes, not invalid assumptions.</w:t>
       </w:r>
     </w:p>
     <w:p>
@@ -4154,117 +5075,58 @@
         <w:rPr>
           <w:b w:val="0"/>
         </w:rPr>
-        <w:t>Point to the step or supplied fact that decides; explain your repair if needed.</w:t>
+        <w:t xml:space="preserve">Support: read the exact case aloud, enlarge the labelled picture, supply </w:t>
+      </w:r>
+      <w:r>
+        <w:rPr>
+          <w:b/>
+        </w:rPr>
+        <w:t>input</w:t>
+      </w:r>
+      <w:r>
+        <w:rPr>
+          <w:b w:val="0"/>
+        </w:rPr>
+        <w:t xml:space="preserve"> cards and model only the first deciding step. Accept a spoken explanation or drawing; retain the reasoning goal.</w:t>
       </w:r>
     </w:p>
     <w:p>
       <w:pPr>
-        <w:pStyle w:val="Heading3"/>
-      </w:pPr>
-      <w:r>
-        <w:t>Repair the misconception</w:t>
+        <w:spacing w:line="336" w:lineRule="auto" w:after="180"/>
+      </w:pPr>
+      <w:r>
+        <w:rPr>
+          <w:b w:val="0"/>
+        </w:rPr>
+        <w:t xml:space="preserve">Extension: Exclude two readable cases because the new model fails them. Require a </w:t>
+      </w:r>
+      <w:r>
+        <w:rPr>
+          <w:b/>
+        </w:rPr>
+        <w:t>prediction</w:t>
+      </w:r>
+      <w:r>
+        <w:rPr>
+          <w:b w:val="0"/>
+        </w:rPr>
+        <w:t xml:space="preserve"> and a reason before comparing. Expected result: That outcome-driven exclusion violates the recorded rule.</w:t>
       </w:r>
     </w:p>
     <w:p>
       <w:pPr>
         <w:spacing w:line="336" w:lineRule="auto" w:after="180"/>
-        <w:shd w:fill="FFF5E6"/>
       </w:pPr>
       <w:r>
         <w:rPr>
           <w:b w:val="0"/>
         </w:rPr>
-        <w:t>Misconception repair: A prespecified plan can still be flawed; transparency prevents hidden changes, not invalid assumptions.</w:t>
+        <w:t>Reason: Model failure is not the predeclared unreadable-file criterion.</w:t>
       </w:r>
     </w:p>
     <w:p>
       <w:pPr>
-        <w:pStyle w:val="Heading3"/>
-      </w:pPr>
-      <w:r>
-        <w:t>Support without giving away the answer</w:t>
-      </w:r>
-    </w:p>
-    <w:p>
-      <w:pPr>
         <w:spacing w:line="336" w:lineRule="auto" w:after="180"/>
-        <w:shd w:fill="F1F6F8"/>
-      </w:pPr>
-      <w:r>
-        <w:rPr>
-          <w:b w:val="0"/>
-        </w:rPr>
-        <w:t xml:space="preserve">Support: read the exact case aloud, enlarge the labelled picture, supply </w:t>
-      </w:r>
-      <w:r>
-        <w:rPr>
-          <w:b/>
-        </w:rPr>
-        <w:t>input</w:t>
-      </w:r>
-      <w:r>
-        <w:rPr>
-          <w:b w:val="0"/>
-        </w:rPr>
-        <w:t xml:space="preserve"> cards and model only the first deciding step. Accept a spoken explanation or drawing; retain the reasoning goal.</w:t>
-      </w:r>
-    </w:p>
-    <w:p>
-      <w:pPr>
-        <w:pStyle w:val="Heading3"/>
-      </w:pPr>
-      <w:r>
-        <w:t>Extend the reasoning</w:t>
-      </w:r>
-    </w:p>
-    <w:p>
-      <w:pPr>
-        <w:spacing w:line="336" w:lineRule="auto" w:after="180"/>
-        <w:shd w:fill="F5F1FB"/>
-      </w:pPr>
-      <w:r>
-        <w:rPr>
-          <w:b w:val="0"/>
-        </w:rPr>
-        <w:t xml:space="preserve">Extension: Exclude two readable cases because the new model fails them. Require a </w:t>
-      </w:r>
-      <w:r>
-        <w:rPr>
-          <w:b/>
-        </w:rPr>
-        <w:t>prediction</w:t>
-      </w:r>
-      <w:r>
-        <w:rPr>
-          <w:b w:val="0"/>
-        </w:rPr>
-        <w:t xml:space="preserve"> and a reason before comparing. Expected result: That outcome-driven exclusion violates the recorded rule.</w:t>
-      </w:r>
-    </w:p>
-    <w:p>
-      <w:pPr>
-        <w:spacing w:line="336" w:lineRule="auto" w:after="180"/>
-        <w:shd w:fill="F5F1FB"/>
-      </w:pPr>
-      <w:r>
-        <w:rPr>
-          <w:b w:val="0"/>
-        </w:rPr>
-        <w:t>Reason: Model failure is not the predeclared unreadable-file criterion.</w:t>
-      </w:r>
-    </w:p>
-    <w:p>
-      <w:pPr>
-        <w:pStyle w:val="Heading3"/>
-      </w:pPr>
-      <w:r>
-        <w:t>Protect the independent attempt</w:t>
-      </w:r>
-    </w:p>
-    <w:p>
-      <w:pPr>
-        <w:spacing w:line="336" w:lineRule="auto" w:after="180"/>
-        <w:shd w:fill="FFF5E6"/>
       </w:pPr>
       <w:r>
         <w:rPr>
@@ -4459,58 +5321,57 @@
     </w:tbl>
     <w:p>
       <w:pPr>
-        <w:pStyle w:val="Heading3"/>
-      </w:pPr>
-      <w:r>
-        <w:t>Project checkpoint</w:t>
+        <w:spacing w:line="336" w:lineRule="auto" w:after="180"/>
+      </w:pPr>
+      <w:r>
+        <w:rPr>
+          <w:b w:val="0"/>
+        </w:rPr>
+        <w:t>Project checkpoint: Evaluate and revise. Compare with your starting method, explain errors and record a justified revision.</w:t>
       </w:r>
     </w:p>
     <w:p>
       <w:pPr>
         <w:spacing w:line="336" w:lineRule="auto" w:after="180"/>
-        <w:shd w:fill="EDF7F3"/>
       </w:pPr>
       <w:r>
         <w:rPr>
           <w:b w:val="0"/>
         </w:rPr>
-        <w:t>Project checkpoint: Evaluate and revise. Compare with your starting method, explain errors and record a justified revision.</w:t>
+        <w:t xml:space="preserve">Use the weekly teacher answer for topic-specific reasoning. A saved progress tick is an activity record; judge mastery from the learner’s explanation and </w:t>
+      </w:r>
+      <w:r>
+        <w:rPr>
+          <w:b/>
+        </w:rPr>
+        <w:t>evidence</w:t>
+      </w:r>
+      <w:r>
+        <w:rPr>
+          <w:b w:val="0"/>
+        </w:rPr>
+        <w:t>.</w:t>
       </w:r>
     </w:p>
     <w:p>
       <w:pPr>
-        <w:spacing w:line="336" w:lineRule="auto" w:after="180"/>
-      </w:pPr>
-      <w:r>
-        <w:rPr>
-          <w:b w:val="0"/>
-        </w:rPr>
-        <w:t xml:space="preserve">Use the weekly teacher answer for topic-specific reasoning. A saved progress tick is an activity record; judge mastery from the learner’s explanation and </w:t>
-      </w:r>
-      <w:r>
-        <w:rPr>
-          <w:b/>
-        </w:rPr>
-        <w:t>evidence</w:t>
-      </w:r>
-      <w:r>
-        <w:rPr>
-          <w:b w:val="0"/>
-        </w:rPr>
-        <w:t>.</w:t>
+        <w:pStyle w:val="Heading1"/>
+      </w:pPr>
+      <w:r>
+        <w:t>08. Reference · Feedback,labs and repair paths</w:t>
       </w:r>
     </w:p>
     <w:p>
-      <w:pPr>
-        <w:pStyle w:val="Heading1"/>
-      </w:pPr>
-      <w:r>
-        <w:t>08. Use feedback, labs and repair paths</w:t>
+      <w:r>
+        <w:t>Retain the first attempt and the evidence used for a repair.</w:t>
       </w:r>
     </w:p>
     <w:p>
-      <w:r>
-        <w:t>Use feedback, earlier review and portfolios purposefully. Apply the coding routine only when this lesson has an executable lab.</w:t>
+      <w:pPr>
+        <w:pStyle w:val="Heading2"/>
+      </w:pPr>
+      <w:r>
+        <w:t>Feedback and record guidance</w:t>
       </w:r>
     </w:p>
     <w:p>
@@ -4548,40 +5409,42 @@
       </w:r>
     </w:p>
     <w:p>
-      <w:pPr>
-        <w:pStyle w:val="Heading3"/>
-      </w:pPr>
-      <w:r>
-        <w:t>For later coding lessons</w:t>
+      <w:r>
+        <w:t>This week has no code block. Use this routine when a later lesson includes an executable lab.</w:t>
       </w:r>
     </w:p>
     <w:p>
-      <w:r>
-        <w:t>This week has no code block. Use this routine when a later lesson includes an executable lab.</w:t>
+      <w:pPr>
+        <w:spacing w:line="336" w:lineRule="auto" w:after="180"/>
+      </w:pPr>
+      <w:r>
+        <w:rPr>
+          <w:b w:val="0"/>
+        </w:rPr>
+        <w:t xml:space="preserve">Ask students to predict before running code. Preserve errors and actual </w:t>
+      </w:r>
+      <w:r>
+        <w:rPr>
+          <w:b/>
+        </w:rPr>
+        <w:t>output</w:t>
+      </w:r>
+      <w:r>
+        <w:rPr>
+          <w:b w:val="0"/>
+        </w:rPr>
+        <w:t>s; collect a changed test and an explanation. The branch-boundary and indexing lessons deliberately include failure cases.</w:t>
       </w:r>
     </w:p>
     <w:p>
       <w:pPr>
         <w:spacing w:line="336" w:lineRule="auto" w:after="180"/>
-        <w:shd w:fill="F1F6F8"/>
       </w:pPr>
       <w:r>
         <w:rPr>
           <w:b w:val="0"/>
         </w:rPr>
-        <w:t xml:space="preserve">Ask students to predict before running code. Preserve errors and actual </w:t>
-      </w:r>
-      <w:r>
-        <w:rPr>
-          <w:b/>
-        </w:rPr>
-        <w:t>output</w:t>
-      </w:r>
-      <w:r>
-        <w:rPr>
-          <w:b w:val="0"/>
-        </w:rPr>
-        <w:t>s; collect a changed test and an explanation. The branch-boundary and indexing lessons deliberately include failure cases.</w:t>
+        <w:t>Use the earlier worked-explanation links to address a specific missing building block, then return to the current question. Adapt this suggestion after observing the learner; it is not an automatic diagnosis.</w:t>
       </w:r>
     </w:p>
     <w:p>
@@ -4592,71 +5455,37 @@
         <w:rPr>
           <w:b w:val="0"/>
         </w:rPr>
-        <w:t>Use the earlier worked-explanation links to address a specific missing building block, then return to the current question. Adapt this suggestion after observing the learner; it is not an automatic diagnosis.</w:t>
+        <w:t xml:space="preserve">Collect the completed-work portfolio as </w:t>
+      </w:r>
+      <w:r>
+        <w:rPr>
+          <w:b/>
+        </w:rPr>
+        <w:t>evidence</w:t>
+      </w:r>
+      <w:r>
+        <w:rPr>
+          <w:b w:val="0"/>
+        </w:rPr>
+        <w:t>. Record support separately from correctness, and assess explanation, trace/test and limitations. Progress ticks and quiz selections alone do not establish mastery.</w:t>
       </w:r>
     </w:p>
     <w:p>
       <w:pPr>
-        <w:spacing w:line="336" w:lineRule="auto" w:after="180"/>
-      </w:pPr>
-      <w:r>
-        <w:rPr>
-          <w:b w:val="0"/>
-        </w:rPr>
-        <w:t xml:space="preserve">Collect the completed-work portfolio as </w:t>
-      </w:r>
-      <w:r>
-        <w:rPr>
-          <w:b/>
-        </w:rPr>
-        <w:t>evidence</w:t>
-      </w:r>
-      <w:r>
-        <w:rPr>
-          <w:b w:val="0"/>
-        </w:rPr>
-        <w:t>. Record support separately from correctness, and assess explanation, trace/test and limitations. Progress ticks and quiz selections alone do not establish mastery.</w:t>
+        <w:pStyle w:val="Heading1"/>
+      </w:pPr>
+      <w:r>
+        <w:t>09. Reference · Teach with the six pictures</w:t>
       </w:r>
     </w:p>
     <w:p>
-      <w:pPr>
-        <w:pStyle w:val="Heading1"/>
-      </w:pPr>
-      <w:r>
-        <w:t>09. Visual concept journey</w:t>
+      <w:r>
+        <w:t>Choose one picture for a particular reasoning move.</w:t>
       </w:r>
     </w:p>
     <w:p>
-      <w:r>
-        <w:t>Show one Predefining an analysis plan graphic at a time, request a prediction and discuss its trace before the independent assessment.</w:t>
-      </w:r>
-    </w:p>
-    <w:p>
-      <w:pPr>
-        <w:spacing w:line="336" w:lineRule="auto" w:after="180"/>
-      </w:pPr>
-      <w:r>
-        <w:rPr>
-          <w:b w:val="0"/>
-        </w:rPr>
-        <w:t xml:space="preserve">Use one picture at a time. Hide a worked result before asking for a </w:t>
-      </w:r>
-      <w:r>
-        <w:rPr>
-          <w:b/>
-        </w:rPr>
-        <w:t>prediction</w:t>
-      </w:r>
-      <w:r>
-        <w:rPr>
-          <w:b w:val="0"/>
-        </w:rPr>
-        <w:t>, then reveal it for feedback. These are supported teaching cases; retain the separate independent assessment for a fresh first attempt.</w:t>
-      </w:r>
-    </w:p>
-    <w:p>
-      <w:pPr>
-        <w:pStyle w:val="Heading3"/>
+      <w:pPr>
+        <w:pStyle w:val="Heading2"/>
       </w:pPr>
       <w:r>
         <w:t>01. Predefining an analysis plan: the case</w:t>
@@ -4667,7 +5496,7 @@
         <w:drawing>
           <wp:inline xmlns:a="http://schemas.openxmlformats.org/drawingml/2006/main" xmlns:pic="http://schemas.openxmlformats.org/drawingml/2006/picture">
             <wp:extent cx="5486400" cy="2834640"/>
-            <wp:docPr id="2" name="Picture 2" descr="Freeze decisions before the result. A team records its outcome, exclusions and analysis before evaluating a reserved set. Supplied facts: Plan: compare correct counts on 12 cases; exclude only unreadable files identified before scoring; report all version results."/>
+            <wp:docPr id="4" name="Picture 4" descr="Freeze decisions before the result. A team records its outcome, exclusions and analysis before evaluating a reserved set. Supplied facts: Plan: compare correct counts on 12 cases; exclude only unreadable files identified before scoring; report all version results."/>
             <wp:cNvGraphicFramePr>
               <a:graphicFrameLocks noChangeAspect="1"/>
             </wp:cNvGraphicFramePr>
@@ -4679,7 +5508,7 @@
                     <pic:cNvPicPr/>
                   </pic:nvPicPr>
                   <pic:blipFill>
-                    <a:blip r:embed="rId10"/>
+                    <a:blip r:embed="rId12"/>
                     <a:stretch>
                       <a:fillRect/>
                     </a:stretch>
@@ -4723,7 +5552,6 @@
     <w:p>
       <w:pPr>
         <w:spacing w:line="336" w:lineRule="auto" w:after="180"/>
-        <w:shd w:fill="F5F1FB"/>
       </w:pPr>
       <w:r>
         <w:rPr>
@@ -4734,27 +5562,18 @@
     </w:p>
     <w:p>
       <w:pPr>
-        <w:pStyle w:val="Heading3"/>
-      </w:pPr>
-      <w:r>
-        <w:t>Discuss while showing the picture</w:t>
+        <w:spacing w:line="336" w:lineRule="auto" w:after="180"/>
+      </w:pPr>
+      <w:r>
+        <w:rPr>
+          <w:b w:val="0"/>
+        </w:rPr>
+        <w:t>Teacher prompt: Point to the given fact that matters most. Explain why it matters. Ask learners to describe one label or arrow in ordinary words. Use the adjacent transcript if the image is difficult to see.</w:t>
       </w:r>
     </w:p>
     <w:p>
       <w:pPr>
-        <w:spacing w:line="336" w:lineRule="auto" w:after="180"/>
-        <w:shd w:fill="F1F6F8"/>
-      </w:pPr>
-      <w:r>
-        <w:rPr>
-          <w:b w:val="0"/>
-        </w:rPr>
-        <w:t>Teacher prompt: Point to the given fact that matters most. Explain why it matters. Ask learners to describe one label or arrow in ordinary words. Use the adjacent transcript if the image is difficult to see.</w:t>
-      </w:r>
-    </w:p>
-    <w:p>
-      <w:pPr>
-        <w:pStyle w:val="Heading3"/>
+        <w:pStyle w:val="Heading2"/>
       </w:pPr>
       <w:r>
         <w:t>02. Follow the deciding steps</w:t>
@@ -4765,7 +5584,7 @@
         <w:drawing>
           <wp:inline xmlns:a="http://schemas.openxmlformats.org/drawingml/2006/main" xmlns:pic="http://schemas.openxmlformats.org/drawingml/2006/picture">
             <wp:extent cx="5486400" cy="3182112"/>
-            <wp:docPr id="3" name="Picture 3" descr="Write the rule first: Record the outcome and justified unreadable-file exclusion. → Protect the reserved set: Do not choose exclusions from which cases each model fails. → Report deviations: If the plan changes, mark the change and give its reason."/>
+            <wp:docPr id="5" name="Picture 5" descr="Write the rule first: Record the outcome and justified unreadable-file exclusion. → Protect the reserved set: Do not choose exclusions from which cases each model fails. → Report deviations: If the plan changes, mark the change and give its reason."/>
             <wp:cNvGraphicFramePr>
               <a:graphicFrameLocks noChangeAspect="1"/>
             </wp:cNvGraphicFramePr>
@@ -4777,7 +5596,7 @@
                     <pic:cNvPicPr/>
                   </pic:nvPicPr>
                   <pic:blipFill>
-                    <a:blip r:embed="rId11"/>
+                    <a:blip r:embed="rId10"/>
                     <a:stretch>
                       <a:fillRect/>
                     </a:stretch>
@@ -4822,7 +5641,6 @@
     <w:p>
       <w:pPr>
         <w:spacing w:line="336" w:lineRule="auto" w:after="180"/>
-        <w:shd w:fill="F5F1FB"/>
       </w:pPr>
       <w:r>
         <w:rPr>
@@ -4845,39 +5663,30 @@
     </w:p>
     <w:p>
       <w:pPr>
-        <w:pStyle w:val="Heading3"/>
-      </w:pPr>
-      <w:r>
-        <w:t>Discuss while showing the picture</w:t>
+        <w:spacing w:line="336" w:lineRule="auto" w:after="180"/>
+      </w:pPr>
+      <w:r>
+        <w:rPr>
+          <w:b w:val="0"/>
+        </w:rPr>
+        <w:t xml:space="preserve">Teacher prompt: Point to each numbered stage and explain which recorded </w:t>
+      </w:r>
+      <w:r>
+        <w:rPr>
+          <w:b/>
+        </w:rPr>
+        <w:t>input</w:t>
+      </w:r>
+      <w:r>
+        <w:rPr>
+          <w:b w:val="0"/>
+        </w:rPr>
+        <w:t xml:space="preserve"> it uses. Ask learners to describe one label or arrow in ordinary words. Use the adjacent transcript if the image is difficult to see.</w:t>
       </w:r>
     </w:p>
     <w:p>
       <w:pPr>
-        <w:spacing w:line="336" w:lineRule="auto" w:after="180"/>
-        <w:shd w:fill="F1F6F8"/>
-      </w:pPr>
-      <w:r>
-        <w:rPr>
-          <w:b w:val="0"/>
-        </w:rPr>
-        <w:t xml:space="preserve">Teacher prompt: Point to each numbered stage and explain which recorded </w:t>
-      </w:r>
-      <w:r>
-        <w:rPr>
-          <w:b/>
-        </w:rPr>
-        <w:t>input</w:t>
-      </w:r>
-      <w:r>
-        <w:rPr>
-          <w:b w:val="0"/>
-        </w:rPr>
-        <w:t xml:space="preserve"> it uses. Ask learners to describe one label or arrow in ordinary words. Use the adjacent transcript if the image is difficult to see.</w:t>
-      </w:r>
-    </w:p>
-    <w:p>
-      <w:pPr>
-        <w:pStyle w:val="Heading3"/>
+        <w:pStyle w:val="Heading2"/>
       </w:pPr>
       <w:r>
         <w:t>03. Predefining an analysis plan — evidence trace</w:t>
@@ -4888,7 +5697,7 @@
         <w:drawing>
           <wp:inline xmlns:a="http://schemas.openxmlformats.org/drawingml/2006/main" xmlns:pic="http://schemas.openxmlformats.org/drawingml/2006/picture">
             <wp:extent cx="5486400" cy="3297936"/>
-            <wp:docPr id="4" name="Picture 4" descr="Predefining an analysis plan — evidence trace. Plan includes all20 cases. After results, the team removes four failed cases because they make the graph look worse. | Declare primary metric, eligible cases, missing handling, baseline, test assumptions and reporting. Timestamp/version the plan; label later choices exploratory. | The exclusion is outcome-informed and violates the plan. If the other 16 cases all passed, report the original 16/20; otherwise use the actual pass count out of 20, and label any revised analysis with reasons rather than hiding failures."/>
+            <wp:docPr id="6" name="Picture 6" descr="Predefining an analysis plan — evidence trace. Plan includes all 20 cases. After results, the team removes four failed cases because they make the graph look worse. | Declare primary metric, eligible cases, missing handling, baseline, test assumptions and reporting. Timestamp/version the plan; label later choices exploratory. | The exclusion is outcome-informed and violates the plan. If the other 16 cases all passed, report the original 16/20; otherwise use the actual pass count out of 20, and label any revised analysis with reasons rather than hiding failures."/>
             <wp:cNvGraphicFramePr>
               <a:graphicFrameLocks noChangeAspect="1"/>
             </wp:cNvGraphicFramePr>
@@ -4900,7 +5709,7 @@
                     <pic:cNvPicPr/>
                   </pic:nvPicPr>
                   <pic:blipFill>
-                    <a:blip r:embed="rId12"/>
+                    <a:blip r:embed="rId13"/>
                     <a:stretch>
                       <a:fillRect/>
                     </a:stretch>
@@ -4951,7 +5760,7 @@
         <w:rPr>
           <w:b w:val="0"/>
         </w:rPr>
-        <w:t xml:space="preserve"> trace. Plan includes all20 cases.</w:t>
+        <w:t xml:space="preserve"> trace. Plan includes all 20 cases. After results, the team removes four failed cases because they make the graph look worse. | Declare primary metric, eligible cases, missing handling, baseline, test assumptions and reporting. Timestamp/version the plan; label later choices exploratory. | The exclusion is outcome-informed and violates the plan. If the other 16 cases all passed, report the original 16/20; otherwise use the actual pass count out of 20, and label any revised analysis with reasons rather than hiding failures.</w:t>
       </w:r>
     </w:p>
     <w:p>
@@ -4962,7 +5771,7 @@
         <w:rPr>
           <w:b w:val="0"/>
         </w:rPr>
-        <w:t>After results, the team removes four failed cases because they make the graph look worse. | Declare primary metric, eligible cases, missing handling, baseline, test assumptions and reporting.</w:t>
+        <w:t>Read the labels and values. Explain the relationship the model shows.</w:t>
       </w:r>
     </w:p>
     <w:p>
@@ -4973,44 +5782,12 @@
         <w:rPr>
           <w:b w:val="0"/>
         </w:rPr>
-        <w:t>Timestamp/version the plan; label later choices exploratory. | The exclusion is outcome-informed and violates the plan. If the other 16 cases all passed, report the original 16/20; otherwise use the actual pass count out of 20, and label any revised analysis with reasons rather than hiding failures.</w:t>
+        <w:t>Teacher prompt: Read the labels and values. Explain the relationship the model shows. Ask learners to describe one label or arrow in ordinary words. Use the adjacent transcript if the image is difficult to see.</w:t>
       </w:r>
     </w:p>
     <w:p>
       <w:pPr>
-        <w:spacing w:line="336" w:lineRule="auto" w:after="180"/>
-        <w:shd w:fill="F5F1FB"/>
-      </w:pPr>
-      <w:r>
-        <w:rPr>
-          <w:b w:val="0"/>
-        </w:rPr>
-        <w:t>Read the labels and values. Explain the relationship the model shows.</w:t>
-      </w:r>
-    </w:p>
-    <w:p>
-      <w:pPr>
-        <w:pStyle w:val="Heading3"/>
-      </w:pPr>
-      <w:r>
-        <w:t>Discuss while showing the picture</w:t>
-      </w:r>
-    </w:p>
-    <w:p>
-      <w:pPr>
-        <w:spacing w:line="336" w:lineRule="auto" w:after="180"/>
-        <w:shd w:fill="F1F6F8"/>
-      </w:pPr>
-      <w:r>
-        <w:rPr>
-          <w:b w:val="0"/>
-        </w:rPr>
-        <w:t>Teacher prompt: Read the labels and values. Explain the relationship the model shows. Ask learners to describe one label or arrow in ordinary words. Use the adjacent transcript if the image is difficult to see.</w:t>
-      </w:r>
-    </w:p>
-    <w:p>
-      <w:pPr>
-        <w:pStyle w:val="Heading3"/>
+        <w:pStyle w:val="Heading2"/>
       </w:pPr>
       <w:r>
         <w:t>04. Change one thing. Trace what follows.</w:t>
@@ -5021,7 +5798,7 @@
         <w:drawing>
           <wp:inline xmlns:a="http://schemas.openxmlformats.org/drawingml/2006/main" xmlns:pic="http://schemas.openxmlformats.org/drawingml/2006/picture">
             <wp:extent cx="5486400" cy="3026664"/>
-            <wp:docPr id="5" name="Picture 5" descr="Original case: If the plan changes, mark the change and give its reason. Changed condition: Exclude two readable cases because the new model fails them. Expected result: That outcome-driven exclusion violates the recorded rule. Reason: Model failure is not the predeclared unreadable-file criterion."/>
+            <wp:docPr id="7" name="Picture 7" descr="Original case: If the plan changes, mark the change and give its reason. Changed condition: Exclude two readable cases because the new model fails them. Expected result: That outcome-driven exclusion violates the recorded rule. Reason: Model failure is not the predeclared unreadable-file criterion."/>
             <wp:cNvGraphicFramePr>
               <a:graphicFrameLocks noChangeAspect="1"/>
             </wp:cNvGraphicFramePr>
@@ -5033,7 +5810,7 @@
                     <pic:cNvPicPr/>
                   </pic:nvPicPr>
                   <pic:blipFill>
-                    <a:blip r:embed="rId13"/>
+                    <a:blip r:embed="rId14"/>
                     <a:stretch>
                       <a:fillRect/>
                     </a:stretch>
@@ -5077,7 +5854,6 @@
     <w:p>
       <w:pPr>
         <w:spacing w:line="336" w:lineRule="auto" w:after="180"/>
-        <w:shd w:fill="F5F1FB"/>
       </w:pPr>
       <w:r>
         <w:rPr>
@@ -5088,39 +5864,29 @@
     </w:p>
     <w:p>
       <w:pPr>
-        <w:pStyle w:val="Heading3"/>
-      </w:pPr>
-      <w:r>
-        <w:t>Discuss while showing the picture</w:t>
+        <w:spacing w:line="336" w:lineRule="auto" w:after="180"/>
+      </w:pPr>
+      <w:r>
+        <w:rPr>
+          <w:b w:val="0"/>
+        </w:rPr>
+        <w:t>Teacher prompt: Predict before checking the worked changed-case result. Name what changed and what the supplied facts allow you to conclude. Ask learners to describe one label or arrow in ordinary words.</w:t>
       </w:r>
     </w:p>
     <w:p>
       <w:pPr>
         <w:spacing w:line="336" w:lineRule="auto" w:after="180"/>
-        <w:shd w:fill="F1F6F8"/>
       </w:pPr>
       <w:r>
         <w:rPr>
           <w:b w:val="0"/>
         </w:rPr>
-        <w:t>Teacher prompt: Predict before checking the worked changed-case result. Name what changed and what the supplied facts allow you to conclude. Ask learners to describe one label or arrow in ordinary words.</w:t>
+        <w:t>Use the adjacent transcript if the image is difficult to see. Changed-case reasoning: Model failure is not the predeclared unreadable-file criterion.</w:t>
       </w:r>
     </w:p>
     <w:p>
       <w:pPr>
-        <w:spacing w:line="336" w:lineRule="auto" w:after="180"/>
-        <w:shd w:fill="F1F6F8"/>
-      </w:pPr>
-      <w:r>
-        <w:rPr>
-          <w:b w:val="0"/>
-        </w:rPr>
-        <w:t>Use the adjacent transcript if the image is difficult to see. Changed-case reasoning: Model failure is not the predeclared unreadable-file criterion.</w:t>
-      </w:r>
-    </w:p>
-    <w:p>
-      <w:pPr>
-        <w:pStyle w:val="Heading3"/>
+        <w:pStyle w:val="Heading2"/>
       </w:pPr>
       <w:r>
         <w:t>05. Connect the explanation to its limit</w:t>
@@ -5131,7 +5897,7 @@
         <w:drawing>
           <wp:inline xmlns:a="http://schemas.openxmlformats.org/drawingml/2006/main" xmlns:pic="http://schemas.openxmlformats.org/drawingml/2006/picture">
             <wp:extent cx="5486400" cy="2834640"/>
-            <wp:docPr id="6" name="Picture 6" descr="An analysis plan limits flexibility after outcomes are known. Necessary changes can be transparent, but they should not be silently presented as the original plan. Limit: A plan cannot correct poor sampling or guarantee valid assumptions; it makes decisions auditable."/>
+            <wp:docPr id="8" name="Picture 8" descr="An analysis plan limits flexibility after outcomes are known. Necessary changes can be transparent, but they should not be silently presented as the original plan. Limit: A plan cannot correct poor sampling or guarantee valid assumptions; it makes decisions auditable."/>
             <wp:cNvGraphicFramePr>
               <a:graphicFrameLocks noChangeAspect="1"/>
             </wp:cNvGraphicFramePr>
@@ -5143,7 +5909,7 @@
                     <pic:cNvPicPr/>
                   </pic:nvPicPr>
                   <pic:blipFill>
-                    <a:blip r:embed="rId14"/>
+                    <a:blip r:embed="rId15"/>
                     <a:stretch>
                       <a:fillRect/>
                     </a:stretch>
@@ -5199,7 +5965,6 @@
     <w:p>
       <w:pPr>
         <w:spacing w:line="336" w:lineRule="auto" w:after="180"/>
-        <w:shd w:fill="F5F1FB"/>
       </w:pPr>
       <w:r>
         <w:rPr>
@@ -5210,39 +5975,29 @@
     </w:p>
     <w:p>
       <w:pPr>
-        <w:pStyle w:val="Heading3"/>
-      </w:pPr>
-      <w:r>
-        <w:t>Discuss while showing the picture</w:t>
+        <w:spacing w:line="336" w:lineRule="auto" w:after="180"/>
+      </w:pPr>
+      <w:r>
+        <w:rPr>
+          <w:b w:val="0"/>
+        </w:rPr>
+        <w:t>Teacher prompt: Explain the case, then point to a limit on the claim. Ask learners to describe one label or arrow in ordinary words. Use the adjacent transcript if the image is difficult to see.</w:t>
       </w:r>
     </w:p>
     <w:p>
       <w:pPr>
         <w:spacing w:line="336" w:lineRule="auto" w:after="180"/>
-        <w:shd w:fill="F1F6F8"/>
       </w:pPr>
       <w:r>
         <w:rPr>
           <w:b w:val="0"/>
         </w:rPr>
-        <w:t>Teacher prompt: Explain the case, then point to a limit on the claim. Ask learners to describe one label or arrow in ordinary words. Use the adjacent transcript if the image is difficult to see.</w:t>
+        <w:t>Keep the stated scope: A plan cannot correct poor sampling or guarantee valid assumptions; it makes decisions auditable.</w:t>
       </w:r>
     </w:p>
     <w:p>
       <w:pPr>
-        <w:spacing w:line="336" w:lineRule="auto" w:after="180"/>
-        <w:shd w:fill="F1F6F8"/>
-      </w:pPr>
-      <w:r>
-        <w:rPr>
-          <w:b w:val="0"/>
-        </w:rPr>
-        <w:t>Keep the stated scope: A plan cannot correct poor sampling or guarantee valid assumptions; it makes decisions auditable.</w:t>
-      </w:r>
-    </w:p>
-    <w:p>
-      <w:pPr>
-        <w:pStyle w:val="Heading3"/>
+        <w:pStyle w:val="Heading2"/>
       </w:pPr>
       <w:r>
         <w:t>06. Make the idea visible in your project</w:t>
@@ -5253,7 +6008,7 @@
         <w:drawing>
           <wp:inline xmlns:a="http://schemas.openxmlformats.org/drawingml/2006/main" xmlns:pic="http://schemas.openxmlformats.org/drawingml/2006/picture">
             <wp:extent cx="5486400" cy="3681984"/>
-            <wp:docPr id="7" name="Picture 7" descr="For the Reproducible AI Research Study, retain an annotated worked trace and the changed-case reasoning. Connect the claim to its records, units and assumptions so another investigator can challenge or reproduce it. Draw your input, deciding step, result and limit. Supported question: Apply the recorded exclusion rule. Can two readable model failures be removed, and how must a necessary later plan change be disclosed?"/>
+            <wp:docPr id="9" name="Picture 9" descr="For the Reproducible AI Research Study, retain an annotated worked trace and the changed-case reasoning. Connect the claim to its records, units and assumptions so another investigator can challenge or reproduce it. Draw your input, deciding step, result and limit. Supported question: Apply the recorded exclusion rule. Can two readable model failures be removed, and how must a necessary later plan change be disclosed?"/>
             <wp:cNvGraphicFramePr>
               <a:graphicFrameLocks noChangeAspect="1"/>
             </wp:cNvGraphicFramePr>
@@ -5265,7 +6020,7 @@
                     <pic:cNvPicPr/>
                   </pic:nvPicPr>
                   <pic:blipFill>
-                    <a:blip r:embed="rId15"/>
+                    <a:blip r:embed="rId16"/>
                     <a:stretch>
                       <a:fillRect/>
                     </a:stretch>
@@ -5333,7 +6088,6 @@
     <w:p>
       <w:pPr>
         <w:spacing w:line="336" w:lineRule="auto" w:after="180"/>
-        <w:shd w:fill="F5F1FB"/>
       </w:pPr>
       <w:r>
         <w:rPr>
@@ -5356,58 +6110,126 @@
     </w:p>
     <w:p>
       <w:pPr>
-        <w:pStyle w:val="Heading3"/>
-      </w:pPr>
-      <w:r>
-        <w:t>Discuss while showing the picture</w:t>
+        <w:spacing w:line="336" w:lineRule="auto" w:after="180"/>
+      </w:pPr>
+      <w:r>
+        <w:rPr>
+          <w:b w:val="0"/>
+        </w:rPr>
+        <w:t xml:space="preserve">Teacher prompt: Draw your project trace and justify the deciding step using </w:t>
+      </w:r>
+      <w:r>
+        <w:rPr>
+          <w:b/>
+        </w:rPr>
+        <w:t>evidence</w:t>
+      </w:r>
+      <w:r>
+        <w:rPr>
+          <w:b w:val="0"/>
+        </w:rPr>
+        <w:t>. Ask learners to describe one label or arrow in ordinary words. Use the adjacent transcript if the image is difficult to see.</w:t>
       </w:r>
     </w:p>
     <w:p>
       <w:pPr>
         <w:spacing w:line="336" w:lineRule="auto" w:after="180"/>
-        <w:shd w:fill="F1F6F8"/>
       </w:pPr>
       <w:r>
         <w:rPr>
           <w:b w:val="0"/>
         </w:rPr>
-        <w:t xml:space="preserve">Teacher prompt: Draw your project trace and justify the deciding step using </w:t>
-      </w:r>
-      <w:r>
-        <w:rPr>
-          <w:b/>
-        </w:rPr>
-        <w:t>evidence</w:t>
-      </w:r>
-      <w:r>
-        <w:rPr>
-          <w:b w:val="0"/>
-        </w:rPr>
-        <w:t>. Ask learners to describe one label or arrow in ordinary words. Use the adjacent transcript if the image is difficult to see.</w:t>
+        <w:t>Supported practice key: Record the outcome and justified unreadable-file exclusion. Do not choose exclusions from which cases each model fails. If the plan changes, mark the change and give its reason.</w:t>
       </w:r>
     </w:p>
     <w:p>
       <w:pPr>
         <w:spacing w:line="336" w:lineRule="auto" w:after="180"/>
-        <w:shd w:fill="F1F6F8"/>
       </w:pPr>
       <w:r>
         <w:rPr>
           <w:b w:val="0"/>
         </w:rPr>
-        <w:t>Supported practice key: Record the outcome and justified unreadable-file exclusion. Do not choose exclusions from which cases each model fails. If the plan changes, mark the change and give its reason.</w:t>
+        <w:t>Changed case: That outcome-driven exclusion violates the recorded rule. Model failure is not the predeclared unreadable-file criterion.</w:t>
       </w:r>
     </w:p>
     <w:p>
       <w:pPr>
+        <w:pStyle w:val="Heading2"/>
+      </w:pPr>
+      <w:r>
+        <w:t>Earlier wording, alternatives and picture transcripts · reference / check after trying</w:t>
+      </w:r>
+    </w:p>
+    <w:p>
+      <w:pPr>
         <w:spacing w:line="336" w:lineRule="auto" w:after="180"/>
-        <w:shd w:fill="F1F6F8"/>
       </w:pPr>
       <w:r>
         <w:rPr>
           <w:b w:val="0"/>
         </w:rPr>
-        <w:t>Changed case: That outcome-driven exclusion violates the recorded rule. Model failure is not the predeclared unreadable-file criterion.</w:t>
+        <w:t xml:space="preserve">Use one picture at a time. Hide a worked result before asking for a </w:t>
+      </w:r>
+      <w:r>
+        <w:rPr>
+          <w:b/>
+        </w:rPr>
+        <w:t>prediction</w:t>
+      </w:r>
+      <w:r>
+        <w:rPr>
+          <w:b w:val="0"/>
+        </w:rPr>
+        <w:t>, then reveal it for feedback. These are supported teaching cases; retain the separate independent assessment for a fresh first attempt.</w:t>
+      </w:r>
+    </w:p>
+    <w:p>
+      <w:pPr>
+        <w:pStyle w:val="Heading3"/>
+      </w:pPr>
+      <w:r>
+        <w:t>01. Predefining an analysis plan: the case</w:t>
+      </w:r>
+    </w:p>
+    <w:p>
+      <w:pPr>
+        <w:pStyle w:val="Heading3"/>
+      </w:pPr>
+      <w:r>
+        <w:t>02. Follow the deciding steps</w:t>
+      </w:r>
+    </w:p>
+    <w:p>
+      <w:pPr>
+        <w:pStyle w:val="Heading3"/>
+      </w:pPr>
+      <w:r>
+        <w:t>03. Predefining an analysis plan — evidence trace</w:t>
+      </w:r>
+    </w:p>
+    <w:p>
+      <w:pPr>
+        <w:pStyle w:val="Heading3"/>
+      </w:pPr>
+      <w:r>
+        <w:t>04. Change one thing. Trace what follows.</w:t>
+      </w:r>
+    </w:p>
+    <w:p>
+      <w:pPr>
+        <w:pStyle w:val="Heading3"/>
+      </w:pPr>
+      <w:r>
+        <w:t>05. Connect the explanation to its limit</w:t>
+      </w:r>
+    </w:p>
+    <w:p>
+      <w:pPr>
+        <w:pStyle w:val="Heading3"/>
+      </w:pPr>
+      <w:r>
+        <w:t>06. Make the idea visible in your project</w:t>
       </w:r>
     </w:p>
     <w:sectPr>
